--- a/Slot1/Exercise1.docx
+++ b/Slot1/Exercise1.docx
@@ -9,11 +9,32 @@
       <w:r>
         <w:t xml:space="preserve">1/ </w:t>
       </w:r>
+      <w:proofErr w:type="spellStart"/>
       <w:r>
         <w:t>T</w:t>
       </w:r>
       <w:r>
-        <w:t xml:space="preserve">rình bày về </w:t>
+        <w:t>rình</w:t>
+      </w:r>
+      <w:proofErr w:type="spellEnd"/>
+      <w:r>
+        <w:t xml:space="preserve"> </w:t>
+      </w:r>
+      <w:proofErr w:type="spellStart"/>
+      <w:r>
+        <w:t>bày</w:t>
+      </w:r>
+      <w:proofErr w:type="spellEnd"/>
+      <w:r>
+        <w:t xml:space="preserve"> </w:t>
+      </w:r>
+      <w:proofErr w:type="spellStart"/>
+      <w:r>
+        <w:t>về</w:t>
+      </w:r>
+      <w:proofErr w:type="spellEnd"/>
+      <w:r>
+        <w:t xml:space="preserve"> </w:t>
       </w:r>
       <w:r>
         <w:t>S</w:t>
@@ -25,21 +46,114 @@
         <w:t xml:space="preserve"> Framework, Spring B</w:t>
       </w:r>
       <w:r>
-        <w:t>oot. Ưu điểm và hạn chế</w:t>
-      </w:r>
+        <w:t xml:space="preserve">oot. </w:t>
+      </w:r>
+      <w:proofErr w:type="spellStart"/>
+      <w:r>
+        <w:t>Ưu</w:t>
+      </w:r>
+      <w:proofErr w:type="spellEnd"/>
+      <w:r>
+        <w:t xml:space="preserve"> </w:t>
+      </w:r>
+      <w:proofErr w:type="spellStart"/>
+      <w:r>
+        <w:t>điểm</w:t>
+      </w:r>
+      <w:proofErr w:type="spellEnd"/>
+      <w:r>
+        <w:t xml:space="preserve"> </w:t>
+      </w:r>
+      <w:proofErr w:type="spellStart"/>
+      <w:r>
+        <w:t>và</w:t>
+      </w:r>
+      <w:proofErr w:type="spellEnd"/>
+      <w:r>
+        <w:t xml:space="preserve"> </w:t>
+      </w:r>
+      <w:proofErr w:type="spellStart"/>
+      <w:r>
+        <w:t>hạn</w:t>
+      </w:r>
+      <w:proofErr w:type="spellEnd"/>
+      <w:r>
+        <w:t xml:space="preserve"> </w:t>
+      </w:r>
+      <w:proofErr w:type="spellStart"/>
+      <w:r>
+        <w:t>chế</w:t>
+      </w:r>
+      <w:proofErr w:type="spellEnd"/>
     </w:p>
     <w:p>
       <w:pPr>
         <w:pStyle w:val="0NoiDung"/>
       </w:pPr>
       <w:r>
-        <w:t>2/ T</w:t>
-      </w:r>
-      <w:r>
-        <w:t>rình bày về các thành phầ</w:t>
-      </w:r>
-      <w:r>
-        <w:t>n trong Spring B</w:t>
+        <w:t xml:space="preserve">2/ </w:t>
+      </w:r>
+      <w:proofErr w:type="spellStart"/>
+      <w:r>
+        <w:t>T</w:t>
+      </w:r>
+      <w:r>
+        <w:t>rình</w:t>
+      </w:r>
+      <w:proofErr w:type="spellEnd"/>
+      <w:r>
+        <w:t xml:space="preserve"> </w:t>
+      </w:r>
+      <w:proofErr w:type="spellStart"/>
+      <w:r>
+        <w:t>bày</w:t>
+      </w:r>
+      <w:proofErr w:type="spellEnd"/>
+      <w:r>
+        <w:t xml:space="preserve"> </w:t>
+      </w:r>
+      <w:proofErr w:type="spellStart"/>
+      <w:r>
+        <w:t>về</w:t>
+      </w:r>
+      <w:proofErr w:type="spellEnd"/>
+      <w:r>
+        <w:t xml:space="preserve"> </w:t>
+      </w:r>
+      <w:proofErr w:type="spellStart"/>
+      <w:r>
+        <w:t>các</w:t>
+      </w:r>
+      <w:proofErr w:type="spellEnd"/>
+      <w:r>
+        <w:t xml:space="preserve"> </w:t>
+      </w:r>
+      <w:proofErr w:type="spellStart"/>
+      <w:r>
+        <w:t>thành</w:t>
+      </w:r>
+      <w:proofErr w:type="spellEnd"/>
+      <w:r>
+        <w:t xml:space="preserve"> </w:t>
+      </w:r>
+      <w:proofErr w:type="spellStart"/>
+      <w:r>
+        <w:t>phầ</w:t>
+      </w:r>
+      <w:r>
+        <w:t>n</w:t>
+      </w:r>
+      <w:proofErr w:type="spellEnd"/>
+      <w:r>
+        <w:t xml:space="preserve"> </w:t>
+      </w:r>
+      <w:proofErr w:type="spellStart"/>
+      <w:r>
+        <w:t>trong</w:t>
+      </w:r>
+      <w:proofErr w:type="spellEnd"/>
+      <w:r>
+        <w:t xml:space="preserve"> Spring B</w:t>
       </w:r>
       <w:r>
         <w:t>oot</w:t>
@@ -50,14 +164,64 @@
         <w:pStyle w:val="0NoiDung"/>
       </w:pPr>
       <w:r>
-        <w:t>3/ Giới thiệu về</w:t>
-      </w:r>
+        <w:t xml:space="preserve">3/ </w:t>
+      </w:r>
+      <w:proofErr w:type="spellStart"/>
+      <w:r>
+        <w:t>Giới</w:t>
+      </w:r>
+      <w:proofErr w:type="spellEnd"/>
+      <w:r>
+        <w:t xml:space="preserve"> </w:t>
+      </w:r>
+      <w:proofErr w:type="spellStart"/>
+      <w:r>
+        <w:t>thiệu</w:t>
+      </w:r>
+      <w:proofErr w:type="spellEnd"/>
+      <w:r>
+        <w:t xml:space="preserve"> </w:t>
+      </w:r>
+      <w:proofErr w:type="spellStart"/>
+      <w:r>
+        <w:t>về</w:t>
+      </w:r>
+      <w:proofErr w:type="spellEnd"/>
       <w:r>
         <w:t xml:space="preserve"> G</w:t>
       </w:r>
       <w:r>
-        <w:t>it. Các lệnh cơ bản trong</w:t>
-      </w:r>
+        <w:t xml:space="preserve">it. Các </w:t>
+      </w:r>
+      <w:proofErr w:type="spellStart"/>
+      <w:r>
+        <w:t>lệnh</w:t>
+      </w:r>
+      <w:proofErr w:type="spellEnd"/>
+      <w:r>
+        <w:t xml:space="preserve"> </w:t>
+      </w:r>
+      <w:proofErr w:type="spellStart"/>
+      <w:r>
+        <w:t>cơ</w:t>
+      </w:r>
+      <w:proofErr w:type="spellEnd"/>
+      <w:r>
+        <w:t xml:space="preserve"> </w:t>
+      </w:r>
+      <w:proofErr w:type="spellStart"/>
+      <w:r>
+        <w:t>bản</w:t>
+      </w:r>
+      <w:proofErr w:type="spellEnd"/>
+      <w:r>
+        <w:t xml:space="preserve"> </w:t>
+      </w:r>
+      <w:proofErr w:type="spellStart"/>
+      <w:r>
+        <w:t>trong</w:t>
+      </w:r>
+      <w:proofErr w:type="spellEnd"/>
       <w:r>
         <w:t xml:space="preserve"> G</w:t>
       </w:r>
@@ -140,10 +304,20 @@
         <w:pStyle w:val="Heading1"/>
       </w:pPr>
       <w:bookmarkStart w:id="0" w:name="_Toc229487204"/>
-      <w:r>
-        <w:t>Mục lục</w:t>
+      <w:proofErr w:type="spellStart"/>
+      <w:r>
+        <w:t>Mục</w:t>
+      </w:r>
+      <w:proofErr w:type="spellEnd"/>
+      <w:r>
+        <w:t xml:space="preserve"> </w:t>
+      </w:r>
+      <w:proofErr w:type="spellStart"/>
+      <w:r>
+        <w:t>lục</w:t>
       </w:r>
       <w:bookmarkEnd w:id="0"/>
+      <w:proofErr w:type="spellEnd"/>
       <w:r>
         <w:t xml:space="preserve"> </w:t>
       </w:r>
@@ -3183,9 +3357,48 @@
       <w:r>
         <w:br w:type="page"/>
       </w:r>
-      <w:r>
+      <w:proofErr w:type="spellStart"/>
+      <w:r>
+        <w:rPr>
+          <w:color w:val="auto"/>
+        </w:rPr>
         <w:lastRenderedPageBreak/>
-        <w:t xml:space="preserve">Mục lục hình </w:t>
+        <w:t>Mục</w:t>
+      </w:r>
+      <w:proofErr w:type="spellEnd"/>
+      <w:r>
+        <w:rPr>
+          <w:color w:val="auto"/>
+        </w:rPr>
+        <w:t xml:space="preserve"> </w:t>
+      </w:r>
+      <w:proofErr w:type="spellStart"/>
+      <w:r>
+        <w:rPr>
+          <w:color w:val="auto"/>
+        </w:rPr>
+        <w:t>lục</w:t>
+      </w:r>
+      <w:proofErr w:type="spellEnd"/>
+      <w:r>
+        <w:rPr>
+          <w:color w:val="auto"/>
+        </w:rPr>
+        <w:t xml:space="preserve"> </w:t>
+      </w:r>
+      <w:proofErr w:type="spellStart"/>
+      <w:r>
+        <w:rPr>
+          <w:color w:val="auto"/>
+        </w:rPr>
+        <w:t>hình</w:t>
+      </w:r>
+      <w:proofErr w:type="spellEnd"/>
+      <w:r>
+        <w:rPr>
+          <w:color w:val="auto"/>
+        </w:rPr>
+        <w:t xml:space="preserve"> </w:t>
       </w:r>
     </w:p>
     <w:p>
@@ -3491,14 +3704,32 @@
       </w:pPr>
       <w:bookmarkStart w:id="1" w:name="_Toc229487139"/>
       <w:bookmarkStart w:id="2" w:name="_Toc229487205"/>
+      <w:proofErr w:type="spellStart"/>
       <w:r>
         <w:t>Tổ</w:t>
       </w:r>
       <w:r>
-        <w:t>ng quan</w:t>
-      </w:r>
-      <w:r>
-        <w:t xml:space="preserve"> về Spring Framework, Spring Boot</w:t>
+        <w:t>ng</w:t>
+      </w:r>
+      <w:proofErr w:type="spellEnd"/>
+      <w:r>
+        <w:t xml:space="preserve"> </w:t>
+      </w:r>
+      <w:proofErr w:type="spellStart"/>
+      <w:r>
+        <w:t>quan</w:t>
+      </w:r>
+      <w:proofErr w:type="spellEnd"/>
+      <w:r>
+        <w:t xml:space="preserve"> </w:t>
+      </w:r>
+      <w:proofErr w:type="spellStart"/>
+      <w:r>
+        <w:t>về</w:t>
+      </w:r>
+      <w:proofErr w:type="spellEnd"/>
+      <w:r>
+        <w:t xml:space="preserve"> Spring Framework, Spring Boot</w:t>
       </w:r>
       <w:bookmarkEnd w:id="1"/>
       <w:bookmarkEnd w:id="2"/>
@@ -3510,7 +3741,15 @@
       <w:bookmarkStart w:id="3" w:name="_Toc229487140"/>
       <w:bookmarkStart w:id="4" w:name="_Toc229487206"/>
       <w:r>
-        <w:t>1. Spring Framework và Spring Boot</w:t>
+        <w:t xml:space="preserve">1. Spring Framework </w:t>
+      </w:r>
+      <w:proofErr w:type="spellStart"/>
+      <w:r>
+        <w:t>và</w:t>
+      </w:r>
+      <w:proofErr w:type="spellEnd"/>
+      <w:r>
+        <w:t xml:space="preserve"> Spring Boot</w:t>
       </w:r>
       <w:bookmarkEnd w:id="3"/>
       <w:bookmarkEnd w:id="4"/>
@@ -3525,7 +3764,23 @@
         <w:t xml:space="preserve">1.1 </w:t>
       </w:r>
       <w:r>
-        <w:t>Spring Framework là gì?</w:t>
+        <w:t xml:space="preserve">Spring Framework </w:t>
+      </w:r>
+      <w:proofErr w:type="spellStart"/>
+      <w:r>
+        <w:t>là</w:t>
+      </w:r>
+      <w:proofErr w:type="spellEnd"/>
+      <w:r>
+        <w:t xml:space="preserve"> </w:t>
+      </w:r>
+      <w:proofErr w:type="spellStart"/>
+      <w:r>
+        <w:t>gì</w:t>
+      </w:r>
+      <w:proofErr w:type="spellEnd"/>
+      <w:r>
+        <w:t>?</w:t>
       </w:r>
       <w:bookmarkEnd w:id="5"/>
       <w:bookmarkEnd w:id="6"/>
@@ -3535,15 +3790,244 @@
         <w:pStyle w:val="0NoiDung"/>
       </w:pPr>
       <w:r>
-        <w:t>Spring Framework là một framework mã nguồn mở dành cho Java, giúp phát triển ứng dụng enterprise dễ dàng hơn. Spring hỗ trợ lập trình hướng đối tượng, quản lý dependency, web application, database, security,...</w:t>
-      </w:r>
+        <w:t xml:space="preserve">Spring Framework </w:t>
+      </w:r>
+      <w:proofErr w:type="spellStart"/>
+      <w:r>
+        <w:t>là</w:t>
+      </w:r>
+      <w:proofErr w:type="spellEnd"/>
+      <w:r>
+        <w:t xml:space="preserve"> </w:t>
+      </w:r>
+      <w:proofErr w:type="spellStart"/>
+      <w:r>
+        <w:t>một</w:t>
+      </w:r>
+      <w:proofErr w:type="spellEnd"/>
+      <w:r>
+        <w:t xml:space="preserve"> framework </w:t>
+      </w:r>
+      <w:proofErr w:type="spellStart"/>
+      <w:r>
+        <w:t>mã</w:t>
+      </w:r>
+      <w:proofErr w:type="spellEnd"/>
+      <w:r>
+        <w:t xml:space="preserve"> </w:t>
+      </w:r>
+      <w:proofErr w:type="spellStart"/>
+      <w:r>
+        <w:t>nguồn</w:t>
+      </w:r>
+      <w:proofErr w:type="spellEnd"/>
+      <w:r>
+        <w:t xml:space="preserve"> </w:t>
+      </w:r>
+      <w:proofErr w:type="spellStart"/>
+      <w:r>
+        <w:t>mở</w:t>
+      </w:r>
+      <w:proofErr w:type="spellEnd"/>
+      <w:r>
+        <w:t xml:space="preserve"> </w:t>
+      </w:r>
+      <w:proofErr w:type="spellStart"/>
+      <w:r>
+        <w:t>dành</w:t>
+      </w:r>
+      <w:proofErr w:type="spellEnd"/>
+      <w:r>
+        <w:t xml:space="preserve"> </w:t>
+      </w:r>
+      <w:proofErr w:type="spellStart"/>
+      <w:r>
+        <w:t>cho</w:t>
+      </w:r>
+      <w:proofErr w:type="spellEnd"/>
+      <w:r>
+        <w:t xml:space="preserve"> Java, </w:t>
+      </w:r>
+      <w:proofErr w:type="spellStart"/>
+      <w:r>
+        <w:t>giúp</w:t>
+      </w:r>
+      <w:proofErr w:type="spellEnd"/>
+      <w:r>
+        <w:t xml:space="preserve"> </w:t>
+      </w:r>
+      <w:proofErr w:type="spellStart"/>
+      <w:r>
+        <w:t>phát</w:t>
+      </w:r>
+      <w:proofErr w:type="spellEnd"/>
+      <w:r>
+        <w:t xml:space="preserve"> </w:t>
+      </w:r>
+      <w:proofErr w:type="spellStart"/>
+      <w:r>
+        <w:t>triển</w:t>
+      </w:r>
+      <w:proofErr w:type="spellEnd"/>
+      <w:r>
+        <w:t xml:space="preserve"> </w:t>
+      </w:r>
+      <w:proofErr w:type="spellStart"/>
+      <w:r>
+        <w:t>ứng</w:t>
+      </w:r>
+      <w:proofErr w:type="spellEnd"/>
+      <w:r>
+        <w:t xml:space="preserve"> </w:t>
+      </w:r>
+      <w:proofErr w:type="spellStart"/>
+      <w:r>
+        <w:t>dụng</w:t>
+      </w:r>
+      <w:proofErr w:type="spellEnd"/>
+      <w:r>
+        <w:t xml:space="preserve"> enterprise </w:t>
+      </w:r>
+      <w:proofErr w:type="spellStart"/>
+      <w:r>
+        <w:t>dễ</w:t>
+      </w:r>
+      <w:proofErr w:type="spellEnd"/>
+      <w:r>
+        <w:t xml:space="preserve"> </w:t>
+      </w:r>
+      <w:proofErr w:type="spellStart"/>
+      <w:r>
+        <w:t>dàng</w:t>
+      </w:r>
+      <w:proofErr w:type="spellEnd"/>
+      <w:r>
+        <w:t xml:space="preserve"> </w:t>
+      </w:r>
+      <w:proofErr w:type="spellStart"/>
+      <w:r>
+        <w:t>hơn</w:t>
+      </w:r>
+      <w:proofErr w:type="spellEnd"/>
+      <w:r>
+        <w:t xml:space="preserve">. Spring </w:t>
+      </w:r>
+      <w:proofErr w:type="spellStart"/>
+      <w:r>
+        <w:t>hỗ</w:t>
+      </w:r>
+      <w:proofErr w:type="spellEnd"/>
+      <w:r>
+        <w:t xml:space="preserve"> </w:t>
+      </w:r>
+      <w:proofErr w:type="spellStart"/>
+      <w:r>
+        <w:t>trợ</w:t>
+      </w:r>
+      <w:proofErr w:type="spellEnd"/>
+      <w:r>
+        <w:t xml:space="preserve"> </w:t>
+      </w:r>
+      <w:proofErr w:type="spellStart"/>
+      <w:r>
+        <w:t>lập</w:t>
+      </w:r>
+      <w:proofErr w:type="spellEnd"/>
+      <w:r>
+        <w:t xml:space="preserve"> </w:t>
+      </w:r>
+      <w:proofErr w:type="spellStart"/>
+      <w:r>
+        <w:t>trình</w:t>
+      </w:r>
+      <w:proofErr w:type="spellEnd"/>
+      <w:r>
+        <w:t xml:space="preserve"> </w:t>
+      </w:r>
+      <w:proofErr w:type="spellStart"/>
+      <w:r>
+        <w:t>hướng</w:t>
+      </w:r>
+      <w:proofErr w:type="spellEnd"/>
+      <w:r>
+        <w:t xml:space="preserve"> </w:t>
+      </w:r>
+      <w:proofErr w:type="spellStart"/>
+      <w:r>
+        <w:t>đối</w:t>
+      </w:r>
+      <w:proofErr w:type="spellEnd"/>
+      <w:r>
+        <w:t xml:space="preserve"> </w:t>
+      </w:r>
+      <w:proofErr w:type="spellStart"/>
+      <w:r>
+        <w:t>tượng</w:t>
+      </w:r>
+      <w:proofErr w:type="spellEnd"/>
+      <w:r>
+        <w:t xml:space="preserve">, </w:t>
+      </w:r>
+      <w:proofErr w:type="spellStart"/>
+      <w:r>
+        <w:t>quản</w:t>
+      </w:r>
+      <w:proofErr w:type="spellEnd"/>
+      <w:r>
+        <w:t xml:space="preserve"> </w:t>
+      </w:r>
+      <w:proofErr w:type="spellStart"/>
+      <w:r>
+        <w:t>lý</w:t>
+      </w:r>
+      <w:proofErr w:type="spellEnd"/>
+      <w:r>
+        <w:t xml:space="preserve"> dependency, web application, database, </w:t>
+      </w:r>
+      <w:proofErr w:type="gramStart"/>
+      <w:r>
+        <w:t>security,...</w:t>
+      </w:r>
+      <w:proofErr w:type="gramEnd"/>
     </w:p>
     <w:p>
       <w:pPr>
         <w:pStyle w:val="0NoiDung"/>
       </w:pPr>
       <w:r>
-        <w:t>Spring Framework cung cấp nhiều module như:</w:t>
+        <w:t xml:space="preserve">Spring Framework </w:t>
+      </w:r>
+      <w:proofErr w:type="spellStart"/>
+      <w:r>
+        <w:t>cung</w:t>
+      </w:r>
+      <w:proofErr w:type="spellEnd"/>
+      <w:r>
+        <w:t xml:space="preserve"> </w:t>
+      </w:r>
+      <w:proofErr w:type="spellStart"/>
+      <w:r>
+        <w:t>cấp</w:t>
+      </w:r>
+      <w:proofErr w:type="spellEnd"/>
+      <w:r>
+        <w:t xml:space="preserve"> </w:t>
+      </w:r>
+      <w:proofErr w:type="spellStart"/>
+      <w:r>
+        <w:t>nhiều</w:t>
+      </w:r>
+      <w:proofErr w:type="spellEnd"/>
+      <w:r>
+        <w:t xml:space="preserve"> module </w:t>
+      </w:r>
+      <w:proofErr w:type="spellStart"/>
+      <w:r>
+        <w:t>như</w:t>
+      </w:r>
+      <w:proofErr w:type="spellEnd"/>
+      <w:r>
+        <w:t>:</w:t>
       </w:r>
     </w:p>
     <w:p>
@@ -3598,32 +4082,196 @@
       <w:pPr>
         <w:pStyle w:val="0NoiDung"/>
       </w:pPr>
-      <w:r>
-        <w:t>Mục tiêu chính:</w:t>
+      <w:proofErr w:type="spellStart"/>
+      <w:r>
+        <w:t>Mục</w:t>
+      </w:r>
+      <w:proofErr w:type="spellEnd"/>
+      <w:r>
+        <w:t xml:space="preserve"> </w:t>
+      </w:r>
+      <w:proofErr w:type="spellStart"/>
+      <w:r>
+        <w:t>tiêu</w:t>
+      </w:r>
+      <w:proofErr w:type="spellEnd"/>
+      <w:r>
+        <w:t xml:space="preserve"> </w:t>
+      </w:r>
+      <w:proofErr w:type="spellStart"/>
+      <w:r>
+        <w:t>chính</w:t>
+      </w:r>
+      <w:proofErr w:type="spellEnd"/>
+      <w:r>
+        <w:t>:</w:t>
       </w:r>
     </w:p>
     <w:p>
       <w:pPr>
         <w:pStyle w:val="0NoiDung"/>
       </w:pPr>
-      <w:r>
-        <w:t xml:space="preserve">Giảm sự phụ thuộc giữa các object </w:t>
+      <w:proofErr w:type="spellStart"/>
+      <w:r>
+        <w:t>Giảm</w:t>
+      </w:r>
+      <w:proofErr w:type="spellEnd"/>
+      <w:r>
+        <w:t xml:space="preserve"> </w:t>
+      </w:r>
+      <w:proofErr w:type="spellStart"/>
+      <w:r>
+        <w:t>sự</w:t>
+      </w:r>
+      <w:proofErr w:type="spellEnd"/>
+      <w:r>
+        <w:t xml:space="preserve"> </w:t>
+      </w:r>
+      <w:proofErr w:type="spellStart"/>
+      <w:r>
+        <w:t>phụ</w:t>
+      </w:r>
+      <w:proofErr w:type="spellEnd"/>
+      <w:r>
+        <w:t xml:space="preserve"> </w:t>
+      </w:r>
+      <w:proofErr w:type="spellStart"/>
+      <w:r>
+        <w:t>thuộc</w:t>
+      </w:r>
+      <w:proofErr w:type="spellEnd"/>
+      <w:r>
+        <w:t xml:space="preserve"> </w:t>
+      </w:r>
+      <w:proofErr w:type="spellStart"/>
+      <w:r>
+        <w:t>giữa</w:t>
+      </w:r>
+      <w:proofErr w:type="spellEnd"/>
+      <w:r>
+        <w:t xml:space="preserve"> </w:t>
+      </w:r>
+      <w:proofErr w:type="spellStart"/>
+      <w:r>
+        <w:t>các</w:t>
+      </w:r>
+      <w:proofErr w:type="spellEnd"/>
+      <w:r>
+        <w:t xml:space="preserve"> object </w:t>
       </w:r>
     </w:p>
     <w:p>
       <w:pPr>
         <w:pStyle w:val="0NoiDung"/>
       </w:pPr>
-      <w:r>
-        <w:t xml:space="preserve">Dễ bảo trì, mở rộng </w:t>
+      <w:proofErr w:type="spellStart"/>
+      <w:r>
+        <w:t>Dễ</w:t>
+      </w:r>
+      <w:proofErr w:type="spellEnd"/>
+      <w:r>
+        <w:t xml:space="preserve"> </w:t>
+      </w:r>
+      <w:proofErr w:type="spellStart"/>
+      <w:r>
+        <w:t>bảo</w:t>
+      </w:r>
+      <w:proofErr w:type="spellEnd"/>
+      <w:r>
+        <w:t xml:space="preserve"> </w:t>
+      </w:r>
+      <w:proofErr w:type="spellStart"/>
+      <w:r>
+        <w:t>trì</w:t>
+      </w:r>
+      <w:proofErr w:type="spellEnd"/>
+      <w:r>
+        <w:t xml:space="preserve">, </w:t>
+      </w:r>
+      <w:proofErr w:type="spellStart"/>
+      <w:r>
+        <w:t>mở</w:t>
+      </w:r>
+      <w:proofErr w:type="spellEnd"/>
+      <w:r>
+        <w:t xml:space="preserve"> </w:t>
+      </w:r>
+      <w:proofErr w:type="spellStart"/>
+      <w:r>
+        <w:t>rộng</w:t>
+      </w:r>
+      <w:proofErr w:type="spellEnd"/>
+      <w:r>
+        <w:t xml:space="preserve"> </w:t>
       </w:r>
     </w:p>
     <w:p>
       <w:pPr>
         <w:pStyle w:val="0NoiDung"/>
       </w:pPr>
-      <w:r>
-        <w:t xml:space="preserve">Hỗ trợ phát triển ứng dụng web mạnh mẽ </w:t>
+      <w:proofErr w:type="spellStart"/>
+      <w:r>
+        <w:t>Hỗ</w:t>
+      </w:r>
+      <w:proofErr w:type="spellEnd"/>
+      <w:r>
+        <w:t xml:space="preserve"> </w:t>
+      </w:r>
+      <w:proofErr w:type="spellStart"/>
+      <w:r>
+        <w:t>trợ</w:t>
+      </w:r>
+      <w:proofErr w:type="spellEnd"/>
+      <w:r>
+        <w:t xml:space="preserve"> </w:t>
+      </w:r>
+      <w:proofErr w:type="spellStart"/>
+      <w:r>
+        <w:t>phát</w:t>
+      </w:r>
+      <w:proofErr w:type="spellEnd"/>
+      <w:r>
+        <w:t xml:space="preserve"> </w:t>
+      </w:r>
+      <w:proofErr w:type="spellStart"/>
+      <w:r>
+        <w:t>triển</w:t>
+      </w:r>
+      <w:proofErr w:type="spellEnd"/>
+      <w:r>
+        <w:t xml:space="preserve"> </w:t>
+      </w:r>
+      <w:proofErr w:type="spellStart"/>
+      <w:r>
+        <w:t>ứng</w:t>
+      </w:r>
+      <w:proofErr w:type="spellEnd"/>
+      <w:r>
+        <w:t xml:space="preserve"> </w:t>
+      </w:r>
+      <w:proofErr w:type="spellStart"/>
+      <w:r>
+        <w:t>dụng</w:t>
+      </w:r>
+      <w:proofErr w:type="spellEnd"/>
+      <w:r>
+        <w:t xml:space="preserve"> web </w:t>
+      </w:r>
+      <w:proofErr w:type="spellStart"/>
+      <w:r>
+        <w:t>mạnh</w:t>
+      </w:r>
+      <w:proofErr w:type="spellEnd"/>
+      <w:r>
+        <w:t xml:space="preserve"> </w:t>
+      </w:r>
+      <w:proofErr w:type="spellStart"/>
+      <w:r>
+        <w:t>mẽ</w:t>
+      </w:r>
+      <w:proofErr w:type="spellEnd"/>
+      <w:r>
+        <w:t xml:space="preserve"> </w:t>
       </w:r>
     </w:p>
     <w:p>
@@ -3646,7 +4294,23 @@
         <w:t xml:space="preserve">1.2 </w:t>
       </w:r>
       <w:r>
-        <w:t>Spring Boot là gì?</w:t>
+        <w:t xml:space="preserve">Spring Boot </w:t>
+      </w:r>
+      <w:proofErr w:type="spellStart"/>
+      <w:r>
+        <w:t>là</w:t>
+      </w:r>
+      <w:proofErr w:type="spellEnd"/>
+      <w:r>
+        <w:t xml:space="preserve"> </w:t>
+      </w:r>
+      <w:proofErr w:type="spellStart"/>
+      <w:r>
+        <w:t>gì</w:t>
+      </w:r>
+      <w:proofErr w:type="spellEnd"/>
+      <w:r>
+        <w:t>?</w:t>
       </w:r>
       <w:bookmarkEnd w:id="7"/>
       <w:bookmarkEnd w:id="8"/>
@@ -3656,31 +4320,230 @@
         <w:pStyle w:val="0NoiDung"/>
       </w:pPr>
       <w:r>
-        <w:t>Spring Boot là framework được xây dựng trên Spring Framework nhằm:</w:t>
+        <w:t xml:space="preserve">Spring Boot </w:t>
+      </w:r>
+      <w:proofErr w:type="spellStart"/>
+      <w:r>
+        <w:t>là</w:t>
+      </w:r>
+      <w:proofErr w:type="spellEnd"/>
+      <w:r>
+        <w:t xml:space="preserve"> framework </w:t>
+      </w:r>
+      <w:proofErr w:type="spellStart"/>
+      <w:r>
+        <w:t>được</w:t>
+      </w:r>
+      <w:proofErr w:type="spellEnd"/>
+      <w:r>
+        <w:t xml:space="preserve"> </w:t>
+      </w:r>
+      <w:proofErr w:type="spellStart"/>
+      <w:r>
+        <w:t>xây</w:t>
+      </w:r>
+      <w:proofErr w:type="spellEnd"/>
+      <w:r>
+        <w:t xml:space="preserve"> </w:t>
+      </w:r>
+      <w:proofErr w:type="spellStart"/>
+      <w:r>
+        <w:t>dựng</w:t>
+      </w:r>
+      <w:proofErr w:type="spellEnd"/>
+      <w:r>
+        <w:t xml:space="preserve"> </w:t>
+      </w:r>
+      <w:proofErr w:type="spellStart"/>
+      <w:r>
+        <w:t>trên</w:t>
+      </w:r>
+      <w:proofErr w:type="spellEnd"/>
+      <w:r>
+        <w:t xml:space="preserve"> Spring Framework </w:t>
+      </w:r>
+      <w:proofErr w:type="spellStart"/>
+      <w:r>
+        <w:t>nhằm</w:t>
+      </w:r>
+      <w:proofErr w:type="spellEnd"/>
+      <w:r>
+        <w:t>:</w:t>
       </w:r>
     </w:p>
     <w:p>
       <w:pPr>
         <w:pStyle w:val="0NoiDung"/>
       </w:pPr>
-      <w:r>
-        <w:t xml:space="preserve">Giảm cấu hình phức tạp </w:t>
+      <w:proofErr w:type="spellStart"/>
+      <w:r>
+        <w:t>Giảm</w:t>
+      </w:r>
+      <w:proofErr w:type="spellEnd"/>
+      <w:r>
+        <w:t xml:space="preserve"> </w:t>
+      </w:r>
+      <w:proofErr w:type="spellStart"/>
+      <w:r>
+        <w:t>cấu</w:t>
+      </w:r>
+      <w:proofErr w:type="spellEnd"/>
+      <w:r>
+        <w:t xml:space="preserve"> </w:t>
+      </w:r>
+      <w:proofErr w:type="spellStart"/>
+      <w:r>
+        <w:t>hình</w:t>
+      </w:r>
+      <w:proofErr w:type="spellEnd"/>
+      <w:r>
+        <w:t xml:space="preserve"> </w:t>
+      </w:r>
+      <w:proofErr w:type="spellStart"/>
+      <w:r>
+        <w:t>phức</w:t>
+      </w:r>
+      <w:proofErr w:type="spellEnd"/>
+      <w:r>
+        <w:t xml:space="preserve"> </w:t>
+      </w:r>
+      <w:proofErr w:type="spellStart"/>
+      <w:r>
+        <w:t>tạp</w:t>
+      </w:r>
+      <w:proofErr w:type="spellEnd"/>
+      <w:r>
+        <w:t xml:space="preserve"> </w:t>
       </w:r>
     </w:p>
     <w:p>
       <w:pPr>
         <w:pStyle w:val="0NoiDung"/>
       </w:pPr>
-      <w:r>
-        <w:t xml:space="preserve">Tăng tốc độ phát triển ứng dụng </w:t>
+      <w:proofErr w:type="spellStart"/>
+      <w:r>
+        <w:t>Tăng</w:t>
+      </w:r>
+      <w:proofErr w:type="spellEnd"/>
+      <w:r>
+        <w:t xml:space="preserve"> </w:t>
+      </w:r>
+      <w:proofErr w:type="spellStart"/>
+      <w:r>
+        <w:t>tốc</w:t>
+      </w:r>
+      <w:proofErr w:type="spellEnd"/>
+      <w:r>
+        <w:t xml:space="preserve"> </w:t>
+      </w:r>
+      <w:proofErr w:type="spellStart"/>
+      <w:r>
+        <w:t>độ</w:t>
+      </w:r>
+      <w:proofErr w:type="spellEnd"/>
+      <w:r>
+        <w:t xml:space="preserve"> </w:t>
+      </w:r>
+      <w:proofErr w:type="spellStart"/>
+      <w:r>
+        <w:t>phát</w:t>
+      </w:r>
+      <w:proofErr w:type="spellEnd"/>
+      <w:r>
+        <w:t xml:space="preserve"> </w:t>
+      </w:r>
+      <w:proofErr w:type="spellStart"/>
+      <w:r>
+        <w:t>triển</w:t>
+      </w:r>
+      <w:proofErr w:type="spellEnd"/>
+      <w:r>
+        <w:t xml:space="preserve"> </w:t>
+      </w:r>
+      <w:proofErr w:type="spellStart"/>
+      <w:r>
+        <w:t>ứng</w:t>
+      </w:r>
+      <w:proofErr w:type="spellEnd"/>
+      <w:r>
+        <w:t xml:space="preserve"> </w:t>
+      </w:r>
+      <w:proofErr w:type="spellStart"/>
+      <w:r>
+        <w:t>dụng</w:t>
+      </w:r>
+      <w:proofErr w:type="spellEnd"/>
+      <w:r>
+        <w:t xml:space="preserve"> </w:t>
       </w:r>
     </w:p>
     <w:p>
       <w:pPr>
         <w:pStyle w:val="0NoiDung"/>
       </w:pPr>
-      <w:r>
-        <w:t xml:space="preserve">Tích hợp sẵn server và thư viện cần thiết </w:t>
+      <w:proofErr w:type="spellStart"/>
+      <w:r>
+        <w:t>Tích</w:t>
+      </w:r>
+      <w:proofErr w:type="spellEnd"/>
+      <w:r>
+        <w:t xml:space="preserve"> </w:t>
+      </w:r>
+      <w:proofErr w:type="spellStart"/>
+      <w:r>
+        <w:t>hợp</w:t>
+      </w:r>
+      <w:proofErr w:type="spellEnd"/>
+      <w:r>
+        <w:t xml:space="preserve"> </w:t>
+      </w:r>
+      <w:proofErr w:type="spellStart"/>
+      <w:r>
+        <w:t>sẵn</w:t>
+      </w:r>
+      <w:proofErr w:type="spellEnd"/>
+      <w:r>
+        <w:t xml:space="preserve"> server </w:t>
+      </w:r>
+      <w:proofErr w:type="spellStart"/>
+      <w:r>
+        <w:t>và</w:t>
+      </w:r>
+      <w:proofErr w:type="spellEnd"/>
+      <w:r>
+        <w:t xml:space="preserve"> </w:t>
+      </w:r>
+      <w:proofErr w:type="spellStart"/>
+      <w:r>
+        <w:t>thư</w:t>
+      </w:r>
+      <w:proofErr w:type="spellEnd"/>
+      <w:r>
+        <w:t xml:space="preserve"> </w:t>
+      </w:r>
+      <w:proofErr w:type="spellStart"/>
+      <w:r>
+        <w:t>viện</w:t>
+      </w:r>
+      <w:proofErr w:type="spellEnd"/>
+      <w:r>
+        <w:t xml:space="preserve"> </w:t>
+      </w:r>
+      <w:proofErr w:type="spellStart"/>
+      <w:r>
+        <w:t>cần</w:t>
+      </w:r>
+      <w:proofErr w:type="spellEnd"/>
+      <w:r>
+        <w:t xml:space="preserve"> </w:t>
+      </w:r>
+      <w:proofErr w:type="spellStart"/>
+      <w:r>
+        <w:t>thiết</w:t>
+      </w:r>
+      <w:proofErr w:type="spellEnd"/>
+      <w:r>
+        <w:t xml:space="preserve"> </w:t>
       </w:r>
     </w:p>
     <w:p>
@@ -3688,40 +4551,196 @@
         <w:pStyle w:val="0NoiDung"/>
       </w:pPr>
       <w:r>
-        <w:t>Spring Boot giúp lập trình viên:</w:t>
+        <w:t xml:space="preserve">Spring Boot </w:t>
+      </w:r>
+      <w:proofErr w:type="spellStart"/>
+      <w:r>
+        <w:t>giúp</w:t>
+      </w:r>
+      <w:proofErr w:type="spellEnd"/>
+      <w:r>
+        <w:t xml:space="preserve"> </w:t>
+      </w:r>
+      <w:proofErr w:type="spellStart"/>
+      <w:r>
+        <w:t>lập</w:t>
+      </w:r>
+      <w:proofErr w:type="spellEnd"/>
+      <w:r>
+        <w:t xml:space="preserve"> </w:t>
+      </w:r>
+      <w:proofErr w:type="spellStart"/>
+      <w:r>
+        <w:t>trình</w:t>
+      </w:r>
+      <w:proofErr w:type="spellEnd"/>
+      <w:r>
+        <w:t xml:space="preserve"> </w:t>
+      </w:r>
+      <w:proofErr w:type="spellStart"/>
+      <w:r>
+        <w:t>viên</w:t>
+      </w:r>
+      <w:proofErr w:type="spellEnd"/>
+      <w:r>
+        <w:t>:</w:t>
       </w:r>
     </w:p>
     <w:p>
       <w:pPr>
         <w:pStyle w:val="0NoiDung"/>
       </w:pPr>
-      <w:r>
-        <w:t xml:space="preserve">Không cần cấu hình XML nhiều </w:t>
+      <w:proofErr w:type="spellStart"/>
+      <w:r>
+        <w:t>Không</w:t>
+      </w:r>
+      <w:proofErr w:type="spellEnd"/>
+      <w:r>
+        <w:t xml:space="preserve"> </w:t>
+      </w:r>
+      <w:proofErr w:type="spellStart"/>
+      <w:r>
+        <w:t>cần</w:t>
+      </w:r>
+      <w:proofErr w:type="spellEnd"/>
+      <w:r>
+        <w:t xml:space="preserve"> </w:t>
+      </w:r>
+      <w:proofErr w:type="spellStart"/>
+      <w:r>
+        <w:t>cấu</w:t>
+      </w:r>
+      <w:proofErr w:type="spellEnd"/>
+      <w:r>
+        <w:t xml:space="preserve"> </w:t>
+      </w:r>
+      <w:proofErr w:type="spellStart"/>
+      <w:r>
+        <w:t>hình</w:t>
+      </w:r>
+      <w:proofErr w:type="spellEnd"/>
+      <w:r>
+        <w:t xml:space="preserve"> XML </w:t>
+      </w:r>
+      <w:proofErr w:type="spellStart"/>
+      <w:r>
+        <w:t>nhiều</w:t>
+      </w:r>
+      <w:proofErr w:type="spellEnd"/>
+      <w:r>
+        <w:t xml:space="preserve"> </w:t>
       </w:r>
     </w:p>
     <w:p>
       <w:pPr>
         <w:pStyle w:val="0NoiDung"/>
       </w:pPr>
-      <w:r>
-        <w:t xml:space="preserve">Chạy ứng dụng nhanh bằng main() </w:t>
+      <w:proofErr w:type="spellStart"/>
+      <w:r>
+        <w:t>Chạy</w:t>
+      </w:r>
+      <w:proofErr w:type="spellEnd"/>
+      <w:r>
+        <w:t xml:space="preserve"> </w:t>
+      </w:r>
+      <w:proofErr w:type="spellStart"/>
+      <w:r>
+        <w:t>ứng</w:t>
+      </w:r>
+      <w:proofErr w:type="spellEnd"/>
+      <w:r>
+        <w:t xml:space="preserve"> </w:t>
+      </w:r>
+      <w:proofErr w:type="spellStart"/>
+      <w:r>
+        <w:t>dụng</w:t>
+      </w:r>
+      <w:proofErr w:type="spellEnd"/>
+      <w:r>
+        <w:t xml:space="preserve"> </w:t>
+      </w:r>
+      <w:proofErr w:type="spellStart"/>
+      <w:r>
+        <w:t>nhanh</w:t>
+      </w:r>
+      <w:proofErr w:type="spellEnd"/>
+      <w:r>
+        <w:t xml:space="preserve"> </w:t>
+      </w:r>
+      <w:proofErr w:type="spellStart"/>
+      <w:r>
+        <w:t>bằng</w:t>
+      </w:r>
+      <w:proofErr w:type="spellEnd"/>
+      <w:r>
+        <w:t xml:space="preserve"> </w:t>
+      </w:r>
+      <w:proofErr w:type="gramStart"/>
+      <w:r>
+        <w:t>main(</w:t>
+      </w:r>
+      <w:proofErr w:type="gramEnd"/>
+      <w:r>
+        <w:t xml:space="preserve">) </w:t>
       </w:r>
     </w:p>
     <w:p>
       <w:pPr>
         <w:pStyle w:val="0NoiDung"/>
       </w:pPr>
+      <w:proofErr w:type="spellStart"/>
       <w:r>
         <w:lastRenderedPageBreak/>
-        <w:t xml:space="preserve">Có sẵn Tomcat embedded </w:t>
+        <w:t>Có</w:t>
+      </w:r>
+      <w:proofErr w:type="spellEnd"/>
+      <w:r>
+        <w:t xml:space="preserve"> </w:t>
+      </w:r>
+      <w:proofErr w:type="spellStart"/>
+      <w:r>
+        <w:t>sẵn</w:t>
+      </w:r>
+      <w:proofErr w:type="spellEnd"/>
+      <w:r>
+        <w:t xml:space="preserve"> Tomcat embedded </w:t>
       </w:r>
     </w:p>
     <w:p>
       <w:pPr>
         <w:pStyle w:val="0NoiDung"/>
       </w:pPr>
-      <w:r>
-        <w:t>Tự động cấu hình (Auto Configuration)</w:t>
+      <w:proofErr w:type="spellStart"/>
+      <w:r>
+        <w:t>Tự</w:t>
+      </w:r>
+      <w:proofErr w:type="spellEnd"/>
+      <w:r>
+        <w:t xml:space="preserve"> </w:t>
+      </w:r>
+      <w:proofErr w:type="spellStart"/>
+      <w:r>
+        <w:t>động</w:t>
+      </w:r>
+      <w:proofErr w:type="spellEnd"/>
+      <w:r>
+        <w:t xml:space="preserve"> </w:t>
+      </w:r>
+      <w:proofErr w:type="spellStart"/>
+      <w:r>
+        <w:t>cấu</w:t>
+      </w:r>
+      <w:proofErr w:type="spellEnd"/>
+      <w:r>
+        <w:t xml:space="preserve"> </w:t>
+      </w:r>
+      <w:proofErr w:type="spellStart"/>
+      <w:r>
+        <w:t>hình</w:t>
+      </w:r>
+      <w:proofErr w:type="spellEnd"/>
+      <w:r>
+        <w:t xml:space="preserve"> (Auto Configuration)</w:t>
       </w:r>
     </w:p>
     <w:p>
@@ -3750,7 +4769,23 @@
         <w:t xml:space="preserve">1.3 </w:t>
       </w:r>
       <w:r>
-        <w:t>So sánh Spring Framework và Spring Boot</w:t>
+        <w:t xml:space="preserve">So </w:t>
+      </w:r>
+      <w:proofErr w:type="spellStart"/>
+      <w:r>
+        <w:t>sánh</w:t>
+      </w:r>
+      <w:proofErr w:type="spellEnd"/>
+      <w:r>
+        <w:t xml:space="preserve"> Spring Framework </w:t>
+      </w:r>
+      <w:proofErr w:type="spellStart"/>
+      <w:r>
+        <w:t>và</w:t>
+      </w:r>
+      <w:proofErr w:type="spellEnd"/>
+      <w:r>
+        <w:t xml:space="preserve"> Spring Boot</w:t>
       </w:r>
       <w:bookmarkEnd w:id="9"/>
       <w:bookmarkEnd w:id="10"/>
@@ -3796,9 +4831,19 @@
             <w:pPr>
               <w:pStyle w:val="0NoiDung"/>
             </w:pPr>
+            <w:proofErr w:type="spellStart"/>
             <w:r>
-              <w:t>Tiêu chí</w:t>
+              <w:t>Tiêu</w:t>
             </w:r>
+            <w:proofErr w:type="spellEnd"/>
+            <w:r>
+              <w:t xml:space="preserve"> </w:t>
+            </w:r>
+            <w:proofErr w:type="spellStart"/>
+            <w:r>
+              <w:t>chí</w:t>
+            </w:r>
+            <w:proofErr w:type="spellEnd"/>
           </w:p>
         </w:tc>
         <w:tc>
@@ -3847,9 +4892,19 @@
             <w:pPr>
               <w:pStyle w:val="0NoiDung"/>
             </w:pPr>
+            <w:proofErr w:type="spellStart"/>
             <w:r>
-              <w:t>Cấu hình</w:t>
+              <w:t>Cấu</w:t>
             </w:r>
+            <w:proofErr w:type="spellEnd"/>
+            <w:r>
+              <w:t xml:space="preserve"> </w:t>
+            </w:r>
+            <w:proofErr w:type="spellStart"/>
+            <w:r>
+              <w:t>hình</w:t>
+            </w:r>
+            <w:proofErr w:type="spellEnd"/>
           </w:p>
         </w:tc>
         <w:tc>
@@ -3862,9 +4917,11 @@
             <w:pPr>
               <w:pStyle w:val="0NoiDung"/>
             </w:pPr>
+            <w:proofErr w:type="spellStart"/>
             <w:r>
               <w:t>Nhiều</w:t>
             </w:r>
+            <w:proofErr w:type="spellEnd"/>
           </w:p>
         </w:tc>
         <w:tc>
@@ -3877,9 +4934,11 @@
             <w:pPr>
               <w:pStyle w:val="0NoiDung"/>
             </w:pPr>
+            <w:proofErr w:type="spellStart"/>
             <w:r>
               <w:t>Ít</w:t>
             </w:r>
+            <w:proofErr w:type="spellEnd"/>
           </w:p>
         </w:tc>
       </w:tr>
@@ -3913,9 +4972,19 @@
             <w:pPr>
               <w:pStyle w:val="0NoiDung"/>
             </w:pPr>
+            <w:proofErr w:type="spellStart"/>
             <w:r>
-              <w:t>Dùng nhiều</w:t>
+              <w:t>Dùng</w:t>
             </w:r>
+            <w:proofErr w:type="spellEnd"/>
+            <w:r>
+              <w:t xml:space="preserve"> </w:t>
+            </w:r>
+            <w:proofErr w:type="spellStart"/>
+            <w:r>
+              <w:t>nhiều</w:t>
+            </w:r>
+            <w:proofErr w:type="spellEnd"/>
           </w:p>
         </w:tc>
         <w:tc>
@@ -3928,9 +4997,27 @@
             <w:pPr>
               <w:pStyle w:val="0NoiDung"/>
             </w:pPr>
+            <w:proofErr w:type="spellStart"/>
             <w:r>
-              <w:t>Hầu như không</w:t>
+              <w:t>Hầu</w:t>
             </w:r>
+            <w:proofErr w:type="spellEnd"/>
+            <w:r>
+              <w:t xml:space="preserve"> </w:t>
+            </w:r>
+            <w:proofErr w:type="spellStart"/>
+            <w:r>
+              <w:t>như</w:t>
+            </w:r>
+            <w:proofErr w:type="spellEnd"/>
+            <w:r>
+              <w:t xml:space="preserve"> </w:t>
+            </w:r>
+            <w:proofErr w:type="spellStart"/>
+            <w:r>
+              <w:t>không</w:t>
+            </w:r>
+            <w:proofErr w:type="spellEnd"/>
           </w:p>
         </w:tc>
       </w:tr>
@@ -3949,8 +5036,21 @@
             <w:pPr>
               <w:pStyle w:val="0NoiDung"/>
             </w:pPr>
+            <w:proofErr w:type="spellStart"/>
             <w:r>
-              <w:t>Khởi tạo project</w:t>
+              <w:t>Khởi</w:t>
+            </w:r>
+            <w:proofErr w:type="spellEnd"/>
+            <w:r>
+              <w:t xml:space="preserve"> </w:t>
+            </w:r>
+            <w:proofErr w:type="spellStart"/>
+            <w:r>
+              <w:t>tạo</w:t>
+            </w:r>
+            <w:proofErr w:type="spellEnd"/>
+            <w:r>
+              <w:t xml:space="preserve"> project</w:t>
             </w:r>
           </w:p>
         </w:tc>
@@ -3964,9 +5064,19 @@
             <w:pPr>
               <w:pStyle w:val="0NoiDung"/>
             </w:pPr>
+            <w:proofErr w:type="spellStart"/>
             <w:r>
-              <w:t>Phức tạp</w:t>
+              <w:t>Phức</w:t>
             </w:r>
+            <w:proofErr w:type="spellEnd"/>
+            <w:r>
+              <w:t xml:space="preserve"> </w:t>
+            </w:r>
+            <w:proofErr w:type="spellStart"/>
+            <w:r>
+              <w:t>tạp</w:t>
+            </w:r>
+            <w:proofErr w:type="spellEnd"/>
           </w:p>
         </w:tc>
         <w:tc>
@@ -4015,9 +5125,27 @@
             <w:pPr>
               <w:pStyle w:val="0NoiDung"/>
             </w:pPr>
+            <w:proofErr w:type="spellStart"/>
             <w:r>
-              <w:t>Cần cài riêng</w:t>
+              <w:t>Cần</w:t>
             </w:r>
+            <w:proofErr w:type="spellEnd"/>
+            <w:r>
+              <w:t xml:space="preserve"> </w:t>
+            </w:r>
+            <w:proofErr w:type="spellStart"/>
+            <w:r>
+              <w:t>cài</w:t>
+            </w:r>
+            <w:proofErr w:type="spellEnd"/>
+            <w:r>
+              <w:t xml:space="preserve"> </w:t>
+            </w:r>
+            <w:proofErr w:type="spellStart"/>
+            <w:r>
+              <w:t>riêng</w:t>
+            </w:r>
+            <w:proofErr w:type="spellEnd"/>
           </w:p>
         </w:tc>
         <w:tc>
@@ -4051,9 +5179,19 @@
             <w:pPr>
               <w:pStyle w:val="0NoiDung"/>
             </w:pPr>
+            <w:proofErr w:type="spellStart"/>
             <w:r>
-              <w:t>Mục tiêu</w:t>
+              <w:t>Mục</w:t>
             </w:r>
+            <w:proofErr w:type="spellEnd"/>
+            <w:r>
+              <w:t xml:space="preserve"> </w:t>
+            </w:r>
+            <w:proofErr w:type="spellStart"/>
+            <w:r>
+              <w:t>tiêu</w:t>
+            </w:r>
+            <w:proofErr w:type="spellEnd"/>
           </w:p>
         </w:tc>
         <w:tc>
@@ -4067,8 +5205,21 @@
               <w:pStyle w:val="0NoiDung"/>
             </w:pPr>
             <w:r>
-              <w:t>Framework nền tảng</w:t>
+              <w:t xml:space="preserve">Framework </w:t>
             </w:r>
+            <w:proofErr w:type="spellStart"/>
+            <w:r>
+              <w:t>nền</w:t>
+            </w:r>
+            <w:proofErr w:type="spellEnd"/>
+            <w:r>
+              <w:t xml:space="preserve"> </w:t>
+            </w:r>
+            <w:proofErr w:type="spellStart"/>
+            <w:r>
+              <w:t>tảng</w:t>
+            </w:r>
+            <w:proofErr w:type="spellEnd"/>
           </w:p>
         </w:tc>
         <w:tc>
@@ -4081,9 +5232,35 @@
             <w:pPr>
               <w:pStyle w:val="0NoiDung"/>
             </w:pPr>
+            <w:proofErr w:type="spellStart"/>
             <w:r>
-              <w:t>Tăng tốc phát triển</w:t>
+              <w:t>Tăng</w:t>
             </w:r>
+            <w:proofErr w:type="spellEnd"/>
+            <w:r>
+              <w:t xml:space="preserve"> </w:t>
+            </w:r>
+            <w:proofErr w:type="spellStart"/>
+            <w:r>
+              <w:t>tốc</w:t>
+            </w:r>
+            <w:proofErr w:type="spellEnd"/>
+            <w:r>
+              <w:t xml:space="preserve"> </w:t>
+            </w:r>
+            <w:proofErr w:type="spellStart"/>
+            <w:r>
+              <w:t>phát</w:t>
+            </w:r>
+            <w:proofErr w:type="spellEnd"/>
+            <w:r>
+              <w:t xml:space="preserve"> </w:t>
+            </w:r>
+            <w:proofErr w:type="spellStart"/>
+            <w:r>
+              <w:t>triển</w:t>
+            </w:r>
+            <w:proofErr w:type="spellEnd"/>
           </w:p>
         </w:tc>
       </w:tr>
@@ -4102,8 +5279,29 @@
       <w:r>
         <w:t xml:space="preserve">1.4 </w:t>
       </w:r>
-      <w:r>
-        <w:t>Ưu điểm của Spring Boot</w:t>
+      <w:proofErr w:type="spellStart"/>
+      <w:r>
+        <w:t>Ưu</w:t>
+      </w:r>
+      <w:proofErr w:type="spellEnd"/>
+      <w:r>
+        <w:t xml:space="preserve"> </w:t>
+      </w:r>
+      <w:proofErr w:type="spellStart"/>
+      <w:r>
+        <w:t>điểm</w:t>
+      </w:r>
+      <w:proofErr w:type="spellEnd"/>
+      <w:r>
+        <w:t xml:space="preserve"> </w:t>
+      </w:r>
+      <w:proofErr w:type="spellStart"/>
+      <w:r>
+        <w:t>của</w:t>
+      </w:r>
+      <w:proofErr w:type="spellEnd"/>
+      <w:r>
+        <w:t xml:space="preserve"> Spring Boot</w:t>
       </w:r>
       <w:bookmarkEnd w:id="11"/>
       <w:bookmarkEnd w:id="12"/>
@@ -4121,25 +5319,80 @@
         <w:t>4.1</w:t>
       </w:r>
       <w:r>
-        <w:t xml:space="preserve"> Dễ phát triển</w:t>
+        <w:t xml:space="preserve"> </w:t>
+      </w:r>
+      <w:proofErr w:type="spellStart"/>
+      <w:r>
+        <w:t>Dễ</w:t>
+      </w:r>
+      <w:proofErr w:type="spellEnd"/>
+      <w:r>
+        <w:t xml:space="preserve"> </w:t>
+      </w:r>
+      <w:proofErr w:type="spellStart"/>
+      <w:r>
+        <w:t>phát</w:t>
+      </w:r>
+      <w:proofErr w:type="spellEnd"/>
+      <w:r>
+        <w:t xml:space="preserve"> </w:t>
+      </w:r>
+      <w:proofErr w:type="spellStart"/>
+      <w:r>
+        <w:t>triển</w:t>
       </w:r>
       <w:bookmarkEnd w:id="13"/>
       <w:bookmarkEnd w:id="14"/>
+      <w:proofErr w:type="spellEnd"/>
     </w:p>
     <w:p>
       <w:pPr>
         <w:pStyle w:val="0NoiDung"/>
       </w:pPr>
-      <w:r>
-        <w:t xml:space="preserve">Cấu hình đơn giản </w:t>
+      <w:proofErr w:type="spellStart"/>
+      <w:r>
+        <w:t>Cấu</w:t>
+      </w:r>
+      <w:proofErr w:type="spellEnd"/>
+      <w:r>
+        <w:t xml:space="preserve"> </w:t>
+      </w:r>
+      <w:proofErr w:type="spellStart"/>
+      <w:r>
+        <w:t>hình</w:t>
+      </w:r>
+      <w:proofErr w:type="spellEnd"/>
+      <w:r>
+        <w:t xml:space="preserve"> </w:t>
+      </w:r>
+      <w:proofErr w:type="spellStart"/>
+      <w:r>
+        <w:t>đơn</w:t>
+      </w:r>
+      <w:proofErr w:type="spellEnd"/>
+      <w:r>
+        <w:t xml:space="preserve"> </w:t>
+      </w:r>
+      <w:proofErr w:type="spellStart"/>
+      <w:r>
+        <w:t>giản</w:t>
+      </w:r>
+      <w:proofErr w:type="spellEnd"/>
+      <w:r>
+        <w:t xml:space="preserve"> </w:t>
       </w:r>
     </w:p>
     <w:p>
       <w:pPr>
         <w:pStyle w:val="0NoiDung"/>
       </w:pPr>
-      <w:r>
-        <w:t>Có starter dependencies</w:t>
+      <w:proofErr w:type="spellStart"/>
+      <w:r>
+        <w:t>Có</w:t>
+      </w:r>
+      <w:proofErr w:type="spellEnd"/>
+      <w:r>
+        <w:t xml:space="preserve"> starter dependencies</w:t>
       </w:r>
     </w:p>
     <w:p>
@@ -4168,7 +5421,55 @@
         <w:pStyle w:val="0NoiDung"/>
       </w:pPr>
       <w:r>
-        <w:t>Spring Boot tự động cấu hình dựa trên dependency.</w:t>
+        <w:t xml:space="preserve">Spring Boot </w:t>
+      </w:r>
+      <w:proofErr w:type="spellStart"/>
+      <w:r>
+        <w:t>tự</w:t>
+      </w:r>
+      <w:proofErr w:type="spellEnd"/>
+      <w:r>
+        <w:t xml:space="preserve"> </w:t>
+      </w:r>
+      <w:proofErr w:type="spellStart"/>
+      <w:r>
+        <w:t>động</w:t>
+      </w:r>
+      <w:proofErr w:type="spellEnd"/>
+      <w:r>
+        <w:t xml:space="preserve"> </w:t>
+      </w:r>
+      <w:proofErr w:type="spellStart"/>
+      <w:r>
+        <w:t>cấu</w:t>
+      </w:r>
+      <w:proofErr w:type="spellEnd"/>
+      <w:r>
+        <w:t xml:space="preserve"> </w:t>
+      </w:r>
+      <w:proofErr w:type="spellStart"/>
+      <w:r>
+        <w:t>hình</w:t>
+      </w:r>
+      <w:proofErr w:type="spellEnd"/>
+      <w:r>
+        <w:t xml:space="preserve"> </w:t>
+      </w:r>
+      <w:proofErr w:type="spellStart"/>
+      <w:r>
+        <w:t>dựa</w:t>
+      </w:r>
+      <w:proofErr w:type="spellEnd"/>
+      <w:r>
+        <w:t xml:space="preserve"> </w:t>
+      </w:r>
+      <w:proofErr w:type="spellStart"/>
+      <w:r>
+        <w:t>trên</w:t>
+      </w:r>
+      <w:proofErr w:type="spellEnd"/>
+      <w:r>
+        <w:t xml:space="preserve"> dependency.</w:t>
       </w:r>
     </w:p>
     <w:p>
@@ -4187,8 +5488,21 @@
       <w:pPr>
         <w:pStyle w:val="0NoiDung"/>
       </w:pPr>
-      <w:r>
-        <w:t xml:space="preserve">Có sẵn: </w:t>
+      <w:proofErr w:type="spellStart"/>
+      <w:r>
+        <w:t>Có</w:t>
+      </w:r>
+      <w:proofErr w:type="spellEnd"/>
+      <w:r>
+        <w:t xml:space="preserve"> </w:t>
+      </w:r>
+      <w:proofErr w:type="spellStart"/>
+      <w:r>
+        <w:t>sẵn</w:t>
+      </w:r>
+      <w:proofErr w:type="spellEnd"/>
+      <w:r>
+        <w:t xml:space="preserve">: </w:t>
       </w:r>
     </w:p>
     <w:p>
@@ -4219,8 +5533,37 @@
       <w:pPr>
         <w:pStyle w:val="0NoiDung"/>
       </w:pPr>
-      <w:r>
-        <w:t>Không cần deploy WAR thủ công.</w:t>
+      <w:proofErr w:type="spellStart"/>
+      <w:r>
+        <w:t>Không</w:t>
+      </w:r>
+      <w:proofErr w:type="spellEnd"/>
+      <w:r>
+        <w:t xml:space="preserve"> </w:t>
+      </w:r>
+      <w:proofErr w:type="spellStart"/>
+      <w:r>
+        <w:t>cần</w:t>
+      </w:r>
+      <w:proofErr w:type="spellEnd"/>
+      <w:r>
+        <w:t xml:space="preserve"> deploy WAR </w:t>
+      </w:r>
+      <w:proofErr w:type="spellStart"/>
+      <w:r>
+        <w:t>thủ</w:t>
+      </w:r>
+      <w:proofErr w:type="spellEnd"/>
+      <w:r>
+        <w:t xml:space="preserve"> </w:t>
+      </w:r>
+      <w:proofErr w:type="spellStart"/>
+      <w:r>
+        <w:t>công</w:t>
+      </w:r>
+      <w:proofErr w:type="spellEnd"/>
+      <w:r>
+        <w:t>.</w:t>
       </w:r>
     </w:p>
     <w:p>
@@ -4239,17 +5582,59 @@
         <w:t>4.4</w:t>
       </w:r>
       <w:r>
-        <w:t xml:space="preserve"> Tích hợp mạnh</w:t>
+        <w:t xml:space="preserve"> </w:t>
+      </w:r>
+      <w:proofErr w:type="spellStart"/>
+      <w:r>
+        <w:t>Tích</w:t>
+      </w:r>
+      <w:proofErr w:type="spellEnd"/>
+      <w:r>
+        <w:t xml:space="preserve"> </w:t>
+      </w:r>
+      <w:proofErr w:type="spellStart"/>
+      <w:r>
+        <w:t>hợp</w:t>
+      </w:r>
+      <w:proofErr w:type="spellEnd"/>
+      <w:r>
+        <w:t xml:space="preserve"> </w:t>
+      </w:r>
+      <w:proofErr w:type="spellStart"/>
+      <w:r>
+        <w:t>mạnh</w:t>
       </w:r>
       <w:bookmarkEnd w:id="19"/>
       <w:bookmarkEnd w:id="20"/>
+      <w:proofErr w:type="spellEnd"/>
     </w:p>
     <w:p>
       <w:pPr>
         <w:pStyle w:val="0NoiDung"/>
       </w:pPr>
-      <w:r>
-        <w:t>Dễ tích hợp:</w:t>
+      <w:proofErr w:type="spellStart"/>
+      <w:r>
+        <w:t>Dễ</w:t>
+      </w:r>
+      <w:proofErr w:type="spellEnd"/>
+      <w:r>
+        <w:t xml:space="preserve"> </w:t>
+      </w:r>
+      <w:proofErr w:type="spellStart"/>
+      <w:r>
+        <w:t>tích</w:t>
+      </w:r>
+      <w:proofErr w:type="spellEnd"/>
+      <w:r>
+        <w:t xml:space="preserve"> </w:t>
+      </w:r>
+      <w:proofErr w:type="spellStart"/>
+      <w:r>
+        <w:t>hợp</w:t>
+      </w:r>
+      <w:proofErr w:type="spellEnd"/>
+      <w:r>
+        <w:t>:</w:t>
       </w:r>
     </w:p>
     <w:p>
@@ -4310,8 +5695,13 @@
       <w:pPr>
         <w:pStyle w:val="0NoiDung"/>
       </w:pPr>
-      <w:r>
-        <w:t>Có actuator:</w:t>
+      <w:proofErr w:type="spellStart"/>
+      <w:r>
+        <w:t>Có</w:t>
+      </w:r>
+      <w:proofErr w:type="spellEnd"/>
+      <w:r>
+        <w:t xml:space="preserve"> actuator:</w:t>
       </w:r>
     </w:p>
     <w:p>
@@ -4347,14 +5737,32 @@
       <w:r>
         <w:t xml:space="preserve">1.5 </w:t>
       </w:r>
-      <w:r>
-        <w:t xml:space="preserve">Hạn </w:t>
-      </w:r>
+      <w:proofErr w:type="spellStart"/>
+      <w:r>
+        <w:t>Hạn</w:t>
+      </w:r>
+      <w:proofErr w:type="spellEnd"/>
+      <w:r>
+        <w:t xml:space="preserve"> </w:t>
+      </w:r>
+      <w:proofErr w:type="spellStart"/>
       <w:r>
         <w:t>ch</w:t>
       </w:r>
       <w:r>
-        <w:t>ế của Spring Boot</w:t>
+        <w:t>ế</w:t>
+      </w:r>
+      <w:proofErr w:type="spellEnd"/>
+      <w:r>
+        <w:t xml:space="preserve"> </w:t>
+      </w:r>
+      <w:proofErr w:type="spellStart"/>
+      <w:r>
+        <w:t>của</w:t>
+      </w:r>
+      <w:proofErr w:type="spellEnd"/>
+      <w:r>
+        <w:t xml:space="preserve"> Spring Boot</w:t>
       </w:r>
       <w:bookmarkEnd w:id="23"/>
       <w:bookmarkEnd w:id="24"/>
@@ -4372,17 +5780,62 @@
         <w:t>5.1</w:t>
       </w:r>
       <w:r>
-        <w:t xml:space="preserve"> Tốn tài nguyên</w:t>
+        <w:t xml:space="preserve"> </w:t>
+      </w:r>
+      <w:proofErr w:type="spellStart"/>
+      <w:r>
+        <w:t>Tốn</w:t>
+      </w:r>
+      <w:proofErr w:type="spellEnd"/>
+      <w:r>
+        <w:t xml:space="preserve"> </w:t>
+      </w:r>
+      <w:proofErr w:type="spellStart"/>
+      <w:r>
+        <w:t>tài</w:t>
+      </w:r>
+      <w:proofErr w:type="spellEnd"/>
+      <w:r>
+        <w:t xml:space="preserve"> </w:t>
+      </w:r>
+      <w:proofErr w:type="spellStart"/>
+      <w:r>
+        <w:t>nguyên</w:t>
       </w:r>
       <w:bookmarkEnd w:id="25"/>
       <w:bookmarkEnd w:id="26"/>
+      <w:proofErr w:type="spellEnd"/>
     </w:p>
     <w:p>
       <w:pPr>
         <w:pStyle w:val="0NoiDung"/>
       </w:pPr>
       <w:r>
-        <w:t xml:space="preserve">RAM cao hơn Java thuần </w:t>
+        <w:t xml:space="preserve">RAM </w:t>
+      </w:r>
+      <w:proofErr w:type="spellStart"/>
+      <w:r>
+        <w:t>cao</w:t>
+      </w:r>
+      <w:proofErr w:type="spellEnd"/>
+      <w:r>
+        <w:t xml:space="preserve"> </w:t>
+      </w:r>
+      <w:proofErr w:type="spellStart"/>
+      <w:r>
+        <w:t>hơn</w:t>
+      </w:r>
+      <w:proofErr w:type="spellEnd"/>
+      <w:r>
+        <w:t xml:space="preserve"> Java </w:t>
+      </w:r>
+      <w:proofErr w:type="spellStart"/>
+      <w:r>
+        <w:t>thuần</w:t>
+      </w:r>
+      <w:proofErr w:type="spellEnd"/>
+      <w:r>
+        <w:t xml:space="preserve"> </w:t>
       </w:r>
     </w:p>
     <w:p>
@@ -4390,7 +5843,47 @@
         <w:pStyle w:val="0NoiDung"/>
       </w:pPr>
       <w:r>
-        <w:t xml:space="preserve">Startup chậm hơn ứng dụng nhỏ </w:t>
+        <w:t xml:space="preserve">Startup </w:t>
+      </w:r>
+      <w:proofErr w:type="spellStart"/>
+      <w:r>
+        <w:t>chậm</w:t>
+      </w:r>
+      <w:proofErr w:type="spellEnd"/>
+      <w:r>
+        <w:t xml:space="preserve"> </w:t>
+      </w:r>
+      <w:proofErr w:type="spellStart"/>
+      <w:r>
+        <w:t>hơn</w:t>
+      </w:r>
+      <w:proofErr w:type="spellEnd"/>
+      <w:r>
+        <w:t xml:space="preserve"> </w:t>
+      </w:r>
+      <w:proofErr w:type="spellStart"/>
+      <w:r>
+        <w:t>ứng</w:t>
+      </w:r>
+      <w:proofErr w:type="spellEnd"/>
+      <w:r>
+        <w:t xml:space="preserve"> </w:t>
+      </w:r>
+      <w:proofErr w:type="spellStart"/>
+      <w:r>
+        <w:t>dụng</w:t>
+      </w:r>
+      <w:proofErr w:type="spellEnd"/>
+      <w:r>
+        <w:t xml:space="preserve"> </w:t>
+      </w:r>
+      <w:proofErr w:type="spellStart"/>
+      <w:r>
+        <w:t>nhỏ</w:t>
+      </w:r>
+      <w:proofErr w:type="spellEnd"/>
+      <w:r>
+        <w:t xml:space="preserve"> </w:t>
       </w:r>
     </w:p>
     <w:p>
@@ -4402,8 +5895,21 @@
       <w:r>
         <w:t xml:space="preserve">1.5.2 </w:t>
       </w:r>
-      <w:r>
-        <w:t>Khó hiểu Auto Configuration</w:t>
+      <w:proofErr w:type="spellStart"/>
+      <w:r>
+        <w:t>Khó</w:t>
+      </w:r>
+      <w:proofErr w:type="spellEnd"/>
+      <w:r>
+        <w:t xml:space="preserve"> </w:t>
+      </w:r>
+      <w:proofErr w:type="spellStart"/>
+      <w:r>
+        <w:t>hiểu</w:t>
+      </w:r>
+      <w:proofErr w:type="spellEnd"/>
+      <w:r>
+        <w:t xml:space="preserve"> Auto Configuration</w:t>
       </w:r>
       <w:bookmarkEnd w:id="27"/>
       <w:bookmarkEnd w:id="28"/>
@@ -4412,16 +5918,74 @@
       <w:pPr>
         <w:pStyle w:val="0NoiDung"/>
       </w:pPr>
-      <w:r>
-        <w:t xml:space="preserve">Người mới khó debug </w:t>
+      <w:proofErr w:type="spellStart"/>
+      <w:r>
+        <w:t>Người</w:t>
+      </w:r>
+      <w:proofErr w:type="spellEnd"/>
+      <w:r>
+        <w:t xml:space="preserve"> </w:t>
+      </w:r>
+      <w:proofErr w:type="spellStart"/>
+      <w:r>
+        <w:t>mới</w:t>
+      </w:r>
+      <w:proofErr w:type="spellEnd"/>
+      <w:r>
+        <w:t xml:space="preserve"> </w:t>
+      </w:r>
+      <w:proofErr w:type="spellStart"/>
+      <w:r>
+        <w:t>khó</w:t>
+      </w:r>
+      <w:proofErr w:type="spellEnd"/>
+      <w:r>
+        <w:t xml:space="preserve"> debug </w:t>
       </w:r>
     </w:p>
     <w:p>
       <w:pPr>
         <w:pStyle w:val="0NoiDung"/>
       </w:pPr>
-      <w:r>
-        <w:t xml:space="preserve">Khó biết bean được tạo ở đâu </w:t>
+      <w:proofErr w:type="spellStart"/>
+      <w:r>
+        <w:t>Khó</w:t>
+      </w:r>
+      <w:proofErr w:type="spellEnd"/>
+      <w:r>
+        <w:t xml:space="preserve"> </w:t>
+      </w:r>
+      <w:proofErr w:type="spellStart"/>
+      <w:r>
+        <w:t>biết</w:t>
+      </w:r>
+      <w:proofErr w:type="spellEnd"/>
+      <w:r>
+        <w:t xml:space="preserve"> bean </w:t>
+      </w:r>
+      <w:proofErr w:type="spellStart"/>
+      <w:r>
+        <w:t>được</w:t>
+      </w:r>
+      <w:proofErr w:type="spellEnd"/>
+      <w:r>
+        <w:t xml:space="preserve"> </w:t>
+      </w:r>
+      <w:proofErr w:type="spellStart"/>
+      <w:r>
+        <w:t>tạo</w:t>
+      </w:r>
+      <w:proofErr w:type="spellEnd"/>
+      <w:r>
+        <w:t xml:space="preserve"> ở </w:t>
+      </w:r>
+      <w:proofErr w:type="spellStart"/>
+      <w:r>
+        <w:t>đâu</w:t>
+      </w:r>
+      <w:proofErr w:type="spellEnd"/>
+      <w:r>
+        <w:t xml:space="preserve"> </w:t>
       </w:r>
     </w:p>
     <w:p>
@@ -4440,17 +6004,94 @@
         <w:t>5.3</w:t>
       </w:r>
       <w:r>
-        <w:t xml:space="preserve"> Dependency lớn</w:t>
+        <w:t xml:space="preserve"> Dependency </w:t>
+      </w:r>
+      <w:proofErr w:type="spellStart"/>
+      <w:r>
+        <w:t>lớn</w:t>
       </w:r>
       <w:bookmarkEnd w:id="29"/>
       <w:bookmarkEnd w:id="30"/>
+      <w:proofErr w:type="spellEnd"/>
     </w:p>
     <w:p>
       <w:pPr>
         <w:pStyle w:val="0NoiDung"/>
       </w:pPr>
       <w:r>
-        <w:t xml:space="preserve">Import starter có thể kéo nhiều thư viện không cần thiết </w:t>
+        <w:t xml:space="preserve">Import starter </w:t>
+      </w:r>
+      <w:proofErr w:type="spellStart"/>
+      <w:r>
+        <w:t>có</w:t>
+      </w:r>
+      <w:proofErr w:type="spellEnd"/>
+      <w:r>
+        <w:t xml:space="preserve"> </w:t>
+      </w:r>
+      <w:proofErr w:type="spellStart"/>
+      <w:r>
+        <w:t>thể</w:t>
+      </w:r>
+      <w:proofErr w:type="spellEnd"/>
+      <w:r>
+        <w:t xml:space="preserve"> </w:t>
+      </w:r>
+      <w:proofErr w:type="spellStart"/>
+      <w:r>
+        <w:t>kéo</w:t>
+      </w:r>
+      <w:proofErr w:type="spellEnd"/>
+      <w:r>
+        <w:t xml:space="preserve"> </w:t>
+      </w:r>
+      <w:proofErr w:type="spellStart"/>
+      <w:r>
+        <w:t>nhiều</w:t>
+      </w:r>
+      <w:proofErr w:type="spellEnd"/>
+      <w:r>
+        <w:t xml:space="preserve"> </w:t>
+      </w:r>
+      <w:proofErr w:type="spellStart"/>
+      <w:r>
+        <w:t>thư</w:t>
+      </w:r>
+      <w:proofErr w:type="spellEnd"/>
+      <w:r>
+        <w:t xml:space="preserve"> </w:t>
+      </w:r>
+      <w:proofErr w:type="spellStart"/>
+      <w:r>
+        <w:t>viện</w:t>
+      </w:r>
+      <w:proofErr w:type="spellEnd"/>
+      <w:r>
+        <w:t xml:space="preserve"> </w:t>
+      </w:r>
+      <w:proofErr w:type="spellStart"/>
+      <w:r>
+        <w:t>không</w:t>
+      </w:r>
+      <w:proofErr w:type="spellEnd"/>
+      <w:r>
+        <w:t xml:space="preserve"> </w:t>
+      </w:r>
+      <w:proofErr w:type="spellStart"/>
+      <w:r>
+        <w:t>cần</w:t>
+      </w:r>
+      <w:proofErr w:type="spellEnd"/>
+      <w:r>
+        <w:t xml:space="preserve"> </w:t>
+      </w:r>
+      <w:proofErr w:type="spellStart"/>
+      <w:r>
+        <w:t>thiết</w:t>
+      </w:r>
+      <w:proofErr w:type="spellEnd"/>
+      <w:r>
+        <w:t xml:space="preserve"> </w:t>
       </w:r>
     </w:p>
     <w:p>
@@ -4460,20 +6101,155 @@
       <w:bookmarkStart w:id="31" w:name="_Toc229487154"/>
       <w:bookmarkStart w:id="32" w:name="_Toc229487220"/>
       <w:r>
-        <w:t xml:space="preserve">1.5.4 Không phù hợp ứng dụng quá </w:t>
-      </w:r>
+        <w:t xml:space="preserve">1.5.4 </w:t>
+      </w:r>
+      <w:proofErr w:type="spellStart"/>
+      <w:r>
+        <w:t>Không</w:t>
+      </w:r>
+      <w:proofErr w:type="spellEnd"/>
+      <w:r>
+        <w:t xml:space="preserve"> </w:t>
+      </w:r>
+      <w:proofErr w:type="spellStart"/>
+      <w:r>
+        <w:t>phù</w:t>
+      </w:r>
+      <w:proofErr w:type="spellEnd"/>
+      <w:r>
+        <w:t xml:space="preserve"> </w:t>
+      </w:r>
+      <w:proofErr w:type="spellStart"/>
+      <w:r>
+        <w:t>hợp</w:t>
+      </w:r>
+      <w:proofErr w:type="spellEnd"/>
+      <w:r>
+        <w:t xml:space="preserve"> </w:t>
+      </w:r>
+      <w:proofErr w:type="spellStart"/>
+      <w:r>
+        <w:t>ứng</w:t>
+      </w:r>
+      <w:proofErr w:type="spellEnd"/>
+      <w:r>
+        <w:t xml:space="preserve"> </w:t>
+      </w:r>
+      <w:proofErr w:type="spellStart"/>
+      <w:r>
+        <w:t>dụng</w:t>
+      </w:r>
+      <w:proofErr w:type="spellEnd"/>
+      <w:r>
+        <w:t xml:space="preserve"> </w:t>
+      </w:r>
+      <w:proofErr w:type="spellStart"/>
+      <w:r>
+        <w:t>quá</w:t>
+      </w:r>
+      <w:proofErr w:type="spellEnd"/>
+      <w:r>
+        <w:t xml:space="preserve"> </w:t>
+      </w:r>
+      <w:proofErr w:type="spellStart"/>
       <w:r>
         <w:t>nhỏ</w:t>
       </w:r>
       <w:bookmarkEnd w:id="31"/>
       <w:bookmarkEnd w:id="32"/>
+      <w:proofErr w:type="spellEnd"/>
     </w:p>
     <w:p>
       <w:pPr>
         <w:pStyle w:val="0NoiDung"/>
       </w:pPr>
-      <w:r>
-        <w:t>Một số ứng dụng đơn giản dùng Java thuần sẽ nhẹ hơn.</w:t>
+      <w:proofErr w:type="spellStart"/>
+      <w:r>
+        <w:t>Một</w:t>
+      </w:r>
+      <w:proofErr w:type="spellEnd"/>
+      <w:r>
+        <w:t xml:space="preserve"> </w:t>
+      </w:r>
+      <w:proofErr w:type="spellStart"/>
+      <w:r>
+        <w:t>số</w:t>
+      </w:r>
+      <w:proofErr w:type="spellEnd"/>
+      <w:r>
+        <w:t xml:space="preserve"> </w:t>
+      </w:r>
+      <w:proofErr w:type="spellStart"/>
+      <w:r>
+        <w:t>ứng</w:t>
+      </w:r>
+      <w:proofErr w:type="spellEnd"/>
+      <w:r>
+        <w:t xml:space="preserve"> </w:t>
+      </w:r>
+      <w:proofErr w:type="spellStart"/>
+      <w:r>
+        <w:t>dụng</w:t>
+      </w:r>
+      <w:proofErr w:type="spellEnd"/>
+      <w:r>
+        <w:t xml:space="preserve"> </w:t>
+      </w:r>
+      <w:proofErr w:type="spellStart"/>
+      <w:r>
+        <w:t>đơn</w:t>
+      </w:r>
+      <w:proofErr w:type="spellEnd"/>
+      <w:r>
+        <w:t xml:space="preserve"> </w:t>
+      </w:r>
+      <w:proofErr w:type="spellStart"/>
+      <w:r>
+        <w:t>giản</w:t>
+      </w:r>
+      <w:proofErr w:type="spellEnd"/>
+      <w:r>
+        <w:t xml:space="preserve"> </w:t>
+      </w:r>
+      <w:proofErr w:type="spellStart"/>
+      <w:r>
+        <w:t>dùng</w:t>
+      </w:r>
+      <w:proofErr w:type="spellEnd"/>
+      <w:r>
+        <w:t xml:space="preserve"> Java </w:t>
+      </w:r>
+      <w:proofErr w:type="spellStart"/>
+      <w:r>
+        <w:t>thuần</w:t>
+      </w:r>
+      <w:proofErr w:type="spellEnd"/>
+      <w:r>
+        <w:t xml:space="preserve"> </w:t>
+      </w:r>
+      <w:proofErr w:type="spellStart"/>
+      <w:r>
+        <w:t>sẽ</w:t>
+      </w:r>
+      <w:proofErr w:type="spellEnd"/>
+      <w:r>
+        <w:t xml:space="preserve"> </w:t>
+      </w:r>
+      <w:proofErr w:type="spellStart"/>
+      <w:r>
+        <w:t>nhẹ</w:t>
+      </w:r>
+      <w:proofErr w:type="spellEnd"/>
+      <w:r>
+        <w:t xml:space="preserve"> </w:t>
+      </w:r>
+      <w:proofErr w:type="spellStart"/>
+      <w:r>
+        <w:t>hơn</w:t>
+      </w:r>
+      <w:proofErr w:type="spellEnd"/>
+      <w:r>
+        <w:t>.</w:t>
       </w:r>
     </w:p>
     <w:p>
@@ -4548,11 +6324,37 @@
       </w:pPr>
       <w:bookmarkStart w:id="35" w:name="_Toc229487717"/>
       <w:bookmarkStart w:id="36" w:name="_Toc229487771"/>
-      <w:r>
-        <w:t>Hình 1: ảnh mô tả</w:t>
+      <w:proofErr w:type="spellStart"/>
+      <w:r>
+        <w:t>Hình</w:t>
+      </w:r>
+      <w:proofErr w:type="spellEnd"/>
+      <w:r>
+        <w:t xml:space="preserve"> 1: </w:t>
+      </w:r>
+      <w:proofErr w:type="spellStart"/>
+      <w:r>
+        <w:t>ảnh</w:t>
+      </w:r>
+      <w:proofErr w:type="spellEnd"/>
+      <w:r>
+        <w:t xml:space="preserve"> </w:t>
+      </w:r>
+      <w:proofErr w:type="spellStart"/>
+      <w:r>
+        <w:t>mô</w:t>
+      </w:r>
+      <w:proofErr w:type="spellEnd"/>
+      <w:r>
+        <w:t xml:space="preserve"> </w:t>
+      </w:r>
+      <w:proofErr w:type="spellStart"/>
+      <w:r>
+        <w:t>tả</w:t>
       </w:r>
       <w:bookmarkEnd w:id="35"/>
       <w:bookmarkEnd w:id="36"/>
+      <w:proofErr w:type="spellEnd"/>
     </w:p>
     <w:p>
       <w:pPr>
@@ -4561,7 +6363,31 @@
       <w:bookmarkStart w:id="37" w:name="_Toc229487155"/>
       <w:bookmarkStart w:id="38" w:name="_Toc229487221"/>
       <w:r>
-        <w:t>2. Các thành phần trong Spring Boot</w:t>
+        <w:t xml:space="preserve">2. Các </w:t>
+      </w:r>
+      <w:proofErr w:type="spellStart"/>
+      <w:r>
+        <w:t>thành</w:t>
+      </w:r>
+      <w:proofErr w:type="spellEnd"/>
+      <w:r>
+        <w:t xml:space="preserve"> </w:t>
+      </w:r>
+      <w:proofErr w:type="spellStart"/>
+      <w:r>
+        <w:t>phần</w:t>
+      </w:r>
+      <w:proofErr w:type="spellEnd"/>
+      <w:r>
+        <w:t xml:space="preserve"> </w:t>
+      </w:r>
+      <w:proofErr w:type="spellStart"/>
+      <w:r>
+        <w:t>trong</w:t>
+      </w:r>
+      <w:proofErr w:type="spellEnd"/>
+      <w:r>
+        <w:t xml:space="preserve"> Spring Boot</w:t>
       </w:r>
       <w:bookmarkEnd w:id="37"/>
       <w:bookmarkEnd w:id="38"/>
@@ -4592,7 +6418,39 @@
         <w:pStyle w:val="0NoiDung"/>
       </w:pPr>
       <w:r>
-        <w:t>Các dependency được đóng gói sẵn.</w:t>
+        <w:t xml:space="preserve">Các dependency </w:t>
+      </w:r>
+      <w:proofErr w:type="spellStart"/>
+      <w:r>
+        <w:t>được</w:t>
+      </w:r>
+      <w:proofErr w:type="spellEnd"/>
+      <w:r>
+        <w:t xml:space="preserve"> </w:t>
+      </w:r>
+      <w:proofErr w:type="spellStart"/>
+      <w:r>
+        <w:t>đóng</w:t>
+      </w:r>
+      <w:proofErr w:type="spellEnd"/>
+      <w:r>
+        <w:t xml:space="preserve"> </w:t>
+      </w:r>
+      <w:proofErr w:type="spellStart"/>
+      <w:r>
+        <w:t>gói</w:t>
+      </w:r>
+      <w:proofErr w:type="spellEnd"/>
+      <w:r>
+        <w:t xml:space="preserve"> </w:t>
+      </w:r>
+      <w:proofErr w:type="spellStart"/>
+      <w:r>
+        <w:t>sẵn</w:t>
+      </w:r>
+      <w:proofErr w:type="spellEnd"/>
+      <w:r>
+        <w:t>.</w:t>
       </w:r>
     </w:p>
     <w:p>
@@ -4617,8 +6475,61 @@
       <w:pPr>
         <w:pStyle w:val="0NoiDung"/>
       </w:pPr>
-      <w:r>
-        <w:t>Tự động cấu hình dựa trên dependency trong project.</w:t>
+      <w:proofErr w:type="spellStart"/>
+      <w:r>
+        <w:t>Tự</w:t>
+      </w:r>
+      <w:proofErr w:type="spellEnd"/>
+      <w:r>
+        <w:t xml:space="preserve"> </w:t>
+      </w:r>
+      <w:proofErr w:type="spellStart"/>
+      <w:r>
+        <w:t>động</w:t>
+      </w:r>
+      <w:proofErr w:type="spellEnd"/>
+      <w:r>
+        <w:t xml:space="preserve"> </w:t>
+      </w:r>
+      <w:proofErr w:type="spellStart"/>
+      <w:r>
+        <w:t>cấu</w:t>
+      </w:r>
+      <w:proofErr w:type="spellEnd"/>
+      <w:r>
+        <w:t xml:space="preserve"> </w:t>
+      </w:r>
+      <w:proofErr w:type="spellStart"/>
+      <w:r>
+        <w:t>hình</w:t>
+      </w:r>
+      <w:proofErr w:type="spellEnd"/>
+      <w:r>
+        <w:t xml:space="preserve"> </w:t>
+      </w:r>
+      <w:proofErr w:type="spellStart"/>
+      <w:r>
+        <w:t>dựa</w:t>
+      </w:r>
+      <w:proofErr w:type="spellEnd"/>
+      <w:r>
+        <w:t xml:space="preserve"> </w:t>
+      </w:r>
+      <w:proofErr w:type="spellStart"/>
+      <w:r>
+        <w:t>trên</w:t>
+      </w:r>
+      <w:proofErr w:type="spellEnd"/>
+      <w:r>
+        <w:t xml:space="preserve"> dependency </w:t>
+      </w:r>
+      <w:proofErr w:type="spellStart"/>
+      <w:r>
+        <w:t>trong</w:t>
+      </w:r>
+      <w:proofErr w:type="spellEnd"/>
+      <w:r>
+        <w:t xml:space="preserve"> project.</w:t>
       </w:r>
     </w:p>
     <w:p>
@@ -4647,7 +6558,31 @@
         <w:pStyle w:val="0NoiDung"/>
       </w:pPr>
       <w:r>
-        <w:t>Công cụ chạy Spring Boot bằng command line.</w:t>
+        <w:t xml:space="preserve">Công </w:t>
+      </w:r>
+      <w:proofErr w:type="spellStart"/>
+      <w:r>
+        <w:t>cụ</w:t>
+      </w:r>
+      <w:proofErr w:type="spellEnd"/>
+      <w:r>
+        <w:t xml:space="preserve"> </w:t>
+      </w:r>
+      <w:proofErr w:type="spellStart"/>
+      <w:r>
+        <w:t>chạy</w:t>
+      </w:r>
+      <w:proofErr w:type="spellEnd"/>
+      <w:r>
+        <w:t xml:space="preserve"> Spring Boot </w:t>
+      </w:r>
+      <w:proofErr w:type="spellStart"/>
+      <w:r>
+        <w:t>bằng</w:t>
+      </w:r>
+      <w:proofErr w:type="spellEnd"/>
+      <w:r>
+        <w:t xml:space="preserve"> command line.</w:t>
       </w:r>
     </w:p>
     <w:p>
@@ -4676,7 +6611,23 @@
         <w:pStyle w:val="0NoiDung"/>
       </w:pPr>
       <w:r>
-        <w:t>Spring Boot Actuator hỗ trợ:</w:t>
+        <w:t xml:space="preserve">Spring Boot Actuator </w:t>
+      </w:r>
+      <w:proofErr w:type="spellStart"/>
+      <w:r>
+        <w:t>hỗ</w:t>
+      </w:r>
+      <w:proofErr w:type="spellEnd"/>
+      <w:r>
+        <w:t xml:space="preserve"> </w:t>
+      </w:r>
+      <w:proofErr w:type="spellStart"/>
+      <w:r>
+        <w:t>trợ</w:t>
+      </w:r>
+      <w:proofErr w:type="spellEnd"/>
+      <w:r>
+        <w:t>:</w:t>
       </w:r>
     </w:p>
     <w:p>
@@ -4737,7 +6688,15 @@
         <w:pStyle w:val="0NoiDung"/>
       </w:pPr>
       <w:r>
-        <w:t>Server nhúng:</w:t>
+        <w:t xml:space="preserve">Server </w:t>
+      </w:r>
+      <w:proofErr w:type="spellStart"/>
+      <w:r>
+        <w:t>nhúng</w:t>
+      </w:r>
+      <w:proofErr w:type="spellEnd"/>
+      <w:r>
+        <w:t>:</w:t>
       </w:r>
     </w:p>
     <w:p>
@@ -4802,8 +6761,17 @@
             <w:color w:val="0000FF"/>
             <w:u w:val="single"/>
           </w:rPr>
-          <w:t>Spring Initializr</w:t>
-        </w:r>
+          <w:t xml:space="preserve">Spring </w:t>
+        </w:r>
+        <w:proofErr w:type="spellStart"/>
+        <w:r>
+          <w:rPr>
+            <w:color w:val="0000FF"/>
+            <w:u w:val="single"/>
+          </w:rPr>
+          <w:t>Initializr</w:t>
+        </w:r>
+        <w:proofErr w:type="spellEnd"/>
       </w:hyperlink>
     </w:p>
     <w:p>
@@ -4811,23 +6779,49 @@
         <w:pStyle w:val="0NoiDung"/>
       </w:pPr>
       <w:r>
-        <w:t>Website tạo project Spring Boot nhanh:</w:t>
+        <w:t xml:space="preserve">Website </w:t>
+      </w:r>
+      <w:proofErr w:type="spellStart"/>
+      <w:r>
+        <w:t>tạo</w:t>
+      </w:r>
+      <w:proofErr w:type="spellEnd"/>
+      <w:r>
+        <w:t xml:space="preserve"> project Spring Boot </w:t>
+      </w:r>
+      <w:proofErr w:type="spellStart"/>
+      <w:r>
+        <w:t>nhanh</w:t>
+      </w:r>
+      <w:proofErr w:type="spellEnd"/>
+      <w:r>
+        <w:t>:</w:t>
       </w:r>
     </w:p>
     <w:p>
       <w:pPr>
         <w:pStyle w:val="0NoiDung"/>
       </w:pPr>
-      <w:r>
-        <w:t xml:space="preserve">Chọn dependency </w:t>
+      <w:proofErr w:type="spellStart"/>
+      <w:r>
+        <w:t>Chọn</w:t>
+      </w:r>
+      <w:proofErr w:type="spellEnd"/>
+      <w:r>
+        <w:t xml:space="preserve"> dependency </w:t>
       </w:r>
     </w:p>
     <w:p>
       <w:pPr>
         <w:pStyle w:val="0NoiDung"/>
       </w:pPr>
-      <w:r>
-        <w:t xml:space="preserve">Tạo Maven/Gradle project </w:t>
+      <w:proofErr w:type="spellStart"/>
+      <w:r>
+        <w:t>Tạo</w:t>
+      </w:r>
+      <w:proofErr w:type="spellEnd"/>
+      <w:r>
+        <w:t xml:space="preserve"> Maven/Gradle project </w:t>
       </w:r>
     </w:p>
     <w:p>
@@ -4854,7 +6848,15 @@
         <w:t>2.7</w:t>
       </w:r>
       <w:r>
-        <w:t xml:space="preserve"> Annotation trong Spring Boot</w:t>
+        <w:t xml:space="preserve"> Annotation </w:t>
+      </w:r>
+      <w:proofErr w:type="spellStart"/>
+      <w:r>
+        <w:t>trong</w:t>
+      </w:r>
+      <w:proofErr w:type="spellEnd"/>
+      <w:r>
+        <w:t xml:space="preserve"> Spring Boot</w:t>
       </w:r>
       <w:bookmarkEnd w:id="51"/>
       <w:bookmarkEnd w:id="52"/>
@@ -4863,8 +6865,37 @@
       <w:pPr>
         <w:pStyle w:val="0NoiDung"/>
       </w:pPr>
-      <w:r>
-        <w:t>Một số annotation quan trọng:</w:t>
+      <w:proofErr w:type="spellStart"/>
+      <w:r>
+        <w:t>Một</w:t>
+      </w:r>
+      <w:proofErr w:type="spellEnd"/>
+      <w:r>
+        <w:t xml:space="preserve"> </w:t>
+      </w:r>
+      <w:proofErr w:type="spellStart"/>
+      <w:r>
+        <w:t>số</w:t>
+      </w:r>
+      <w:proofErr w:type="spellEnd"/>
+      <w:r>
+        <w:t xml:space="preserve"> annotation </w:t>
+      </w:r>
+      <w:proofErr w:type="spellStart"/>
+      <w:r>
+        <w:t>quan</w:t>
+      </w:r>
+      <w:proofErr w:type="spellEnd"/>
+      <w:r>
+        <w:t xml:space="preserve"> </w:t>
+      </w:r>
+      <w:proofErr w:type="spellStart"/>
+      <w:r>
+        <w:t>trọng</w:t>
+      </w:r>
+      <w:proofErr w:type="spellEnd"/>
+      <w:r>
+        <w:t>:</w:t>
       </w:r>
     </w:p>
     <w:tbl>
@@ -4921,9 +6952,19 @@
             <w:pPr>
               <w:pStyle w:val="0NoiDung"/>
             </w:pPr>
+            <w:proofErr w:type="spellStart"/>
             <w:r>
-              <w:t>Chức năng</w:t>
+              <w:t>Chức</w:t>
             </w:r>
+            <w:proofErr w:type="spellEnd"/>
+            <w:r>
+              <w:t xml:space="preserve"> </w:t>
+            </w:r>
+            <w:proofErr w:type="spellStart"/>
+            <w:r>
+              <w:t>năng</w:t>
+            </w:r>
+            <w:proofErr w:type="spellEnd"/>
           </w:p>
         </w:tc>
       </w:tr>
@@ -4961,9 +7002,35 @@
             <w:pPr>
               <w:pStyle w:val="0NoiDung"/>
             </w:pPr>
+            <w:proofErr w:type="spellStart"/>
             <w:r>
-              <w:t>Khởi động ứng dụng</w:t>
+              <w:t>Khởi</w:t>
             </w:r>
+            <w:proofErr w:type="spellEnd"/>
+            <w:r>
+              <w:t xml:space="preserve"> </w:t>
+            </w:r>
+            <w:proofErr w:type="spellStart"/>
+            <w:r>
+              <w:t>động</w:t>
+            </w:r>
+            <w:proofErr w:type="spellEnd"/>
+            <w:r>
+              <w:t xml:space="preserve"> </w:t>
+            </w:r>
+            <w:proofErr w:type="spellStart"/>
+            <w:r>
+              <w:t>ứng</w:t>
+            </w:r>
+            <w:proofErr w:type="spellEnd"/>
+            <w:r>
+              <w:t xml:space="preserve"> </w:t>
+            </w:r>
+            <w:proofErr w:type="spellStart"/>
+            <w:r>
+              <w:t>dụng</w:t>
+            </w:r>
+            <w:proofErr w:type="spellEnd"/>
           </w:p>
         </w:tc>
       </w:tr>
@@ -5001,8 +7068,21 @@
             <w:pPr>
               <w:pStyle w:val="0NoiDung"/>
             </w:pPr>
+            <w:proofErr w:type="spellStart"/>
             <w:r>
-              <w:t>Điều khiển MVC</w:t>
+              <w:t>Điều</w:t>
+            </w:r>
+            <w:proofErr w:type="spellEnd"/>
+            <w:r>
+              <w:t xml:space="preserve"> </w:t>
+            </w:r>
+            <w:proofErr w:type="spellStart"/>
+            <w:r>
+              <w:t>khiển</w:t>
+            </w:r>
+            <w:proofErr w:type="spellEnd"/>
+            <w:r>
+              <w:t xml:space="preserve"> MVC</w:t>
             </w:r>
           </w:p>
         </w:tc>
@@ -5121,8 +7201,21 @@
             <w:pPr>
               <w:pStyle w:val="0NoiDung"/>
             </w:pPr>
+            <w:proofErr w:type="spellStart"/>
             <w:r>
-              <w:t>Truy cập database</w:t>
+              <w:t>Truy</w:t>
+            </w:r>
+            <w:proofErr w:type="spellEnd"/>
+            <w:r>
+              <w:t xml:space="preserve"> </w:t>
+            </w:r>
+            <w:proofErr w:type="spellStart"/>
+            <w:r>
+              <w:t>cập</w:t>
+            </w:r>
+            <w:proofErr w:type="spellEnd"/>
+            <w:r>
+              <w:t xml:space="preserve"> database</w:t>
             </w:r>
           </w:p>
         </w:tc>
@@ -5202,7 +7295,31 @@
               <w:pStyle w:val="0NoiDung"/>
             </w:pPr>
             <w:r>
-              <w:t>Bean quản lý bởi Spring</w:t>
+              <w:t xml:space="preserve">Bean </w:t>
+            </w:r>
+            <w:proofErr w:type="spellStart"/>
+            <w:r>
+              <w:t>quản</w:t>
+            </w:r>
+            <w:proofErr w:type="spellEnd"/>
+            <w:r>
+              <w:t xml:space="preserve"> </w:t>
+            </w:r>
+            <w:proofErr w:type="spellStart"/>
+            <w:r>
+              <w:t>lý</w:t>
+            </w:r>
+            <w:proofErr w:type="spellEnd"/>
+            <w:r>
+              <w:t xml:space="preserve"> </w:t>
+            </w:r>
+            <w:proofErr w:type="spellStart"/>
+            <w:r>
+              <w:t>bởi</w:t>
+            </w:r>
+            <w:proofErr w:type="spellEnd"/>
+            <w:r>
+              <w:t xml:space="preserve"> Spring</w:t>
             </w:r>
           </w:p>
         </w:tc>
@@ -5221,10 +7338,63 @@
       <w:bookmarkStart w:id="53" w:name="_Toc229487163"/>
       <w:bookmarkStart w:id="54" w:name="_Toc229487229"/>
       <w:r>
-        <w:t>3. Giới thiệu Git và các lệnh cơ bản</w:t>
+        <w:t xml:space="preserve">3. </w:t>
+      </w:r>
+      <w:proofErr w:type="spellStart"/>
+      <w:r>
+        <w:t>Giới</w:t>
+      </w:r>
+      <w:proofErr w:type="spellEnd"/>
+      <w:r>
+        <w:t xml:space="preserve"> </w:t>
+      </w:r>
+      <w:proofErr w:type="spellStart"/>
+      <w:r>
+        <w:t>thiệu</w:t>
+      </w:r>
+      <w:proofErr w:type="spellEnd"/>
+      <w:r>
+        <w:t xml:space="preserve"> Git </w:t>
+      </w:r>
+      <w:proofErr w:type="spellStart"/>
+      <w:r>
+        <w:t>và</w:t>
+      </w:r>
+      <w:proofErr w:type="spellEnd"/>
+      <w:r>
+        <w:t xml:space="preserve"> </w:t>
+      </w:r>
+      <w:proofErr w:type="spellStart"/>
+      <w:r>
+        <w:t>các</w:t>
+      </w:r>
+      <w:proofErr w:type="spellEnd"/>
+      <w:r>
+        <w:t xml:space="preserve"> </w:t>
+      </w:r>
+      <w:proofErr w:type="spellStart"/>
+      <w:r>
+        <w:t>lệnh</w:t>
+      </w:r>
+      <w:proofErr w:type="spellEnd"/>
+      <w:r>
+        <w:t xml:space="preserve"> </w:t>
+      </w:r>
+      <w:proofErr w:type="spellStart"/>
+      <w:r>
+        <w:t>cơ</w:t>
+      </w:r>
+      <w:proofErr w:type="spellEnd"/>
+      <w:r>
+        <w:t xml:space="preserve"> </w:t>
+      </w:r>
+      <w:proofErr w:type="spellStart"/>
+      <w:r>
+        <w:t>bản</w:t>
       </w:r>
       <w:bookmarkEnd w:id="53"/>
       <w:bookmarkEnd w:id="54"/>
+      <w:proofErr w:type="spellEnd"/>
     </w:p>
     <w:p>
       <w:pPr>
@@ -5236,7 +7406,23 @@
         <w:t xml:space="preserve">3.1 </w:t>
       </w:r>
       <w:r>
-        <w:t>Git là gì?</w:t>
+        <w:t xml:space="preserve">Git </w:t>
+      </w:r>
+      <w:proofErr w:type="spellStart"/>
+      <w:r>
+        <w:t>là</w:t>
+      </w:r>
+      <w:proofErr w:type="spellEnd"/>
+      <w:r>
+        <w:t xml:space="preserve"> </w:t>
+      </w:r>
+      <w:proofErr w:type="spellStart"/>
+      <w:r>
+        <w:t>gì</w:t>
+      </w:r>
+      <w:proofErr w:type="spellEnd"/>
+      <w:r>
+        <w:t>?</w:t>
       </w:r>
       <w:bookmarkEnd w:id="55"/>
       <w:bookmarkEnd w:id="56"/>
@@ -5246,7 +7432,79 @@
         <w:pStyle w:val="0NoiDung"/>
       </w:pPr>
       <w:r>
-        <w:t>Git là hệ thống quản lý phiên bản phân tán (Distributed Version Control System).</w:t>
+        <w:t xml:space="preserve">Git </w:t>
+      </w:r>
+      <w:proofErr w:type="spellStart"/>
+      <w:r>
+        <w:t>là</w:t>
+      </w:r>
+      <w:proofErr w:type="spellEnd"/>
+      <w:r>
+        <w:t xml:space="preserve"> </w:t>
+      </w:r>
+      <w:proofErr w:type="spellStart"/>
+      <w:r>
+        <w:t>hệ</w:t>
+      </w:r>
+      <w:proofErr w:type="spellEnd"/>
+      <w:r>
+        <w:t xml:space="preserve"> </w:t>
+      </w:r>
+      <w:proofErr w:type="spellStart"/>
+      <w:r>
+        <w:t>thống</w:t>
+      </w:r>
+      <w:proofErr w:type="spellEnd"/>
+      <w:r>
+        <w:t xml:space="preserve"> </w:t>
+      </w:r>
+      <w:proofErr w:type="spellStart"/>
+      <w:r>
+        <w:t>quản</w:t>
+      </w:r>
+      <w:proofErr w:type="spellEnd"/>
+      <w:r>
+        <w:t xml:space="preserve"> </w:t>
+      </w:r>
+      <w:proofErr w:type="spellStart"/>
+      <w:r>
+        <w:t>lý</w:t>
+      </w:r>
+      <w:proofErr w:type="spellEnd"/>
+      <w:r>
+        <w:t xml:space="preserve"> </w:t>
+      </w:r>
+      <w:proofErr w:type="spellStart"/>
+      <w:r>
+        <w:t>phiên</w:t>
+      </w:r>
+      <w:proofErr w:type="spellEnd"/>
+      <w:r>
+        <w:t xml:space="preserve"> </w:t>
+      </w:r>
+      <w:proofErr w:type="spellStart"/>
+      <w:r>
+        <w:t>bản</w:t>
+      </w:r>
+      <w:proofErr w:type="spellEnd"/>
+      <w:r>
+        <w:t xml:space="preserve"> </w:t>
+      </w:r>
+      <w:proofErr w:type="spellStart"/>
+      <w:r>
+        <w:t>phân</w:t>
+      </w:r>
+      <w:proofErr w:type="spellEnd"/>
+      <w:r>
+        <w:t xml:space="preserve"> </w:t>
+      </w:r>
+      <w:proofErr w:type="spellStart"/>
+      <w:r>
+        <w:t>tán</w:t>
+      </w:r>
+      <w:proofErr w:type="spellEnd"/>
+      <w:r>
+        <w:t xml:space="preserve"> (Distributed Version Control System).</w:t>
       </w:r>
     </w:p>
     <w:p>
@@ -5254,7 +7512,15 @@
         <w:pStyle w:val="0NoiDung"/>
       </w:pPr>
       <w:r>
-        <w:t>Git giúp:</w:t>
+        <w:t xml:space="preserve">Git </w:t>
+      </w:r>
+      <w:proofErr w:type="spellStart"/>
+      <w:r>
+        <w:t>giúp</w:t>
+      </w:r>
+      <w:proofErr w:type="spellEnd"/>
+      <w:r>
+        <w:t>:</w:t>
       </w:r>
     </w:p>
     <w:p>
@@ -5262,7 +7528,15 @@
         <w:pStyle w:val="0NoiDung"/>
       </w:pPr>
       <w:r>
-        <w:t xml:space="preserve">Quản lý source code </w:t>
+        <w:t xml:space="preserve">Quản </w:t>
+      </w:r>
+      <w:proofErr w:type="spellStart"/>
+      <w:r>
+        <w:t>lý</w:t>
+      </w:r>
+      <w:proofErr w:type="spellEnd"/>
+      <w:r>
+        <w:t xml:space="preserve"> source code </w:t>
       </w:r>
     </w:p>
     <w:p>
@@ -5270,24 +7544,106 @@
         <w:pStyle w:val="0NoiDung"/>
       </w:pPr>
       <w:r>
-        <w:t xml:space="preserve">Theo dõi lịch sử thay đổi </w:t>
+        <w:t xml:space="preserve">Theo </w:t>
+      </w:r>
+      <w:proofErr w:type="spellStart"/>
+      <w:r>
+        <w:t>dõi</w:t>
+      </w:r>
+      <w:proofErr w:type="spellEnd"/>
+      <w:r>
+        <w:t xml:space="preserve"> </w:t>
+      </w:r>
+      <w:proofErr w:type="spellStart"/>
+      <w:r>
+        <w:t>lịch</w:t>
+      </w:r>
+      <w:proofErr w:type="spellEnd"/>
+      <w:r>
+        <w:t xml:space="preserve"> </w:t>
+      </w:r>
+      <w:proofErr w:type="spellStart"/>
+      <w:r>
+        <w:t>sử</w:t>
+      </w:r>
+      <w:proofErr w:type="spellEnd"/>
+      <w:r>
+        <w:t xml:space="preserve"> </w:t>
+      </w:r>
+      <w:proofErr w:type="spellStart"/>
+      <w:r>
+        <w:t>thay</w:t>
+      </w:r>
+      <w:proofErr w:type="spellEnd"/>
+      <w:r>
+        <w:t xml:space="preserve"> </w:t>
+      </w:r>
+      <w:proofErr w:type="spellStart"/>
+      <w:r>
+        <w:t>đổi</w:t>
+      </w:r>
+      <w:proofErr w:type="spellEnd"/>
+      <w:r>
+        <w:t xml:space="preserve"> </w:t>
       </w:r>
     </w:p>
     <w:p>
       <w:pPr>
         <w:pStyle w:val="0NoiDung"/>
       </w:pPr>
+      <w:proofErr w:type="spellStart"/>
       <w:r>
         <w:lastRenderedPageBreak/>
-        <w:t xml:space="preserve">Làm việc nhóm </w:t>
+        <w:t>Làm</w:t>
+      </w:r>
+      <w:proofErr w:type="spellEnd"/>
+      <w:r>
+        <w:t xml:space="preserve"> </w:t>
+      </w:r>
+      <w:proofErr w:type="spellStart"/>
+      <w:r>
+        <w:t>việc</w:t>
+      </w:r>
+      <w:proofErr w:type="spellEnd"/>
+      <w:r>
+        <w:t xml:space="preserve"> </w:t>
+      </w:r>
+      <w:proofErr w:type="spellStart"/>
+      <w:r>
+        <w:t>nhóm</w:t>
+      </w:r>
+      <w:proofErr w:type="spellEnd"/>
+      <w:r>
+        <w:t xml:space="preserve"> </w:t>
       </w:r>
     </w:p>
     <w:p>
       <w:pPr>
         <w:pStyle w:val="0NoiDung"/>
       </w:pPr>
-      <w:r>
-        <w:t xml:space="preserve">Khôi phục code cũ </w:t>
+      <w:proofErr w:type="spellStart"/>
+      <w:r>
+        <w:t>Khôi</w:t>
+      </w:r>
+      <w:proofErr w:type="spellEnd"/>
+      <w:r>
+        <w:t xml:space="preserve"> </w:t>
+      </w:r>
+      <w:proofErr w:type="spellStart"/>
+      <w:r>
+        <w:t>phục</w:t>
+      </w:r>
+      <w:proofErr w:type="spellEnd"/>
+      <w:r>
+        <w:t xml:space="preserve"> code </w:t>
+      </w:r>
+      <w:proofErr w:type="spellStart"/>
+      <w:r>
+        <w:t>cũ</w:t>
+      </w:r>
+      <w:proofErr w:type="spellEnd"/>
+      <w:r>
+        <w:t xml:space="preserve"> </w:t>
       </w:r>
     </w:p>
     <w:p>
@@ -5299,8 +7655,37 @@
       <w:r>
         <w:t xml:space="preserve">3.2 </w:t>
       </w:r>
-      <w:r>
-        <w:t>Mô hình hoạt động Git</w:t>
+      <w:proofErr w:type="spellStart"/>
+      <w:r>
+        <w:t>Mô</w:t>
+      </w:r>
+      <w:proofErr w:type="spellEnd"/>
+      <w:r>
+        <w:t xml:space="preserve"> </w:t>
+      </w:r>
+      <w:proofErr w:type="spellStart"/>
+      <w:r>
+        <w:t>hình</w:t>
+      </w:r>
+      <w:proofErr w:type="spellEnd"/>
+      <w:r>
+        <w:t xml:space="preserve"> </w:t>
+      </w:r>
+      <w:proofErr w:type="spellStart"/>
+      <w:r>
+        <w:t>hoạt</w:t>
+      </w:r>
+      <w:proofErr w:type="spellEnd"/>
+      <w:r>
+        <w:t xml:space="preserve"> </w:t>
+      </w:r>
+      <w:proofErr w:type="spellStart"/>
+      <w:r>
+        <w:t>động</w:t>
+      </w:r>
+      <w:proofErr w:type="spellEnd"/>
+      <w:r>
+        <w:t xml:space="preserve"> Git</w:t>
       </w:r>
       <w:bookmarkEnd w:id="57"/>
       <w:bookmarkEnd w:id="58"/>
@@ -5310,7 +7695,31 @@
         <w:pStyle w:val="0NoiDung"/>
       </w:pPr>
       <w:r>
-        <w:t>Git có 3 vùng chính:</w:t>
+        <w:t xml:space="preserve">Git </w:t>
+      </w:r>
+      <w:proofErr w:type="spellStart"/>
+      <w:r>
+        <w:t>có</w:t>
+      </w:r>
+      <w:proofErr w:type="spellEnd"/>
+      <w:r>
+        <w:t xml:space="preserve"> 3 </w:t>
+      </w:r>
+      <w:proofErr w:type="spellStart"/>
+      <w:r>
+        <w:t>vùng</w:t>
+      </w:r>
+      <w:proofErr w:type="spellEnd"/>
+      <w:r>
+        <w:t xml:space="preserve"> </w:t>
+      </w:r>
+      <w:proofErr w:type="spellStart"/>
+      <w:r>
+        <w:t>chính</w:t>
+      </w:r>
+      <w:proofErr w:type="spellEnd"/>
+      <w:r>
+        <w:t>:</w:t>
       </w:r>
     </w:p>
     <w:p>
@@ -5346,16 +7755,11 @@
       <w:pPr>
         <w:pStyle w:val="TieuDeHinh"/>
       </w:pPr>
-      <w:bookmarkStart w:id="59" w:name="_Toc229487718"/>
-      <w:bookmarkStart w:id="60" w:name="_Toc229487772"/>
-      <w:r>
-        <w:rPr>
-          <w:noProof/>
-        </w:rPr>
+      <w:r>
         <w:drawing>
-          <wp:inline distT="0" distB="0" distL="0" distR="0" wp14:anchorId="501E0506" wp14:editId="2AB3A148">
-            <wp:extent cx="5943600" cy="3165475"/>
-            <wp:effectExtent l="0" t="0" r="0" b="0"/>
+          <wp:inline distT="0" distB="0" distL="0" distR="0" wp14:anchorId="63643435" wp14:editId="6CF78B95">
+            <wp:extent cx="5943600" cy="2533015"/>
+            <wp:effectExtent l="0" t="0" r="0" b="635"/>
             <wp:docPr id="1" name="Picture 1"/>
             <wp:cNvGraphicFramePr>
               <a:graphicFrameLocks xmlns:a="http://schemas.openxmlformats.org/drawingml/2006/main" noChangeAspect="1"/>
@@ -5364,17 +7768,11 @@
               <a:graphicData uri="http://schemas.openxmlformats.org/drawingml/2006/picture">
                 <pic:pic xmlns:pic="http://schemas.openxmlformats.org/drawingml/2006/picture">
                   <pic:nvPicPr>
-                    <pic:cNvPr id="1" name="Screenshot 2026-04-24 233909.png"/>
+                    <pic:cNvPr id="1" name=""/>
                     <pic:cNvPicPr/>
                   </pic:nvPicPr>
                   <pic:blipFill>
-                    <a:blip r:embed="rId10" cstate="print">
-                      <a:extLst>
-                        <a:ext uri="{28A0092B-C50C-407E-A947-70E740481C1C}">
-                          <a14:useLocalDpi xmlns:a14="http://schemas.microsoft.com/office/drawing/2010/main" val="0"/>
-                        </a:ext>
-                      </a:extLst>
-                    </a:blip>
+                    <a:blip r:embed="rId10"/>
                     <a:stretch>
                       <a:fillRect/>
                     </a:stretch>
@@ -5382,7 +7780,7 @@
                   <pic:spPr>
                     <a:xfrm>
                       <a:off x="0" y="0"/>
-                      <a:ext cx="5943600" cy="3165475"/>
+                      <a:ext cx="5943600" cy="2533015"/>
                     </a:xfrm>
                     <a:prstGeom prst="rect">
                       <a:avLst/>
@@ -5394,42 +7792,140 @@
           </wp:inline>
         </w:drawing>
       </w:r>
+    </w:p>
+    <w:p>
+      <w:pPr>
+        <w:pStyle w:val="TieuDeHinh"/>
+      </w:pPr>
+      <w:bookmarkStart w:id="59" w:name="_Toc229487719"/>
+      <w:bookmarkStart w:id="60" w:name="_Toc229487773"/>
+      <w:proofErr w:type="spellStart"/>
+      <w:r>
+        <w:t>Hình</w:t>
+      </w:r>
+      <w:proofErr w:type="spellEnd"/>
+      <w:r>
+        <w:t xml:space="preserve"> 2: </w:t>
+      </w:r>
+      <w:proofErr w:type="spellStart"/>
+      <w:r>
+        <w:t>Kết</w:t>
+      </w:r>
+      <w:proofErr w:type="spellEnd"/>
+      <w:r>
+        <w:t xml:space="preserve"> </w:t>
+      </w:r>
+      <w:proofErr w:type="spellStart"/>
+      <w:r>
+        <w:t>quả</w:t>
+      </w:r>
       <w:bookmarkEnd w:id="59"/>
       <w:bookmarkEnd w:id="60"/>
-    </w:p>
-    <w:p>
-      <w:pPr>
-        <w:pStyle w:val="TieuDeHinh"/>
-      </w:pPr>
-      <w:bookmarkStart w:id="61" w:name="_Toc229487719"/>
-      <w:bookmarkStart w:id="62" w:name="_Toc229487773"/>
-      <w:r>
-        <w:t>Hình 2: Kết quả</w:t>
+      <w:proofErr w:type="spellEnd"/>
+    </w:p>
+    <w:p>
+      <w:pPr>
+        <w:pStyle w:val="11TieuDe11"/>
+      </w:pPr>
+      <w:bookmarkStart w:id="61" w:name="_Toc229487166"/>
+      <w:bookmarkStart w:id="62" w:name="_Toc229487232"/>
+      <w:r>
+        <w:t xml:space="preserve">3.3 </w:t>
+      </w:r>
+      <w:r>
+        <w:t xml:space="preserve">Các </w:t>
+      </w:r>
+      <w:proofErr w:type="spellStart"/>
+      <w:r>
+        <w:t>lệnh</w:t>
+      </w:r>
+      <w:proofErr w:type="spellEnd"/>
+      <w:r>
+        <w:t xml:space="preserve"> </w:t>
+      </w:r>
+      <w:proofErr w:type="spellStart"/>
+      <w:r>
+        <w:t>cơ</w:t>
+      </w:r>
+      <w:proofErr w:type="spellEnd"/>
+      <w:r>
+        <w:t xml:space="preserve"> </w:t>
+      </w:r>
+      <w:proofErr w:type="spellStart"/>
+      <w:r>
+        <w:t>bản</w:t>
+      </w:r>
+      <w:proofErr w:type="spellEnd"/>
+      <w:r>
+        <w:t xml:space="preserve"> </w:t>
+      </w:r>
+      <w:proofErr w:type="spellStart"/>
+      <w:r>
+        <w:t>trong</w:t>
+      </w:r>
+      <w:proofErr w:type="spellEnd"/>
+      <w:r>
+        <w:t xml:space="preserve"> Git</w:t>
       </w:r>
       <w:bookmarkEnd w:id="61"/>
       <w:bookmarkEnd w:id="62"/>
     </w:p>
     <w:p>
       <w:pPr>
-        <w:pStyle w:val="11TieuDe11"/>
-      </w:pPr>
-      <w:bookmarkStart w:id="63" w:name="_Toc229487166"/>
-      <w:bookmarkStart w:id="64" w:name="_Toc229487232"/>
-      <w:r>
-        <w:t xml:space="preserve">3.3 </w:t>
-      </w:r>
-      <w:r>
-        <w:t>Các lệnh cơ bản trong Git</w:t>
+        <w:pStyle w:val="111TieuDe111"/>
+      </w:pPr>
+      <w:bookmarkStart w:id="63" w:name="_Toc229487167"/>
+      <w:bookmarkStart w:id="64" w:name="_Toc229487233"/>
+      <w:r>
+        <w:t>3</w:t>
+      </w:r>
+      <w:r>
+        <w:t>.</w:t>
+      </w:r>
+      <w:r>
+        <w:t>3.1</w:t>
+      </w:r>
+      <w:r>
+        <w:t xml:space="preserve"> </w:t>
+      </w:r>
+      <w:proofErr w:type="spellStart"/>
+      <w:r>
+        <w:t>Khởi</w:t>
+      </w:r>
+      <w:proofErr w:type="spellEnd"/>
+      <w:r>
+        <w:t xml:space="preserve"> </w:t>
+      </w:r>
+      <w:proofErr w:type="spellStart"/>
+      <w:r>
+        <w:t>tạo</w:t>
+      </w:r>
+      <w:proofErr w:type="spellEnd"/>
+      <w:r>
+        <w:t xml:space="preserve"> repository</w:t>
       </w:r>
       <w:bookmarkEnd w:id="63"/>
       <w:bookmarkEnd w:id="64"/>
     </w:p>
     <w:p>
       <w:pPr>
+        <w:pStyle w:val="0NoiDung"/>
+      </w:pPr>
+      <w:r>
+        <w:t xml:space="preserve">git </w:t>
+      </w:r>
+      <w:proofErr w:type="spellStart"/>
+      <w:r>
+        <w:t>init</w:t>
+      </w:r>
+      <w:proofErr w:type="spellEnd"/>
+    </w:p>
+    <w:p>
+      <w:pPr>
         <w:pStyle w:val="111TieuDe111"/>
       </w:pPr>
-      <w:bookmarkStart w:id="65" w:name="_Toc229487167"/>
-      <w:bookmarkStart w:id="66" w:name="_Toc229487233"/>
+      <w:bookmarkStart w:id="65" w:name="_Toc229487168"/>
+      <w:bookmarkStart w:id="66" w:name="_Toc229487234"/>
       <w:r>
         <w:t>3</w:t>
       </w:r>
@@ -5437,39 +7933,81 @@
         <w:t>.</w:t>
       </w:r>
       <w:r>
-        <w:t>3.1</w:t>
-      </w:r>
-      <w:r>
-        <w:t xml:space="preserve"> Khởi tạo repository</w:t>
+        <w:t>3.2</w:t>
+      </w:r>
+      <w:r>
+        <w:t xml:space="preserve"> </w:t>
+      </w:r>
+      <w:proofErr w:type="spellStart"/>
+      <w:r>
+        <w:t>Kiểm</w:t>
+      </w:r>
+      <w:proofErr w:type="spellEnd"/>
+      <w:r>
+        <w:t xml:space="preserve"> </w:t>
+      </w:r>
+      <w:proofErr w:type="spellStart"/>
+      <w:r>
+        <w:t>tra</w:t>
+      </w:r>
+      <w:proofErr w:type="spellEnd"/>
+      <w:r>
+        <w:t xml:space="preserve"> </w:t>
+      </w:r>
+      <w:proofErr w:type="spellStart"/>
+      <w:r>
+        <w:t>trạng</w:t>
+      </w:r>
+      <w:proofErr w:type="spellEnd"/>
+      <w:r>
+        <w:t xml:space="preserve"> </w:t>
+      </w:r>
+      <w:proofErr w:type="spellStart"/>
+      <w:r>
+        <w:t>thái</w:t>
       </w:r>
       <w:bookmarkEnd w:id="65"/>
       <w:bookmarkEnd w:id="66"/>
+      <w:proofErr w:type="spellEnd"/>
     </w:p>
     <w:p>
       <w:pPr>
         <w:pStyle w:val="0NoiDung"/>
       </w:pPr>
       <w:r>
-        <w:t>git init</w:t>
+        <w:t>git status</w:t>
       </w:r>
     </w:p>
     <w:p>
       <w:pPr>
         <w:pStyle w:val="111TieuDe111"/>
       </w:pPr>
-      <w:bookmarkStart w:id="67" w:name="_Toc229487168"/>
-      <w:bookmarkStart w:id="68" w:name="_Toc229487234"/>
-      <w:r>
-        <w:t>3</w:t>
-      </w:r>
-      <w:r>
-        <w:t>.</w:t>
-      </w:r>
-      <w:r>
-        <w:t>3.2</w:t>
-      </w:r>
-      <w:r>
-        <w:t xml:space="preserve"> Kiểm tra trạng thái</w:t>
+      <w:bookmarkStart w:id="67" w:name="_Toc229487169"/>
+      <w:bookmarkStart w:id="68" w:name="_Toc229487235"/>
+      <w:r>
+        <w:t>3.</w:t>
+      </w:r>
+      <w:r>
+        <w:t>3.3</w:t>
+      </w:r>
+      <w:r>
+        <w:t xml:space="preserve"> </w:t>
+      </w:r>
+      <w:proofErr w:type="spellStart"/>
+      <w:r>
+        <w:t>Thêm</w:t>
+      </w:r>
+      <w:proofErr w:type="spellEnd"/>
+      <w:r>
+        <w:t xml:space="preserve"> file </w:t>
+      </w:r>
+      <w:proofErr w:type="spellStart"/>
+      <w:r>
+        <w:t>vào</w:t>
+      </w:r>
+      <w:proofErr w:type="spellEnd"/>
+      <w:r>
+        <w:t xml:space="preserve"> staging</w:t>
       </w:r>
       <w:bookmarkEnd w:id="67"/>
       <w:bookmarkEnd w:id="68"/>
@@ -5479,23 +8017,67 @@
         <w:pStyle w:val="0NoiDung"/>
       </w:pPr>
       <w:r>
-        <w:t>git status</w:t>
-      </w:r>
+        <w:t xml:space="preserve">git add </w:t>
+      </w:r>
+      <w:proofErr w:type="spellStart"/>
+      <w:r>
+        <w:t>tenfile</w:t>
+      </w:r>
+      <w:proofErr w:type="spellEnd"/>
+    </w:p>
+    <w:p>
+      <w:pPr>
+        <w:pStyle w:val="0NoiDung"/>
+      </w:pPr>
+      <w:proofErr w:type="spellStart"/>
+      <w:r>
+        <w:t>Thêm</w:t>
+      </w:r>
+      <w:proofErr w:type="spellEnd"/>
+      <w:r>
+        <w:t xml:space="preserve"> </w:t>
+      </w:r>
+      <w:proofErr w:type="spellStart"/>
+      <w:r>
+        <w:t>tất</w:t>
+      </w:r>
+      <w:proofErr w:type="spellEnd"/>
+      <w:r>
+        <w:t xml:space="preserve"> </w:t>
+      </w:r>
+      <w:proofErr w:type="spellStart"/>
+      <w:r>
+        <w:t>cả</w:t>
+      </w:r>
+      <w:proofErr w:type="spellEnd"/>
+      <w:r>
+        <w:t>:</w:t>
+      </w:r>
+    </w:p>
+    <w:p>
+      <w:pPr>
+        <w:pStyle w:val="0NoiDung"/>
+      </w:pPr>
+      <w:r>
+        <w:t xml:space="preserve">git </w:t>
+      </w:r>
+      <w:proofErr w:type="gramStart"/>
+      <w:r>
+        <w:t>add .</w:t>
+      </w:r>
+      <w:proofErr w:type="gramEnd"/>
     </w:p>
     <w:p>
       <w:pPr>
         <w:pStyle w:val="111TieuDe111"/>
       </w:pPr>
-      <w:bookmarkStart w:id="69" w:name="_Toc229487169"/>
-      <w:bookmarkStart w:id="70" w:name="_Toc229487235"/>
-      <w:r>
-        <w:t>3.</w:t>
-      </w:r>
-      <w:r>
-        <w:t>3.3</w:t>
-      </w:r>
-      <w:r>
-        <w:t xml:space="preserve"> Thêm file vào staging</w:t>
+      <w:bookmarkStart w:id="69" w:name="_Toc229487170"/>
+      <w:bookmarkStart w:id="70" w:name="_Toc229487236"/>
+      <w:r>
+        <w:t>3.3.4</w:t>
+      </w:r>
+      <w:r>
+        <w:t xml:space="preserve"> Commit code</w:t>
       </w:r>
       <w:bookmarkEnd w:id="69"/>
       <w:bookmarkEnd w:id="70"/>
@@ -5505,37 +8087,43 @@
         <w:pStyle w:val="0NoiDung"/>
       </w:pPr>
       <w:r>
-        <w:t>git add tenfile</w:t>
-      </w:r>
-    </w:p>
-    <w:p>
-      <w:pPr>
-        <w:pStyle w:val="0NoiDung"/>
-      </w:pPr>
-      <w:r>
-        <w:t>Thêm tất cả:</w:t>
-      </w:r>
-    </w:p>
-    <w:p>
-      <w:pPr>
-        <w:pStyle w:val="0NoiDung"/>
-      </w:pPr>
-      <w:r>
         <w:lastRenderedPageBreak/>
-        <w:t>git add .</w:t>
+        <w:t>git commit -m "Noi dung commit"</w:t>
       </w:r>
     </w:p>
     <w:p>
       <w:pPr>
         <w:pStyle w:val="111TieuDe111"/>
       </w:pPr>
-      <w:bookmarkStart w:id="71" w:name="_Toc229487170"/>
-      <w:bookmarkStart w:id="72" w:name="_Toc229487236"/>
-      <w:r>
-        <w:t>3.3.4</w:t>
-      </w:r>
-      <w:r>
-        <w:t xml:space="preserve"> Commit code</w:t>
+      <w:bookmarkStart w:id="71" w:name="_Toc229487171"/>
+      <w:bookmarkStart w:id="72" w:name="_Toc229487237"/>
+      <w:r>
+        <w:t>3.3.</w:t>
+      </w:r>
+      <w:r>
+        <w:t>5</w:t>
+      </w:r>
+      <w:r>
+        <w:t xml:space="preserve"> </w:t>
+      </w:r>
+      <w:r>
+        <w:t xml:space="preserve">Xem </w:t>
+      </w:r>
+      <w:proofErr w:type="spellStart"/>
+      <w:r>
+        <w:t>lịch</w:t>
+      </w:r>
+      <w:proofErr w:type="spellEnd"/>
+      <w:r>
+        <w:t xml:space="preserve"> </w:t>
+      </w:r>
+      <w:proofErr w:type="spellStart"/>
+      <w:r>
+        <w:t>sử</w:t>
+      </w:r>
+      <w:proofErr w:type="spellEnd"/>
+      <w:r>
+        <w:t xml:space="preserve"> commit</w:t>
       </w:r>
       <w:bookmarkEnd w:id="71"/>
       <w:bookmarkEnd w:id="72"/>
@@ -5545,26 +8133,36 @@
         <w:pStyle w:val="0NoiDung"/>
       </w:pPr>
       <w:r>
-        <w:t>git commit -m "Noi dung commit"</w:t>
+        <w:t>git log</w:t>
       </w:r>
     </w:p>
     <w:p>
       <w:pPr>
         <w:pStyle w:val="111TieuDe111"/>
       </w:pPr>
-      <w:bookmarkStart w:id="73" w:name="_Toc229487171"/>
-      <w:bookmarkStart w:id="74" w:name="_Toc229487237"/>
-      <w:r>
-        <w:t>3.3.</w:t>
-      </w:r>
-      <w:r>
-        <w:t>5</w:t>
-      </w:r>
-      <w:r>
-        <w:t xml:space="preserve"> </w:t>
-      </w:r>
-      <w:r>
-        <w:t>Xem lịch sử commit</w:t>
+      <w:bookmarkStart w:id="73" w:name="_Toc229487172"/>
+      <w:bookmarkStart w:id="74" w:name="_Toc229487238"/>
+      <w:r>
+        <w:t>3.3.6</w:t>
+      </w:r>
+      <w:r>
+        <w:t xml:space="preserve"> </w:t>
+      </w:r>
+      <w:proofErr w:type="spellStart"/>
+      <w:r>
+        <w:t>Kết</w:t>
+      </w:r>
+      <w:proofErr w:type="spellEnd"/>
+      <w:r>
+        <w:t xml:space="preserve"> </w:t>
+      </w:r>
+      <w:proofErr w:type="spellStart"/>
+      <w:r>
+        <w:t>nối</w:t>
+      </w:r>
+      <w:proofErr w:type="spellEnd"/>
+      <w:r>
+        <w:t xml:space="preserve"> GitHub repository</w:t>
       </w:r>
       <w:bookmarkEnd w:id="73"/>
       <w:bookmarkEnd w:id="74"/>
@@ -5574,20 +8172,44 @@
         <w:pStyle w:val="0NoiDung"/>
       </w:pPr>
       <w:r>
-        <w:t>git log</w:t>
+        <w:t>git remote add origin &lt;</w:t>
+      </w:r>
+      <w:proofErr w:type="spellStart"/>
+      <w:r>
+        <w:t>url</w:t>
+      </w:r>
+      <w:proofErr w:type="spellEnd"/>
+      <w:r>
+        <w:t>&gt;</w:t>
       </w:r>
     </w:p>
     <w:p>
       <w:pPr>
         <w:pStyle w:val="111TieuDe111"/>
       </w:pPr>
-      <w:bookmarkStart w:id="75" w:name="_Toc229487172"/>
-      <w:bookmarkStart w:id="76" w:name="_Toc229487238"/>
-      <w:r>
-        <w:t>3.3.6</w:t>
-      </w:r>
-      <w:r>
-        <w:t xml:space="preserve"> Kết nối GitHub repository</w:t>
+      <w:bookmarkStart w:id="75" w:name="_Toc229487173"/>
+      <w:bookmarkStart w:id="76" w:name="_Toc229487239"/>
+      <w:r>
+        <w:t>3.3.7</w:t>
+      </w:r>
+      <w:r>
+        <w:t xml:space="preserve"> </w:t>
+      </w:r>
+      <w:proofErr w:type="spellStart"/>
+      <w:r>
+        <w:t>Đẩy</w:t>
+      </w:r>
+      <w:proofErr w:type="spellEnd"/>
+      <w:r>
+        <w:t xml:space="preserve"> code </w:t>
+      </w:r>
+      <w:proofErr w:type="spellStart"/>
+      <w:r>
+        <w:t>lên</w:t>
+      </w:r>
+      <w:proofErr w:type="spellEnd"/>
+      <w:r>
+        <w:t xml:space="preserve"> GitHub</w:t>
       </w:r>
       <w:bookmarkEnd w:id="75"/>
       <w:bookmarkEnd w:id="76"/>
@@ -5597,66 +8219,72 @@
         <w:pStyle w:val="0NoiDung"/>
       </w:pPr>
       <w:r>
-        <w:t>git remote add origin &lt;url&gt;</w:t>
+        <w:t>git push origin main</w:t>
+      </w:r>
+    </w:p>
+    <w:p>
+      <w:pPr>
+        <w:pStyle w:val="0NoiDung"/>
+        <w:ind w:firstLine="0"/>
+      </w:pPr>
+      <w:r>
+        <w:t>3.3.8</w:t>
+      </w:r>
+      <w:r>
+        <w:t xml:space="preserve"> Clone project</w:t>
+      </w:r>
+    </w:p>
+    <w:p>
+      <w:pPr>
+        <w:pStyle w:val="0NoiDung"/>
+      </w:pPr>
+      <w:r>
+        <w:t>git clone &lt;</w:t>
+      </w:r>
+      <w:proofErr w:type="spellStart"/>
+      <w:r>
+        <w:t>url</w:t>
+      </w:r>
+      <w:proofErr w:type="spellEnd"/>
+      <w:r>
+        <w:t>&gt;</w:t>
       </w:r>
     </w:p>
     <w:p>
       <w:pPr>
         <w:pStyle w:val="111TieuDe111"/>
       </w:pPr>
-      <w:bookmarkStart w:id="77" w:name="_Toc229487173"/>
-      <w:bookmarkStart w:id="78" w:name="_Toc229487239"/>
-      <w:r>
-        <w:t>3.3.7</w:t>
-      </w:r>
-      <w:r>
-        <w:t xml:space="preserve"> Đẩy code lên GitHub</w:t>
+      <w:bookmarkStart w:id="77" w:name="_Toc229487174"/>
+      <w:bookmarkStart w:id="78" w:name="_Toc229487240"/>
+      <w:r>
+        <w:t>3.3.</w:t>
+      </w:r>
+      <w:r>
+        <w:t xml:space="preserve">9 </w:t>
+      </w:r>
+      <w:proofErr w:type="spellStart"/>
+      <w:r>
+        <w:t>Lấy</w:t>
+      </w:r>
+      <w:proofErr w:type="spellEnd"/>
+      <w:r>
+        <w:t xml:space="preserve"> code </w:t>
+      </w:r>
+      <w:proofErr w:type="spellStart"/>
+      <w:r>
+        <w:t>mới</w:t>
+      </w:r>
+      <w:proofErr w:type="spellEnd"/>
+      <w:r>
+        <w:t xml:space="preserve"> </w:t>
+      </w:r>
+      <w:proofErr w:type="spellStart"/>
+      <w:r>
+        <w:t>nhất</w:t>
       </w:r>
       <w:bookmarkEnd w:id="77"/>
       <w:bookmarkEnd w:id="78"/>
-    </w:p>
-    <w:p>
-      <w:pPr>
-        <w:pStyle w:val="0NoiDung"/>
-      </w:pPr>
-      <w:r>
-        <w:t>git push origin main</w:t>
-      </w:r>
-    </w:p>
-    <w:p>
-      <w:pPr>
-        <w:pStyle w:val="0NoiDung"/>
-        <w:ind w:firstLine="0"/>
-      </w:pPr>
-      <w:r>
-        <w:t>3.3.8</w:t>
-      </w:r>
-      <w:r>
-        <w:t xml:space="preserve"> Clone project</w:t>
-      </w:r>
-    </w:p>
-    <w:p>
-      <w:pPr>
-        <w:pStyle w:val="0NoiDung"/>
-      </w:pPr>
-      <w:r>
-        <w:t>git clone &lt;url&gt;</w:t>
-      </w:r>
-    </w:p>
-    <w:p>
-      <w:pPr>
-        <w:pStyle w:val="111TieuDe111"/>
-      </w:pPr>
-      <w:bookmarkStart w:id="79" w:name="_Toc229487174"/>
-      <w:bookmarkStart w:id="80" w:name="_Toc229487240"/>
-      <w:r>
-        <w:t>3.3.</w:t>
-      </w:r>
-      <w:r>
-        <w:t>9 Lấy code mới nhất</w:t>
-      </w:r>
-      <w:bookmarkEnd w:id="79"/>
-      <w:bookmarkEnd w:id="80"/>
+      <w:proofErr w:type="spellEnd"/>
     </w:p>
     <w:p>
       <w:pPr>
@@ -5680,8 +8308,8 @@
       <w:pPr>
         <w:pStyle w:val="111TieuDe111"/>
       </w:pPr>
-      <w:bookmarkStart w:id="81" w:name="_Toc229487175"/>
-      <w:bookmarkStart w:id="82" w:name="_Toc229487241"/>
+      <w:bookmarkStart w:id="79" w:name="_Toc229487175"/>
+      <w:bookmarkStart w:id="80" w:name="_Toc229487241"/>
       <w:r>
         <w:t>3.3</w:t>
       </w:r>
@@ -5692,10 +8320,23 @@
         <w:t>10</w:t>
       </w:r>
       <w:r>
-        <w:t xml:space="preserve"> Tạo branch mới</w:t>
-      </w:r>
-      <w:bookmarkEnd w:id="81"/>
-      <w:bookmarkEnd w:id="82"/>
+        <w:t xml:space="preserve"> </w:t>
+      </w:r>
+      <w:proofErr w:type="spellStart"/>
+      <w:r>
+        <w:t>Tạo</w:t>
+      </w:r>
+      <w:proofErr w:type="spellEnd"/>
+      <w:r>
+        <w:t xml:space="preserve"> branch </w:t>
+      </w:r>
+      <w:proofErr w:type="spellStart"/>
+      <w:r>
+        <w:t>mới</w:t>
+      </w:r>
+      <w:bookmarkEnd w:id="79"/>
+      <w:bookmarkEnd w:id="80"/>
+      <w:proofErr w:type="spellEnd"/>
     </w:p>
     <w:p>
       <w:pPr>
@@ -5719,16 +8360,24 @@
       <w:pPr>
         <w:pStyle w:val="111TieuDe111"/>
       </w:pPr>
-      <w:bookmarkStart w:id="83" w:name="_Toc229487176"/>
-      <w:bookmarkStart w:id="84" w:name="_Toc229487242"/>
+      <w:bookmarkStart w:id="81" w:name="_Toc229487176"/>
+      <w:bookmarkStart w:id="82" w:name="_Toc229487242"/>
       <w:r>
         <w:t>3.3.11</w:t>
       </w:r>
       <w:r>
-        <w:t xml:space="preserve"> Chuyển branch</w:t>
-      </w:r>
-      <w:bookmarkEnd w:id="83"/>
-      <w:bookmarkEnd w:id="84"/>
+        <w:t xml:space="preserve"> </w:t>
+      </w:r>
+      <w:proofErr w:type="spellStart"/>
+      <w:r>
+        <w:t>Chuyển</w:t>
+      </w:r>
+      <w:proofErr w:type="spellEnd"/>
+      <w:r>
+        <w:t xml:space="preserve"> branch</w:t>
+      </w:r>
+      <w:bookmarkEnd w:id="81"/>
+      <w:bookmarkEnd w:id="82"/>
     </w:p>
     <w:p>
       <w:pPr>
@@ -5742,8 +8391,13 @@
       <w:pPr>
         <w:pStyle w:val="0NoiDung"/>
       </w:pPr>
-      <w:r>
-        <w:t>Hoặc:</w:t>
+      <w:proofErr w:type="spellStart"/>
+      <w:r>
+        <w:t>Hoặc</w:t>
+      </w:r>
+      <w:proofErr w:type="spellEnd"/>
+      <w:r>
+        <w:t>:</w:t>
       </w:r>
     </w:p>
     <w:p>
@@ -5768,16 +8422,24 @@
       <w:pPr>
         <w:pStyle w:val="111TieuDe111"/>
       </w:pPr>
-      <w:bookmarkStart w:id="85" w:name="_Toc229487177"/>
-      <w:bookmarkStart w:id="86" w:name="_Toc229487243"/>
+      <w:bookmarkStart w:id="83" w:name="_Toc229487177"/>
+      <w:bookmarkStart w:id="84" w:name="_Toc229487243"/>
       <w:r>
         <w:t>3.3.12</w:t>
       </w:r>
       <w:r>
-        <w:t xml:space="preserve"> Gộp branch</w:t>
-      </w:r>
-      <w:bookmarkEnd w:id="85"/>
-      <w:bookmarkEnd w:id="86"/>
+        <w:t xml:space="preserve"> </w:t>
+      </w:r>
+      <w:proofErr w:type="spellStart"/>
+      <w:r>
+        <w:t>Gộp</w:t>
+      </w:r>
+      <w:proofErr w:type="spellEnd"/>
+      <w:r>
+        <w:t xml:space="preserve"> branch</w:t>
+      </w:r>
+      <w:bookmarkEnd w:id="83"/>
+      <w:bookmarkEnd w:id="84"/>
     </w:p>
     <w:p>
       <w:pPr>
@@ -5801,13 +8463,65 @@
       <w:pPr>
         <w:pStyle w:val="111TieuDe111"/>
       </w:pPr>
-      <w:bookmarkStart w:id="87" w:name="_Toc229487178"/>
-      <w:bookmarkStart w:id="88" w:name="_Toc229487244"/>
+      <w:bookmarkStart w:id="85" w:name="_Toc229487178"/>
+      <w:bookmarkStart w:id="86" w:name="_Toc229487244"/>
       <w:r>
         <w:t>3.3.</w:t>
       </w:r>
       <w:r>
-        <w:t>13 Xóa branch</w:t>
+        <w:t xml:space="preserve">13 </w:t>
+      </w:r>
+      <w:proofErr w:type="spellStart"/>
+      <w:r>
+        <w:t>Xóa</w:t>
+      </w:r>
+      <w:proofErr w:type="spellEnd"/>
+      <w:r>
+        <w:t xml:space="preserve"> branch</w:t>
+      </w:r>
+      <w:bookmarkEnd w:id="85"/>
+      <w:bookmarkEnd w:id="86"/>
+    </w:p>
+    <w:p>
+      <w:pPr>
+        <w:pStyle w:val="0NoiDung"/>
+      </w:pPr>
+      <w:r>
+        <w:t>git branch -d ten-branch</w:t>
+      </w:r>
+    </w:p>
+    <w:p>
+      <w:pPr>
+        <w:pStyle w:val="11TieuDe11"/>
+      </w:pPr>
+      <w:bookmarkStart w:id="87" w:name="_Toc229487179"/>
+      <w:bookmarkStart w:id="88" w:name="_Toc229487245"/>
+      <w:r>
+        <w:t xml:space="preserve">3.4 </w:t>
+      </w:r>
+      <w:proofErr w:type="spellStart"/>
+      <w:r>
+        <w:t>Ưu</w:t>
+      </w:r>
+      <w:proofErr w:type="spellEnd"/>
+      <w:r>
+        <w:t xml:space="preserve"> </w:t>
+      </w:r>
+      <w:proofErr w:type="spellStart"/>
+      <w:r>
+        <w:t>điểm</w:t>
+      </w:r>
+      <w:proofErr w:type="spellEnd"/>
+      <w:r>
+        <w:t xml:space="preserve"> </w:t>
+      </w:r>
+      <w:proofErr w:type="spellStart"/>
+      <w:r>
+        <w:t>của</w:t>
+      </w:r>
+      <w:proofErr w:type="spellEnd"/>
+      <w:r>
+        <w:t xml:space="preserve"> Git</w:t>
       </w:r>
       <w:bookmarkEnd w:id="87"/>
       <w:bookmarkEnd w:id="88"/>
@@ -5817,63 +8531,180 @@
         <w:pStyle w:val="0NoiDung"/>
       </w:pPr>
       <w:r>
-        <w:t>git branch -d ten-branch</w:t>
-      </w:r>
-    </w:p>
-    <w:p>
-      <w:pPr>
-        <w:pStyle w:val="11TieuDe11"/>
-      </w:pPr>
-      <w:bookmarkStart w:id="89" w:name="_Toc229487179"/>
-      <w:bookmarkStart w:id="90" w:name="_Toc229487245"/>
-      <w:r>
-        <w:t xml:space="preserve">3.4 </w:t>
-      </w:r>
-      <w:r>
-        <w:t>Ưu điểm của Git</w:t>
-      </w:r>
-      <w:bookmarkEnd w:id="89"/>
-      <w:bookmarkEnd w:id="90"/>
+        <w:t xml:space="preserve">Quản </w:t>
+      </w:r>
+      <w:proofErr w:type="spellStart"/>
+      <w:r>
+        <w:t>lý</w:t>
+      </w:r>
+      <w:proofErr w:type="spellEnd"/>
+      <w:r>
+        <w:t xml:space="preserve"> version </w:t>
+      </w:r>
+      <w:proofErr w:type="spellStart"/>
+      <w:r>
+        <w:t>mạnh</w:t>
+      </w:r>
+      <w:proofErr w:type="spellEnd"/>
+      <w:r>
+        <w:t xml:space="preserve"> </w:t>
+      </w:r>
     </w:p>
     <w:p>
       <w:pPr>
         <w:pStyle w:val="0NoiDung"/>
       </w:pPr>
-      <w:r>
-        <w:t xml:space="preserve">Quản lý version mạnh </w:t>
+      <w:proofErr w:type="spellStart"/>
+      <w:r>
+        <w:t>Làm</w:t>
+      </w:r>
+      <w:proofErr w:type="spellEnd"/>
+      <w:r>
+        <w:t xml:space="preserve"> </w:t>
+      </w:r>
+      <w:proofErr w:type="spellStart"/>
+      <w:r>
+        <w:t>việc</w:t>
+      </w:r>
+      <w:proofErr w:type="spellEnd"/>
+      <w:r>
+        <w:t xml:space="preserve"> </w:t>
+      </w:r>
+      <w:proofErr w:type="spellStart"/>
+      <w:r>
+        <w:t>nhóm</w:t>
+      </w:r>
+      <w:proofErr w:type="spellEnd"/>
+      <w:r>
+        <w:t xml:space="preserve"> </w:t>
+      </w:r>
+      <w:proofErr w:type="spellStart"/>
+      <w:r>
+        <w:t>hiệu</w:t>
+      </w:r>
+      <w:proofErr w:type="spellEnd"/>
+      <w:r>
+        <w:t xml:space="preserve"> </w:t>
+      </w:r>
+      <w:proofErr w:type="spellStart"/>
+      <w:r>
+        <w:t>quả</w:t>
+      </w:r>
+      <w:proofErr w:type="spellEnd"/>
+      <w:r>
+        <w:t xml:space="preserve"> </w:t>
       </w:r>
     </w:p>
     <w:p>
       <w:pPr>
         <w:pStyle w:val="0NoiDung"/>
       </w:pPr>
-      <w:r>
-        <w:t xml:space="preserve">Làm việc nhóm hiệu quả </w:t>
+      <w:proofErr w:type="spellStart"/>
+      <w:r>
+        <w:t>Có</w:t>
+      </w:r>
+      <w:proofErr w:type="spellEnd"/>
+      <w:r>
+        <w:t xml:space="preserve"> </w:t>
+      </w:r>
+      <w:proofErr w:type="spellStart"/>
+      <w:r>
+        <w:t>thể</w:t>
+      </w:r>
+      <w:proofErr w:type="spellEnd"/>
+      <w:r>
+        <w:t xml:space="preserve"> rollback code </w:t>
       </w:r>
     </w:p>
     <w:p>
       <w:pPr>
         <w:pStyle w:val="0NoiDung"/>
       </w:pPr>
+      <w:proofErr w:type="spellStart"/>
+      <w:r>
+        <w:t>Hỗ</w:t>
+      </w:r>
+      <w:proofErr w:type="spellEnd"/>
+      <w:r>
+        <w:t xml:space="preserve"> </w:t>
+      </w:r>
+      <w:proofErr w:type="spellStart"/>
+      <w:r>
+        <w:t>trợ</w:t>
+      </w:r>
+      <w:proofErr w:type="spellEnd"/>
+      <w:r>
+        <w:t xml:space="preserve"> branch </w:t>
+      </w:r>
+      <w:proofErr w:type="spellStart"/>
+      <w:r>
+        <w:t>cực</w:t>
+      </w:r>
+      <w:proofErr w:type="spellEnd"/>
+      <w:r>
+        <w:t xml:space="preserve"> </w:t>
+      </w:r>
+      <w:proofErr w:type="spellStart"/>
+      <w:r>
+        <w:t>tốt</w:t>
+      </w:r>
+      <w:proofErr w:type="spellEnd"/>
+      <w:r>
+        <w:t xml:space="preserve"> </w:t>
+      </w:r>
+    </w:p>
+    <w:p>
+      <w:pPr>
+        <w:pStyle w:val="0NoiDung"/>
+      </w:pPr>
+      <w:proofErr w:type="spellStart"/>
       <w:r>
         <w:lastRenderedPageBreak/>
-        <w:t xml:space="preserve">Có thể rollback code </w:t>
-      </w:r>
-    </w:p>
-    <w:p>
-      <w:pPr>
-        <w:pStyle w:val="0NoiDung"/>
-      </w:pPr>
-      <w:r>
-        <w:t xml:space="preserve">Hỗ trợ branch cực tốt </w:t>
-      </w:r>
-    </w:p>
-    <w:p>
-      <w:pPr>
-        <w:pStyle w:val="0NoiDung"/>
-      </w:pPr>
-      <w:r>
-        <w:t xml:space="preserve">Phổ biến trong công ty phần mềm </w:t>
+        <w:t>Phổ</w:t>
+      </w:r>
+      <w:proofErr w:type="spellEnd"/>
+      <w:r>
+        <w:t xml:space="preserve"> </w:t>
+      </w:r>
+      <w:proofErr w:type="spellStart"/>
+      <w:r>
+        <w:t>biến</w:t>
+      </w:r>
+      <w:proofErr w:type="spellEnd"/>
+      <w:r>
+        <w:t xml:space="preserve"> </w:t>
+      </w:r>
+      <w:proofErr w:type="spellStart"/>
+      <w:r>
+        <w:t>trong</w:t>
+      </w:r>
+      <w:proofErr w:type="spellEnd"/>
+      <w:r>
+        <w:t xml:space="preserve"> </w:t>
+      </w:r>
+      <w:proofErr w:type="spellStart"/>
+      <w:r>
+        <w:t>công</w:t>
+      </w:r>
+      <w:proofErr w:type="spellEnd"/>
+      <w:r>
+        <w:t xml:space="preserve"> ty </w:t>
+      </w:r>
+      <w:proofErr w:type="spellStart"/>
+      <w:r>
+        <w:t>phần</w:t>
+      </w:r>
+      <w:proofErr w:type="spellEnd"/>
+      <w:r>
+        <w:t xml:space="preserve"> </w:t>
+      </w:r>
+      <w:proofErr w:type="spellStart"/>
+      <w:r>
+        <w:t>mềm</w:t>
+      </w:r>
+      <w:proofErr w:type="spellEnd"/>
+      <w:r>
+        <w:t xml:space="preserve"> </w:t>
       </w:r>
     </w:p>
     <w:p>
@@ -5890,40 +8721,169 @@
       <w:pPr>
         <w:pStyle w:val="11TieuDe11"/>
       </w:pPr>
-      <w:bookmarkStart w:id="91" w:name="_Toc229487180"/>
-      <w:bookmarkStart w:id="92" w:name="_Toc229487246"/>
+      <w:bookmarkStart w:id="89" w:name="_Toc229487180"/>
+      <w:bookmarkStart w:id="90" w:name="_Toc229487246"/>
       <w:r>
         <w:t xml:space="preserve">3.5 </w:t>
       </w:r>
-      <w:r>
-        <w:t>Hạn chế của Git</w:t>
-      </w:r>
-      <w:bookmarkEnd w:id="91"/>
-      <w:bookmarkEnd w:id="92"/>
+      <w:proofErr w:type="spellStart"/>
+      <w:r>
+        <w:t>Hạn</w:t>
+      </w:r>
+      <w:proofErr w:type="spellEnd"/>
+      <w:r>
+        <w:t xml:space="preserve"> </w:t>
+      </w:r>
+      <w:proofErr w:type="spellStart"/>
+      <w:r>
+        <w:t>chế</w:t>
+      </w:r>
+      <w:proofErr w:type="spellEnd"/>
+      <w:r>
+        <w:t xml:space="preserve"> </w:t>
+      </w:r>
+      <w:proofErr w:type="spellStart"/>
+      <w:r>
+        <w:t>của</w:t>
+      </w:r>
+      <w:proofErr w:type="spellEnd"/>
+      <w:r>
+        <w:t xml:space="preserve"> Git</w:t>
+      </w:r>
+      <w:bookmarkEnd w:id="89"/>
+      <w:bookmarkEnd w:id="90"/>
     </w:p>
     <w:p>
       <w:pPr>
         <w:pStyle w:val="0NoiDung"/>
       </w:pPr>
-      <w:r>
-        <w:t xml:space="preserve">Khó với người mới </w:t>
+      <w:proofErr w:type="spellStart"/>
+      <w:r>
+        <w:t>Khó</w:t>
+      </w:r>
+      <w:proofErr w:type="spellEnd"/>
+      <w:r>
+        <w:t xml:space="preserve"> </w:t>
+      </w:r>
+      <w:proofErr w:type="spellStart"/>
+      <w:r>
+        <w:t>với</w:t>
+      </w:r>
+      <w:proofErr w:type="spellEnd"/>
+      <w:r>
+        <w:t xml:space="preserve"> </w:t>
+      </w:r>
+      <w:proofErr w:type="spellStart"/>
+      <w:r>
+        <w:t>người</w:t>
+      </w:r>
+      <w:proofErr w:type="spellEnd"/>
+      <w:r>
+        <w:t xml:space="preserve"> </w:t>
+      </w:r>
+      <w:proofErr w:type="spellStart"/>
+      <w:r>
+        <w:t>mới</w:t>
+      </w:r>
+      <w:proofErr w:type="spellEnd"/>
+      <w:r>
+        <w:t xml:space="preserve"> </w:t>
       </w:r>
     </w:p>
     <w:p>
       <w:pPr>
         <w:pStyle w:val="0NoiDung"/>
       </w:pPr>
-      <w:r>
-        <w:t xml:space="preserve">Dễ conflict khi merge </w:t>
+      <w:proofErr w:type="spellStart"/>
+      <w:r>
+        <w:t>Dễ</w:t>
+      </w:r>
+      <w:proofErr w:type="spellEnd"/>
+      <w:r>
+        <w:t xml:space="preserve"> conflict </w:t>
+      </w:r>
+      <w:proofErr w:type="spellStart"/>
+      <w:r>
+        <w:t>khi</w:t>
+      </w:r>
+      <w:proofErr w:type="spellEnd"/>
+      <w:r>
+        <w:t xml:space="preserve"> merge </w:t>
       </w:r>
     </w:p>
     <w:p>
       <w:pPr>
         <w:pStyle w:val="0NoiDung"/>
       </w:pPr>
-      <w:r>
-        <w:t>Có nhiều lệnh phức tạp nếu dùng nâng cao</w:t>
-      </w:r>
+      <w:proofErr w:type="spellStart"/>
+      <w:r>
+        <w:t>Có</w:t>
+      </w:r>
+      <w:proofErr w:type="spellEnd"/>
+      <w:r>
+        <w:t xml:space="preserve"> </w:t>
+      </w:r>
+      <w:proofErr w:type="spellStart"/>
+      <w:r>
+        <w:t>nhiều</w:t>
+      </w:r>
+      <w:proofErr w:type="spellEnd"/>
+      <w:r>
+        <w:t xml:space="preserve"> </w:t>
+      </w:r>
+      <w:proofErr w:type="spellStart"/>
+      <w:r>
+        <w:t>lệnh</w:t>
+      </w:r>
+      <w:proofErr w:type="spellEnd"/>
+      <w:r>
+        <w:t xml:space="preserve"> </w:t>
+      </w:r>
+      <w:proofErr w:type="spellStart"/>
+      <w:r>
+        <w:t>phức</w:t>
+      </w:r>
+      <w:proofErr w:type="spellEnd"/>
+      <w:r>
+        <w:t xml:space="preserve"> </w:t>
+      </w:r>
+      <w:proofErr w:type="spellStart"/>
+      <w:r>
+        <w:t>tạp</w:t>
+      </w:r>
+      <w:proofErr w:type="spellEnd"/>
+      <w:r>
+        <w:t xml:space="preserve"> </w:t>
+      </w:r>
+      <w:proofErr w:type="spellStart"/>
+      <w:r>
+        <w:t>nếu</w:t>
+      </w:r>
+      <w:proofErr w:type="spellEnd"/>
+      <w:r>
+        <w:t xml:space="preserve"> </w:t>
+      </w:r>
+      <w:proofErr w:type="spellStart"/>
+      <w:r>
+        <w:t>dùng</w:t>
+      </w:r>
+      <w:proofErr w:type="spellEnd"/>
+      <w:r>
+        <w:t xml:space="preserve"> </w:t>
+      </w:r>
+      <w:proofErr w:type="spellStart"/>
+      <w:r>
+        <w:t>nâng</w:t>
+      </w:r>
+      <w:proofErr w:type="spellEnd"/>
+      <w:r>
+        <w:t xml:space="preserve"> </w:t>
+      </w:r>
+      <w:proofErr w:type="spellStart"/>
+      <w:r>
+        <w:t>cao</w:t>
+      </w:r>
+      <w:proofErr w:type="spellEnd"/>
     </w:p>
     <w:p>
       <w:pPr>
@@ -5932,12 +8892,8 @@
       </w:pPr>
     </w:p>
     <w:sectPr>
-      <w:headerReference w:type="even" r:id="rId11"/>
-      <w:headerReference w:type="default" r:id="rId12"/>
-      <w:footerReference w:type="even" r:id="rId13"/>
-      <w:footerReference w:type="default" r:id="rId14"/>
-      <w:headerReference w:type="first" r:id="rId15"/>
-      <w:footerReference w:type="first" r:id="rId16"/>
+      <w:headerReference w:type="default" r:id="rId11"/>
+      <w:footerReference w:type="default" r:id="rId12"/>
       <w:pgSz w:w="12240" w:h="15840"/>
       <w:pgMar w:top="1440" w:right="1440" w:bottom="1440" w:left="1440" w:header="720" w:footer="720" w:gutter="0"/>
       <w:cols w:space="720"/>
@@ -5977,13 +8933,49 @@
   <w:p>
     <w:pPr>
       <w:pStyle w:val="Footer"/>
+      <w:jc w:val="center"/>
     </w:pPr>
+    <w:r>
+      <w:t xml:space="preserve">Trang </w:t>
+    </w:r>
+    <w:sdt>
+      <w:sdtPr>
+        <w:id w:val="-511296034"/>
+        <w:docPartObj>
+          <w:docPartGallery w:val="Page Numbers (Bottom of Page)"/>
+          <w:docPartUnique/>
+        </w:docPartObj>
+      </w:sdtPr>
+      <w:sdtEndPr>
+        <w:rPr>
+          <w:noProof/>
+        </w:rPr>
+      </w:sdtEndPr>
+      <w:sdtContent>
+        <w:r>
+          <w:fldChar w:fldCharType="begin"/>
+        </w:r>
+        <w:r>
+          <w:instrText xml:space="preserve"> PAGE   \* MERGEFORMAT </w:instrText>
+        </w:r>
+        <w:r>
+          <w:fldChar w:fldCharType="separate"/>
+        </w:r>
+        <w:r>
+          <w:rPr>
+            <w:noProof/>
+          </w:rPr>
+          <w:t>2</w:t>
+        </w:r>
+        <w:r>
+          <w:rPr>
+            <w:noProof/>
+          </w:rPr>
+          <w:fldChar w:fldCharType="end"/>
+        </w:r>
+      </w:sdtContent>
+    </w:sdt>
   </w:p>
-</w:ftr>
-</file>
-
-<file path=word/footer2.xml><?xml version="1.0" encoding="utf-8"?>
-<w:ftr xmlns:wpc="http://schemas.microsoft.com/office/word/2010/wordprocessingCanvas" xmlns:cx="http://schemas.microsoft.com/office/drawing/2014/chartex" xmlns:cx1="http://schemas.microsoft.com/office/drawing/2015/9/8/chartex" xmlns:cx2="http://schemas.microsoft.com/office/drawing/2015/10/21/chartex" xmlns:cx3="http://schemas.microsoft.com/office/drawing/2016/5/9/chartex" xmlns:cx4="http://schemas.microsoft.com/office/drawing/2016/5/10/chartex" xmlns:cx5="http://schemas.microsoft.com/office/drawing/2016/5/11/chartex" xmlns:cx6="http://schemas.microsoft.com/office/drawing/2016/5/12/chartex" xmlns:cx7="http://schemas.microsoft.com/office/drawing/2016/5/13/chartex" xmlns:cx8="http://schemas.microsoft.com/office/drawing/2016/5/14/chartex" xmlns:mc="http://schemas.openxmlformats.org/markup-compatibility/2006" xmlns:aink="http://schemas.microsoft.com/office/drawing/2016/ink" xmlns:am3d="http://schemas.microsoft.com/office/drawing/2017/model3d" xmlns:o="urn:schemas-microsoft-com:office:office" xmlns:r="http://schemas.openxmlformats.org/officeDocument/2006/relationships" xmlns:m="http://schemas.openxmlformats.org/officeDocument/2006/math" xmlns:v="urn:schemas-microsoft-com:vml" xmlns:wp14="http://schemas.microsoft.com/office/word/2010/wordprocessingDrawing" xmlns:wp="http://schemas.openxmlformats.org/drawingml/2006/wordprocessingDrawing" xmlns:w10="urn:schemas-microsoft-com:office:word" xmlns:w="http://schemas.openxmlformats.org/wordprocessingml/2006/main" xmlns:w14="http://schemas.microsoft.com/office/word/2010/wordml" xmlns:w15="http://schemas.microsoft.com/office/word/2012/wordml" xmlns:w16cex="http://schemas.microsoft.com/office/word/2018/wordml/cex" xmlns:w16cid="http://schemas.microsoft.com/office/word/2016/wordml/cid" xmlns:w16="http://schemas.microsoft.com/office/word/2018/wordml" xmlns:w16sdtdh="http://schemas.microsoft.com/office/word/2020/wordml/sdtdatahash" xmlns:w16se="http://schemas.microsoft.com/office/word/2015/wordml/symex" xmlns:wpg="http://schemas.microsoft.com/office/word/2010/wordprocessingGroup" xmlns:wpi="http://schemas.microsoft.com/office/word/2010/wordprocessingInk" xmlns:wne="http://schemas.microsoft.com/office/word/2006/wordml" xmlns:wps="http://schemas.microsoft.com/office/word/2010/wordprocessingShape" mc:Ignorable="w14 w15 w16se w16cid w16 w16cex w16sdtdh wp14">
   <w:p>
     <w:pPr>
       <w:pStyle w:val="Footer"/>
@@ -5994,160 +8986,6 @@
         <w:sz w:val="20"/>
         <w:szCs w:val="20"/>
       </w:rPr>
-    </w:pPr>
-    <w:r>
-      <w:rPr>
-        <w:noProof/>
-        <w:color w:val="5B9BD5" w:themeColor="accent1"/>
-      </w:rPr>
-      <mc:AlternateContent>
-        <mc:Choice Requires="wps">
-          <w:drawing>
-            <wp:anchor distT="0" distB="0" distL="114300" distR="114300" simplePos="0" relativeHeight="251659264" behindDoc="0" locked="0" layoutInCell="1" allowOverlap="1" wp14:anchorId="53273DF1" wp14:editId="238026FC">
-              <wp:simplePos x="0" y="0"/>
-              <wp:positionH relativeFrom="page">
-                <wp:align>center</wp:align>
-              </wp:positionH>
-              <wp:positionV relativeFrom="page">
-                <wp:align>center</wp:align>
-              </wp:positionV>
-              <wp:extent cx="7364730" cy="9528810"/>
-              <wp:effectExtent l="0" t="0" r="26670" b="26670"/>
-              <wp:wrapNone/>
-              <wp:docPr id="452" name="Rectangle 452"/>
-              <wp:cNvGraphicFramePr/>
-              <a:graphic xmlns:a="http://schemas.openxmlformats.org/drawingml/2006/main">
-                <a:graphicData uri="http://schemas.microsoft.com/office/word/2010/wordprocessingShape">
-                  <wps:wsp>
-                    <wps:cNvSpPr/>
-                    <wps:spPr>
-                      <a:xfrm>
-                        <a:off x="0" y="0"/>
-                        <a:ext cx="7364730" cy="9528810"/>
-                      </a:xfrm>
-                      <a:prstGeom prst="rect">
-                        <a:avLst/>
-                      </a:prstGeom>
-                      <a:noFill/>
-                      <a:ln w="15875">
-                        <a:solidFill>
-                          <a:schemeClr val="bg2">
-                            <a:lumMod val="50000"/>
-                          </a:schemeClr>
-                        </a:solidFill>
-                      </a:ln>
-                    </wps:spPr>
-                    <wps:style>
-                      <a:lnRef idx="2">
-                        <a:schemeClr val="accent1">
-                          <a:shade val="50000"/>
-                        </a:schemeClr>
-                      </a:lnRef>
-                      <a:fillRef idx="1">
-                        <a:schemeClr val="accent1"/>
-                      </a:fillRef>
-                      <a:effectRef idx="0">
-                        <a:schemeClr val="accent1"/>
-                      </a:effectRef>
-                      <a:fontRef idx="minor">
-                        <a:schemeClr val="lt1"/>
-                      </a:fontRef>
-                    </wps:style>
-                    <wps:bodyPr rot="0" spcFirstLastPara="0" vertOverflow="overflow" horzOverflow="overflow" vert="horz" wrap="square" lIns="91440" tIns="45720" rIns="91440" bIns="45720" numCol="1" spcCol="0" rtlCol="0" fromWordArt="0" anchor="ctr" anchorCtr="0" forceAA="0" compatLnSpc="1">
-                      <a:prstTxWarp prst="textNoShape">
-                        <a:avLst/>
-                      </a:prstTxWarp>
-                      <a:noAutofit/>
-                    </wps:bodyPr>
-                  </wps:wsp>
-                </a:graphicData>
-              </a:graphic>
-              <wp14:sizeRelH relativeFrom="page">
-                <wp14:pctWidth>95000</wp14:pctWidth>
-              </wp14:sizeRelH>
-              <wp14:sizeRelV relativeFrom="page">
-                <wp14:pctHeight>95000</wp14:pctHeight>
-              </wp14:sizeRelV>
-            </wp:anchor>
-          </w:drawing>
-        </mc:Choice>
-        <mc:Fallback>
-          <w:pict>
-            <v:rect w14:anchorId="1E8D6D5E" id="Rectangle 452" o:spid="_x0000_s1026" style="position:absolute;margin-left:0;margin-top:0;width:579.9pt;height:750.3pt;z-index:251659264;visibility:visible;mso-wrap-style:square;mso-width-percent:950;mso-height-percent:950;mso-wrap-distance-left:9pt;mso-wrap-distance-top:0;mso-wrap-distance-right:9pt;mso-wrap-distance-bottom:0;mso-position-horizontal:center;mso-position-horizontal-relative:page;mso-position-vertical:center;mso-position-vertical-relative:page;mso-width-percent:950;mso-height-percent:950;mso-width-relative:page;mso-height-relative:page;v-text-anchor:middle" o:gfxdata="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" filled="f" strokecolor="#747070 [1614]" strokeweight="1.25pt">
-              <w10:wrap anchorx="page" anchory="page"/>
-            </v:rect>
-          </w:pict>
-        </mc:Fallback>
-      </mc:AlternateContent>
-    </w:r>
-    <w:r>
-      <w:rPr>
-        <w:color w:val="5B9BD5" w:themeColor="accent1"/>
-      </w:rPr>
-      <w:t>Trang</w:t>
-    </w:r>
-    <w:r>
-      <w:rPr>
-        <w:rFonts w:asciiTheme="majorHAnsi" w:eastAsiaTheme="majorEastAsia" w:hAnsiTheme="majorHAnsi" w:cstheme="majorBidi"/>
-        <w:color w:val="5B9BD5" w:themeColor="accent1"/>
-        <w:sz w:val="20"/>
-        <w:szCs w:val="20"/>
-      </w:rPr>
-      <w:t xml:space="preserve"> </w:t>
-    </w:r>
-    <w:r>
-      <w:rPr>
-        <w:color w:val="5B9BD5" w:themeColor="accent1"/>
-        <w:sz w:val="20"/>
-        <w:szCs w:val="20"/>
-      </w:rPr>
-      <w:fldChar w:fldCharType="begin"/>
-    </w:r>
-    <w:r>
-      <w:rPr>
-        <w:color w:val="5B9BD5" w:themeColor="accent1"/>
-        <w:sz w:val="20"/>
-        <w:szCs w:val="20"/>
-      </w:rPr>
-      <w:instrText xml:space="preserve"> PAGE    \* MERGEFORMAT </w:instrText>
-    </w:r>
-    <w:r>
-      <w:rPr>
-        <w:color w:val="5B9BD5" w:themeColor="accent1"/>
-        <w:sz w:val="20"/>
-        <w:szCs w:val="20"/>
-      </w:rPr>
-      <w:fldChar w:fldCharType="separate"/>
-    </w:r>
-    <w:r>
-      <w:rPr>
-        <w:rFonts w:asciiTheme="majorHAnsi" w:eastAsiaTheme="majorEastAsia" w:hAnsiTheme="majorHAnsi" w:cstheme="majorBidi"/>
-        <w:noProof/>
-        <w:color w:val="5B9BD5" w:themeColor="accent1"/>
-        <w:sz w:val="20"/>
-        <w:szCs w:val="20"/>
-      </w:rPr>
-      <w:t>1</w:t>
-    </w:r>
-    <w:r>
-      <w:rPr>
-        <w:rFonts w:asciiTheme="majorHAnsi" w:eastAsiaTheme="majorEastAsia" w:hAnsiTheme="majorHAnsi" w:cstheme="majorBidi"/>
-        <w:noProof/>
-        <w:color w:val="5B9BD5" w:themeColor="accent1"/>
-        <w:sz w:val="20"/>
-        <w:szCs w:val="20"/>
-      </w:rPr>
-      <w:fldChar w:fldCharType="end"/>
-    </w:r>
-  </w:p>
-</w:ftr>
-</file>
-
-<file path=word/footer3.xml><?xml version="1.0" encoding="utf-8"?>
-<w:ftr xmlns:wpc="http://schemas.microsoft.com/office/word/2010/wordprocessingCanvas" xmlns:cx="http://schemas.microsoft.com/office/drawing/2014/chartex" xmlns:cx1="http://schemas.microsoft.com/office/drawing/2015/9/8/chartex" xmlns:cx2="http://schemas.microsoft.com/office/drawing/2015/10/21/chartex" xmlns:cx3="http://schemas.microsoft.com/office/drawing/2016/5/9/chartex" xmlns:cx4="http://schemas.microsoft.com/office/drawing/2016/5/10/chartex" xmlns:cx5="http://schemas.microsoft.com/office/drawing/2016/5/11/chartex" xmlns:cx6="http://schemas.microsoft.com/office/drawing/2016/5/12/chartex" xmlns:cx7="http://schemas.microsoft.com/office/drawing/2016/5/13/chartex" xmlns:cx8="http://schemas.microsoft.com/office/drawing/2016/5/14/chartex" xmlns:mc="http://schemas.openxmlformats.org/markup-compatibility/2006" xmlns:aink="http://schemas.microsoft.com/office/drawing/2016/ink" xmlns:am3d="http://schemas.microsoft.com/office/drawing/2017/model3d" xmlns:o="urn:schemas-microsoft-com:office:office" xmlns:r="http://schemas.openxmlformats.org/officeDocument/2006/relationships" xmlns:m="http://schemas.openxmlformats.org/officeDocument/2006/math" xmlns:v="urn:schemas-microsoft-com:vml" xmlns:wp14="http://schemas.microsoft.com/office/word/2010/wordprocessingDrawing" xmlns:wp="http://schemas.openxmlformats.org/drawingml/2006/wordprocessingDrawing" xmlns:w10="urn:schemas-microsoft-com:office:word" xmlns:w="http://schemas.openxmlformats.org/wordprocessingml/2006/main" xmlns:w14="http://schemas.microsoft.com/office/word/2010/wordml" xmlns:w15="http://schemas.microsoft.com/office/word/2012/wordml" xmlns:w16cex="http://schemas.microsoft.com/office/word/2018/wordml/cex" xmlns:w16cid="http://schemas.microsoft.com/office/word/2016/wordml/cid" xmlns:w16="http://schemas.microsoft.com/office/word/2018/wordml" xmlns:w16sdtdh="http://schemas.microsoft.com/office/word/2020/wordml/sdtdatahash" xmlns:w16se="http://schemas.microsoft.com/office/word/2015/wordml/symex" xmlns:wpg="http://schemas.microsoft.com/office/word/2010/wordprocessingGroup" xmlns:wpi="http://schemas.microsoft.com/office/word/2010/wordprocessingInk" xmlns:wne="http://schemas.microsoft.com/office/word/2006/wordml" xmlns:wps="http://schemas.microsoft.com/office/word/2010/wordprocessingShape" mc:Ignorable="w14 w15 w16se w16cid w16 w16cex w16sdtdh wp14">
-  <w:p>
-    <w:pPr>
-      <w:pStyle w:val="Footer"/>
     </w:pPr>
   </w:p>
 </w:ftr>
@@ -6184,33 +9022,34 @@
     <w:pPr>
       <w:pStyle w:val="Header"/>
     </w:pPr>
-  </w:p>
-</w:hdr>
-</file>
-
-<file path=word/header2.xml><?xml version="1.0" encoding="utf-8"?>
-<w:hdr xmlns:wpc="http://schemas.microsoft.com/office/word/2010/wordprocessingCanvas" xmlns:cx="http://schemas.microsoft.com/office/drawing/2014/chartex" xmlns:cx1="http://schemas.microsoft.com/office/drawing/2015/9/8/chartex" xmlns:cx2="http://schemas.microsoft.com/office/drawing/2015/10/21/chartex" xmlns:cx3="http://schemas.microsoft.com/office/drawing/2016/5/9/chartex" xmlns:cx4="http://schemas.microsoft.com/office/drawing/2016/5/10/chartex" xmlns:cx5="http://schemas.microsoft.com/office/drawing/2016/5/11/chartex" xmlns:cx6="http://schemas.microsoft.com/office/drawing/2016/5/12/chartex" xmlns:cx7="http://schemas.microsoft.com/office/drawing/2016/5/13/chartex" xmlns:cx8="http://schemas.microsoft.com/office/drawing/2016/5/14/chartex" xmlns:mc="http://schemas.openxmlformats.org/markup-compatibility/2006" xmlns:aink="http://schemas.microsoft.com/office/drawing/2016/ink" xmlns:am3d="http://schemas.microsoft.com/office/drawing/2017/model3d" xmlns:o="urn:schemas-microsoft-com:office:office" xmlns:r="http://schemas.openxmlformats.org/officeDocument/2006/relationships" xmlns:m="http://schemas.openxmlformats.org/officeDocument/2006/math" xmlns:v="urn:schemas-microsoft-com:vml" xmlns:wp14="http://schemas.microsoft.com/office/word/2010/wordprocessingDrawing" xmlns:wp="http://schemas.openxmlformats.org/drawingml/2006/wordprocessingDrawing" xmlns:w10="urn:schemas-microsoft-com:office:word" xmlns:w="http://schemas.openxmlformats.org/wordprocessingml/2006/main" xmlns:w14="http://schemas.microsoft.com/office/word/2010/wordml" xmlns:w15="http://schemas.microsoft.com/office/word/2012/wordml" xmlns:w16cex="http://schemas.microsoft.com/office/word/2018/wordml/cex" xmlns:w16cid="http://schemas.microsoft.com/office/word/2016/wordml/cid" xmlns:w16="http://schemas.microsoft.com/office/word/2018/wordml" xmlns:w16sdtdh="http://schemas.microsoft.com/office/word/2020/wordml/sdtdatahash" xmlns:w16se="http://schemas.microsoft.com/office/word/2015/wordml/symex" xmlns:wpg="http://schemas.microsoft.com/office/word/2010/wordprocessingGroup" xmlns:wpi="http://schemas.microsoft.com/office/word/2010/wordprocessingInk" xmlns:wne="http://schemas.microsoft.com/office/word/2006/wordml" xmlns:wps="http://schemas.microsoft.com/office/word/2010/wordprocessingShape" mc:Ignorable="w14 w15 w16se w16cid w16 w16cex w16sdtdh wp14">
-  <w:p>
-    <w:pPr>
-      <w:pStyle w:val="Header"/>
-    </w:pPr>
+    <w:proofErr w:type="spellStart"/>
     <w:r>
-      <w:t xml:space="preserve">Bài làm của </w:t>
+      <w:t>Bài</w:t>
+    </w:r>
+    <w:proofErr w:type="spellEnd"/>
+    <w:r>
+      <w:t xml:space="preserve"> </w:t>
+    </w:r>
+    <w:proofErr w:type="spellStart"/>
+    <w:r>
+      <w:t>làm</w:t>
+    </w:r>
+    <w:proofErr w:type="spellEnd"/>
+    <w:r>
+      <w:t xml:space="preserve"> </w:t>
+    </w:r>
+    <w:proofErr w:type="spellStart"/>
+    <w:r>
+      <w:t>của</w:t>
+    </w:r>
+    <w:proofErr w:type="spellEnd"/>
+    <w:r>
+      <w:t xml:space="preserve"> </w:t>
     </w:r>
     <w:r>
       <w:t>Vân Thanh</w:t>
     </w:r>
   </w:p>
-  <w:p>
-    <w:pPr>
-      <w:pStyle w:val="Header"/>
-    </w:pPr>
-  </w:p>
-</w:hdr>
-</file>
-
-<file path=word/header3.xml><?xml version="1.0" encoding="utf-8"?>
-<w:hdr xmlns:wpc="http://schemas.microsoft.com/office/word/2010/wordprocessingCanvas" xmlns:cx="http://schemas.microsoft.com/office/drawing/2014/chartex" xmlns:cx1="http://schemas.microsoft.com/office/drawing/2015/9/8/chartex" xmlns:cx2="http://schemas.microsoft.com/office/drawing/2015/10/21/chartex" xmlns:cx3="http://schemas.microsoft.com/office/drawing/2016/5/9/chartex" xmlns:cx4="http://schemas.microsoft.com/office/drawing/2016/5/10/chartex" xmlns:cx5="http://schemas.microsoft.com/office/drawing/2016/5/11/chartex" xmlns:cx6="http://schemas.microsoft.com/office/drawing/2016/5/12/chartex" xmlns:cx7="http://schemas.microsoft.com/office/drawing/2016/5/13/chartex" xmlns:cx8="http://schemas.microsoft.com/office/drawing/2016/5/14/chartex" xmlns:mc="http://schemas.openxmlformats.org/markup-compatibility/2006" xmlns:aink="http://schemas.microsoft.com/office/drawing/2016/ink" xmlns:am3d="http://schemas.microsoft.com/office/drawing/2017/model3d" xmlns:o="urn:schemas-microsoft-com:office:office" xmlns:r="http://schemas.openxmlformats.org/officeDocument/2006/relationships" xmlns:m="http://schemas.openxmlformats.org/officeDocument/2006/math" xmlns:v="urn:schemas-microsoft-com:vml" xmlns:wp14="http://schemas.microsoft.com/office/word/2010/wordprocessingDrawing" xmlns:wp="http://schemas.openxmlformats.org/drawingml/2006/wordprocessingDrawing" xmlns:w10="urn:schemas-microsoft-com:office:word" xmlns:w="http://schemas.openxmlformats.org/wordprocessingml/2006/main" xmlns:w14="http://schemas.microsoft.com/office/word/2010/wordml" xmlns:w15="http://schemas.microsoft.com/office/word/2012/wordml" xmlns:w16cex="http://schemas.microsoft.com/office/word/2018/wordml/cex" xmlns:w16cid="http://schemas.microsoft.com/office/word/2016/wordml/cid" xmlns:w16="http://schemas.microsoft.com/office/word/2018/wordml" xmlns:w16sdtdh="http://schemas.microsoft.com/office/word/2020/wordml/sdtdatahash" xmlns:w16se="http://schemas.microsoft.com/office/word/2015/wordml/symex" xmlns:wpg="http://schemas.microsoft.com/office/word/2010/wordprocessingGroup" xmlns:wpi="http://schemas.microsoft.com/office/word/2010/wordprocessingInk" xmlns:wne="http://schemas.microsoft.com/office/word/2006/wordml" xmlns:wps="http://schemas.microsoft.com/office/word/2010/wordprocessingShape" mc:Ignorable="w14 w15 w16se w16cid w16 w16cex w16sdtdh wp14">
   <w:p>
     <w:pPr>
       <w:pStyle w:val="Header"/>

--- a/Slot1/Exercise1.docx
+++ b/Slot1/Exercise1.docx
@@ -301,25 +301,37 @@
     </w:p>
     <w:p>
       <w:pPr>
+        <w:rPr>
+          <w:rFonts w:asciiTheme="majorHAnsi" w:eastAsiaTheme="majorEastAsia" w:hAnsiTheme="majorHAnsi" w:cstheme="majorBidi"/>
+          <w:sz w:val="32"/>
+          <w:szCs w:val="32"/>
+        </w:rPr>
+      </w:pPr>
+      <w:bookmarkStart w:id="0" w:name="_Toc229487204"/>
+      <w:r>
+        <w:br w:type="page"/>
+      </w:r>
+    </w:p>
+    <w:p>
+      <w:pPr>
         <w:pStyle w:val="Heading1"/>
-      </w:pPr>
-      <w:bookmarkStart w:id="0" w:name="_Toc229487204"/>
-      <w:proofErr w:type="spellStart"/>
-      <w:r>
-        <w:t>Mục</w:t>
-      </w:r>
-      <w:proofErr w:type="spellEnd"/>
-      <w:r>
-        <w:t xml:space="preserve"> </w:t>
-      </w:r>
-      <w:proofErr w:type="spellStart"/>
-      <w:r>
-        <w:t>lục</w:t>
+        <w:rPr>
+          <w:color w:val="auto"/>
+        </w:rPr>
+      </w:pPr>
+      <w:r>
+        <w:rPr>
+          <w:color w:val="auto"/>
+        </w:rPr>
+        <w:lastRenderedPageBreak/>
+        <w:t>M</w:t>
       </w:r>
       <w:bookmarkEnd w:id="0"/>
-      <w:proofErr w:type="spellEnd"/>
-      <w:r>
-        <w:t xml:space="preserve"> </w:t>
+      <w:r>
+        <w:rPr>
+          <w:color w:val="auto"/>
+        </w:rPr>
+        <w:t>ỤC LỤC</w:t>
       </w:r>
     </w:p>
     <w:p>
@@ -460,7 +472,7 @@
             <w:noProof/>
             <w:webHidden/>
           </w:rPr>
-          <w:t>3</w:t>
+          <w:t>5</w:t>
         </w:r>
         <w:r>
           <w:rPr>
@@ -530,7 +542,7 @@
             <w:noProof/>
             <w:webHidden/>
           </w:rPr>
-          <w:t>3</w:t>
+          <w:t>5</w:t>
         </w:r>
         <w:r>
           <w:rPr>
@@ -600,7 +612,7 @@
             <w:noProof/>
             <w:webHidden/>
           </w:rPr>
-          <w:t>3</w:t>
+          <w:t>5</w:t>
         </w:r>
         <w:r>
           <w:rPr>
@@ -670,7 +682,7 @@
             <w:noProof/>
             <w:webHidden/>
           </w:rPr>
-          <w:t>4</w:t>
+          <w:t>5</w:t>
         </w:r>
         <w:r>
           <w:rPr>
@@ -740,7 +752,7 @@
             <w:noProof/>
             <w:webHidden/>
           </w:rPr>
-          <w:t>4</w:t>
+          <w:t>6</w:t>
         </w:r>
         <w:r>
           <w:rPr>
@@ -810,7 +822,7 @@
             <w:noProof/>
             <w:webHidden/>
           </w:rPr>
-          <w:t>4</w:t>
+          <w:t>6</w:t>
         </w:r>
         <w:r>
           <w:rPr>
@@ -880,7 +892,7 @@
             <w:noProof/>
             <w:webHidden/>
           </w:rPr>
-          <w:t>4</w:t>
+          <w:t>6</w:t>
         </w:r>
         <w:r>
           <w:rPr>
@@ -950,7 +962,7 @@
             <w:noProof/>
             <w:webHidden/>
           </w:rPr>
-          <w:t>4</w:t>
+          <w:t>6</w:t>
         </w:r>
         <w:r>
           <w:rPr>
@@ -1020,7 +1032,7 @@
             <w:noProof/>
             <w:webHidden/>
           </w:rPr>
-          <w:t>5</w:t>
+          <w:t>6</w:t>
         </w:r>
         <w:r>
           <w:rPr>
@@ -1090,7 +1102,7 @@
             <w:noProof/>
             <w:webHidden/>
           </w:rPr>
-          <w:t>5</w:t>
+          <w:t>6</w:t>
         </w:r>
         <w:r>
           <w:rPr>
@@ -1160,7 +1172,7 @@
             <w:noProof/>
             <w:webHidden/>
           </w:rPr>
-          <w:t>5</w:t>
+          <w:t>6</w:t>
         </w:r>
         <w:r>
           <w:rPr>
@@ -1230,7 +1242,7 @@
             <w:noProof/>
             <w:webHidden/>
           </w:rPr>
-          <w:t>5</w:t>
+          <w:t>7</w:t>
         </w:r>
         <w:r>
           <w:rPr>
@@ -1300,7 +1312,7 @@
             <w:noProof/>
             <w:webHidden/>
           </w:rPr>
-          <w:t>5</w:t>
+          <w:t>7</w:t>
         </w:r>
         <w:r>
           <w:rPr>
@@ -1370,7 +1382,7 @@
             <w:noProof/>
             <w:webHidden/>
           </w:rPr>
-          <w:t>5</w:t>
+          <w:t>7</w:t>
         </w:r>
         <w:r>
           <w:rPr>
@@ -1440,7 +1452,7 @@
             <w:noProof/>
             <w:webHidden/>
           </w:rPr>
-          <w:t>5</w:t>
+          <w:t>7</w:t>
         </w:r>
         <w:r>
           <w:rPr>
@@ -1510,7 +1522,7 @@
             <w:noProof/>
             <w:webHidden/>
           </w:rPr>
-          <w:t>5</w:t>
+          <w:t>7</w:t>
         </w:r>
         <w:r>
           <w:rPr>
@@ -1580,7 +1592,7 @@
             <w:noProof/>
             <w:webHidden/>
           </w:rPr>
-          <w:t>6</w:t>
+          <w:t>7</w:t>
         </w:r>
         <w:r>
           <w:rPr>
@@ -1650,7 +1662,7 @@
             <w:noProof/>
             <w:webHidden/>
           </w:rPr>
-          <w:t>6</w:t>
+          <w:t>8</w:t>
         </w:r>
         <w:r>
           <w:rPr>
@@ -1720,7 +1732,7 @@
             <w:noProof/>
             <w:webHidden/>
           </w:rPr>
-          <w:t>6</w:t>
+          <w:t>8</w:t>
         </w:r>
         <w:r>
           <w:rPr>
@@ -1790,7 +1802,7 @@
             <w:noProof/>
             <w:webHidden/>
           </w:rPr>
-          <w:t>6</w:t>
+          <w:t>8</w:t>
         </w:r>
         <w:r>
           <w:rPr>
@@ -1860,7 +1872,7 @@
             <w:noProof/>
             <w:webHidden/>
           </w:rPr>
-          <w:t>6</w:t>
+          <w:t>8</w:t>
         </w:r>
         <w:r>
           <w:rPr>
@@ -1930,7 +1942,7 @@
             <w:noProof/>
             <w:webHidden/>
           </w:rPr>
-          <w:t>6</w:t>
+          <w:t>8</w:t>
         </w:r>
         <w:r>
           <w:rPr>
@@ -2000,7 +2012,7 @@
             <w:noProof/>
             <w:webHidden/>
           </w:rPr>
-          <w:t>6</w:t>
+          <w:t>8</w:t>
         </w:r>
         <w:r>
           <w:rPr>
@@ -2070,7 +2082,7 @@
             <w:noProof/>
             <w:webHidden/>
           </w:rPr>
-          <w:t>6</w:t>
+          <w:t>8</w:t>
         </w:r>
         <w:r>
           <w:rPr>
@@ -2140,7 +2152,7 @@
             <w:noProof/>
             <w:webHidden/>
           </w:rPr>
-          <w:t>7</w:t>
+          <w:t>9</w:t>
         </w:r>
         <w:r>
           <w:rPr>
@@ -2210,7 +2222,7 @@
             <w:noProof/>
             <w:webHidden/>
           </w:rPr>
-          <w:t>7</w:t>
+          <w:t>9</w:t>
         </w:r>
         <w:r>
           <w:rPr>
@@ -2280,7 +2292,7 @@
             <w:noProof/>
             <w:webHidden/>
           </w:rPr>
-          <w:t>7</w:t>
+          <w:t>9</w:t>
         </w:r>
         <w:r>
           <w:rPr>
@@ -2350,7 +2362,7 @@
             <w:noProof/>
             <w:webHidden/>
           </w:rPr>
-          <w:t>7</w:t>
+          <w:t>10</w:t>
         </w:r>
         <w:r>
           <w:rPr>
@@ -2420,7 +2432,7 @@
             <w:noProof/>
             <w:webHidden/>
           </w:rPr>
-          <w:t>7</w:t>
+          <w:t>10</w:t>
         </w:r>
         <w:r>
           <w:rPr>
@@ -2490,7 +2502,7 @@
             <w:noProof/>
             <w:webHidden/>
           </w:rPr>
-          <w:t>7</w:t>
+          <w:t>10</w:t>
         </w:r>
         <w:r>
           <w:rPr>
@@ -2560,7 +2572,7 @@
             <w:noProof/>
             <w:webHidden/>
           </w:rPr>
-          <w:t>8</w:t>
+          <w:t>10</w:t>
         </w:r>
         <w:r>
           <w:rPr>
@@ -2630,7 +2642,7 @@
             <w:noProof/>
             <w:webHidden/>
           </w:rPr>
-          <w:t>8</w:t>
+          <w:t>10</w:t>
         </w:r>
         <w:r>
           <w:rPr>
@@ -2700,7 +2712,7 @@
             <w:noProof/>
             <w:webHidden/>
           </w:rPr>
-          <w:t>8</w:t>
+          <w:t>10</w:t>
         </w:r>
         <w:r>
           <w:rPr>
@@ -2770,7 +2782,7 @@
             <w:noProof/>
             <w:webHidden/>
           </w:rPr>
-          <w:t>8</w:t>
+          <w:t>10</w:t>
         </w:r>
         <w:r>
           <w:rPr>
@@ -2840,7 +2852,7 @@
             <w:noProof/>
             <w:webHidden/>
           </w:rPr>
-          <w:t>8</w:t>
+          <w:t>10</w:t>
         </w:r>
         <w:r>
           <w:rPr>
@@ -2910,7 +2922,7 @@
             <w:noProof/>
             <w:webHidden/>
           </w:rPr>
-          <w:t>8</w:t>
+          <w:t>11</w:t>
         </w:r>
         <w:r>
           <w:rPr>
@@ -2980,7 +2992,7 @@
             <w:noProof/>
             <w:webHidden/>
           </w:rPr>
-          <w:t>8</w:t>
+          <w:t>11</w:t>
         </w:r>
         <w:r>
           <w:rPr>
@@ -3050,7 +3062,7 @@
             <w:noProof/>
             <w:webHidden/>
           </w:rPr>
-          <w:t>8</w:t>
+          <w:t>11</w:t>
         </w:r>
         <w:r>
           <w:rPr>
@@ -3120,7 +3132,7 @@
             <w:noProof/>
             <w:webHidden/>
           </w:rPr>
-          <w:t>8</w:t>
+          <w:t>11</w:t>
         </w:r>
         <w:r>
           <w:rPr>
@@ -3190,7 +3202,7 @@
             <w:noProof/>
             <w:webHidden/>
           </w:rPr>
-          <w:t>8</w:t>
+          <w:t>11</w:t>
         </w:r>
         <w:r>
           <w:rPr>
@@ -3260,7 +3272,7 @@
             <w:noProof/>
             <w:webHidden/>
           </w:rPr>
-          <w:t>9</w:t>
+          <w:t>11</w:t>
         </w:r>
         <w:r>
           <w:rPr>
@@ -3330,7 +3342,7 @@
             <w:noProof/>
             <w:webHidden/>
           </w:rPr>
-          <w:t>9</w:t>
+          <w:t>11</w:t>
         </w:r>
         <w:r>
           <w:rPr>
@@ -3682,30 +3694,13 @@
     </w:p>
     <w:p>
       <w:pPr>
-        <w:rPr>
-          <w:rFonts w:ascii="Times New Roman" w:hAnsi="Times New Roman"/>
-          <w:sz w:val="26"/>
-        </w:rPr>
-      </w:pPr>
-    </w:p>
-    <w:p>
-      <w:pPr>
-        <w:pStyle w:val="0NoiDung"/>
-      </w:pPr>
-    </w:p>
-    <w:p>
-      <w:pPr>
-        <w:pStyle w:val="0NoiDung"/>
-      </w:pPr>
-    </w:p>
-    <w:p>
-      <w:pPr>
         <w:pStyle w:val="1TieuDe1"/>
       </w:pPr>
       <w:bookmarkStart w:id="1" w:name="_Toc229487139"/>
       <w:bookmarkStart w:id="2" w:name="_Toc229487205"/>
       <w:proofErr w:type="spellStart"/>
       <w:r>
+        <w:lastRenderedPageBreak/>
         <w:t>Tổ</w:t>
       </w:r>
       <w:r>
@@ -4690,7 +4685,6 @@
       </w:pPr>
       <w:proofErr w:type="spellStart"/>
       <w:r>
-        <w:lastRenderedPageBreak/>
         <w:t>Có</w:t>
       </w:r>
       <w:proofErr w:type="spellEnd"/>
@@ -4766,6 +4760,7 @@
       <w:bookmarkStart w:id="9" w:name="_Toc229487143"/>
       <w:bookmarkStart w:id="10" w:name="_Toc229487209"/>
       <w:r>
+        <w:lastRenderedPageBreak/>
         <w:t xml:space="preserve">1.3 </w:t>
       </w:r>
       <w:r>
@@ -5650,7 +5645,6 @@
         <w:pStyle w:val="0NoiDung"/>
       </w:pPr>
       <w:r>
-        <w:lastRenderedPageBreak/>
         <w:t xml:space="preserve">Security </w:t>
       </w:r>
     </w:p>
@@ -5697,6 +5691,7 @@
       </w:pPr>
       <w:proofErr w:type="spellStart"/>
       <w:r>
+        <w:lastRenderedPageBreak/>
         <w:t>Có</w:t>
       </w:r>
       <w:proofErr w:type="spellEnd"/>
@@ -6256,18 +6251,12 @@
       <w:pPr>
         <w:pStyle w:val="TieuDeHinh"/>
       </w:pPr>
-      <w:bookmarkStart w:id="33" w:name="_Toc229487716"/>
-      <w:bookmarkStart w:id="34" w:name="_Toc229487770"/>
-      <w:r>
-        <w:rPr>
-          <w:noProof/>
-        </w:rPr>
-        <w:lastRenderedPageBreak/>
+      <w:r>
         <w:drawing>
-          <wp:inline distT="0" distB="0" distL="0" distR="0" wp14:anchorId="360261C6" wp14:editId="146DB74F">
-            <wp:extent cx="5943600" cy="2938780"/>
-            <wp:effectExtent l="0" t="0" r="0" b="0"/>
-            <wp:docPr id="2" name="Picture 2"/>
+          <wp:inline distT="0" distB="0" distL="0" distR="0" wp14:anchorId="1AFDC0D6" wp14:editId="6AFE80CA">
+            <wp:extent cx="5943600" cy="2949575"/>
+            <wp:effectExtent l="0" t="0" r="0" b="3175"/>
+            <wp:docPr id="5" name="Picture 5"/>
             <wp:cNvGraphicFramePr>
               <a:graphicFrameLocks xmlns:a="http://schemas.openxmlformats.org/drawingml/2006/main" noChangeAspect="1"/>
             </wp:cNvGraphicFramePr>
@@ -6275,17 +6264,11 @@
               <a:graphicData uri="http://schemas.openxmlformats.org/drawingml/2006/picture">
                 <pic:pic xmlns:pic="http://schemas.openxmlformats.org/drawingml/2006/picture">
                   <pic:nvPicPr>
-                    <pic:cNvPr id="2" name="Screenshot 2026-04-10 145959.png"/>
+                    <pic:cNvPr id="1" name=""/>
                     <pic:cNvPicPr/>
                   </pic:nvPicPr>
                   <pic:blipFill>
-                    <a:blip r:embed="rId8" cstate="print">
-                      <a:extLst>
-                        <a:ext uri="{28A0092B-C50C-407E-A947-70E740481C1C}">
-                          <a14:useLocalDpi xmlns:a14="http://schemas.microsoft.com/office/drawing/2010/main" val="0"/>
-                        </a:ext>
-                      </a:extLst>
-                    </a:blip>
+                    <a:blip r:embed="rId8"/>
                     <a:stretch>
                       <a:fillRect/>
                     </a:stretch>
@@ -6293,7 +6276,7 @@
                   <pic:spPr>
                     <a:xfrm>
                       <a:off x="0" y="0"/>
-                      <a:ext cx="5943600" cy="2938780"/>
+                      <a:ext cx="5943600" cy="2949575"/>
                     </a:xfrm>
                     <a:prstGeom prst="rect">
                       <a:avLst/>
@@ -6305,8 +6288,6 @@
           </wp:inline>
         </w:drawing>
       </w:r>
-      <w:bookmarkEnd w:id="33"/>
-      <w:bookmarkEnd w:id="34"/>
     </w:p>
     <w:p>
       <w:pPr>
@@ -6322,8 +6303,8 @@
       <w:pPr>
         <w:pStyle w:val="TieuDeHinh"/>
       </w:pPr>
-      <w:bookmarkStart w:id="35" w:name="_Toc229487717"/>
-      <w:bookmarkStart w:id="36" w:name="_Toc229487771"/>
+      <w:bookmarkStart w:id="33" w:name="_Toc229487717"/>
+      <w:bookmarkStart w:id="34" w:name="_Toc229487771"/>
       <w:proofErr w:type="spellStart"/>
       <w:r>
         <w:t>Hình</w:t>
@@ -6351,64 +6332,123 @@
       <w:proofErr w:type="spellStart"/>
       <w:r>
         <w:t>tả</w:t>
+      </w:r>
+      <w:bookmarkEnd w:id="33"/>
+      <w:bookmarkEnd w:id="34"/>
+      <w:proofErr w:type="spellEnd"/>
+    </w:p>
+    <w:p>
+      <w:pPr>
+        <w:pStyle w:val="1TieuDe1"/>
+      </w:pPr>
+      <w:bookmarkStart w:id="35" w:name="_Toc229487155"/>
+      <w:bookmarkStart w:id="36" w:name="_Toc229487221"/>
+      <w:r>
+        <w:t xml:space="preserve">2. Các </w:t>
+      </w:r>
+      <w:proofErr w:type="spellStart"/>
+      <w:r>
+        <w:t>thành</w:t>
+      </w:r>
+      <w:proofErr w:type="spellEnd"/>
+      <w:r>
+        <w:t xml:space="preserve"> </w:t>
+      </w:r>
+      <w:proofErr w:type="spellStart"/>
+      <w:r>
+        <w:t>phần</w:t>
+      </w:r>
+      <w:proofErr w:type="spellEnd"/>
+      <w:r>
+        <w:t xml:space="preserve"> </w:t>
+      </w:r>
+      <w:proofErr w:type="spellStart"/>
+      <w:r>
+        <w:t>trong</w:t>
+      </w:r>
+      <w:proofErr w:type="spellEnd"/>
+      <w:r>
+        <w:t xml:space="preserve"> Spring Boot</w:t>
       </w:r>
       <w:bookmarkEnd w:id="35"/>
       <w:bookmarkEnd w:id="36"/>
-      <w:proofErr w:type="spellEnd"/>
-    </w:p>
-    <w:p>
-      <w:pPr>
-        <w:pStyle w:val="1TieuDe1"/>
-      </w:pPr>
-      <w:bookmarkStart w:id="37" w:name="_Toc229487155"/>
-      <w:bookmarkStart w:id="38" w:name="_Toc229487221"/>
-      <w:r>
-        <w:t xml:space="preserve">2. Các </w:t>
-      </w:r>
-      <w:proofErr w:type="spellStart"/>
-      <w:r>
-        <w:t>thành</w:t>
-      </w:r>
-      <w:proofErr w:type="spellEnd"/>
-      <w:r>
-        <w:t xml:space="preserve"> </w:t>
-      </w:r>
-      <w:proofErr w:type="spellStart"/>
-      <w:r>
-        <w:t>phần</w:t>
-      </w:r>
-      <w:proofErr w:type="spellEnd"/>
-      <w:r>
-        <w:t xml:space="preserve"> </w:t>
-      </w:r>
-      <w:proofErr w:type="spellStart"/>
-      <w:r>
-        <w:t>trong</w:t>
-      </w:r>
-      <w:proofErr w:type="spellEnd"/>
-      <w:r>
-        <w:t xml:space="preserve"> Spring Boot</w:t>
+    </w:p>
+    <w:p>
+      <w:pPr>
+        <w:pStyle w:val="11TieuDe11"/>
+      </w:pPr>
+      <w:bookmarkStart w:id="37" w:name="_Toc229487156"/>
+      <w:bookmarkStart w:id="38" w:name="_Toc229487222"/>
+      <w:r>
+        <w:lastRenderedPageBreak/>
+        <w:t>2</w:t>
+      </w:r>
+      <w:r>
+        <w:t>.</w:t>
+      </w:r>
+      <w:r>
+        <w:t>1</w:t>
+      </w:r>
+      <w:r>
+        <w:t xml:space="preserve"> Spring Boot Starters</w:t>
       </w:r>
       <w:bookmarkEnd w:id="37"/>
       <w:bookmarkEnd w:id="38"/>
     </w:p>
     <w:p>
       <w:pPr>
+        <w:pStyle w:val="0NoiDung"/>
+      </w:pPr>
+      <w:r>
+        <w:t xml:space="preserve">Các dependency </w:t>
+      </w:r>
+      <w:proofErr w:type="spellStart"/>
+      <w:r>
+        <w:t>được</w:t>
+      </w:r>
+      <w:proofErr w:type="spellEnd"/>
+      <w:r>
+        <w:t xml:space="preserve"> </w:t>
+      </w:r>
+      <w:proofErr w:type="spellStart"/>
+      <w:r>
+        <w:t>đóng</w:t>
+      </w:r>
+      <w:proofErr w:type="spellEnd"/>
+      <w:r>
+        <w:t xml:space="preserve"> </w:t>
+      </w:r>
+      <w:proofErr w:type="spellStart"/>
+      <w:r>
+        <w:t>gói</w:t>
+      </w:r>
+      <w:proofErr w:type="spellEnd"/>
+      <w:r>
+        <w:t xml:space="preserve"> </w:t>
+      </w:r>
+      <w:proofErr w:type="spellStart"/>
+      <w:r>
+        <w:t>sẵn</w:t>
+      </w:r>
+      <w:proofErr w:type="spellEnd"/>
+      <w:r>
+        <w:t>.</w:t>
+      </w:r>
+    </w:p>
+    <w:p>
+      <w:pPr>
         <w:pStyle w:val="11TieuDe11"/>
       </w:pPr>
-      <w:bookmarkStart w:id="39" w:name="_Toc229487156"/>
-      <w:bookmarkStart w:id="40" w:name="_Toc229487222"/>
+      <w:bookmarkStart w:id="39" w:name="_Toc229487157"/>
+      <w:bookmarkStart w:id="40" w:name="_Toc229487223"/>
+      <w:r>
+        <w:t>2.</w:t>
+      </w:r>
       <w:r>
         <w:t>2</w:t>
       </w:r>
       <w:r>
-        <w:t>.</w:t>
-      </w:r>
-      <w:r>
-        <w:t>1</w:t>
-      </w:r>
-      <w:r>
-        <w:t xml:space="preserve"> Spring Boot Starters</w:t>
+        <w:t xml:space="preserve"> Auto Configuration</w:t>
       </w:r>
       <w:bookmarkEnd w:id="39"/>
       <w:bookmarkEnd w:id="40"/>
@@ -6417,56 +6457,80 @@
       <w:pPr>
         <w:pStyle w:val="0NoiDung"/>
       </w:pPr>
-      <w:r>
-        <w:t xml:space="preserve">Các dependency </w:t>
-      </w:r>
-      <w:proofErr w:type="spellStart"/>
-      <w:r>
-        <w:t>được</w:t>
-      </w:r>
-      <w:proofErr w:type="spellEnd"/>
-      <w:r>
-        <w:t xml:space="preserve"> </w:t>
-      </w:r>
-      <w:proofErr w:type="spellStart"/>
-      <w:r>
-        <w:t>đóng</w:t>
-      </w:r>
-      <w:proofErr w:type="spellEnd"/>
-      <w:r>
-        <w:t xml:space="preserve"> </w:t>
-      </w:r>
-      <w:proofErr w:type="spellStart"/>
-      <w:r>
-        <w:t>gói</w:t>
-      </w:r>
-      <w:proofErr w:type="spellEnd"/>
-      <w:r>
-        <w:t xml:space="preserve"> </w:t>
-      </w:r>
-      <w:proofErr w:type="spellStart"/>
-      <w:r>
-        <w:t>sẵn</w:t>
-      </w:r>
-      <w:proofErr w:type="spellEnd"/>
+      <w:proofErr w:type="spellStart"/>
+      <w:r>
+        <w:t>Tự</w:t>
+      </w:r>
+      <w:proofErr w:type="spellEnd"/>
+      <w:r>
+        <w:t xml:space="preserve"> </w:t>
+      </w:r>
+      <w:proofErr w:type="spellStart"/>
+      <w:r>
+        <w:t>động</w:t>
+      </w:r>
+      <w:proofErr w:type="spellEnd"/>
+      <w:r>
+        <w:t xml:space="preserve"> </w:t>
+      </w:r>
+      <w:proofErr w:type="spellStart"/>
+      <w:r>
+        <w:t>cấu</w:t>
+      </w:r>
+      <w:proofErr w:type="spellEnd"/>
+      <w:r>
+        <w:t xml:space="preserve"> </w:t>
+      </w:r>
+      <w:proofErr w:type="spellStart"/>
+      <w:r>
+        <w:t>hình</w:t>
+      </w:r>
+      <w:proofErr w:type="spellEnd"/>
+      <w:r>
+        <w:t xml:space="preserve"> </w:t>
+      </w:r>
+      <w:proofErr w:type="spellStart"/>
+      <w:r>
+        <w:t>dựa</w:t>
+      </w:r>
+      <w:proofErr w:type="spellEnd"/>
+      <w:r>
+        <w:t xml:space="preserve"> </w:t>
+      </w:r>
+      <w:proofErr w:type="spellStart"/>
+      <w:r>
+        <w:t>trên</w:t>
+      </w:r>
+      <w:proofErr w:type="spellEnd"/>
+      <w:r>
+        <w:t xml:space="preserve"> dependency </w:t>
+      </w:r>
+      <w:proofErr w:type="spellStart"/>
+      <w:r>
+        <w:t>trong</w:t>
+      </w:r>
+      <w:proofErr w:type="spellEnd"/>
+      <w:r>
+        <w:t xml:space="preserve"> project.</w:t>
+      </w:r>
+    </w:p>
+    <w:p>
+      <w:pPr>
+        <w:pStyle w:val="11TieuDe11"/>
+      </w:pPr>
+      <w:bookmarkStart w:id="41" w:name="_Toc229487158"/>
+      <w:bookmarkStart w:id="42" w:name="_Toc229487224"/>
+      <w:r>
+        <w:t>2</w:t>
+      </w:r>
       <w:r>
         <w:t>.</w:t>
       </w:r>
-    </w:p>
-    <w:p>
-      <w:pPr>
-        <w:pStyle w:val="11TieuDe11"/>
-      </w:pPr>
-      <w:bookmarkStart w:id="41" w:name="_Toc229487157"/>
-      <w:bookmarkStart w:id="42" w:name="_Toc229487223"/>
-      <w:r>
-        <w:t>2.</w:t>
-      </w:r>
-      <w:r>
-        <w:t>2</w:t>
-      </w:r>
-      <w:r>
-        <w:t xml:space="preserve"> Auto Configuration</w:t>
+      <w:r>
+        <w:t>3</w:t>
+      </w:r>
+      <w:r>
+        <w:t xml:space="preserve"> Spring Boot CLI</w:t>
       </w:r>
       <w:bookmarkEnd w:id="41"/>
       <w:bookmarkEnd w:id="42"/>
@@ -6475,69 +6539,40 @@
       <w:pPr>
         <w:pStyle w:val="0NoiDung"/>
       </w:pPr>
-      <w:proofErr w:type="spellStart"/>
-      <w:r>
-        <w:t>Tự</w:t>
-      </w:r>
-      <w:proofErr w:type="spellEnd"/>
-      <w:r>
-        <w:t xml:space="preserve"> </w:t>
-      </w:r>
-      <w:proofErr w:type="spellStart"/>
-      <w:r>
-        <w:t>động</w:t>
-      </w:r>
-      <w:proofErr w:type="spellEnd"/>
-      <w:r>
-        <w:t xml:space="preserve"> </w:t>
-      </w:r>
-      <w:proofErr w:type="spellStart"/>
-      <w:r>
-        <w:t>cấu</w:t>
-      </w:r>
-      <w:proofErr w:type="spellEnd"/>
-      <w:r>
-        <w:t xml:space="preserve"> </w:t>
-      </w:r>
-      <w:proofErr w:type="spellStart"/>
-      <w:r>
-        <w:t>hình</w:t>
-      </w:r>
-      <w:proofErr w:type="spellEnd"/>
-      <w:r>
-        <w:t xml:space="preserve"> </w:t>
-      </w:r>
-      <w:proofErr w:type="spellStart"/>
-      <w:r>
-        <w:t>dựa</w:t>
-      </w:r>
-      <w:proofErr w:type="spellEnd"/>
-      <w:r>
-        <w:t xml:space="preserve"> </w:t>
-      </w:r>
-      <w:proofErr w:type="spellStart"/>
-      <w:r>
-        <w:t>trên</w:t>
-      </w:r>
-      <w:proofErr w:type="spellEnd"/>
-      <w:r>
-        <w:t xml:space="preserve"> dependency </w:t>
-      </w:r>
-      <w:proofErr w:type="spellStart"/>
-      <w:r>
-        <w:t>trong</w:t>
-      </w:r>
-      <w:proofErr w:type="spellEnd"/>
-      <w:r>
-        <w:t xml:space="preserve"> project.</w:t>
+      <w:r>
+        <w:t xml:space="preserve">Công </w:t>
+      </w:r>
+      <w:proofErr w:type="spellStart"/>
+      <w:r>
+        <w:t>cụ</w:t>
+      </w:r>
+      <w:proofErr w:type="spellEnd"/>
+      <w:r>
+        <w:t xml:space="preserve"> </w:t>
+      </w:r>
+      <w:proofErr w:type="spellStart"/>
+      <w:r>
+        <w:t>chạy</w:t>
+      </w:r>
+      <w:proofErr w:type="spellEnd"/>
+      <w:r>
+        <w:t xml:space="preserve"> Spring Boot </w:t>
+      </w:r>
+      <w:proofErr w:type="spellStart"/>
+      <w:r>
+        <w:t>bằng</w:t>
+      </w:r>
+      <w:proofErr w:type="spellEnd"/>
+      <w:r>
+        <w:t xml:space="preserve"> command line.</w:t>
       </w:r>
     </w:p>
     <w:p>
       <w:pPr>
         <w:pStyle w:val="11TieuDe11"/>
       </w:pPr>
-      <w:bookmarkStart w:id="43" w:name="_Toc229487158"/>
-      <w:bookmarkStart w:id="44" w:name="_Toc229487224"/>
+      <w:bookmarkStart w:id="43" w:name="_Toc229487159"/>
+      <w:bookmarkStart w:id="44" w:name="_Toc229487225"/>
       <w:r>
         <w:t>2</w:t>
       </w:r>
@@ -6545,10 +6580,10 @@
         <w:t>.</w:t>
       </w:r>
       <w:r>
-        <w:t>3</w:t>
-      </w:r>
-      <w:r>
-        <w:t xml:space="preserve"> Spring Boot CLI</w:t>
+        <w:t>4</w:t>
+      </w:r>
+      <w:r>
+        <w:t xml:space="preserve"> Actuator</w:t>
       </w:r>
       <w:bookmarkEnd w:id="43"/>
       <w:bookmarkEnd w:id="44"/>
@@ -6558,39 +6593,63 @@
         <w:pStyle w:val="0NoiDung"/>
       </w:pPr>
       <w:r>
-        <w:t xml:space="preserve">Công </w:t>
-      </w:r>
-      <w:proofErr w:type="spellStart"/>
-      <w:r>
-        <w:t>cụ</w:t>
-      </w:r>
-      <w:proofErr w:type="spellEnd"/>
-      <w:r>
-        <w:t xml:space="preserve"> </w:t>
-      </w:r>
-      <w:proofErr w:type="spellStart"/>
-      <w:r>
-        <w:t>chạy</w:t>
-      </w:r>
-      <w:proofErr w:type="spellEnd"/>
-      <w:r>
-        <w:t xml:space="preserve"> Spring Boot </w:t>
-      </w:r>
-      <w:proofErr w:type="spellStart"/>
-      <w:r>
-        <w:t>bằng</w:t>
-      </w:r>
-      <w:proofErr w:type="spellEnd"/>
-      <w:r>
-        <w:t xml:space="preserve"> command line.</w:t>
+        <w:t xml:space="preserve">Spring Boot Actuator </w:t>
+      </w:r>
+      <w:proofErr w:type="spellStart"/>
+      <w:r>
+        <w:t>hỗ</w:t>
+      </w:r>
+      <w:proofErr w:type="spellEnd"/>
+      <w:r>
+        <w:t xml:space="preserve"> </w:t>
+      </w:r>
+      <w:proofErr w:type="spellStart"/>
+      <w:r>
+        <w:t>trợ</w:t>
+      </w:r>
+      <w:proofErr w:type="spellEnd"/>
+      <w:r>
+        <w:t>:</w:t>
+      </w:r>
+    </w:p>
+    <w:p>
+      <w:pPr>
+        <w:pStyle w:val="0NoiDung"/>
+      </w:pPr>
+      <w:r>
+        <w:t xml:space="preserve">Monitoring </w:t>
+      </w:r>
+    </w:p>
+    <w:p>
+      <w:pPr>
+        <w:pStyle w:val="0NoiDung"/>
+      </w:pPr>
+      <w:r>
+        <w:t xml:space="preserve">Metrics </w:t>
+      </w:r>
+    </w:p>
+    <w:p>
+      <w:pPr>
+        <w:pStyle w:val="0NoiDung"/>
+      </w:pPr>
+      <w:r>
+        <w:t xml:space="preserve">Health check </w:t>
+      </w:r>
+    </w:p>
+    <w:p>
+      <w:pPr>
+        <w:pStyle w:val="0NoiDung"/>
+      </w:pPr>
+      <w:r>
+        <w:t>Application info</w:t>
       </w:r>
     </w:p>
     <w:p>
       <w:pPr>
         <w:pStyle w:val="11TieuDe11"/>
       </w:pPr>
-      <w:bookmarkStart w:id="45" w:name="_Toc229487159"/>
-      <w:bookmarkStart w:id="46" w:name="_Toc229487225"/>
+      <w:bookmarkStart w:id="45" w:name="_Toc229487160"/>
+      <w:bookmarkStart w:id="46" w:name="_Toc229487226"/>
       <w:r>
         <w:t>2</w:t>
       </w:r>
@@ -6598,10 +6657,10 @@
         <w:t>.</w:t>
       </w:r>
       <w:r>
-        <w:t>4</w:t>
-      </w:r>
-      <w:r>
-        <w:t xml:space="preserve"> Actuator</w:t>
+        <w:t>5</w:t>
+      </w:r>
+      <w:r>
+        <w:t xml:space="preserve"> Embedded Server</w:t>
       </w:r>
       <w:bookmarkEnd w:id="45"/>
       <w:bookmarkEnd w:id="46"/>
@@ -6611,19 +6670,11 @@
         <w:pStyle w:val="0NoiDung"/>
       </w:pPr>
       <w:r>
-        <w:t xml:space="preserve">Spring Boot Actuator </w:t>
-      </w:r>
-      <w:proofErr w:type="spellStart"/>
-      <w:r>
-        <w:t>hỗ</w:t>
-      </w:r>
-      <w:proofErr w:type="spellEnd"/>
-      <w:r>
-        <w:t xml:space="preserve"> </w:t>
-      </w:r>
-      <w:proofErr w:type="spellStart"/>
-      <w:r>
-        <w:t>trợ</w:t>
+        <w:t xml:space="preserve">Server </w:t>
+      </w:r>
+      <w:proofErr w:type="spellStart"/>
+      <w:r>
+        <w:t>nhúng</w:t>
       </w:r>
       <w:proofErr w:type="spellEnd"/>
       <w:r>
@@ -6635,7 +6686,7 @@
         <w:pStyle w:val="0NoiDung"/>
       </w:pPr>
       <w:r>
-        <w:t xml:space="preserve">Monitoring </w:t>
+        <w:t xml:space="preserve">Tomcat </w:t>
       </w:r>
     </w:p>
     <w:p>
@@ -6643,7 +6694,7 @@
         <w:pStyle w:val="0NoiDung"/>
       </w:pPr>
       <w:r>
-        <w:t xml:space="preserve">Metrics </w:t>
+        <w:t xml:space="preserve">Jetty </w:t>
       </w:r>
     </w:p>
     <w:p>
@@ -6651,23 +6702,15 @@
         <w:pStyle w:val="0NoiDung"/>
       </w:pPr>
       <w:r>
-        <w:t xml:space="preserve">Health check </w:t>
-      </w:r>
-    </w:p>
-    <w:p>
-      <w:pPr>
-        <w:pStyle w:val="0NoiDung"/>
-      </w:pPr>
-      <w:r>
-        <w:t>Application info</w:t>
+        <w:t>Undertow</w:t>
       </w:r>
     </w:p>
     <w:p>
       <w:pPr>
         <w:pStyle w:val="11TieuDe11"/>
       </w:pPr>
-      <w:bookmarkStart w:id="47" w:name="_Toc229487160"/>
-      <w:bookmarkStart w:id="48" w:name="_Toc229487226"/>
+      <w:bookmarkStart w:id="47" w:name="_Toc229487161"/>
+      <w:bookmarkStart w:id="48" w:name="_Toc229487227"/>
       <w:r>
         <w:t>2</w:t>
       </w:r>
@@ -6675,10 +6718,16 @@
         <w:t>.</w:t>
       </w:r>
       <w:r>
-        <w:t>5</w:t>
-      </w:r>
-      <w:r>
-        <w:t xml:space="preserve"> Embedded Server</w:t>
+        <w:t>6</w:t>
+      </w:r>
+      <w:r>
+        <w:t xml:space="preserve"> Spring Initializ</w:t>
+      </w:r>
+      <w:r>
+        <w:t>e</w:t>
+      </w:r>
+      <w:r>
+        <w:t>r</w:t>
       </w:r>
       <w:bookmarkEnd w:id="47"/>
       <w:bookmarkEnd w:id="48"/>
@@ -6687,12 +6736,43 @@
       <w:pPr>
         <w:pStyle w:val="0NoiDung"/>
       </w:pPr>
-      <w:r>
-        <w:t xml:space="preserve">Server </w:t>
-      </w:r>
-      <w:proofErr w:type="spellStart"/>
-      <w:r>
-        <w:t>nhúng</w:t>
+      <w:hyperlink r:id="rId9" w:tgtFrame="_new" w:history="1">
+        <w:r>
+          <w:rPr>
+            <w:color w:val="0000FF"/>
+            <w:u w:val="single"/>
+          </w:rPr>
+          <w:t xml:space="preserve">Spring </w:t>
+        </w:r>
+        <w:proofErr w:type="spellStart"/>
+        <w:r>
+          <w:rPr>
+            <w:color w:val="0000FF"/>
+            <w:u w:val="single"/>
+          </w:rPr>
+          <w:t>Initializr</w:t>
+        </w:r>
+        <w:proofErr w:type="spellEnd"/>
+      </w:hyperlink>
+    </w:p>
+    <w:p>
+      <w:pPr>
+        <w:pStyle w:val="0NoiDung"/>
+      </w:pPr>
+      <w:r>
+        <w:t xml:space="preserve">Website </w:t>
+      </w:r>
+      <w:proofErr w:type="spellStart"/>
+      <w:r>
+        <w:t>tạo</w:t>
+      </w:r>
+      <w:proofErr w:type="spellEnd"/>
+      <w:r>
+        <w:t xml:space="preserve"> project Spring Boot </w:t>
+      </w:r>
+      <w:proofErr w:type="spellStart"/>
+      <w:r>
+        <w:t>nhanh</w:t>
       </w:r>
       <w:proofErr w:type="spellEnd"/>
       <w:r>
@@ -6703,17 +6783,26 @@
       <w:pPr>
         <w:pStyle w:val="0NoiDung"/>
       </w:pPr>
-      <w:r>
-        <w:t xml:space="preserve">Tomcat </w:t>
+      <w:proofErr w:type="spellStart"/>
+      <w:r>
+        <w:t>Chọn</w:t>
+      </w:r>
+      <w:proofErr w:type="spellEnd"/>
+      <w:r>
+        <w:t xml:space="preserve"> dependency </w:t>
       </w:r>
     </w:p>
     <w:p>
       <w:pPr>
         <w:pStyle w:val="0NoiDung"/>
       </w:pPr>
-      <w:r>
-        <w:lastRenderedPageBreak/>
-        <w:t xml:space="preserve">Jetty </w:t>
+      <w:proofErr w:type="spellStart"/>
+      <w:r>
+        <w:t>Tạo</w:t>
+      </w:r>
+      <w:proofErr w:type="spellEnd"/>
+      <w:r>
+        <w:t xml:space="preserve"> Maven/Gradle project </w:t>
       </w:r>
     </w:p>
     <w:p>
@@ -6721,145 +6810,37 @@
         <w:pStyle w:val="0NoiDung"/>
       </w:pPr>
       <w:r>
-        <w:t>Undertow</w:t>
-      </w:r>
+        <w:t>Download source code</w:t>
+      </w:r>
+    </w:p>
+    <w:p>
+      <w:pPr>
+        <w:pStyle w:val="0NoiDung"/>
+        <w:ind w:firstLine="0"/>
+      </w:pPr>
     </w:p>
     <w:p>
       <w:pPr>
         <w:pStyle w:val="11TieuDe11"/>
       </w:pPr>
-      <w:bookmarkStart w:id="49" w:name="_Toc229487161"/>
-      <w:bookmarkStart w:id="50" w:name="_Toc229487227"/>
-      <w:r>
-        <w:t>2</w:t>
-      </w:r>
-      <w:r>
-        <w:t>.</w:t>
-      </w:r>
-      <w:r>
-        <w:t>6</w:t>
-      </w:r>
-      <w:r>
-        <w:t xml:space="preserve"> Spring Initializ</w:t>
-      </w:r>
-      <w:r>
-        <w:t>e</w:t>
-      </w:r>
-      <w:r>
-        <w:t>r</w:t>
+      <w:bookmarkStart w:id="49" w:name="_Toc229487162"/>
+      <w:bookmarkStart w:id="50" w:name="_Toc229487228"/>
+      <w:r>
+        <w:t>2.7</w:t>
+      </w:r>
+      <w:r>
+        <w:t xml:space="preserve"> Annotation </w:t>
+      </w:r>
+      <w:proofErr w:type="spellStart"/>
+      <w:r>
+        <w:t>trong</w:t>
+      </w:r>
+      <w:proofErr w:type="spellEnd"/>
+      <w:r>
+        <w:t xml:space="preserve"> Spring Boot</w:t>
       </w:r>
       <w:bookmarkEnd w:id="49"/>
       <w:bookmarkEnd w:id="50"/>
-    </w:p>
-    <w:p>
-      <w:pPr>
-        <w:pStyle w:val="0NoiDung"/>
-      </w:pPr>
-      <w:hyperlink r:id="rId9" w:tgtFrame="_new" w:history="1">
-        <w:r>
-          <w:rPr>
-            <w:color w:val="0000FF"/>
-            <w:u w:val="single"/>
-          </w:rPr>
-          <w:t xml:space="preserve">Spring </w:t>
-        </w:r>
-        <w:proofErr w:type="spellStart"/>
-        <w:r>
-          <w:rPr>
-            <w:color w:val="0000FF"/>
-            <w:u w:val="single"/>
-          </w:rPr>
-          <w:t>Initializr</w:t>
-        </w:r>
-        <w:proofErr w:type="spellEnd"/>
-      </w:hyperlink>
-    </w:p>
-    <w:p>
-      <w:pPr>
-        <w:pStyle w:val="0NoiDung"/>
-      </w:pPr>
-      <w:r>
-        <w:t xml:space="preserve">Website </w:t>
-      </w:r>
-      <w:proofErr w:type="spellStart"/>
-      <w:r>
-        <w:t>tạo</w:t>
-      </w:r>
-      <w:proofErr w:type="spellEnd"/>
-      <w:r>
-        <w:t xml:space="preserve"> project Spring Boot </w:t>
-      </w:r>
-      <w:proofErr w:type="spellStart"/>
-      <w:r>
-        <w:t>nhanh</w:t>
-      </w:r>
-      <w:proofErr w:type="spellEnd"/>
-      <w:r>
-        <w:t>:</w:t>
-      </w:r>
-    </w:p>
-    <w:p>
-      <w:pPr>
-        <w:pStyle w:val="0NoiDung"/>
-      </w:pPr>
-      <w:proofErr w:type="spellStart"/>
-      <w:r>
-        <w:t>Chọn</w:t>
-      </w:r>
-      <w:proofErr w:type="spellEnd"/>
-      <w:r>
-        <w:t xml:space="preserve"> dependency </w:t>
-      </w:r>
-    </w:p>
-    <w:p>
-      <w:pPr>
-        <w:pStyle w:val="0NoiDung"/>
-      </w:pPr>
-      <w:proofErr w:type="spellStart"/>
-      <w:r>
-        <w:t>Tạo</w:t>
-      </w:r>
-      <w:proofErr w:type="spellEnd"/>
-      <w:r>
-        <w:t xml:space="preserve"> Maven/Gradle project </w:t>
-      </w:r>
-    </w:p>
-    <w:p>
-      <w:pPr>
-        <w:pStyle w:val="0NoiDung"/>
-      </w:pPr>
-      <w:r>
-        <w:t>Download source code</w:t>
-      </w:r>
-    </w:p>
-    <w:p>
-      <w:pPr>
-        <w:pStyle w:val="0NoiDung"/>
-        <w:ind w:firstLine="0"/>
-      </w:pPr>
-    </w:p>
-    <w:p>
-      <w:pPr>
-        <w:pStyle w:val="11TieuDe11"/>
-      </w:pPr>
-      <w:bookmarkStart w:id="51" w:name="_Toc229487162"/>
-      <w:bookmarkStart w:id="52" w:name="_Toc229487228"/>
-      <w:r>
-        <w:t>2.7</w:t>
-      </w:r>
-      <w:r>
-        <w:t xml:space="preserve"> Annotation </w:t>
-      </w:r>
-      <w:proofErr w:type="spellStart"/>
-      <w:r>
-        <w:t>trong</w:t>
-      </w:r>
-      <w:proofErr w:type="spellEnd"/>
-      <w:r>
-        <w:t xml:space="preserve"> Spring Boot</w:t>
-      </w:r>
-      <w:bookmarkEnd w:id="51"/>
-      <w:bookmarkEnd w:id="52"/>
     </w:p>
     <w:p>
       <w:pPr>
@@ -7054,6 +7035,7 @@
                 <w:sz w:val="20"/>
                 <w:szCs w:val="20"/>
               </w:rPr>
+              <w:lastRenderedPageBreak/>
               <w:t>@Controller</w:t>
             </w:r>
           </w:p>
@@ -7335,8 +7317,8 @@
       <w:pPr>
         <w:pStyle w:val="1TieuDe1"/>
       </w:pPr>
-      <w:bookmarkStart w:id="53" w:name="_Toc229487163"/>
-      <w:bookmarkStart w:id="54" w:name="_Toc229487229"/>
+      <w:bookmarkStart w:id="51" w:name="_Toc229487163"/>
+      <w:bookmarkStart w:id="52" w:name="_Toc229487229"/>
       <w:r>
         <w:t xml:space="preserve">3. </w:t>
       </w:r>
@@ -7391,38 +7373,300 @@
       <w:proofErr w:type="spellStart"/>
       <w:r>
         <w:t>bản</w:t>
+      </w:r>
+      <w:bookmarkEnd w:id="51"/>
+      <w:bookmarkEnd w:id="52"/>
+      <w:proofErr w:type="spellEnd"/>
+    </w:p>
+    <w:p>
+      <w:pPr>
+        <w:pStyle w:val="11TieuDe11"/>
+      </w:pPr>
+      <w:bookmarkStart w:id="53" w:name="_Toc229487164"/>
+      <w:bookmarkStart w:id="54" w:name="_Toc229487230"/>
+      <w:r>
+        <w:t xml:space="preserve">3.1 </w:t>
+      </w:r>
+      <w:r>
+        <w:t xml:space="preserve">Git </w:t>
+      </w:r>
+      <w:proofErr w:type="spellStart"/>
+      <w:r>
+        <w:t>là</w:t>
+      </w:r>
+      <w:proofErr w:type="spellEnd"/>
+      <w:r>
+        <w:t xml:space="preserve"> </w:t>
+      </w:r>
+      <w:proofErr w:type="spellStart"/>
+      <w:r>
+        <w:t>gì</w:t>
+      </w:r>
+      <w:proofErr w:type="spellEnd"/>
+      <w:r>
+        <w:t>?</w:t>
       </w:r>
       <w:bookmarkEnd w:id="53"/>
       <w:bookmarkEnd w:id="54"/>
-      <w:proofErr w:type="spellEnd"/>
+    </w:p>
+    <w:p>
+      <w:pPr>
+        <w:pStyle w:val="0NoiDung"/>
+      </w:pPr>
+      <w:r>
+        <w:t xml:space="preserve">Git </w:t>
+      </w:r>
+      <w:proofErr w:type="spellStart"/>
+      <w:r>
+        <w:t>là</w:t>
+      </w:r>
+      <w:proofErr w:type="spellEnd"/>
+      <w:r>
+        <w:t xml:space="preserve"> </w:t>
+      </w:r>
+      <w:proofErr w:type="spellStart"/>
+      <w:r>
+        <w:t>hệ</w:t>
+      </w:r>
+      <w:proofErr w:type="spellEnd"/>
+      <w:r>
+        <w:t xml:space="preserve"> </w:t>
+      </w:r>
+      <w:proofErr w:type="spellStart"/>
+      <w:r>
+        <w:t>thống</w:t>
+      </w:r>
+      <w:proofErr w:type="spellEnd"/>
+      <w:r>
+        <w:t xml:space="preserve"> </w:t>
+      </w:r>
+      <w:proofErr w:type="spellStart"/>
+      <w:r>
+        <w:t>quản</w:t>
+      </w:r>
+      <w:proofErr w:type="spellEnd"/>
+      <w:r>
+        <w:t xml:space="preserve"> </w:t>
+      </w:r>
+      <w:proofErr w:type="spellStart"/>
+      <w:r>
+        <w:t>lý</w:t>
+      </w:r>
+      <w:proofErr w:type="spellEnd"/>
+      <w:r>
+        <w:t xml:space="preserve"> </w:t>
+      </w:r>
+      <w:proofErr w:type="spellStart"/>
+      <w:r>
+        <w:t>phiên</w:t>
+      </w:r>
+      <w:proofErr w:type="spellEnd"/>
+      <w:r>
+        <w:t xml:space="preserve"> </w:t>
+      </w:r>
+      <w:proofErr w:type="spellStart"/>
+      <w:r>
+        <w:t>bản</w:t>
+      </w:r>
+      <w:proofErr w:type="spellEnd"/>
+      <w:r>
+        <w:t xml:space="preserve"> </w:t>
+      </w:r>
+      <w:proofErr w:type="spellStart"/>
+      <w:r>
+        <w:t>phân</w:t>
+      </w:r>
+      <w:proofErr w:type="spellEnd"/>
+      <w:r>
+        <w:t xml:space="preserve"> </w:t>
+      </w:r>
+      <w:proofErr w:type="spellStart"/>
+      <w:r>
+        <w:t>tán</w:t>
+      </w:r>
+      <w:proofErr w:type="spellEnd"/>
+      <w:r>
+        <w:t xml:space="preserve"> (Distributed Version Control System).</w:t>
+      </w:r>
+    </w:p>
+    <w:p>
+      <w:pPr>
+        <w:pStyle w:val="0NoiDung"/>
+      </w:pPr>
+      <w:r>
+        <w:t xml:space="preserve">Git </w:t>
+      </w:r>
+      <w:proofErr w:type="spellStart"/>
+      <w:r>
+        <w:t>giúp</w:t>
+      </w:r>
+      <w:proofErr w:type="spellEnd"/>
+      <w:r>
+        <w:t>:</w:t>
+      </w:r>
+    </w:p>
+    <w:p>
+      <w:pPr>
+        <w:pStyle w:val="0NoiDung"/>
+      </w:pPr>
+      <w:r>
+        <w:t xml:space="preserve">Quản </w:t>
+      </w:r>
+      <w:proofErr w:type="spellStart"/>
+      <w:r>
+        <w:t>lý</w:t>
+      </w:r>
+      <w:proofErr w:type="spellEnd"/>
+      <w:r>
+        <w:t xml:space="preserve"> source code </w:t>
+      </w:r>
+    </w:p>
+    <w:p>
+      <w:pPr>
+        <w:pStyle w:val="0NoiDung"/>
+      </w:pPr>
+      <w:r>
+        <w:t xml:space="preserve">Theo </w:t>
+      </w:r>
+      <w:proofErr w:type="spellStart"/>
+      <w:r>
+        <w:t>dõi</w:t>
+      </w:r>
+      <w:proofErr w:type="spellEnd"/>
+      <w:r>
+        <w:t xml:space="preserve"> </w:t>
+      </w:r>
+      <w:proofErr w:type="spellStart"/>
+      <w:r>
+        <w:t>lịch</w:t>
+      </w:r>
+      <w:proofErr w:type="spellEnd"/>
+      <w:r>
+        <w:t xml:space="preserve"> </w:t>
+      </w:r>
+      <w:proofErr w:type="spellStart"/>
+      <w:r>
+        <w:t>sử</w:t>
+      </w:r>
+      <w:proofErr w:type="spellEnd"/>
+      <w:r>
+        <w:t xml:space="preserve"> </w:t>
+      </w:r>
+      <w:proofErr w:type="spellStart"/>
+      <w:r>
+        <w:t>thay</w:t>
+      </w:r>
+      <w:proofErr w:type="spellEnd"/>
+      <w:r>
+        <w:t xml:space="preserve"> </w:t>
+      </w:r>
+      <w:proofErr w:type="spellStart"/>
+      <w:r>
+        <w:t>đổi</w:t>
+      </w:r>
+      <w:proofErr w:type="spellEnd"/>
+      <w:r>
+        <w:t xml:space="preserve"> </w:t>
+      </w:r>
+    </w:p>
+    <w:p>
+      <w:pPr>
+        <w:pStyle w:val="0NoiDung"/>
+      </w:pPr>
+      <w:proofErr w:type="spellStart"/>
+      <w:r>
+        <w:t>Làm</w:t>
+      </w:r>
+      <w:proofErr w:type="spellEnd"/>
+      <w:r>
+        <w:t xml:space="preserve"> </w:t>
+      </w:r>
+      <w:proofErr w:type="spellStart"/>
+      <w:r>
+        <w:t>việc</w:t>
+      </w:r>
+      <w:proofErr w:type="spellEnd"/>
+      <w:r>
+        <w:t xml:space="preserve"> </w:t>
+      </w:r>
+      <w:proofErr w:type="spellStart"/>
+      <w:r>
+        <w:t>nhóm</w:t>
+      </w:r>
+      <w:proofErr w:type="spellEnd"/>
+      <w:r>
+        <w:t xml:space="preserve"> </w:t>
+      </w:r>
+    </w:p>
+    <w:p>
+      <w:pPr>
+        <w:pStyle w:val="0NoiDung"/>
+      </w:pPr>
+      <w:proofErr w:type="spellStart"/>
+      <w:r>
+        <w:t>Khôi</w:t>
+      </w:r>
+      <w:proofErr w:type="spellEnd"/>
+      <w:r>
+        <w:t xml:space="preserve"> </w:t>
+      </w:r>
+      <w:proofErr w:type="spellStart"/>
+      <w:r>
+        <w:t>phục</w:t>
+      </w:r>
+      <w:proofErr w:type="spellEnd"/>
+      <w:r>
+        <w:t xml:space="preserve"> code </w:t>
+      </w:r>
+      <w:proofErr w:type="spellStart"/>
+      <w:r>
+        <w:t>cũ</w:t>
+      </w:r>
+      <w:proofErr w:type="spellEnd"/>
+      <w:r>
+        <w:t xml:space="preserve"> </w:t>
+      </w:r>
     </w:p>
     <w:p>
       <w:pPr>
         <w:pStyle w:val="11TieuDe11"/>
       </w:pPr>
-      <w:bookmarkStart w:id="55" w:name="_Toc229487164"/>
-      <w:bookmarkStart w:id="56" w:name="_Toc229487230"/>
-      <w:r>
-        <w:t xml:space="preserve">3.1 </w:t>
-      </w:r>
-      <w:r>
-        <w:t xml:space="preserve">Git </w:t>
-      </w:r>
-      <w:proofErr w:type="spellStart"/>
-      <w:r>
-        <w:t>là</w:t>
-      </w:r>
-      <w:proofErr w:type="spellEnd"/>
-      <w:r>
-        <w:t xml:space="preserve"> </w:t>
-      </w:r>
-      <w:proofErr w:type="spellStart"/>
-      <w:r>
-        <w:t>gì</w:t>
-      </w:r>
-      <w:proofErr w:type="spellEnd"/>
-      <w:r>
-        <w:t>?</w:t>
+      <w:bookmarkStart w:id="55" w:name="_Toc229487165"/>
+      <w:bookmarkStart w:id="56" w:name="_Toc229487231"/>
+      <w:r>
+        <w:t xml:space="preserve">3.2 </w:t>
+      </w:r>
+      <w:proofErr w:type="spellStart"/>
+      <w:r>
+        <w:t>Mô</w:t>
+      </w:r>
+      <w:proofErr w:type="spellEnd"/>
+      <w:r>
+        <w:t xml:space="preserve"> </w:t>
+      </w:r>
+      <w:proofErr w:type="spellStart"/>
+      <w:r>
+        <w:t>hình</w:t>
+      </w:r>
+      <w:proofErr w:type="spellEnd"/>
+      <w:r>
+        <w:t xml:space="preserve"> </w:t>
+      </w:r>
+      <w:proofErr w:type="spellStart"/>
+      <w:r>
+        <w:t>hoạt</w:t>
+      </w:r>
+      <w:proofErr w:type="spellEnd"/>
+      <w:r>
+        <w:t xml:space="preserve"> </w:t>
+      </w:r>
+      <w:proofErr w:type="spellStart"/>
+      <w:r>
+        <w:t>động</w:t>
+      </w:r>
+      <w:proofErr w:type="spellEnd"/>
+      <w:r>
+        <w:t xml:space="preserve"> Git</w:t>
       </w:r>
       <w:bookmarkEnd w:id="55"/>
       <w:bookmarkEnd w:id="56"/>
@@ -7436,75 +7680,27 @@
       </w:r>
       <w:proofErr w:type="spellStart"/>
       <w:r>
-        <w:t>là</w:t>
-      </w:r>
-      <w:proofErr w:type="spellEnd"/>
-      <w:r>
-        <w:t xml:space="preserve"> </w:t>
-      </w:r>
-      <w:proofErr w:type="spellStart"/>
-      <w:r>
-        <w:t>hệ</w:t>
-      </w:r>
-      <w:proofErr w:type="spellEnd"/>
-      <w:r>
-        <w:t xml:space="preserve"> </w:t>
-      </w:r>
-      <w:proofErr w:type="spellStart"/>
-      <w:r>
-        <w:t>thống</w:t>
-      </w:r>
-      <w:proofErr w:type="spellEnd"/>
-      <w:r>
-        <w:t xml:space="preserve"> </w:t>
-      </w:r>
-      <w:proofErr w:type="spellStart"/>
-      <w:r>
-        <w:t>quản</w:t>
-      </w:r>
-      <w:proofErr w:type="spellEnd"/>
-      <w:r>
-        <w:t xml:space="preserve"> </w:t>
-      </w:r>
-      <w:proofErr w:type="spellStart"/>
-      <w:r>
-        <w:t>lý</w:t>
-      </w:r>
-      <w:proofErr w:type="spellEnd"/>
-      <w:r>
-        <w:t xml:space="preserve"> </w:t>
-      </w:r>
-      <w:proofErr w:type="spellStart"/>
-      <w:r>
-        <w:t>phiên</w:t>
-      </w:r>
-      <w:proofErr w:type="spellEnd"/>
-      <w:r>
-        <w:t xml:space="preserve"> </w:t>
-      </w:r>
-      <w:proofErr w:type="spellStart"/>
-      <w:r>
-        <w:t>bản</w:t>
-      </w:r>
-      <w:proofErr w:type="spellEnd"/>
-      <w:r>
-        <w:t xml:space="preserve"> </w:t>
-      </w:r>
-      <w:proofErr w:type="spellStart"/>
-      <w:r>
-        <w:t>phân</w:t>
-      </w:r>
-      <w:proofErr w:type="spellEnd"/>
-      <w:r>
-        <w:t xml:space="preserve"> </w:t>
-      </w:r>
-      <w:proofErr w:type="spellStart"/>
-      <w:r>
-        <w:t>tán</w:t>
-      </w:r>
-      <w:proofErr w:type="spellEnd"/>
-      <w:r>
-        <w:t xml:space="preserve"> (Distributed Version Control System).</w:t>
+        <w:t>có</w:t>
+      </w:r>
+      <w:proofErr w:type="spellEnd"/>
+      <w:r>
+        <w:t xml:space="preserve"> 3 </w:t>
+      </w:r>
+      <w:proofErr w:type="spellStart"/>
+      <w:r>
+        <w:t>vùng</w:t>
+      </w:r>
+      <w:proofErr w:type="spellEnd"/>
+      <w:r>
+        <w:t xml:space="preserve"> </w:t>
+      </w:r>
+      <w:proofErr w:type="spellStart"/>
+      <w:r>
+        <w:t>chính</w:t>
+      </w:r>
+      <w:proofErr w:type="spellEnd"/>
+      <w:r>
+        <w:t>:</w:t>
       </w:r>
     </w:p>
     <w:p>
@@ -7512,15 +7708,7 @@
         <w:pStyle w:val="0NoiDung"/>
       </w:pPr>
       <w:r>
-        <w:t xml:space="preserve">Git </w:t>
-      </w:r>
-      <w:proofErr w:type="spellStart"/>
-      <w:r>
-        <w:t>giúp</w:t>
-      </w:r>
-      <w:proofErr w:type="spellEnd"/>
-      <w:r>
-        <w:t>:</w:t>
+        <w:t xml:space="preserve">Working Directory </w:t>
       </w:r>
     </w:p>
     <w:p>
@@ -7528,15 +7716,7 @@
         <w:pStyle w:val="0NoiDung"/>
       </w:pPr>
       <w:r>
-        <w:t xml:space="preserve">Quản </w:t>
-      </w:r>
-      <w:proofErr w:type="spellStart"/>
-      <w:r>
-        <w:t>lý</w:t>
-      </w:r>
-      <w:proofErr w:type="spellEnd"/>
-      <w:r>
-        <w:t xml:space="preserve"> source code </w:t>
+        <w:t xml:space="preserve">Staging Area </w:t>
       </w:r>
     </w:p>
     <w:p>
@@ -7544,218 +7724,20 @@
         <w:pStyle w:val="0NoiDung"/>
       </w:pPr>
       <w:r>
-        <w:t xml:space="preserve">Theo </w:t>
-      </w:r>
-      <w:proofErr w:type="spellStart"/>
-      <w:r>
-        <w:t>dõi</w:t>
-      </w:r>
-      <w:proofErr w:type="spellEnd"/>
-      <w:r>
-        <w:t xml:space="preserve"> </w:t>
-      </w:r>
-      <w:proofErr w:type="spellStart"/>
-      <w:r>
-        <w:t>lịch</w:t>
-      </w:r>
-      <w:proofErr w:type="spellEnd"/>
-      <w:r>
-        <w:t xml:space="preserve"> </w:t>
-      </w:r>
-      <w:proofErr w:type="spellStart"/>
-      <w:r>
-        <w:t>sử</w:t>
-      </w:r>
-      <w:proofErr w:type="spellEnd"/>
-      <w:r>
-        <w:t xml:space="preserve"> </w:t>
-      </w:r>
-      <w:proofErr w:type="spellStart"/>
-      <w:r>
-        <w:t>thay</w:t>
-      </w:r>
-      <w:proofErr w:type="spellEnd"/>
-      <w:r>
-        <w:t xml:space="preserve"> </w:t>
-      </w:r>
-      <w:proofErr w:type="spellStart"/>
-      <w:r>
-        <w:t>đổi</w:t>
-      </w:r>
-      <w:proofErr w:type="spellEnd"/>
-      <w:r>
-        <w:t xml:space="preserve"> </w:t>
+        <w:t>Repository</w:t>
       </w:r>
     </w:p>
     <w:p>
       <w:pPr>
         <w:pStyle w:val="0NoiDung"/>
       </w:pPr>
-      <w:proofErr w:type="spellStart"/>
+    </w:p>
+    <w:p>
+      <w:pPr>
+        <w:pStyle w:val="TieuDeHinh"/>
+      </w:pPr>
       <w:r>
         <w:lastRenderedPageBreak/>
-        <w:t>Làm</w:t>
-      </w:r>
-      <w:proofErr w:type="spellEnd"/>
-      <w:r>
-        <w:t xml:space="preserve"> </w:t>
-      </w:r>
-      <w:proofErr w:type="spellStart"/>
-      <w:r>
-        <w:t>việc</w:t>
-      </w:r>
-      <w:proofErr w:type="spellEnd"/>
-      <w:r>
-        <w:t xml:space="preserve"> </w:t>
-      </w:r>
-      <w:proofErr w:type="spellStart"/>
-      <w:r>
-        <w:t>nhóm</w:t>
-      </w:r>
-      <w:proofErr w:type="spellEnd"/>
-      <w:r>
-        <w:t xml:space="preserve"> </w:t>
-      </w:r>
-    </w:p>
-    <w:p>
-      <w:pPr>
-        <w:pStyle w:val="0NoiDung"/>
-      </w:pPr>
-      <w:proofErr w:type="spellStart"/>
-      <w:r>
-        <w:t>Khôi</w:t>
-      </w:r>
-      <w:proofErr w:type="spellEnd"/>
-      <w:r>
-        <w:t xml:space="preserve"> </w:t>
-      </w:r>
-      <w:proofErr w:type="spellStart"/>
-      <w:r>
-        <w:t>phục</w:t>
-      </w:r>
-      <w:proofErr w:type="spellEnd"/>
-      <w:r>
-        <w:t xml:space="preserve"> code </w:t>
-      </w:r>
-      <w:proofErr w:type="spellStart"/>
-      <w:r>
-        <w:t>cũ</w:t>
-      </w:r>
-      <w:proofErr w:type="spellEnd"/>
-      <w:r>
-        <w:t xml:space="preserve"> </w:t>
-      </w:r>
-    </w:p>
-    <w:p>
-      <w:pPr>
-        <w:pStyle w:val="11TieuDe11"/>
-      </w:pPr>
-      <w:bookmarkStart w:id="57" w:name="_Toc229487165"/>
-      <w:bookmarkStart w:id="58" w:name="_Toc229487231"/>
-      <w:r>
-        <w:t xml:space="preserve">3.2 </w:t>
-      </w:r>
-      <w:proofErr w:type="spellStart"/>
-      <w:r>
-        <w:t>Mô</w:t>
-      </w:r>
-      <w:proofErr w:type="spellEnd"/>
-      <w:r>
-        <w:t xml:space="preserve"> </w:t>
-      </w:r>
-      <w:proofErr w:type="spellStart"/>
-      <w:r>
-        <w:t>hình</w:t>
-      </w:r>
-      <w:proofErr w:type="spellEnd"/>
-      <w:r>
-        <w:t xml:space="preserve"> </w:t>
-      </w:r>
-      <w:proofErr w:type="spellStart"/>
-      <w:r>
-        <w:t>hoạt</w:t>
-      </w:r>
-      <w:proofErr w:type="spellEnd"/>
-      <w:r>
-        <w:t xml:space="preserve"> </w:t>
-      </w:r>
-      <w:proofErr w:type="spellStart"/>
-      <w:r>
-        <w:t>động</w:t>
-      </w:r>
-      <w:proofErr w:type="spellEnd"/>
-      <w:r>
-        <w:t xml:space="preserve"> Git</w:t>
-      </w:r>
-      <w:bookmarkEnd w:id="57"/>
-      <w:bookmarkEnd w:id="58"/>
-    </w:p>
-    <w:p>
-      <w:pPr>
-        <w:pStyle w:val="0NoiDung"/>
-      </w:pPr>
-      <w:r>
-        <w:t xml:space="preserve">Git </w:t>
-      </w:r>
-      <w:proofErr w:type="spellStart"/>
-      <w:r>
-        <w:t>có</w:t>
-      </w:r>
-      <w:proofErr w:type="spellEnd"/>
-      <w:r>
-        <w:t xml:space="preserve"> 3 </w:t>
-      </w:r>
-      <w:proofErr w:type="spellStart"/>
-      <w:r>
-        <w:t>vùng</w:t>
-      </w:r>
-      <w:proofErr w:type="spellEnd"/>
-      <w:r>
-        <w:t xml:space="preserve"> </w:t>
-      </w:r>
-      <w:proofErr w:type="spellStart"/>
-      <w:r>
-        <w:t>chính</w:t>
-      </w:r>
-      <w:proofErr w:type="spellEnd"/>
-      <w:r>
-        <w:t>:</w:t>
-      </w:r>
-    </w:p>
-    <w:p>
-      <w:pPr>
-        <w:pStyle w:val="0NoiDung"/>
-      </w:pPr>
-      <w:r>
-        <w:t xml:space="preserve">Working Directory </w:t>
-      </w:r>
-    </w:p>
-    <w:p>
-      <w:pPr>
-        <w:pStyle w:val="0NoiDung"/>
-      </w:pPr>
-      <w:r>
-        <w:t xml:space="preserve">Staging Area </w:t>
-      </w:r>
-    </w:p>
-    <w:p>
-      <w:pPr>
-        <w:pStyle w:val="0NoiDung"/>
-      </w:pPr>
-      <w:r>
-        <w:t>Repository</w:t>
-      </w:r>
-    </w:p>
-    <w:p>
-      <w:pPr>
-        <w:pStyle w:val="0NoiDung"/>
-      </w:pPr>
-    </w:p>
-    <w:p>
-      <w:pPr>
-        <w:pStyle w:val="TieuDeHinh"/>
-      </w:pPr>
-      <w:r>
         <w:drawing>
           <wp:inline distT="0" distB="0" distL="0" distR="0" wp14:anchorId="63643435" wp14:editId="6CF78B95">
             <wp:extent cx="5943600" cy="2533015"/>
@@ -7797,8 +7779,8 @@
       <w:pPr>
         <w:pStyle w:val="TieuDeHinh"/>
       </w:pPr>
-      <w:bookmarkStart w:id="59" w:name="_Toc229487719"/>
-      <w:bookmarkStart w:id="60" w:name="_Toc229487773"/>
+      <w:bookmarkStart w:id="57" w:name="_Toc229487719"/>
+      <w:bookmarkStart w:id="58" w:name="_Toc229487773"/>
       <w:proofErr w:type="spellStart"/>
       <w:r>
         <w:t>Hình</w:t>
@@ -7818,64 +7800,114 @@
       <w:proofErr w:type="spellStart"/>
       <w:r>
         <w:t>quả</w:t>
+      </w:r>
+      <w:bookmarkEnd w:id="57"/>
+      <w:bookmarkEnd w:id="58"/>
+      <w:proofErr w:type="spellEnd"/>
+    </w:p>
+    <w:p>
+      <w:pPr>
+        <w:pStyle w:val="11TieuDe11"/>
+      </w:pPr>
+      <w:bookmarkStart w:id="59" w:name="_Toc229487166"/>
+      <w:bookmarkStart w:id="60" w:name="_Toc229487232"/>
+      <w:r>
+        <w:t xml:space="preserve">3.3 </w:t>
+      </w:r>
+      <w:r>
+        <w:t xml:space="preserve">Các </w:t>
+      </w:r>
+      <w:proofErr w:type="spellStart"/>
+      <w:r>
+        <w:t>lệnh</w:t>
+      </w:r>
+      <w:proofErr w:type="spellEnd"/>
+      <w:r>
+        <w:t xml:space="preserve"> </w:t>
+      </w:r>
+      <w:proofErr w:type="spellStart"/>
+      <w:r>
+        <w:t>cơ</w:t>
+      </w:r>
+      <w:proofErr w:type="spellEnd"/>
+      <w:r>
+        <w:t xml:space="preserve"> </w:t>
+      </w:r>
+      <w:proofErr w:type="spellStart"/>
+      <w:r>
+        <w:t>bản</w:t>
+      </w:r>
+      <w:proofErr w:type="spellEnd"/>
+      <w:r>
+        <w:t xml:space="preserve"> </w:t>
+      </w:r>
+      <w:proofErr w:type="spellStart"/>
+      <w:r>
+        <w:t>trong</w:t>
+      </w:r>
+      <w:proofErr w:type="spellEnd"/>
+      <w:r>
+        <w:t xml:space="preserve"> Git</w:t>
       </w:r>
       <w:bookmarkEnd w:id="59"/>
       <w:bookmarkEnd w:id="60"/>
-      <w:proofErr w:type="spellEnd"/>
-    </w:p>
-    <w:p>
-      <w:pPr>
-        <w:pStyle w:val="11TieuDe11"/>
-      </w:pPr>
-      <w:bookmarkStart w:id="61" w:name="_Toc229487166"/>
-      <w:bookmarkStart w:id="62" w:name="_Toc229487232"/>
-      <w:r>
-        <w:t xml:space="preserve">3.3 </w:t>
-      </w:r>
-      <w:r>
-        <w:t xml:space="preserve">Các </w:t>
-      </w:r>
-      <w:proofErr w:type="spellStart"/>
-      <w:r>
-        <w:t>lệnh</w:t>
-      </w:r>
-      <w:proofErr w:type="spellEnd"/>
-      <w:r>
-        <w:t xml:space="preserve"> </w:t>
-      </w:r>
-      <w:proofErr w:type="spellStart"/>
-      <w:r>
-        <w:t>cơ</w:t>
-      </w:r>
-      <w:proofErr w:type="spellEnd"/>
-      <w:r>
-        <w:t xml:space="preserve"> </w:t>
-      </w:r>
-      <w:proofErr w:type="spellStart"/>
-      <w:r>
-        <w:t>bản</w:t>
-      </w:r>
-      <w:proofErr w:type="spellEnd"/>
-      <w:r>
-        <w:t xml:space="preserve"> </w:t>
-      </w:r>
-      <w:proofErr w:type="spellStart"/>
-      <w:r>
-        <w:t>trong</w:t>
-      </w:r>
-      <w:proofErr w:type="spellEnd"/>
-      <w:r>
-        <w:t xml:space="preserve"> Git</w:t>
+    </w:p>
+    <w:p>
+      <w:pPr>
+        <w:pStyle w:val="111TieuDe111"/>
+      </w:pPr>
+      <w:bookmarkStart w:id="61" w:name="_Toc229487167"/>
+      <w:bookmarkStart w:id="62" w:name="_Toc229487233"/>
+      <w:r>
+        <w:t>3</w:t>
+      </w:r>
+      <w:r>
+        <w:t>.</w:t>
+      </w:r>
+      <w:r>
+        <w:t>3.1</w:t>
+      </w:r>
+      <w:r>
+        <w:t xml:space="preserve"> </w:t>
+      </w:r>
+      <w:proofErr w:type="spellStart"/>
+      <w:r>
+        <w:t>Khởi</w:t>
+      </w:r>
+      <w:proofErr w:type="spellEnd"/>
+      <w:r>
+        <w:t xml:space="preserve"> </w:t>
+      </w:r>
+      <w:proofErr w:type="spellStart"/>
+      <w:r>
+        <w:t>tạo</w:t>
+      </w:r>
+      <w:proofErr w:type="spellEnd"/>
+      <w:r>
+        <w:t xml:space="preserve"> repository</w:t>
       </w:r>
       <w:bookmarkEnd w:id="61"/>
       <w:bookmarkEnd w:id="62"/>
     </w:p>
     <w:p>
       <w:pPr>
+        <w:pStyle w:val="0NoiDung"/>
+      </w:pPr>
+      <w:r>
+        <w:t xml:space="preserve">git </w:t>
+      </w:r>
+      <w:proofErr w:type="spellStart"/>
+      <w:r>
+        <w:t>init</w:t>
+      </w:r>
+      <w:proofErr w:type="spellEnd"/>
+    </w:p>
+    <w:p>
+      <w:pPr>
         <w:pStyle w:val="111TieuDe111"/>
       </w:pPr>
-      <w:bookmarkStart w:id="63" w:name="_Toc229487167"/>
-      <w:bookmarkStart w:id="64" w:name="_Toc229487233"/>
+      <w:bookmarkStart w:id="63" w:name="_Toc229487168"/>
+      <w:bookmarkStart w:id="64" w:name="_Toc229487234"/>
       <w:r>
         <w:t>3</w:t>
       </w:r>
@@ -7883,131 +7915,151 @@
         <w:t>.</w:t>
       </w:r>
       <w:r>
-        <w:t>3.1</w:t>
-      </w:r>
-      <w:r>
-        <w:t xml:space="preserve"> </w:t>
-      </w:r>
-      <w:proofErr w:type="spellStart"/>
-      <w:r>
-        <w:t>Khởi</w:t>
-      </w:r>
-      <w:proofErr w:type="spellEnd"/>
-      <w:r>
-        <w:t xml:space="preserve"> </w:t>
-      </w:r>
-      <w:proofErr w:type="spellStart"/>
-      <w:r>
-        <w:t>tạo</w:t>
-      </w:r>
-      <w:proofErr w:type="spellEnd"/>
-      <w:r>
-        <w:t xml:space="preserve"> repository</w:t>
+        <w:t>3.2</w:t>
+      </w:r>
+      <w:r>
+        <w:t xml:space="preserve"> </w:t>
+      </w:r>
+      <w:proofErr w:type="spellStart"/>
+      <w:r>
+        <w:t>Kiểm</w:t>
+      </w:r>
+      <w:proofErr w:type="spellEnd"/>
+      <w:r>
+        <w:t xml:space="preserve"> </w:t>
+      </w:r>
+      <w:proofErr w:type="spellStart"/>
+      <w:r>
+        <w:t>tra</w:t>
+      </w:r>
+      <w:proofErr w:type="spellEnd"/>
+      <w:r>
+        <w:t xml:space="preserve"> </w:t>
+      </w:r>
+      <w:proofErr w:type="spellStart"/>
+      <w:r>
+        <w:t>trạng</w:t>
+      </w:r>
+      <w:proofErr w:type="spellEnd"/>
+      <w:r>
+        <w:t xml:space="preserve"> </w:t>
+      </w:r>
+      <w:proofErr w:type="spellStart"/>
+      <w:r>
+        <w:t>thái</w:t>
       </w:r>
       <w:bookmarkEnd w:id="63"/>
       <w:bookmarkEnd w:id="64"/>
+      <w:proofErr w:type="spellEnd"/>
     </w:p>
     <w:p>
       <w:pPr>
         <w:pStyle w:val="0NoiDung"/>
       </w:pPr>
       <w:r>
-        <w:t xml:space="preserve">git </w:t>
-      </w:r>
-      <w:proofErr w:type="spellStart"/>
-      <w:r>
-        <w:t>init</w:t>
-      </w:r>
-      <w:proofErr w:type="spellEnd"/>
+        <w:t>git status</w:t>
+      </w:r>
     </w:p>
     <w:p>
       <w:pPr>
         <w:pStyle w:val="111TieuDe111"/>
       </w:pPr>
-      <w:bookmarkStart w:id="65" w:name="_Toc229487168"/>
-      <w:bookmarkStart w:id="66" w:name="_Toc229487234"/>
-      <w:r>
-        <w:t>3</w:t>
-      </w:r>
-      <w:r>
-        <w:t>.</w:t>
-      </w:r>
-      <w:r>
-        <w:t>3.2</w:t>
-      </w:r>
-      <w:r>
-        <w:t xml:space="preserve"> </w:t>
-      </w:r>
-      <w:proofErr w:type="spellStart"/>
-      <w:r>
-        <w:t>Kiểm</w:t>
-      </w:r>
-      <w:proofErr w:type="spellEnd"/>
-      <w:r>
-        <w:t xml:space="preserve"> </w:t>
-      </w:r>
-      <w:proofErr w:type="spellStart"/>
-      <w:r>
-        <w:t>tra</w:t>
-      </w:r>
-      <w:proofErr w:type="spellEnd"/>
-      <w:r>
-        <w:t xml:space="preserve"> </w:t>
-      </w:r>
-      <w:proofErr w:type="spellStart"/>
-      <w:r>
-        <w:t>trạng</w:t>
-      </w:r>
-      <w:proofErr w:type="spellEnd"/>
-      <w:r>
-        <w:t xml:space="preserve"> </w:t>
-      </w:r>
-      <w:proofErr w:type="spellStart"/>
-      <w:r>
-        <w:t>thái</w:t>
+      <w:bookmarkStart w:id="65" w:name="_Toc229487169"/>
+      <w:bookmarkStart w:id="66" w:name="_Toc229487235"/>
+      <w:r>
+        <w:t>3.</w:t>
+      </w:r>
+      <w:r>
+        <w:t>3.3</w:t>
+      </w:r>
+      <w:r>
+        <w:t xml:space="preserve"> </w:t>
+      </w:r>
+      <w:proofErr w:type="spellStart"/>
+      <w:r>
+        <w:t>Thêm</w:t>
+      </w:r>
+      <w:proofErr w:type="spellEnd"/>
+      <w:r>
+        <w:t xml:space="preserve"> file </w:t>
+      </w:r>
+      <w:proofErr w:type="spellStart"/>
+      <w:r>
+        <w:t>vào</w:t>
+      </w:r>
+      <w:proofErr w:type="spellEnd"/>
+      <w:r>
+        <w:t xml:space="preserve"> staging</w:t>
       </w:r>
       <w:bookmarkEnd w:id="65"/>
       <w:bookmarkEnd w:id="66"/>
-      <w:proofErr w:type="spellEnd"/>
     </w:p>
     <w:p>
       <w:pPr>
         <w:pStyle w:val="0NoiDung"/>
       </w:pPr>
       <w:r>
-        <w:t>git status</w:t>
-      </w:r>
+        <w:t xml:space="preserve">git add </w:t>
+      </w:r>
+      <w:proofErr w:type="spellStart"/>
+      <w:r>
+        <w:t>tenfile</w:t>
+      </w:r>
+      <w:proofErr w:type="spellEnd"/>
+    </w:p>
+    <w:p>
+      <w:pPr>
+        <w:pStyle w:val="0NoiDung"/>
+      </w:pPr>
+      <w:proofErr w:type="spellStart"/>
+      <w:r>
+        <w:t>Thêm</w:t>
+      </w:r>
+      <w:proofErr w:type="spellEnd"/>
+      <w:r>
+        <w:t xml:space="preserve"> </w:t>
+      </w:r>
+      <w:proofErr w:type="spellStart"/>
+      <w:r>
+        <w:t>tất</w:t>
+      </w:r>
+      <w:proofErr w:type="spellEnd"/>
+      <w:r>
+        <w:t xml:space="preserve"> </w:t>
+      </w:r>
+      <w:proofErr w:type="spellStart"/>
+      <w:r>
+        <w:t>cả</w:t>
+      </w:r>
+      <w:proofErr w:type="spellEnd"/>
+      <w:r>
+        <w:t>:</w:t>
+      </w:r>
+    </w:p>
+    <w:p>
+      <w:pPr>
+        <w:pStyle w:val="0NoiDung"/>
+      </w:pPr>
+      <w:r>
+        <w:t xml:space="preserve">git </w:t>
+      </w:r>
+      <w:proofErr w:type="gramStart"/>
+      <w:r>
+        <w:t>add .</w:t>
+      </w:r>
+      <w:proofErr w:type="gramEnd"/>
     </w:p>
     <w:p>
       <w:pPr>
         <w:pStyle w:val="111TieuDe111"/>
       </w:pPr>
-      <w:bookmarkStart w:id="67" w:name="_Toc229487169"/>
-      <w:bookmarkStart w:id="68" w:name="_Toc229487235"/>
-      <w:r>
-        <w:t>3.</w:t>
-      </w:r>
-      <w:r>
-        <w:t>3.3</w:t>
-      </w:r>
-      <w:r>
-        <w:t xml:space="preserve"> </w:t>
-      </w:r>
-      <w:proofErr w:type="spellStart"/>
-      <w:r>
-        <w:t>Thêm</w:t>
-      </w:r>
-      <w:proofErr w:type="spellEnd"/>
-      <w:r>
-        <w:t xml:space="preserve"> file </w:t>
-      </w:r>
-      <w:proofErr w:type="spellStart"/>
-      <w:r>
-        <w:t>vào</w:t>
-      </w:r>
-      <w:proofErr w:type="spellEnd"/>
-      <w:r>
-        <w:t xml:space="preserve"> staging</w:t>
+      <w:bookmarkStart w:id="67" w:name="_Toc229487170"/>
+      <w:bookmarkStart w:id="68" w:name="_Toc229487236"/>
+      <w:r>
+        <w:t>3.3.4</w:t>
+      </w:r>
+      <w:r>
+        <w:t xml:space="preserve"> Commit code</w:t>
       </w:r>
       <w:bookmarkEnd w:id="67"/>
       <w:bookmarkEnd w:id="68"/>
@@ -8017,67 +8069,42 @@
         <w:pStyle w:val="0NoiDung"/>
       </w:pPr>
       <w:r>
-        <w:t xml:space="preserve">git add </w:t>
-      </w:r>
-      <w:proofErr w:type="spellStart"/>
-      <w:r>
-        <w:t>tenfile</w:t>
-      </w:r>
-      <w:proofErr w:type="spellEnd"/>
-    </w:p>
-    <w:p>
-      <w:pPr>
-        <w:pStyle w:val="0NoiDung"/>
-      </w:pPr>
-      <w:proofErr w:type="spellStart"/>
-      <w:r>
-        <w:t>Thêm</w:t>
-      </w:r>
-      <w:proofErr w:type="spellEnd"/>
-      <w:r>
-        <w:t xml:space="preserve"> </w:t>
-      </w:r>
-      <w:proofErr w:type="spellStart"/>
-      <w:r>
-        <w:t>tất</w:t>
-      </w:r>
-      <w:proofErr w:type="spellEnd"/>
-      <w:r>
-        <w:t xml:space="preserve"> </w:t>
-      </w:r>
-      <w:proofErr w:type="spellStart"/>
-      <w:r>
-        <w:t>cả</w:t>
-      </w:r>
-      <w:proofErr w:type="spellEnd"/>
-      <w:r>
-        <w:t>:</w:t>
-      </w:r>
-    </w:p>
-    <w:p>
-      <w:pPr>
-        <w:pStyle w:val="0NoiDung"/>
-      </w:pPr>
-      <w:r>
-        <w:t xml:space="preserve">git </w:t>
-      </w:r>
-      <w:proofErr w:type="gramStart"/>
-      <w:r>
-        <w:t>add .</w:t>
-      </w:r>
-      <w:proofErr w:type="gramEnd"/>
+        <w:t>git commit -m "Noi dung commit"</w:t>
+      </w:r>
     </w:p>
     <w:p>
       <w:pPr>
         <w:pStyle w:val="111TieuDe111"/>
       </w:pPr>
-      <w:bookmarkStart w:id="69" w:name="_Toc229487170"/>
-      <w:bookmarkStart w:id="70" w:name="_Toc229487236"/>
-      <w:r>
-        <w:t>3.3.4</w:t>
-      </w:r>
-      <w:r>
-        <w:t xml:space="preserve"> Commit code</w:t>
+      <w:bookmarkStart w:id="69" w:name="_Toc229487171"/>
+      <w:bookmarkStart w:id="70" w:name="_Toc229487237"/>
+      <w:r>
+        <w:t>3.3.</w:t>
+      </w:r>
+      <w:r>
+        <w:t>5</w:t>
+      </w:r>
+      <w:r>
+        <w:t xml:space="preserve"> </w:t>
+      </w:r>
+      <w:r>
+        <w:t xml:space="preserve">Xem </w:t>
+      </w:r>
+      <w:proofErr w:type="spellStart"/>
+      <w:r>
+        <w:t>lịch</w:t>
+      </w:r>
+      <w:proofErr w:type="spellEnd"/>
+      <w:r>
+        <w:t xml:space="preserve"> </w:t>
+      </w:r>
+      <w:proofErr w:type="spellStart"/>
+      <w:r>
+        <w:t>sử</w:t>
+      </w:r>
+      <w:proofErr w:type="spellEnd"/>
+      <w:r>
+        <w:t xml:space="preserve"> commit</w:t>
       </w:r>
       <w:bookmarkEnd w:id="69"/>
       <w:bookmarkEnd w:id="70"/>
@@ -8087,43 +8114,36 @@
         <w:pStyle w:val="0NoiDung"/>
       </w:pPr>
       <w:r>
-        <w:lastRenderedPageBreak/>
-        <w:t>git commit -m "Noi dung commit"</w:t>
+        <w:t>git log</w:t>
       </w:r>
     </w:p>
     <w:p>
       <w:pPr>
         <w:pStyle w:val="111TieuDe111"/>
       </w:pPr>
-      <w:bookmarkStart w:id="71" w:name="_Toc229487171"/>
-      <w:bookmarkStart w:id="72" w:name="_Toc229487237"/>
-      <w:r>
-        <w:t>3.3.</w:t>
-      </w:r>
-      <w:r>
-        <w:t>5</w:t>
-      </w:r>
-      <w:r>
-        <w:t xml:space="preserve"> </w:t>
-      </w:r>
-      <w:r>
-        <w:t xml:space="preserve">Xem </w:t>
-      </w:r>
-      <w:proofErr w:type="spellStart"/>
-      <w:r>
-        <w:t>lịch</w:t>
-      </w:r>
-      <w:proofErr w:type="spellEnd"/>
-      <w:r>
-        <w:t xml:space="preserve"> </w:t>
-      </w:r>
-      <w:proofErr w:type="spellStart"/>
-      <w:r>
-        <w:t>sử</w:t>
-      </w:r>
-      <w:proofErr w:type="spellEnd"/>
-      <w:r>
-        <w:t xml:space="preserve"> commit</w:t>
+      <w:bookmarkStart w:id="71" w:name="_Toc229487172"/>
+      <w:bookmarkStart w:id="72" w:name="_Toc229487238"/>
+      <w:r>
+        <w:t>3.3.6</w:t>
+      </w:r>
+      <w:r>
+        <w:t xml:space="preserve"> </w:t>
+      </w:r>
+      <w:proofErr w:type="spellStart"/>
+      <w:r>
+        <w:t>Kết</w:t>
+      </w:r>
+      <w:proofErr w:type="spellEnd"/>
+      <w:r>
+        <w:t xml:space="preserve"> </w:t>
+      </w:r>
+      <w:proofErr w:type="spellStart"/>
+      <w:r>
+        <w:t>nối</w:t>
+      </w:r>
+      <w:proofErr w:type="spellEnd"/>
+      <w:r>
+        <w:t xml:space="preserve"> GitHub repository</w:t>
       </w:r>
       <w:bookmarkEnd w:id="71"/>
       <w:bookmarkEnd w:id="72"/>
@@ -8133,36 +8153,44 @@
         <w:pStyle w:val="0NoiDung"/>
       </w:pPr>
       <w:r>
-        <w:t>git log</w:t>
+        <w:t>git remote add origin &lt;</w:t>
+      </w:r>
+      <w:proofErr w:type="spellStart"/>
+      <w:r>
+        <w:t>url</w:t>
+      </w:r>
+      <w:proofErr w:type="spellEnd"/>
+      <w:r>
+        <w:t>&gt;</w:t>
       </w:r>
     </w:p>
     <w:p>
       <w:pPr>
         <w:pStyle w:val="111TieuDe111"/>
       </w:pPr>
-      <w:bookmarkStart w:id="73" w:name="_Toc229487172"/>
-      <w:bookmarkStart w:id="74" w:name="_Toc229487238"/>
-      <w:r>
-        <w:t>3.3.6</w:t>
-      </w:r>
-      <w:r>
-        <w:t xml:space="preserve"> </w:t>
-      </w:r>
-      <w:proofErr w:type="spellStart"/>
-      <w:r>
-        <w:t>Kết</w:t>
-      </w:r>
-      <w:proofErr w:type="spellEnd"/>
-      <w:r>
-        <w:t xml:space="preserve"> </w:t>
-      </w:r>
-      <w:proofErr w:type="spellStart"/>
-      <w:r>
-        <w:t>nối</w:t>
-      </w:r>
-      <w:proofErr w:type="spellEnd"/>
-      <w:r>
-        <w:t xml:space="preserve"> GitHub repository</w:t>
+      <w:bookmarkStart w:id="73" w:name="_Toc229487173"/>
+      <w:bookmarkStart w:id="74" w:name="_Toc229487239"/>
+      <w:r>
+        <w:t>3.3.7</w:t>
+      </w:r>
+      <w:r>
+        <w:t xml:space="preserve"> </w:t>
+      </w:r>
+      <w:proofErr w:type="spellStart"/>
+      <w:r>
+        <w:t>Đẩy</w:t>
+      </w:r>
+      <w:proofErr w:type="spellEnd"/>
+      <w:r>
+        <w:t xml:space="preserve"> code </w:t>
+      </w:r>
+      <w:proofErr w:type="spellStart"/>
+      <w:r>
+        <w:t>lên</w:t>
+      </w:r>
+      <w:proofErr w:type="spellEnd"/>
+      <w:r>
+        <w:t xml:space="preserve"> GitHub</w:t>
       </w:r>
       <w:bookmarkEnd w:id="73"/>
       <w:bookmarkEnd w:id="74"/>
@@ -8172,7 +8200,28 @@
         <w:pStyle w:val="0NoiDung"/>
       </w:pPr>
       <w:r>
-        <w:t>git remote add origin &lt;</w:t>
+        <w:t>git push origin main</w:t>
+      </w:r>
+    </w:p>
+    <w:p>
+      <w:pPr>
+        <w:pStyle w:val="0NoiDung"/>
+        <w:ind w:firstLine="0"/>
+      </w:pPr>
+      <w:r>
+        <w:t>3.3.8</w:t>
+      </w:r>
+      <w:r>
+        <w:t xml:space="preserve"> Clone project</w:t>
+      </w:r>
+    </w:p>
+    <w:p>
+      <w:pPr>
+        <w:pStyle w:val="0NoiDung"/>
+      </w:pPr>
+      <w:r>
+        <w:lastRenderedPageBreak/>
+        <w:t>git clone &lt;</w:t>
       </w:r>
       <w:proofErr w:type="spellStart"/>
       <w:r>
@@ -8187,17 +8236,17 @@
       <w:pPr>
         <w:pStyle w:val="111TieuDe111"/>
       </w:pPr>
-      <w:bookmarkStart w:id="75" w:name="_Toc229487173"/>
-      <w:bookmarkStart w:id="76" w:name="_Toc229487239"/>
-      <w:r>
-        <w:t>3.3.7</w:t>
-      </w:r>
-      <w:r>
-        <w:t xml:space="preserve"> </w:t>
-      </w:r>
-      <w:proofErr w:type="spellStart"/>
-      <w:r>
-        <w:t>Đẩy</w:t>
+      <w:bookmarkStart w:id="75" w:name="_Toc229487174"/>
+      <w:bookmarkStart w:id="76" w:name="_Toc229487240"/>
+      <w:r>
+        <w:t>3.3.</w:t>
+      </w:r>
+      <w:r>
+        <w:t xml:space="preserve">9 </w:t>
+      </w:r>
+      <w:proofErr w:type="spellStart"/>
+      <w:r>
+        <w:t>Lấy</w:t>
       </w:r>
       <w:proofErr w:type="spellEnd"/>
       <w:r>
@@ -8205,85 +8254,18 @@
       </w:r>
       <w:proofErr w:type="spellStart"/>
       <w:r>
-        <w:t>lên</w:t>
-      </w:r>
-      <w:proofErr w:type="spellEnd"/>
-      <w:r>
-        <w:t xml:space="preserve"> GitHub</w:t>
+        <w:t>mới</w:t>
+      </w:r>
+      <w:proofErr w:type="spellEnd"/>
+      <w:r>
+        <w:t xml:space="preserve"> </w:t>
+      </w:r>
+      <w:proofErr w:type="spellStart"/>
+      <w:r>
+        <w:t>nhất</w:t>
       </w:r>
       <w:bookmarkEnd w:id="75"/>
       <w:bookmarkEnd w:id="76"/>
-    </w:p>
-    <w:p>
-      <w:pPr>
-        <w:pStyle w:val="0NoiDung"/>
-      </w:pPr>
-      <w:r>
-        <w:t>git push origin main</w:t>
-      </w:r>
-    </w:p>
-    <w:p>
-      <w:pPr>
-        <w:pStyle w:val="0NoiDung"/>
-        <w:ind w:firstLine="0"/>
-      </w:pPr>
-      <w:r>
-        <w:t>3.3.8</w:t>
-      </w:r>
-      <w:r>
-        <w:t xml:space="preserve"> Clone project</w:t>
-      </w:r>
-    </w:p>
-    <w:p>
-      <w:pPr>
-        <w:pStyle w:val="0NoiDung"/>
-      </w:pPr>
-      <w:r>
-        <w:t>git clone &lt;</w:t>
-      </w:r>
-      <w:proofErr w:type="spellStart"/>
-      <w:r>
-        <w:t>url</w:t>
-      </w:r>
-      <w:proofErr w:type="spellEnd"/>
-      <w:r>
-        <w:t>&gt;</w:t>
-      </w:r>
-    </w:p>
-    <w:p>
-      <w:pPr>
-        <w:pStyle w:val="111TieuDe111"/>
-      </w:pPr>
-      <w:bookmarkStart w:id="77" w:name="_Toc229487174"/>
-      <w:bookmarkStart w:id="78" w:name="_Toc229487240"/>
-      <w:r>
-        <w:t>3.3.</w:t>
-      </w:r>
-      <w:r>
-        <w:t xml:space="preserve">9 </w:t>
-      </w:r>
-      <w:proofErr w:type="spellStart"/>
-      <w:r>
-        <w:t>Lấy</w:t>
-      </w:r>
-      <w:proofErr w:type="spellEnd"/>
-      <w:r>
-        <w:t xml:space="preserve"> code </w:t>
-      </w:r>
-      <w:proofErr w:type="spellStart"/>
-      <w:r>
-        <w:t>mới</w:t>
-      </w:r>
-      <w:proofErr w:type="spellEnd"/>
-      <w:r>
-        <w:t xml:space="preserve"> </w:t>
-      </w:r>
-      <w:proofErr w:type="spellStart"/>
-      <w:r>
-        <w:t>nhất</w:t>
-      </w:r>
-      <w:bookmarkEnd w:id="77"/>
-      <w:bookmarkEnd w:id="78"/>
       <w:proofErr w:type="spellEnd"/>
     </w:p>
     <w:p>
@@ -8308,8 +8290,8 @@
       <w:pPr>
         <w:pStyle w:val="111TieuDe111"/>
       </w:pPr>
-      <w:bookmarkStart w:id="79" w:name="_Toc229487175"/>
-      <w:bookmarkStart w:id="80" w:name="_Toc229487241"/>
+      <w:bookmarkStart w:id="77" w:name="_Toc229487175"/>
+      <w:bookmarkStart w:id="78" w:name="_Toc229487241"/>
       <w:r>
         <w:t>3.3</w:t>
       </w:r>
@@ -8334,8 +8316,8 @@
       <w:r>
         <w:t>mới</w:t>
       </w:r>
-      <w:bookmarkEnd w:id="79"/>
-      <w:bookmarkEnd w:id="80"/>
+      <w:bookmarkEnd w:id="77"/>
+      <w:bookmarkEnd w:id="78"/>
       <w:proofErr w:type="spellEnd"/>
     </w:p>
     <w:p>
@@ -8360,8 +8342,8 @@
       <w:pPr>
         <w:pStyle w:val="111TieuDe111"/>
       </w:pPr>
-      <w:bookmarkStart w:id="81" w:name="_Toc229487176"/>
-      <w:bookmarkStart w:id="82" w:name="_Toc229487242"/>
+      <w:bookmarkStart w:id="79" w:name="_Toc229487176"/>
+      <w:bookmarkStart w:id="80" w:name="_Toc229487242"/>
       <w:r>
         <w:t>3.3.11</w:t>
       </w:r>
@@ -8376,8 +8358,8 @@
       <w:r>
         <w:t xml:space="preserve"> branch</w:t>
       </w:r>
-      <w:bookmarkEnd w:id="81"/>
-      <w:bookmarkEnd w:id="82"/>
+      <w:bookmarkEnd w:id="79"/>
+      <w:bookmarkEnd w:id="80"/>
     </w:p>
     <w:p>
       <w:pPr>
@@ -8422,8 +8404,8 @@
       <w:pPr>
         <w:pStyle w:val="111TieuDe111"/>
       </w:pPr>
-      <w:bookmarkStart w:id="83" w:name="_Toc229487177"/>
-      <w:bookmarkStart w:id="84" w:name="_Toc229487243"/>
+      <w:bookmarkStart w:id="81" w:name="_Toc229487177"/>
+      <w:bookmarkStart w:id="82" w:name="_Toc229487243"/>
       <w:r>
         <w:t>3.3.12</w:t>
       </w:r>
@@ -8438,8 +8420,8 @@
       <w:r>
         <w:t xml:space="preserve"> branch</w:t>
       </w:r>
-      <w:bookmarkEnd w:id="83"/>
-      <w:bookmarkEnd w:id="84"/>
+      <w:bookmarkEnd w:id="81"/>
+      <w:bookmarkEnd w:id="82"/>
     </w:p>
     <w:p>
       <w:pPr>
@@ -8463,8 +8445,8 @@
       <w:pPr>
         <w:pStyle w:val="111TieuDe111"/>
       </w:pPr>
-      <w:bookmarkStart w:id="85" w:name="_Toc229487178"/>
-      <w:bookmarkStart w:id="86" w:name="_Toc229487244"/>
+      <w:bookmarkStart w:id="83" w:name="_Toc229487178"/>
+      <w:bookmarkStart w:id="84" w:name="_Toc229487244"/>
       <w:r>
         <w:t>3.3.</w:t>
       </w:r>
@@ -8478,6 +8460,50 @@
       <w:proofErr w:type="spellEnd"/>
       <w:r>
         <w:t xml:space="preserve"> branch</w:t>
+      </w:r>
+      <w:bookmarkEnd w:id="83"/>
+      <w:bookmarkEnd w:id="84"/>
+    </w:p>
+    <w:p>
+      <w:pPr>
+        <w:pStyle w:val="0NoiDung"/>
+      </w:pPr>
+      <w:r>
+        <w:t>git branch -d ten-branch</w:t>
+      </w:r>
+    </w:p>
+    <w:p>
+      <w:pPr>
+        <w:pStyle w:val="11TieuDe11"/>
+      </w:pPr>
+      <w:bookmarkStart w:id="85" w:name="_Toc229487179"/>
+      <w:bookmarkStart w:id="86" w:name="_Toc229487245"/>
+      <w:r>
+        <w:t xml:space="preserve">3.4 </w:t>
+      </w:r>
+      <w:proofErr w:type="spellStart"/>
+      <w:r>
+        <w:t>Ưu</w:t>
+      </w:r>
+      <w:proofErr w:type="spellEnd"/>
+      <w:r>
+        <w:t xml:space="preserve"> </w:t>
+      </w:r>
+      <w:proofErr w:type="spellStart"/>
+      <w:r>
+        <w:t>điểm</w:t>
+      </w:r>
+      <w:proofErr w:type="spellEnd"/>
+      <w:r>
+        <w:t xml:space="preserve"> </w:t>
+      </w:r>
+      <w:proofErr w:type="spellStart"/>
+      <w:r>
+        <w:t>của</w:t>
+      </w:r>
+      <w:proofErr w:type="spellEnd"/>
+      <w:r>
+        <w:t xml:space="preserve"> Git</w:t>
       </w:r>
       <w:bookmarkEnd w:id="85"/>
       <w:bookmarkEnd w:id="86"/>
@@ -8487,63 +8513,64 @@
         <w:pStyle w:val="0NoiDung"/>
       </w:pPr>
       <w:r>
-        <w:t>git branch -d ten-branch</w:t>
-      </w:r>
-    </w:p>
-    <w:p>
-      <w:pPr>
-        <w:pStyle w:val="11TieuDe11"/>
-      </w:pPr>
-      <w:bookmarkStart w:id="87" w:name="_Toc229487179"/>
-      <w:bookmarkStart w:id="88" w:name="_Toc229487245"/>
-      <w:r>
-        <w:t xml:space="preserve">3.4 </w:t>
-      </w:r>
-      <w:proofErr w:type="spellStart"/>
-      <w:r>
-        <w:t>Ưu</w:t>
-      </w:r>
-      <w:proofErr w:type="spellEnd"/>
-      <w:r>
-        <w:t xml:space="preserve"> </w:t>
-      </w:r>
-      <w:proofErr w:type="spellStart"/>
-      <w:r>
-        <w:t>điểm</w:t>
-      </w:r>
-      <w:proofErr w:type="spellEnd"/>
-      <w:r>
-        <w:t xml:space="preserve"> </w:t>
-      </w:r>
-      <w:proofErr w:type="spellStart"/>
-      <w:r>
-        <w:t>của</w:t>
-      </w:r>
-      <w:proofErr w:type="spellEnd"/>
-      <w:r>
-        <w:t xml:space="preserve"> Git</w:t>
-      </w:r>
-      <w:bookmarkEnd w:id="87"/>
-      <w:bookmarkEnd w:id="88"/>
+        <w:t xml:space="preserve">Quản </w:t>
+      </w:r>
+      <w:proofErr w:type="spellStart"/>
+      <w:r>
+        <w:t>lý</w:t>
+      </w:r>
+      <w:proofErr w:type="spellEnd"/>
+      <w:r>
+        <w:t xml:space="preserve"> version </w:t>
+      </w:r>
+      <w:proofErr w:type="spellStart"/>
+      <w:r>
+        <w:t>mạnh</w:t>
+      </w:r>
+      <w:proofErr w:type="spellEnd"/>
+      <w:r>
+        <w:t xml:space="preserve"> </w:t>
+      </w:r>
     </w:p>
     <w:p>
       <w:pPr>
         <w:pStyle w:val="0NoiDung"/>
       </w:pPr>
-      <w:r>
-        <w:t xml:space="preserve">Quản </w:t>
-      </w:r>
-      <w:proofErr w:type="spellStart"/>
-      <w:r>
-        <w:t>lý</w:t>
-      </w:r>
-      <w:proofErr w:type="spellEnd"/>
-      <w:r>
-        <w:t xml:space="preserve"> version </w:t>
-      </w:r>
-      <w:proofErr w:type="spellStart"/>
-      <w:r>
-        <w:t>mạnh</w:t>
+      <w:proofErr w:type="spellStart"/>
+      <w:r>
+        <w:t>Làm</w:t>
+      </w:r>
+      <w:proofErr w:type="spellEnd"/>
+      <w:r>
+        <w:t xml:space="preserve"> </w:t>
+      </w:r>
+      <w:proofErr w:type="spellStart"/>
+      <w:r>
+        <w:t>việc</w:t>
+      </w:r>
+      <w:proofErr w:type="spellEnd"/>
+      <w:r>
+        <w:t xml:space="preserve"> </w:t>
+      </w:r>
+      <w:proofErr w:type="spellStart"/>
+      <w:r>
+        <w:t>nhóm</w:t>
+      </w:r>
+      <w:proofErr w:type="spellEnd"/>
+      <w:r>
+        <w:t xml:space="preserve"> </w:t>
+      </w:r>
+      <w:proofErr w:type="spellStart"/>
+      <w:r>
+        <w:t>hiệu</w:t>
+      </w:r>
+      <w:proofErr w:type="spellEnd"/>
+      <w:r>
+        <w:t xml:space="preserve"> </w:t>
+      </w:r>
+      <w:proofErr w:type="spellStart"/>
+      <w:r>
+        <w:t>quả</w:t>
       </w:r>
       <w:proofErr w:type="spellEnd"/>
       <w:r>
@@ -8556,43 +8583,19 @@
       </w:pPr>
       <w:proofErr w:type="spellStart"/>
       <w:r>
-        <w:t>Làm</w:t>
-      </w:r>
-      <w:proofErr w:type="spellEnd"/>
-      <w:r>
-        <w:t xml:space="preserve"> </w:t>
-      </w:r>
-      <w:proofErr w:type="spellStart"/>
-      <w:r>
-        <w:t>việc</w:t>
-      </w:r>
-      <w:proofErr w:type="spellEnd"/>
-      <w:r>
-        <w:t xml:space="preserve"> </w:t>
-      </w:r>
-      <w:proofErr w:type="spellStart"/>
-      <w:r>
-        <w:t>nhóm</w:t>
-      </w:r>
-      <w:proofErr w:type="spellEnd"/>
-      <w:r>
-        <w:t xml:space="preserve"> </w:t>
-      </w:r>
-      <w:proofErr w:type="spellStart"/>
-      <w:r>
-        <w:t>hiệu</w:t>
-      </w:r>
-      <w:proofErr w:type="spellEnd"/>
-      <w:r>
-        <w:t xml:space="preserve"> </w:t>
-      </w:r>
-      <w:proofErr w:type="spellStart"/>
-      <w:r>
-        <w:t>quả</w:t>
-      </w:r>
-      <w:proofErr w:type="spellEnd"/>
-      <w:r>
-        <w:t xml:space="preserve"> </w:t>
+        <w:t>Có</w:t>
+      </w:r>
+      <w:proofErr w:type="spellEnd"/>
+      <w:r>
+        <w:t xml:space="preserve"> </w:t>
+      </w:r>
+      <w:proofErr w:type="spellStart"/>
+      <w:r>
+        <w:t>thể</w:t>
+      </w:r>
+      <w:proofErr w:type="spellEnd"/>
+      <w:r>
+        <w:t xml:space="preserve"> rollback code </w:t>
       </w:r>
     </w:p>
     <w:p>
@@ -8601,19 +8604,35 @@
       </w:pPr>
       <w:proofErr w:type="spellStart"/>
       <w:r>
-        <w:t>Có</w:t>
-      </w:r>
-      <w:proofErr w:type="spellEnd"/>
-      <w:r>
-        <w:t xml:space="preserve"> </w:t>
-      </w:r>
-      <w:proofErr w:type="spellStart"/>
-      <w:r>
-        <w:t>thể</w:t>
-      </w:r>
-      <w:proofErr w:type="spellEnd"/>
-      <w:r>
-        <w:t xml:space="preserve"> rollback code </w:t>
+        <w:t>Hỗ</w:t>
+      </w:r>
+      <w:proofErr w:type="spellEnd"/>
+      <w:r>
+        <w:t xml:space="preserve"> </w:t>
+      </w:r>
+      <w:proofErr w:type="spellStart"/>
+      <w:r>
+        <w:t>trợ</w:t>
+      </w:r>
+      <w:proofErr w:type="spellEnd"/>
+      <w:r>
+        <w:t xml:space="preserve"> branch </w:t>
+      </w:r>
+      <w:proofErr w:type="spellStart"/>
+      <w:r>
+        <w:t>cực</w:t>
+      </w:r>
+      <w:proofErr w:type="spellEnd"/>
+      <w:r>
+        <w:t xml:space="preserve"> </w:t>
+      </w:r>
+      <w:proofErr w:type="spellStart"/>
+      <w:r>
+        <w:t>tốt</w:t>
+      </w:r>
+      <w:proofErr w:type="spellEnd"/>
+      <w:r>
+        <w:t xml:space="preserve"> </w:t>
       </w:r>
     </w:p>
     <w:p>
@@ -8622,44 +8641,6 @@
       </w:pPr>
       <w:proofErr w:type="spellStart"/>
       <w:r>
-        <w:t>Hỗ</w:t>
-      </w:r>
-      <w:proofErr w:type="spellEnd"/>
-      <w:r>
-        <w:t xml:space="preserve"> </w:t>
-      </w:r>
-      <w:proofErr w:type="spellStart"/>
-      <w:r>
-        <w:t>trợ</w:t>
-      </w:r>
-      <w:proofErr w:type="spellEnd"/>
-      <w:r>
-        <w:t xml:space="preserve"> branch </w:t>
-      </w:r>
-      <w:proofErr w:type="spellStart"/>
-      <w:r>
-        <w:t>cực</w:t>
-      </w:r>
-      <w:proofErr w:type="spellEnd"/>
-      <w:r>
-        <w:t xml:space="preserve"> </w:t>
-      </w:r>
-      <w:proofErr w:type="spellStart"/>
-      <w:r>
-        <w:t>tốt</w:t>
-      </w:r>
-      <w:proofErr w:type="spellEnd"/>
-      <w:r>
-        <w:t xml:space="preserve"> </w:t>
-      </w:r>
-    </w:p>
-    <w:p>
-      <w:pPr>
-        <w:pStyle w:val="0NoiDung"/>
-      </w:pPr>
-      <w:proofErr w:type="spellStart"/>
-      <w:r>
-        <w:lastRenderedPageBreak/>
         <w:t>Phổ</w:t>
       </w:r>
       <w:proofErr w:type="spellEnd"/>
@@ -8721,8 +8702,8 @@
       <w:pPr>
         <w:pStyle w:val="11TieuDe11"/>
       </w:pPr>
-      <w:bookmarkStart w:id="89" w:name="_Toc229487180"/>
-      <w:bookmarkStart w:id="90" w:name="_Toc229487246"/>
+      <w:bookmarkStart w:id="87" w:name="_Toc229487180"/>
+      <w:bookmarkStart w:id="88" w:name="_Toc229487246"/>
       <w:r>
         <w:t xml:space="preserve">3.5 </w:t>
       </w:r>
@@ -8750,8 +8731,8 @@
       <w:r>
         <w:t xml:space="preserve"> Git</w:t>
       </w:r>
-      <w:bookmarkEnd w:id="89"/>
-      <w:bookmarkEnd w:id="90"/>
+      <w:bookmarkEnd w:id="87"/>
+      <w:bookmarkEnd w:id="88"/>
     </w:p>
     <w:p>
       <w:pPr>

--- a/Slot1/Exercise1.docx
+++ b/Slot1/Exercise1.docx
@@ -307,7 +307,6 @@
           <w:szCs w:val="32"/>
         </w:rPr>
       </w:pPr>
-      <w:bookmarkStart w:id="0" w:name="_Toc229487204"/>
       <w:r>
         <w:br w:type="page"/>
       </w:r>
@@ -326,7 +325,6 @@
         <w:lastRenderedPageBreak/>
         <w:t>M</w:t>
       </w:r>
-      <w:bookmarkEnd w:id="0"/>
       <w:r>
         <w:rPr>
           <w:color w:val="auto"/>
@@ -344,6 +342,7 @@
           <w:rFonts w:asciiTheme="minorHAnsi" w:hAnsiTheme="minorHAnsi"/>
           <w:noProof/>
           <w:sz w:val="22"/>
+          <w:lang w:eastAsia="en-US"/>
         </w:rPr>
       </w:pPr>
       <w:r>
@@ -355,13 +354,13 @@
       <w:r>
         <w:fldChar w:fldCharType="separate"/>
       </w:r>
-      <w:hyperlink w:anchor="_Toc229487204" w:history="1">
+      <w:hyperlink w:anchor="_Toc229510430" w:history="1">
         <w:r>
           <w:rPr>
             <w:rStyle w:val="Hyperlink"/>
             <w:noProof/>
           </w:rPr>
-          <w:t>Mục lục</w:t>
+          <w:t>Tổng quan về Spring Framework, Spring Boot</w:t>
         </w:r>
         <w:r>
           <w:rPr>
@@ -382,7 +381,7 @@
             <w:noProof/>
             <w:webHidden/>
           </w:rPr>
-          <w:instrText xml:space="preserve"> PAGEREF _Toc229487204 \h </w:instrText>
+          <w:instrText xml:space="preserve"> PAGEREF _Toc229510430 \h </w:instrText>
         </w:r>
         <w:r>
           <w:rPr>
@@ -402,7 +401,7 @@
             <w:noProof/>
             <w:webHidden/>
           </w:rPr>
-          <w:t>2</w:t>
+          <w:t>5</w:t>
         </w:r>
         <w:r>
           <w:rPr>
@@ -423,15 +422,16 @@
           <w:rFonts w:asciiTheme="minorHAnsi" w:hAnsiTheme="minorHAnsi"/>
           <w:noProof/>
           <w:sz w:val="22"/>
+          <w:lang w:eastAsia="en-US"/>
         </w:rPr>
       </w:pPr>
-      <w:hyperlink w:anchor="_Toc229487205" w:history="1">
+      <w:hyperlink w:anchor="_Toc229510431" w:history="1">
         <w:r>
           <w:rPr>
             <w:rStyle w:val="Hyperlink"/>
             <w:noProof/>
           </w:rPr>
-          <w:t>Tổng quan về Spring Framework, Spring Boot</w:t>
+          <w:t>1. Spring Framework và Spring Boot</w:t>
         </w:r>
         <w:r>
           <w:rPr>
@@ -452,7 +452,7 @@
             <w:noProof/>
             <w:webHidden/>
           </w:rPr>
-          <w:instrText xml:space="preserve"> PAGEREF _Toc229487205 \h </w:instrText>
+          <w:instrText xml:space="preserve"> PAGEREF _Toc229510431 \h </w:instrText>
         </w:r>
         <w:r>
           <w:rPr>
@@ -485,7 +485,7 @@
     </w:p>
     <w:p>
       <w:pPr>
-        <w:pStyle w:val="TOC1"/>
+        <w:pStyle w:val="TOC2"/>
         <w:tabs>
           <w:tab w:val="right" w:leader="dot" w:pos="9350"/>
         </w:tabs>
@@ -493,15 +493,16 @@
           <w:rFonts w:asciiTheme="minorHAnsi" w:hAnsiTheme="minorHAnsi"/>
           <w:noProof/>
           <w:sz w:val="22"/>
+          <w:lang w:eastAsia="en-US"/>
         </w:rPr>
       </w:pPr>
-      <w:hyperlink w:anchor="_Toc229487206" w:history="1">
+      <w:hyperlink w:anchor="_Toc229510432" w:history="1">
         <w:r>
           <w:rPr>
             <w:rStyle w:val="Hyperlink"/>
             <w:noProof/>
           </w:rPr>
-          <w:t>1. Spring Framework và Spring Boot</w:t>
+          <w:t>1.1 Spring Framework là gì?</w:t>
         </w:r>
         <w:r>
           <w:rPr>
@@ -522,7 +523,7 @@
             <w:noProof/>
             <w:webHidden/>
           </w:rPr>
-          <w:instrText xml:space="preserve"> PAGEREF _Toc229487206 \h </w:instrText>
+          <w:instrText xml:space="preserve"> PAGEREF _Toc229510432 \h </w:instrText>
         </w:r>
         <w:r>
           <w:rPr>
@@ -563,15 +564,16 @@
           <w:rFonts w:asciiTheme="minorHAnsi" w:hAnsiTheme="minorHAnsi"/>
           <w:noProof/>
           <w:sz w:val="22"/>
+          <w:lang w:eastAsia="en-US"/>
         </w:rPr>
       </w:pPr>
-      <w:hyperlink w:anchor="_Toc229487207" w:history="1">
+      <w:hyperlink w:anchor="_Toc229510433" w:history="1">
         <w:r>
           <w:rPr>
             <w:rStyle w:val="Hyperlink"/>
             <w:noProof/>
           </w:rPr>
-          <w:t>1.1 Spring Framework là gì?</w:t>
+          <w:t>1.2 Spring Boot là gì?</w:t>
         </w:r>
         <w:r>
           <w:rPr>
@@ -592,7 +594,7 @@
             <w:noProof/>
             <w:webHidden/>
           </w:rPr>
-          <w:instrText xml:space="preserve"> PAGEREF _Toc229487207 \h </w:instrText>
+          <w:instrText xml:space="preserve"> PAGEREF _Toc229510433 \h </w:instrText>
         </w:r>
         <w:r>
           <w:rPr>
@@ -633,15 +635,16 @@
           <w:rFonts w:asciiTheme="minorHAnsi" w:hAnsiTheme="minorHAnsi"/>
           <w:noProof/>
           <w:sz w:val="22"/>
+          <w:lang w:eastAsia="en-US"/>
         </w:rPr>
       </w:pPr>
-      <w:hyperlink w:anchor="_Toc229487208" w:history="1">
+      <w:hyperlink w:anchor="_Toc229510434" w:history="1">
         <w:r>
           <w:rPr>
             <w:rStyle w:val="Hyperlink"/>
             <w:noProof/>
           </w:rPr>
-          <w:t>1.2 Spring Boot là gì?</w:t>
+          <w:t>1.3 So sánh Spring Framework và Spring Boot</w:t>
         </w:r>
         <w:r>
           <w:rPr>
@@ -662,7 +665,7 @@
             <w:noProof/>
             <w:webHidden/>
           </w:rPr>
-          <w:instrText xml:space="preserve"> PAGEREF _Toc229487208 \h </w:instrText>
+          <w:instrText xml:space="preserve"> PAGEREF _Toc229510434 \h </w:instrText>
         </w:r>
         <w:r>
           <w:rPr>
@@ -682,7 +685,7 @@
             <w:noProof/>
             <w:webHidden/>
           </w:rPr>
-          <w:t>5</w:t>
+          <w:t>6</w:t>
         </w:r>
         <w:r>
           <w:rPr>
@@ -703,15 +706,16 @@
           <w:rFonts w:asciiTheme="minorHAnsi" w:hAnsiTheme="minorHAnsi"/>
           <w:noProof/>
           <w:sz w:val="22"/>
+          <w:lang w:eastAsia="en-US"/>
         </w:rPr>
       </w:pPr>
-      <w:hyperlink w:anchor="_Toc229487209" w:history="1">
+      <w:hyperlink w:anchor="_Toc229510435" w:history="1">
         <w:r>
           <w:rPr>
             <w:rStyle w:val="Hyperlink"/>
             <w:noProof/>
           </w:rPr>
-          <w:t>1.3 So sánh Spring Framework và Spring Boot</w:t>
+          <w:t>1.4 Ưu điểm của Spring Boot</w:t>
         </w:r>
         <w:r>
           <w:rPr>
@@ -732,7 +736,7 @@
             <w:noProof/>
             <w:webHidden/>
           </w:rPr>
-          <w:instrText xml:space="preserve"> PAGEREF _Toc229487209 \h </w:instrText>
+          <w:instrText xml:space="preserve"> PAGEREF _Toc229510435 \h </w:instrText>
         </w:r>
         <w:r>
           <w:rPr>
@@ -765,7 +769,7 @@
     </w:p>
     <w:p>
       <w:pPr>
-        <w:pStyle w:val="TOC2"/>
+        <w:pStyle w:val="TOC3"/>
         <w:tabs>
           <w:tab w:val="right" w:leader="dot" w:pos="9350"/>
         </w:tabs>
@@ -773,15 +777,16 @@
           <w:rFonts w:asciiTheme="minorHAnsi" w:hAnsiTheme="minorHAnsi"/>
           <w:noProof/>
           <w:sz w:val="22"/>
+          <w:lang w:eastAsia="en-US"/>
         </w:rPr>
       </w:pPr>
-      <w:hyperlink w:anchor="_Toc229487210" w:history="1">
+      <w:hyperlink w:anchor="_Toc229510436" w:history="1">
         <w:r>
           <w:rPr>
             <w:rStyle w:val="Hyperlink"/>
             <w:noProof/>
           </w:rPr>
-          <w:t>1.4 Ưu điểm của Spring Boot</w:t>
+          <w:t>1.4.1 Dễ phát triển</w:t>
         </w:r>
         <w:r>
           <w:rPr>
@@ -802,7 +807,7 @@
             <w:noProof/>
             <w:webHidden/>
           </w:rPr>
-          <w:instrText xml:space="preserve"> PAGEREF _Toc229487210 \h </w:instrText>
+          <w:instrText xml:space="preserve"> PAGEREF _Toc229510436 \h </w:instrText>
         </w:r>
         <w:r>
           <w:rPr>
@@ -843,15 +848,16 @@
           <w:rFonts w:asciiTheme="minorHAnsi" w:hAnsiTheme="minorHAnsi"/>
           <w:noProof/>
           <w:sz w:val="22"/>
+          <w:lang w:eastAsia="en-US"/>
         </w:rPr>
       </w:pPr>
-      <w:hyperlink w:anchor="_Toc229487211" w:history="1">
+      <w:hyperlink w:anchor="_Toc229510437" w:history="1">
         <w:r>
           <w:rPr>
             <w:rStyle w:val="Hyperlink"/>
             <w:noProof/>
           </w:rPr>
-          <w:t>1.4.1 Dễ phát triển</w:t>
+          <w:t>1.4.2 Auto Configuration</w:t>
         </w:r>
         <w:r>
           <w:rPr>
@@ -872,7 +878,7 @@
             <w:noProof/>
             <w:webHidden/>
           </w:rPr>
-          <w:instrText xml:space="preserve"> PAGEREF _Toc229487211 \h </w:instrText>
+          <w:instrText xml:space="preserve"> PAGEREF _Toc229510437 \h </w:instrText>
         </w:r>
         <w:r>
           <w:rPr>
@@ -913,15 +919,16 @@
           <w:rFonts w:asciiTheme="minorHAnsi" w:hAnsiTheme="minorHAnsi"/>
           <w:noProof/>
           <w:sz w:val="22"/>
+          <w:lang w:eastAsia="en-US"/>
         </w:rPr>
       </w:pPr>
-      <w:hyperlink w:anchor="_Toc229487212" w:history="1">
+      <w:hyperlink w:anchor="_Toc229510438" w:history="1">
         <w:r>
           <w:rPr>
             <w:rStyle w:val="Hyperlink"/>
             <w:noProof/>
           </w:rPr>
-          <w:t>1.4.2 Auto Configuration</w:t>
+          <w:t>1.4.3 Embedded Server</w:t>
         </w:r>
         <w:r>
           <w:rPr>
@@ -942,7 +949,7 @@
             <w:noProof/>
             <w:webHidden/>
           </w:rPr>
-          <w:instrText xml:space="preserve"> PAGEREF _Toc229487212 \h </w:instrText>
+          <w:instrText xml:space="preserve"> PAGEREF _Toc229510438 \h </w:instrText>
         </w:r>
         <w:r>
           <w:rPr>
@@ -983,15 +990,16 @@
           <w:rFonts w:asciiTheme="minorHAnsi" w:hAnsiTheme="minorHAnsi"/>
           <w:noProof/>
           <w:sz w:val="22"/>
+          <w:lang w:eastAsia="en-US"/>
         </w:rPr>
       </w:pPr>
-      <w:hyperlink w:anchor="_Toc229487213" w:history="1">
+      <w:hyperlink w:anchor="_Toc229510439" w:history="1">
         <w:r>
           <w:rPr>
             <w:rStyle w:val="Hyperlink"/>
             <w:noProof/>
           </w:rPr>
-          <w:t>1.4.3 Embedded Server</w:t>
+          <w:t>1.4.4 Tích hợp mạnh</w:t>
         </w:r>
         <w:r>
           <w:rPr>
@@ -1012,7 +1020,7 @@
             <w:noProof/>
             <w:webHidden/>
           </w:rPr>
-          <w:instrText xml:space="preserve"> PAGEREF _Toc229487213 \h </w:instrText>
+          <w:instrText xml:space="preserve"> PAGEREF _Toc229510439 \h </w:instrText>
         </w:r>
         <w:r>
           <w:rPr>
@@ -1053,15 +1061,16 @@
           <w:rFonts w:asciiTheme="minorHAnsi" w:hAnsiTheme="minorHAnsi"/>
           <w:noProof/>
           <w:sz w:val="22"/>
+          <w:lang w:eastAsia="en-US"/>
         </w:rPr>
       </w:pPr>
-      <w:hyperlink w:anchor="_Toc229487214" w:history="1">
+      <w:hyperlink w:anchor="_Toc229510440" w:history="1">
         <w:r>
           <w:rPr>
             <w:rStyle w:val="Hyperlink"/>
             <w:noProof/>
           </w:rPr>
-          <w:t>1.4.4 Tích hợp mạnh</w:t>
+          <w:t>1.4.5 Production Ready</w:t>
         </w:r>
         <w:r>
           <w:rPr>
@@ -1082,7 +1091,7 @@
             <w:noProof/>
             <w:webHidden/>
           </w:rPr>
-          <w:instrText xml:space="preserve"> PAGEREF _Toc229487214 \h </w:instrText>
+          <w:instrText xml:space="preserve"> PAGEREF _Toc229510440 \h </w:instrText>
         </w:r>
         <w:r>
           <w:rPr>
@@ -1115,7 +1124,7 @@
     </w:p>
     <w:p>
       <w:pPr>
-        <w:pStyle w:val="TOC3"/>
+        <w:pStyle w:val="TOC2"/>
         <w:tabs>
           <w:tab w:val="right" w:leader="dot" w:pos="9350"/>
         </w:tabs>
@@ -1123,15 +1132,16 @@
           <w:rFonts w:asciiTheme="minorHAnsi" w:hAnsiTheme="minorHAnsi"/>
           <w:noProof/>
           <w:sz w:val="22"/>
+          <w:lang w:eastAsia="en-US"/>
         </w:rPr>
       </w:pPr>
-      <w:hyperlink w:anchor="_Toc229487215" w:history="1">
+      <w:hyperlink w:anchor="_Toc229510441" w:history="1">
         <w:r>
           <w:rPr>
             <w:rStyle w:val="Hyperlink"/>
             <w:noProof/>
           </w:rPr>
-          <w:t>1.4.5 Production Ready</w:t>
+          <w:t>1.5 Hạn chế của Spring Boot</w:t>
         </w:r>
         <w:r>
           <w:rPr>
@@ -1152,7 +1162,7 @@
             <w:noProof/>
             <w:webHidden/>
           </w:rPr>
-          <w:instrText xml:space="preserve"> PAGEREF _Toc229487215 \h </w:instrText>
+          <w:instrText xml:space="preserve"> PAGEREF _Toc229510441 \h </w:instrText>
         </w:r>
         <w:r>
           <w:rPr>
@@ -1172,7 +1182,7 @@
             <w:noProof/>
             <w:webHidden/>
           </w:rPr>
-          <w:t>6</w:t>
+          <w:t>7</w:t>
         </w:r>
         <w:r>
           <w:rPr>
@@ -1185,7 +1195,7 @@
     </w:p>
     <w:p>
       <w:pPr>
-        <w:pStyle w:val="TOC2"/>
+        <w:pStyle w:val="TOC3"/>
         <w:tabs>
           <w:tab w:val="right" w:leader="dot" w:pos="9350"/>
         </w:tabs>
@@ -1193,15 +1203,16 @@
           <w:rFonts w:asciiTheme="minorHAnsi" w:hAnsiTheme="minorHAnsi"/>
           <w:noProof/>
           <w:sz w:val="22"/>
+          <w:lang w:eastAsia="en-US"/>
         </w:rPr>
       </w:pPr>
-      <w:hyperlink w:anchor="_Toc229487216" w:history="1">
+      <w:hyperlink w:anchor="_Toc229510442" w:history="1">
         <w:r>
           <w:rPr>
             <w:rStyle w:val="Hyperlink"/>
             <w:noProof/>
           </w:rPr>
-          <w:t>1.5 Hạn chế của Spring Boot</w:t>
+          <w:t>1.5.1 Tốn tài nguyên</w:t>
         </w:r>
         <w:r>
           <w:rPr>
@@ -1222,7 +1233,7 @@
             <w:noProof/>
             <w:webHidden/>
           </w:rPr>
-          <w:instrText xml:space="preserve"> PAGEREF _Toc229487216 \h </w:instrText>
+          <w:instrText xml:space="preserve"> PAGEREF _Toc229510442 \h </w:instrText>
         </w:r>
         <w:r>
           <w:rPr>
@@ -1263,15 +1274,16 @@
           <w:rFonts w:asciiTheme="minorHAnsi" w:hAnsiTheme="minorHAnsi"/>
           <w:noProof/>
           <w:sz w:val="22"/>
+          <w:lang w:eastAsia="en-US"/>
         </w:rPr>
       </w:pPr>
-      <w:hyperlink w:anchor="_Toc229487217" w:history="1">
+      <w:hyperlink w:anchor="_Toc229510443" w:history="1">
         <w:r>
           <w:rPr>
             <w:rStyle w:val="Hyperlink"/>
             <w:noProof/>
           </w:rPr>
-          <w:t>1.5.1 Tốn tài nguyên</w:t>
+          <w:t>1.5.2 Khó hiểu Auto Configuration</w:t>
         </w:r>
         <w:r>
           <w:rPr>
@@ -1292,7 +1304,7 @@
             <w:noProof/>
             <w:webHidden/>
           </w:rPr>
-          <w:instrText xml:space="preserve"> PAGEREF _Toc229487217 \h </w:instrText>
+          <w:instrText xml:space="preserve"> PAGEREF _Toc229510443 \h </w:instrText>
         </w:r>
         <w:r>
           <w:rPr>
@@ -1333,15 +1345,16 @@
           <w:rFonts w:asciiTheme="minorHAnsi" w:hAnsiTheme="minorHAnsi"/>
           <w:noProof/>
           <w:sz w:val="22"/>
+          <w:lang w:eastAsia="en-US"/>
         </w:rPr>
       </w:pPr>
-      <w:hyperlink w:anchor="_Toc229487218" w:history="1">
+      <w:hyperlink w:anchor="_Toc229510444" w:history="1">
         <w:r>
           <w:rPr>
             <w:rStyle w:val="Hyperlink"/>
             <w:noProof/>
           </w:rPr>
-          <w:t>1.5.2 Khó hiểu Auto Configuration</w:t>
+          <w:t>1.5.3 Dependency lớn</w:t>
         </w:r>
         <w:r>
           <w:rPr>
@@ -1362,7 +1375,7 @@
             <w:noProof/>
             <w:webHidden/>
           </w:rPr>
-          <w:instrText xml:space="preserve"> PAGEREF _Toc229487218 \h </w:instrText>
+          <w:instrText xml:space="preserve"> PAGEREF _Toc229510444 \h </w:instrText>
         </w:r>
         <w:r>
           <w:rPr>
@@ -1403,15 +1416,16 @@
           <w:rFonts w:asciiTheme="minorHAnsi" w:hAnsiTheme="minorHAnsi"/>
           <w:noProof/>
           <w:sz w:val="22"/>
+          <w:lang w:eastAsia="en-US"/>
         </w:rPr>
       </w:pPr>
-      <w:hyperlink w:anchor="_Toc229487219" w:history="1">
+      <w:hyperlink w:anchor="_Toc229510445" w:history="1">
         <w:r>
           <w:rPr>
             <w:rStyle w:val="Hyperlink"/>
             <w:noProof/>
           </w:rPr>
-          <w:t>1.5.3 Dependency lớn</w:t>
+          <w:t>1.5.4 Không phù hợp ứng dụng quá nhỏ</w:t>
         </w:r>
         <w:r>
           <w:rPr>
@@ -1432,7 +1446,7 @@
             <w:noProof/>
             <w:webHidden/>
           </w:rPr>
-          <w:instrText xml:space="preserve"> PAGEREF _Toc229487219 \h </w:instrText>
+          <w:instrText xml:space="preserve"> PAGEREF _Toc229510445 \h </w:instrText>
         </w:r>
         <w:r>
           <w:rPr>
@@ -1465,7 +1479,7 @@
     </w:p>
     <w:p>
       <w:pPr>
-        <w:pStyle w:val="TOC3"/>
+        <w:pStyle w:val="TOC1"/>
         <w:tabs>
           <w:tab w:val="right" w:leader="dot" w:pos="9350"/>
         </w:tabs>
@@ -1473,15 +1487,16 @@
           <w:rFonts w:asciiTheme="minorHAnsi" w:hAnsiTheme="minorHAnsi"/>
           <w:noProof/>
           <w:sz w:val="22"/>
+          <w:lang w:eastAsia="en-US"/>
         </w:rPr>
       </w:pPr>
-      <w:hyperlink w:anchor="_Toc229487220" w:history="1">
+      <w:hyperlink w:anchor="_Toc229510446" w:history="1">
         <w:r>
           <w:rPr>
             <w:rStyle w:val="Hyperlink"/>
             <w:noProof/>
           </w:rPr>
-          <w:t>1.5.4 Không phù hợp ứng dụng quá nhỏ</w:t>
+          <w:t>2. Các thành phần trong Spring Boot</w:t>
         </w:r>
         <w:r>
           <w:rPr>
@@ -1502,7 +1517,7 @@
             <w:noProof/>
             <w:webHidden/>
           </w:rPr>
-          <w:instrText xml:space="preserve"> PAGEREF _Toc229487220 \h </w:instrText>
+          <w:instrText xml:space="preserve"> PAGEREF _Toc229510446 \h </w:instrText>
         </w:r>
         <w:r>
           <w:rPr>
@@ -1535,7 +1550,7 @@
     </w:p>
     <w:p>
       <w:pPr>
-        <w:pStyle w:val="TOC1"/>
+        <w:pStyle w:val="TOC2"/>
         <w:tabs>
           <w:tab w:val="right" w:leader="dot" w:pos="9350"/>
         </w:tabs>
@@ -1543,15 +1558,16 @@
           <w:rFonts w:asciiTheme="minorHAnsi" w:hAnsiTheme="minorHAnsi"/>
           <w:noProof/>
           <w:sz w:val="22"/>
+          <w:lang w:eastAsia="en-US"/>
         </w:rPr>
       </w:pPr>
-      <w:hyperlink w:anchor="_Toc229487221" w:history="1">
+      <w:hyperlink w:anchor="_Toc229510447" w:history="1">
         <w:r>
           <w:rPr>
             <w:rStyle w:val="Hyperlink"/>
             <w:noProof/>
           </w:rPr>
-          <w:t>2. Các thành phần trong Spring Boot</w:t>
+          <w:t>2.1 Spring Boot Starters</w:t>
         </w:r>
         <w:r>
           <w:rPr>
@@ -1572,7 +1588,7 @@
             <w:noProof/>
             <w:webHidden/>
           </w:rPr>
-          <w:instrText xml:space="preserve"> PAGEREF _Toc229487221 \h </w:instrText>
+          <w:instrText xml:space="preserve"> PAGEREF _Toc229510447 \h </w:instrText>
         </w:r>
         <w:r>
           <w:rPr>
@@ -1592,7 +1608,7 @@
             <w:noProof/>
             <w:webHidden/>
           </w:rPr>
-          <w:t>7</w:t>
+          <w:t>8</w:t>
         </w:r>
         <w:r>
           <w:rPr>
@@ -1613,15 +1629,16 @@
           <w:rFonts w:asciiTheme="minorHAnsi" w:hAnsiTheme="minorHAnsi"/>
           <w:noProof/>
           <w:sz w:val="22"/>
+          <w:lang w:eastAsia="en-US"/>
         </w:rPr>
       </w:pPr>
-      <w:hyperlink w:anchor="_Toc229487222" w:history="1">
+      <w:hyperlink w:anchor="_Toc229510448" w:history="1">
         <w:r>
           <w:rPr>
             <w:rStyle w:val="Hyperlink"/>
             <w:noProof/>
           </w:rPr>
-          <w:t>2.1 Spring Boot Starters</w:t>
+          <w:t>2.2 Auto Configuration</w:t>
         </w:r>
         <w:r>
           <w:rPr>
@@ -1642,7 +1659,7 @@
             <w:noProof/>
             <w:webHidden/>
           </w:rPr>
-          <w:instrText xml:space="preserve"> PAGEREF _Toc229487222 \h </w:instrText>
+          <w:instrText xml:space="preserve"> PAGEREF _Toc229510448 \h </w:instrText>
         </w:r>
         <w:r>
           <w:rPr>
@@ -1683,15 +1700,16 @@
           <w:rFonts w:asciiTheme="minorHAnsi" w:hAnsiTheme="minorHAnsi"/>
           <w:noProof/>
           <w:sz w:val="22"/>
+          <w:lang w:eastAsia="en-US"/>
         </w:rPr>
       </w:pPr>
-      <w:hyperlink w:anchor="_Toc229487223" w:history="1">
+      <w:hyperlink w:anchor="_Toc229510449" w:history="1">
         <w:r>
           <w:rPr>
             <w:rStyle w:val="Hyperlink"/>
             <w:noProof/>
           </w:rPr>
-          <w:t>2.2 Auto Configuration</w:t>
+          <w:t>2.3 Spring Boot CLI</w:t>
         </w:r>
         <w:r>
           <w:rPr>
@@ -1712,7 +1730,7 @@
             <w:noProof/>
             <w:webHidden/>
           </w:rPr>
-          <w:instrText xml:space="preserve"> PAGEREF _Toc229487223 \h </w:instrText>
+          <w:instrText xml:space="preserve"> PAGEREF _Toc229510449 \h </w:instrText>
         </w:r>
         <w:r>
           <w:rPr>
@@ -1753,15 +1771,16 @@
           <w:rFonts w:asciiTheme="minorHAnsi" w:hAnsiTheme="minorHAnsi"/>
           <w:noProof/>
           <w:sz w:val="22"/>
+          <w:lang w:eastAsia="en-US"/>
         </w:rPr>
       </w:pPr>
-      <w:hyperlink w:anchor="_Toc229487224" w:history="1">
+      <w:hyperlink w:anchor="_Toc229510450" w:history="1">
         <w:r>
           <w:rPr>
             <w:rStyle w:val="Hyperlink"/>
             <w:noProof/>
           </w:rPr>
-          <w:t>2.3 Spring Boot CLI</w:t>
+          <w:t>2.4 Actuator</w:t>
         </w:r>
         <w:r>
           <w:rPr>
@@ -1782,7 +1801,7 @@
             <w:noProof/>
             <w:webHidden/>
           </w:rPr>
-          <w:instrText xml:space="preserve"> PAGEREF _Toc229487224 \h </w:instrText>
+          <w:instrText xml:space="preserve"> PAGEREF _Toc229510450 \h </w:instrText>
         </w:r>
         <w:r>
           <w:rPr>
@@ -1823,15 +1842,16 @@
           <w:rFonts w:asciiTheme="minorHAnsi" w:hAnsiTheme="minorHAnsi"/>
           <w:noProof/>
           <w:sz w:val="22"/>
+          <w:lang w:eastAsia="en-US"/>
         </w:rPr>
       </w:pPr>
-      <w:hyperlink w:anchor="_Toc229487225" w:history="1">
+      <w:hyperlink w:anchor="_Toc229510451" w:history="1">
         <w:r>
           <w:rPr>
             <w:rStyle w:val="Hyperlink"/>
             <w:noProof/>
           </w:rPr>
-          <w:t>2.4 Actuator</w:t>
+          <w:t>2.5 Embedded Server</w:t>
         </w:r>
         <w:r>
           <w:rPr>
@@ -1852,7 +1872,7 @@
             <w:noProof/>
             <w:webHidden/>
           </w:rPr>
-          <w:instrText xml:space="preserve"> PAGEREF _Toc229487225 \h </w:instrText>
+          <w:instrText xml:space="preserve"> PAGEREF _Toc229510451 \h </w:instrText>
         </w:r>
         <w:r>
           <w:rPr>
@@ -1893,15 +1913,16 @@
           <w:rFonts w:asciiTheme="minorHAnsi" w:hAnsiTheme="minorHAnsi"/>
           <w:noProof/>
           <w:sz w:val="22"/>
+          <w:lang w:eastAsia="en-US"/>
         </w:rPr>
       </w:pPr>
-      <w:hyperlink w:anchor="_Toc229487226" w:history="1">
+      <w:hyperlink w:anchor="_Toc229510452" w:history="1">
         <w:r>
           <w:rPr>
             <w:rStyle w:val="Hyperlink"/>
             <w:noProof/>
           </w:rPr>
-          <w:t>2.5 Embedded Server</w:t>
+          <w:t>2.6 Spring Initializer</w:t>
         </w:r>
         <w:r>
           <w:rPr>
@@ -1922,7 +1943,7 @@
             <w:noProof/>
             <w:webHidden/>
           </w:rPr>
-          <w:instrText xml:space="preserve"> PAGEREF _Toc229487226 \h </w:instrText>
+          <w:instrText xml:space="preserve"> PAGEREF _Toc229510452 \h </w:instrText>
         </w:r>
         <w:r>
           <w:rPr>
@@ -1963,15 +1984,16 @@
           <w:rFonts w:asciiTheme="minorHAnsi" w:hAnsiTheme="minorHAnsi"/>
           <w:noProof/>
           <w:sz w:val="22"/>
+          <w:lang w:eastAsia="en-US"/>
         </w:rPr>
       </w:pPr>
-      <w:hyperlink w:anchor="_Toc229487227" w:history="1">
+      <w:hyperlink w:anchor="_Toc229510453" w:history="1">
         <w:r>
           <w:rPr>
             <w:rStyle w:val="Hyperlink"/>
             <w:noProof/>
           </w:rPr>
-          <w:t>2.6 Spring Initializer</w:t>
+          <w:t>2.7 Annotation trong Spring Boot</w:t>
         </w:r>
         <w:r>
           <w:rPr>
@@ -1992,7 +2014,7 @@
             <w:noProof/>
             <w:webHidden/>
           </w:rPr>
-          <w:instrText xml:space="preserve"> PAGEREF _Toc229487227 \h </w:instrText>
+          <w:instrText xml:space="preserve"> PAGEREF _Toc229510453 \h </w:instrText>
         </w:r>
         <w:r>
           <w:rPr>
@@ -2025,7 +2047,7 @@
     </w:p>
     <w:p>
       <w:pPr>
-        <w:pStyle w:val="TOC2"/>
+        <w:pStyle w:val="TOC1"/>
         <w:tabs>
           <w:tab w:val="right" w:leader="dot" w:pos="9350"/>
         </w:tabs>
@@ -2033,15 +2055,16 @@
           <w:rFonts w:asciiTheme="minorHAnsi" w:hAnsiTheme="minorHAnsi"/>
           <w:noProof/>
           <w:sz w:val="22"/>
+          <w:lang w:eastAsia="en-US"/>
         </w:rPr>
       </w:pPr>
-      <w:hyperlink w:anchor="_Toc229487228" w:history="1">
+      <w:hyperlink w:anchor="_Toc229510454" w:history="1">
         <w:r>
           <w:rPr>
             <w:rStyle w:val="Hyperlink"/>
             <w:noProof/>
           </w:rPr>
-          <w:t>2.7 Annotation trong Spring Boot</w:t>
+          <w:t>3. Giới thiệu Git và các lệnh cơ bản</w:t>
         </w:r>
         <w:r>
           <w:rPr>
@@ -2062,7 +2085,7 @@
             <w:noProof/>
             <w:webHidden/>
           </w:rPr>
-          <w:instrText xml:space="preserve"> PAGEREF _Toc229487228 \h </w:instrText>
+          <w:instrText xml:space="preserve"> PAGEREF _Toc229510454 \h </w:instrText>
         </w:r>
         <w:r>
           <w:rPr>
@@ -2082,7 +2105,7 @@
             <w:noProof/>
             <w:webHidden/>
           </w:rPr>
-          <w:t>8</w:t>
+          <w:t>9</w:t>
         </w:r>
         <w:r>
           <w:rPr>
@@ -2095,7 +2118,7 @@
     </w:p>
     <w:p>
       <w:pPr>
-        <w:pStyle w:val="TOC1"/>
+        <w:pStyle w:val="TOC2"/>
         <w:tabs>
           <w:tab w:val="right" w:leader="dot" w:pos="9350"/>
         </w:tabs>
@@ -2103,15 +2126,16 @@
           <w:rFonts w:asciiTheme="minorHAnsi" w:hAnsiTheme="minorHAnsi"/>
           <w:noProof/>
           <w:sz w:val="22"/>
+          <w:lang w:eastAsia="en-US"/>
         </w:rPr>
       </w:pPr>
-      <w:hyperlink w:anchor="_Toc229487229" w:history="1">
+      <w:hyperlink w:anchor="_Toc229510455" w:history="1">
         <w:r>
           <w:rPr>
             <w:rStyle w:val="Hyperlink"/>
             <w:noProof/>
           </w:rPr>
-          <w:t>3. Giới thiệu Git và các lệnh cơ bản</w:t>
+          <w:t>3.1 Git là gì?</w:t>
         </w:r>
         <w:r>
           <w:rPr>
@@ -2132,7 +2156,7 @@
             <w:noProof/>
             <w:webHidden/>
           </w:rPr>
-          <w:instrText xml:space="preserve"> PAGEREF _Toc229487229 \h </w:instrText>
+          <w:instrText xml:space="preserve"> PAGEREF _Toc229510455 \h </w:instrText>
         </w:r>
         <w:r>
           <w:rPr>
@@ -2173,15 +2197,16 @@
           <w:rFonts w:asciiTheme="minorHAnsi" w:hAnsiTheme="minorHAnsi"/>
           <w:noProof/>
           <w:sz w:val="22"/>
+          <w:lang w:eastAsia="en-US"/>
         </w:rPr>
       </w:pPr>
-      <w:hyperlink w:anchor="_Toc229487230" w:history="1">
+      <w:hyperlink w:anchor="_Toc229510456" w:history="1">
         <w:r>
           <w:rPr>
             <w:rStyle w:val="Hyperlink"/>
             <w:noProof/>
           </w:rPr>
-          <w:t>3.1 Git là gì?</w:t>
+          <w:t>3.2 Mô hình hoạt động Git</w:t>
         </w:r>
         <w:r>
           <w:rPr>
@@ -2202,7 +2227,7 @@
             <w:noProof/>
             <w:webHidden/>
           </w:rPr>
-          <w:instrText xml:space="preserve"> PAGEREF _Toc229487230 \h </w:instrText>
+          <w:instrText xml:space="preserve"> PAGEREF _Toc229510456 \h </w:instrText>
         </w:r>
         <w:r>
           <w:rPr>
@@ -2243,15 +2268,16 @@
           <w:rFonts w:asciiTheme="minorHAnsi" w:hAnsiTheme="minorHAnsi"/>
           <w:noProof/>
           <w:sz w:val="22"/>
+          <w:lang w:eastAsia="en-US"/>
         </w:rPr>
       </w:pPr>
-      <w:hyperlink w:anchor="_Toc229487231" w:history="1">
+      <w:hyperlink w:anchor="_Toc229510457" w:history="1">
         <w:r>
           <w:rPr>
             <w:rStyle w:val="Hyperlink"/>
             <w:noProof/>
           </w:rPr>
-          <w:t>3.2 Mô hình hoạt động Git</w:t>
+          <w:t>3.3 Các lệnh cơ bản trong Git</w:t>
         </w:r>
         <w:r>
           <w:rPr>
@@ -2272,7 +2298,7 @@
             <w:noProof/>
             <w:webHidden/>
           </w:rPr>
-          <w:instrText xml:space="preserve"> PAGEREF _Toc229487231 \h </w:instrText>
+          <w:instrText xml:space="preserve"> PAGEREF _Toc229510457 \h </w:instrText>
         </w:r>
         <w:r>
           <w:rPr>
@@ -2292,7 +2318,7 @@
             <w:noProof/>
             <w:webHidden/>
           </w:rPr>
-          <w:t>9</w:t>
+          <w:t>10</w:t>
         </w:r>
         <w:r>
           <w:rPr>
@@ -2305,7 +2331,7 @@
     </w:p>
     <w:p>
       <w:pPr>
-        <w:pStyle w:val="TOC2"/>
+        <w:pStyle w:val="TOC3"/>
         <w:tabs>
           <w:tab w:val="right" w:leader="dot" w:pos="9350"/>
         </w:tabs>
@@ -2313,15 +2339,16 @@
           <w:rFonts w:asciiTheme="minorHAnsi" w:hAnsiTheme="minorHAnsi"/>
           <w:noProof/>
           <w:sz w:val="22"/>
+          <w:lang w:eastAsia="en-US"/>
         </w:rPr>
       </w:pPr>
-      <w:hyperlink w:anchor="_Toc229487232" w:history="1">
+      <w:hyperlink w:anchor="_Toc229510458" w:history="1">
         <w:r>
           <w:rPr>
             <w:rStyle w:val="Hyperlink"/>
             <w:noProof/>
           </w:rPr>
-          <w:t>3.3 Các lệnh cơ bản trong Git</w:t>
+          <w:t>3.3.1 Khởi tạo repository</w:t>
         </w:r>
         <w:r>
           <w:rPr>
@@ -2342,7 +2369,7 @@
             <w:noProof/>
             <w:webHidden/>
           </w:rPr>
-          <w:instrText xml:space="preserve"> PAGEREF _Toc229487232 \h </w:instrText>
+          <w:instrText xml:space="preserve"> PAGEREF _Toc229510458 \h </w:instrText>
         </w:r>
         <w:r>
           <w:rPr>
@@ -2383,15 +2410,16 @@
           <w:rFonts w:asciiTheme="minorHAnsi" w:hAnsiTheme="minorHAnsi"/>
           <w:noProof/>
           <w:sz w:val="22"/>
+          <w:lang w:eastAsia="en-US"/>
         </w:rPr>
       </w:pPr>
-      <w:hyperlink w:anchor="_Toc229487233" w:history="1">
+      <w:hyperlink w:anchor="_Toc229510459" w:history="1">
         <w:r>
           <w:rPr>
             <w:rStyle w:val="Hyperlink"/>
             <w:noProof/>
           </w:rPr>
-          <w:t>3.3.1 Khởi tạo repository</w:t>
+          <w:t>3.3.2 Kiểm tra trạng thái</w:t>
         </w:r>
         <w:r>
           <w:rPr>
@@ -2412,7 +2440,7 @@
             <w:noProof/>
             <w:webHidden/>
           </w:rPr>
-          <w:instrText xml:space="preserve"> PAGEREF _Toc229487233 \h </w:instrText>
+          <w:instrText xml:space="preserve"> PAGEREF _Toc229510459 \h </w:instrText>
         </w:r>
         <w:r>
           <w:rPr>
@@ -2453,15 +2481,16 @@
           <w:rFonts w:asciiTheme="minorHAnsi" w:hAnsiTheme="minorHAnsi"/>
           <w:noProof/>
           <w:sz w:val="22"/>
+          <w:lang w:eastAsia="en-US"/>
         </w:rPr>
       </w:pPr>
-      <w:hyperlink w:anchor="_Toc229487234" w:history="1">
+      <w:hyperlink w:anchor="_Toc229510460" w:history="1">
         <w:r>
           <w:rPr>
             <w:rStyle w:val="Hyperlink"/>
             <w:noProof/>
           </w:rPr>
-          <w:t>3.3.2 Kiểm tra trạng thái</w:t>
+          <w:t>3.3.3 Thêm file vào staging</w:t>
         </w:r>
         <w:r>
           <w:rPr>
@@ -2482,7 +2511,7 @@
             <w:noProof/>
             <w:webHidden/>
           </w:rPr>
-          <w:instrText xml:space="preserve"> PAGEREF _Toc229487234 \h </w:instrText>
+          <w:instrText xml:space="preserve"> PAGEREF _Toc229510460 \h </w:instrText>
         </w:r>
         <w:r>
           <w:rPr>
@@ -2523,15 +2552,16 @@
           <w:rFonts w:asciiTheme="minorHAnsi" w:hAnsiTheme="minorHAnsi"/>
           <w:noProof/>
           <w:sz w:val="22"/>
+          <w:lang w:eastAsia="en-US"/>
         </w:rPr>
       </w:pPr>
-      <w:hyperlink w:anchor="_Toc229487235" w:history="1">
+      <w:hyperlink w:anchor="_Toc229510461" w:history="1">
         <w:r>
           <w:rPr>
             <w:rStyle w:val="Hyperlink"/>
             <w:noProof/>
           </w:rPr>
-          <w:t>3.3.3 Thêm file vào staging</w:t>
+          <w:t>3.3.4 Commit code</w:t>
         </w:r>
         <w:r>
           <w:rPr>
@@ -2552,7 +2582,7 @@
             <w:noProof/>
             <w:webHidden/>
           </w:rPr>
-          <w:instrText xml:space="preserve"> PAGEREF _Toc229487235 \h </w:instrText>
+          <w:instrText xml:space="preserve"> PAGEREF _Toc229510461 \h </w:instrText>
         </w:r>
         <w:r>
           <w:rPr>
@@ -2593,15 +2623,16 @@
           <w:rFonts w:asciiTheme="minorHAnsi" w:hAnsiTheme="minorHAnsi"/>
           <w:noProof/>
           <w:sz w:val="22"/>
+          <w:lang w:eastAsia="en-US"/>
         </w:rPr>
       </w:pPr>
-      <w:hyperlink w:anchor="_Toc229487236" w:history="1">
+      <w:hyperlink w:anchor="_Toc229510462" w:history="1">
         <w:r>
           <w:rPr>
             <w:rStyle w:val="Hyperlink"/>
             <w:noProof/>
           </w:rPr>
-          <w:t>3.3.4 Commit code</w:t>
+          <w:t>3.3.5 Xem lịch sử commit</w:t>
         </w:r>
         <w:r>
           <w:rPr>
@@ -2622,7 +2653,7 @@
             <w:noProof/>
             <w:webHidden/>
           </w:rPr>
-          <w:instrText xml:space="preserve"> PAGEREF _Toc229487236 \h </w:instrText>
+          <w:instrText xml:space="preserve"> PAGEREF _Toc229510462 \h </w:instrText>
         </w:r>
         <w:r>
           <w:rPr>
@@ -2663,15 +2694,16 @@
           <w:rFonts w:asciiTheme="minorHAnsi" w:hAnsiTheme="minorHAnsi"/>
           <w:noProof/>
           <w:sz w:val="22"/>
+          <w:lang w:eastAsia="en-US"/>
         </w:rPr>
       </w:pPr>
-      <w:hyperlink w:anchor="_Toc229487237" w:history="1">
+      <w:hyperlink w:anchor="_Toc229510463" w:history="1">
         <w:r>
           <w:rPr>
             <w:rStyle w:val="Hyperlink"/>
             <w:noProof/>
           </w:rPr>
-          <w:t>3.3.5 Xem lịch sử commit</w:t>
+          <w:t>3.3.6 Kết nối GitHub repository</w:t>
         </w:r>
         <w:r>
           <w:rPr>
@@ -2692,7 +2724,7 @@
             <w:noProof/>
             <w:webHidden/>
           </w:rPr>
-          <w:instrText xml:space="preserve"> PAGEREF _Toc229487237 \h </w:instrText>
+          <w:instrText xml:space="preserve"> PAGEREF _Toc229510463 \h </w:instrText>
         </w:r>
         <w:r>
           <w:rPr>
@@ -2733,15 +2765,16 @@
           <w:rFonts w:asciiTheme="minorHAnsi" w:hAnsiTheme="minorHAnsi"/>
           <w:noProof/>
           <w:sz w:val="22"/>
+          <w:lang w:eastAsia="en-US"/>
         </w:rPr>
       </w:pPr>
-      <w:hyperlink w:anchor="_Toc229487238" w:history="1">
+      <w:hyperlink w:anchor="_Toc229510464" w:history="1">
         <w:r>
           <w:rPr>
             <w:rStyle w:val="Hyperlink"/>
             <w:noProof/>
           </w:rPr>
-          <w:t>3.3.6 Kết nối GitHub repository</w:t>
+          <w:t>3.3.7 Đẩy code lên GitHub</w:t>
         </w:r>
         <w:r>
           <w:rPr>
@@ -2762,7 +2795,7 @@
             <w:noProof/>
             <w:webHidden/>
           </w:rPr>
-          <w:instrText xml:space="preserve"> PAGEREF _Toc229487238 \h </w:instrText>
+          <w:instrText xml:space="preserve"> PAGEREF _Toc229510464 \h </w:instrText>
         </w:r>
         <w:r>
           <w:rPr>
@@ -2803,15 +2836,16 @@
           <w:rFonts w:asciiTheme="minorHAnsi" w:hAnsiTheme="minorHAnsi"/>
           <w:noProof/>
           <w:sz w:val="22"/>
+          <w:lang w:eastAsia="en-US"/>
         </w:rPr>
       </w:pPr>
-      <w:hyperlink w:anchor="_Toc229487239" w:history="1">
+      <w:hyperlink w:anchor="_Toc229510465" w:history="1">
         <w:r>
           <w:rPr>
             <w:rStyle w:val="Hyperlink"/>
             <w:noProof/>
           </w:rPr>
-          <w:t>3.3.7 Đẩy code lên GitHub</w:t>
+          <w:t>3.3.9 Lấy code mới nhất</w:t>
         </w:r>
         <w:r>
           <w:rPr>
@@ -2832,7 +2866,7 @@
             <w:noProof/>
             <w:webHidden/>
           </w:rPr>
-          <w:instrText xml:space="preserve"> PAGEREF _Toc229487239 \h </w:instrText>
+          <w:instrText xml:space="preserve"> PAGEREF _Toc229510465 \h </w:instrText>
         </w:r>
         <w:r>
           <w:rPr>
@@ -2852,7 +2886,7 @@
             <w:noProof/>
             <w:webHidden/>
           </w:rPr>
-          <w:t>10</w:t>
+          <w:t>11</w:t>
         </w:r>
         <w:r>
           <w:rPr>
@@ -2873,15 +2907,16 @@
           <w:rFonts w:asciiTheme="minorHAnsi" w:hAnsiTheme="minorHAnsi"/>
           <w:noProof/>
           <w:sz w:val="22"/>
+          <w:lang w:eastAsia="en-US"/>
         </w:rPr>
       </w:pPr>
-      <w:hyperlink w:anchor="_Toc229487240" w:history="1">
+      <w:hyperlink w:anchor="_Toc229510466" w:history="1">
         <w:r>
           <w:rPr>
             <w:rStyle w:val="Hyperlink"/>
             <w:noProof/>
           </w:rPr>
-          <w:t>3.3.9 Lấy code mới nhất</w:t>
+          <w:t>3.3.10 Tạo branch mới</w:t>
         </w:r>
         <w:r>
           <w:rPr>
@@ -2902,7 +2937,7 @@
             <w:noProof/>
             <w:webHidden/>
           </w:rPr>
-          <w:instrText xml:space="preserve"> PAGEREF _Toc229487240 \h </w:instrText>
+          <w:instrText xml:space="preserve"> PAGEREF _Toc229510466 \h </w:instrText>
         </w:r>
         <w:r>
           <w:rPr>
@@ -2943,15 +2978,16 @@
           <w:rFonts w:asciiTheme="minorHAnsi" w:hAnsiTheme="minorHAnsi"/>
           <w:noProof/>
           <w:sz w:val="22"/>
+          <w:lang w:eastAsia="en-US"/>
         </w:rPr>
       </w:pPr>
-      <w:hyperlink w:anchor="_Toc229487241" w:history="1">
+      <w:hyperlink w:anchor="_Toc229510467" w:history="1">
         <w:r>
           <w:rPr>
             <w:rStyle w:val="Hyperlink"/>
             <w:noProof/>
           </w:rPr>
-          <w:t>3.3.10 Tạo branch mới</w:t>
+          <w:t>3.3.11 Chuyển branch</w:t>
         </w:r>
         <w:r>
           <w:rPr>
@@ -2972,7 +3008,7 @@
             <w:noProof/>
             <w:webHidden/>
           </w:rPr>
-          <w:instrText xml:space="preserve"> PAGEREF _Toc229487241 \h </w:instrText>
+          <w:instrText xml:space="preserve"> PAGEREF _Toc229510467 \h </w:instrText>
         </w:r>
         <w:r>
           <w:rPr>
@@ -3013,15 +3049,16 @@
           <w:rFonts w:asciiTheme="minorHAnsi" w:hAnsiTheme="minorHAnsi"/>
           <w:noProof/>
           <w:sz w:val="22"/>
+          <w:lang w:eastAsia="en-US"/>
         </w:rPr>
       </w:pPr>
-      <w:hyperlink w:anchor="_Toc229487242" w:history="1">
+      <w:hyperlink w:anchor="_Toc229510468" w:history="1">
         <w:r>
           <w:rPr>
             <w:rStyle w:val="Hyperlink"/>
             <w:noProof/>
           </w:rPr>
-          <w:t>3.3.11 Chuyển branch</w:t>
+          <w:t>3.3.12 Gộp branch</w:t>
         </w:r>
         <w:r>
           <w:rPr>
@@ -3042,7 +3079,7 @@
             <w:noProof/>
             <w:webHidden/>
           </w:rPr>
-          <w:instrText xml:space="preserve"> PAGEREF _Toc229487242 \h </w:instrText>
+          <w:instrText xml:space="preserve"> PAGEREF _Toc229510468 \h </w:instrText>
         </w:r>
         <w:r>
           <w:rPr>
@@ -3083,15 +3120,16 @@
           <w:rFonts w:asciiTheme="minorHAnsi" w:hAnsiTheme="minorHAnsi"/>
           <w:noProof/>
           <w:sz w:val="22"/>
+          <w:lang w:eastAsia="en-US"/>
         </w:rPr>
       </w:pPr>
-      <w:hyperlink w:anchor="_Toc229487243" w:history="1">
+      <w:hyperlink w:anchor="_Toc229510469" w:history="1">
         <w:r>
           <w:rPr>
             <w:rStyle w:val="Hyperlink"/>
             <w:noProof/>
           </w:rPr>
-          <w:t>3.3.12 Gộp branch</w:t>
+          <w:t>3.3.13 Xóa branch</w:t>
         </w:r>
         <w:r>
           <w:rPr>
@@ -3112,7 +3150,7 @@
             <w:noProof/>
             <w:webHidden/>
           </w:rPr>
-          <w:instrText xml:space="preserve"> PAGEREF _Toc229487243 \h </w:instrText>
+          <w:instrText xml:space="preserve"> PAGEREF _Toc229510469 \h </w:instrText>
         </w:r>
         <w:r>
           <w:rPr>
@@ -3145,7 +3183,7 @@
     </w:p>
     <w:p>
       <w:pPr>
-        <w:pStyle w:val="TOC3"/>
+        <w:pStyle w:val="TOC2"/>
         <w:tabs>
           <w:tab w:val="right" w:leader="dot" w:pos="9350"/>
         </w:tabs>
@@ -3153,15 +3191,16 @@
           <w:rFonts w:asciiTheme="minorHAnsi" w:hAnsiTheme="minorHAnsi"/>
           <w:noProof/>
           <w:sz w:val="22"/>
+          <w:lang w:eastAsia="en-US"/>
         </w:rPr>
       </w:pPr>
-      <w:hyperlink w:anchor="_Toc229487244" w:history="1">
+      <w:hyperlink w:anchor="_Toc229510470" w:history="1">
         <w:r>
           <w:rPr>
             <w:rStyle w:val="Hyperlink"/>
             <w:noProof/>
           </w:rPr>
-          <w:t>3.3.13 Xóa branch</w:t>
+          <w:t>3.4 Ưu điểm của Git</w:t>
         </w:r>
         <w:r>
           <w:rPr>
@@ -3182,7 +3221,7 @@
             <w:noProof/>
             <w:webHidden/>
           </w:rPr>
-          <w:instrText xml:space="preserve"> PAGEREF _Toc229487244 \h </w:instrText>
+          <w:instrText xml:space="preserve"> PAGEREF _Toc229510470 \h </w:instrText>
         </w:r>
         <w:r>
           <w:rPr>
@@ -3223,15 +3262,16 @@
           <w:rFonts w:asciiTheme="minorHAnsi" w:hAnsiTheme="minorHAnsi"/>
           <w:noProof/>
           <w:sz w:val="22"/>
+          <w:lang w:eastAsia="en-US"/>
         </w:rPr>
       </w:pPr>
-      <w:hyperlink w:anchor="_Toc229487245" w:history="1">
+      <w:hyperlink w:anchor="_Toc229510471" w:history="1">
         <w:r>
           <w:rPr>
             <w:rStyle w:val="Hyperlink"/>
             <w:noProof/>
           </w:rPr>
-          <w:t>3.4 Ưu điểm của Git</w:t>
+          <w:t>3.5 Hạn chế của Git</w:t>
         </w:r>
         <w:r>
           <w:rPr>
@@ -3252,77 +3292,7 @@
             <w:noProof/>
             <w:webHidden/>
           </w:rPr>
-          <w:instrText xml:space="preserve"> PAGEREF _Toc229487245 \h </w:instrText>
-        </w:r>
-        <w:r>
-          <w:rPr>
-            <w:noProof/>
-            <w:webHidden/>
-          </w:rPr>
-        </w:r>
-        <w:r>
-          <w:rPr>
-            <w:noProof/>
-            <w:webHidden/>
-          </w:rPr>
-          <w:fldChar w:fldCharType="separate"/>
-        </w:r>
-        <w:r>
-          <w:rPr>
-            <w:noProof/>
-            <w:webHidden/>
-          </w:rPr>
-          <w:t>11</w:t>
-        </w:r>
-        <w:r>
-          <w:rPr>
-            <w:noProof/>
-            <w:webHidden/>
-          </w:rPr>
-          <w:fldChar w:fldCharType="end"/>
-        </w:r>
-      </w:hyperlink>
-    </w:p>
-    <w:p>
-      <w:pPr>
-        <w:pStyle w:val="TOC2"/>
-        <w:tabs>
-          <w:tab w:val="right" w:leader="dot" w:pos="9350"/>
-        </w:tabs>
-        <w:rPr>
-          <w:rFonts w:asciiTheme="minorHAnsi" w:hAnsiTheme="minorHAnsi"/>
-          <w:noProof/>
-          <w:sz w:val="22"/>
-        </w:rPr>
-      </w:pPr>
-      <w:hyperlink w:anchor="_Toc229487246" w:history="1">
-        <w:r>
-          <w:rPr>
-            <w:rStyle w:val="Hyperlink"/>
-            <w:noProof/>
-          </w:rPr>
-          <w:t>3.5 Hạn chế của Git</w:t>
-        </w:r>
-        <w:r>
-          <w:rPr>
-            <w:noProof/>
-            <w:webHidden/>
-          </w:rPr>
-          <w:tab/>
-        </w:r>
-        <w:r>
-          <w:rPr>
-            <w:noProof/>
-            <w:webHidden/>
-          </w:rPr>
-          <w:fldChar w:fldCharType="begin"/>
-        </w:r>
-        <w:r>
-          <w:rPr>
-            <w:noProof/>
-            <w:webHidden/>
-          </w:rPr>
-          <w:instrText xml:space="preserve"> PAGEREF _Toc229487246 \h </w:instrText>
+          <w:instrText xml:space="preserve"> PAGEREF _Toc229510471 \h </w:instrText>
         </w:r>
         <w:r>
           <w:rPr>
@@ -3696,8 +3666,8 @@
       <w:pPr>
         <w:pStyle w:val="1TieuDe1"/>
       </w:pPr>
-      <w:bookmarkStart w:id="1" w:name="_Toc229487139"/>
-      <w:bookmarkStart w:id="2" w:name="_Toc229487205"/>
+      <w:bookmarkStart w:id="0" w:name="_Toc229487139"/>
+      <w:bookmarkStart w:id="1" w:name="_Toc229510430"/>
       <w:proofErr w:type="spellStart"/>
       <w:r>
         <w:lastRenderedPageBreak/>
@@ -3726,59 +3696,59 @@
       <w:r>
         <w:t xml:space="preserve"> Spring Framework, Spring Boot</w:t>
       </w:r>
+      <w:bookmarkEnd w:id="0"/>
       <w:bookmarkEnd w:id="1"/>
+    </w:p>
+    <w:p>
+      <w:pPr>
+        <w:pStyle w:val="1TieuDe1"/>
+      </w:pPr>
+      <w:bookmarkStart w:id="2" w:name="_Toc229487140"/>
+      <w:bookmarkStart w:id="3" w:name="_Toc229510431"/>
+      <w:r>
+        <w:t xml:space="preserve">1. Spring Framework </w:t>
+      </w:r>
+      <w:proofErr w:type="spellStart"/>
+      <w:r>
+        <w:t>và</w:t>
+      </w:r>
+      <w:proofErr w:type="spellEnd"/>
+      <w:r>
+        <w:t xml:space="preserve"> Spring Boot</w:t>
+      </w:r>
       <w:bookmarkEnd w:id="2"/>
-    </w:p>
-    <w:p>
-      <w:pPr>
-        <w:pStyle w:val="1TieuDe1"/>
-      </w:pPr>
-      <w:bookmarkStart w:id="3" w:name="_Toc229487140"/>
-      <w:bookmarkStart w:id="4" w:name="_Toc229487206"/>
-      <w:r>
-        <w:t xml:space="preserve">1. Spring Framework </w:t>
-      </w:r>
-      <w:proofErr w:type="spellStart"/>
-      <w:r>
-        <w:t>và</w:t>
-      </w:r>
-      <w:proofErr w:type="spellEnd"/>
-      <w:r>
-        <w:t xml:space="preserve"> Spring Boot</w:t>
-      </w:r>
       <w:bookmarkEnd w:id="3"/>
+    </w:p>
+    <w:p>
+      <w:pPr>
+        <w:pStyle w:val="11TieuDe11"/>
+      </w:pPr>
+      <w:bookmarkStart w:id="4" w:name="_Toc229487141"/>
+      <w:bookmarkStart w:id="5" w:name="_Toc229510432"/>
+      <w:r>
+        <w:t xml:space="preserve">1.1 </w:t>
+      </w:r>
+      <w:r>
+        <w:t xml:space="preserve">Spring Framework </w:t>
+      </w:r>
+      <w:proofErr w:type="spellStart"/>
+      <w:r>
+        <w:t>là</w:t>
+      </w:r>
+      <w:proofErr w:type="spellEnd"/>
+      <w:r>
+        <w:t xml:space="preserve"> </w:t>
+      </w:r>
+      <w:proofErr w:type="spellStart"/>
+      <w:r>
+        <w:t>gì</w:t>
+      </w:r>
+      <w:proofErr w:type="spellEnd"/>
+      <w:r>
+        <w:t>?</w:t>
+      </w:r>
       <w:bookmarkEnd w:id="4"/>
-    </w:p>
-    <w:p>
-      <w:pPr>
-        <w:pStyle w:val="11TieuDe11"/>
-      </w:pPr>
-      <w:bookmarkStart w:id="5" w:name="_Toc229487141"/>
-      <w:bookmarkStart w:id="6" w:name="_Toc229487207"/>
-      <w:r>
-        <w:t xml:space="preserve">1.1 </w:t>
-      </w:r>
-      <w:r>
-        <w:t xml:space="preserve">Spring Framework </w:t>
-      </w:r>
-      <w:proofErr w:type="spellStart"/>
-      <w:r>
-        <w:t>là</w:t>
-      </w:r>
-      <w:proofErr w:type="spellEnd"/>
-      <w:r>
-        <w:t xml:space="preserve"> </w:t>
-      </w:r>
-      <w:proofErr w:type="spellStart"/>
-      <w:r>
-        <w:t>gì</w:t>
-      </w:r>
-      <w:proofErr w:type="spellEnd"/>
-      <w:r>
-        <w:t>?</w:t>
-      </w:r>
       <w:bookmarkEnd w:id="5"/>
-      <w:bookmarkEnd w:id="6"/>
     </w:p>
     <w:p>
       <w:pPr>
@@ -4283,8 +4253,8 @@
       <w:pPr>
         <w:pStyle w:val="11TieuDe11"/>
       </w:pPr>
-      <w:bookmarkStart w:id="7" w:name="_Toc229487142"/>
-      <w:bookmarkStart w:id="8" w:name="_Toc229487208"/>
+      <w:bookmarkStart w:id="6" w:name="_Toc229487142"/>
+      <w:bookmarkStart w:id="7" w:name="_Toc229510433"/>
       <w:r>
         <w:t xml:space="preserve">1.2 </w:t>
       </w:r>
@@ -4307,8 +4277,8 @@
       <w:r>
         <w:t>?</w:t>
       </w:r>
+      <w:bookmarkEnd w:id="6"/>
       <w:bookmarkEnd w:id="7"/>
-      <w:bookmarkEnd w:id="8"/>
     </w:p>
     <w:p>
       <w:pPr>
@@ -4757,8 +4727,8 @@
           <w:szCs w:val="24"/>
         </w:rPr>
       </w:pPr>
-      <w:bookmarkStart w:id="9" w:name="_Toc229487143"/>
-      <w:bookmarkStart w:id="10" w:name="_Toc229487209"/>
+      <w:bookmarkStart w:id="8" w:name="_Toc229487143"/>
+      <w:bookmarkStart w:id="9" w:name="_Toc229510434"/>
       <w:r>
         <w:lastRenderedPageBreak/>
         <w:t xml:space="preserve">1.3 </w:t>
@@ -4782,8 +4752,8 @@
       <w:r>
         <w:t xml:space="preserve"> Spring Boot</w:t>
       </w:r>
+      <w:bookmarkEnd w:id="8"/>
       <w:bookmarkEnd w:id="9"/>
-      <w:bookmarkEnd w:id="10"/>
     </w:p>
     <w:tbl>
       <w:tblPr>
@@ -5269,8 +5239,8 @@
       <w:pPr>
         <w:pStyle w:val="11TieuDe11"/>
       </w:pPr>
-      <w:bookmarkStart w:id="11" w:name="_Toc229487144"/>
-      <w:bookmarkStart w:id="12" w:name="_Toc229487210"/>
+      <w:bookmarkStart w:id="10" w:name="_Toc229487144"/>
+      <w:bookmarkStart w:id="11" w:name="_Toc229510435"/>
       <w:r>
         <w:t xml:space="preserve">1.4 </w:t>
       </w:r>
@@ -5298,24 +5268,315 @@
       <w:r>
         <w:t xml:space="preserve"> Spring Boot</w:t>
       </w:r>
+      <w:bookmarkEnd w:id="10"/>
       <w:bookmarkEnd w:id="11"/>
+    </w:p>
+    <w:p>
+      <w:pPr>
+        <w:pStyle w:val="111TieuDe111"/>
+      </w:pPr>
+      <w:bookmarkStart w:id="12" w:name="_Toc229487145"/>
+      <w:bookmarkStart w:id="13" w:name="_Toc229510436"/>
+      <w:r>
+        <w:t>1.</w:t>
+      </w:r>
+      <w:r>
+        <w:t>4.1</w:t>
+      </w:r>
+      <w:r>
+        <w:t xml:space="preserve"> </w:t>
+      </w:r>
+      <w:proofErr w:type="spellStart"/>
+      <w:r>
+        <w:t>Dễ</w:t>
+      </w:r>
+      <w:proofErr w:type="spellEnd"/>
+      <w:r>
+        <w:t xml:space="preserve"> </w:t>
+      </w:r>
+      <w:proofErr w:type="spellStart"/>
+      <w:r>
+        <w:t>phát</w:t>
+      </w:r>
+      <w:proofErr w:type="spellEnd"/>
+      <w:r>
+        <w:t xml:space="preserve"> </w:t>
+      </w:r>
+      <w:proofErr w:type="spellStart"/>
+      <w:r>
+        <w:t>triển</w:t>
+      </w:r>
       <w:bookmarkEnd w:id="12"/>
+      <w:bookmarkEnd w:id="13"/>
+      <w:proofErr w:type="spellEnd"/>
+    </w:p>
+    <w:p>
+      <w:pPr>
+        <w:pStyle w:val="0NoiDung"/>
+      </w:pPr>
+      <w:proofErr w:type="spellStart"/>
+      <w:r>
+        <w:t>Cấu</w:t>
+      </w:r>
+      <w:proofErr w:type="spellEnd"/>
+      <w:r>
+        <w:t xml:space="preserve"> </w:t>
+      </w:r>
+      <w:proofErr w:type="spellStart"/>
+      <w:r>
+        <w:t>hình</w:t>
+      </w:r>
+      <w:proofErr w:type="spellEnd"/>
+      <w:r>
+        <w:t xml:space="preserve"> </w:t>
+      </w:r>
+      <w:proofErr w:type="spellStart"/>
+      <w:r>
+        <w:t>đơn</w:t>
+      </w:r>
+      <w:proofErr w:type="spellEnd"/>
+      <w:r>
+        <w:t xml:space="preserve"> </w:t>
+      </w:r>
+      <w:proofErr w:type="spellStart"/>
+      <w:r>
+        <w:t>giản</w:t>
+      </w:r>
+      <w:proofErr w:type="spellEnd"/>
+      <w:r>
+        <w:t xml:space="preserve"> </w:t>
+      </w:r>
+    </w:p>
+    <w:p>
+      <w:pPr>
+        <w:pStyle w:val="0NoiDung"/>
+      </w:pPr>
+      <w:proofErr w:type="spellStart"/>
+      <w:r>
+        <w:t>Có</w:t>
+      </w:r>
+      <w:proofErr w:type="spellEnd"/>
+      <w:r>
+        <w:t xml:space="preserve"> starter dependencies</w:t>
+      </w:r>
     </w:p>
     <w:p>
       <w:pPr>
         <w:pStyle w:val="111TieuDe111"/>
       </w:pPr>
-      <w:bookmarkStart w:id="13" w:name="_Toc229487145"/>
-      <w:bookmarkStart w:id="14" w:name="_Toc229487211"/>
-      <w:r>
-        <w:t>1.</w:t>
-      </w:r>
-      <w:r>
-        <w:t>4.1</w:t>
-      </w:r>
-      <w:r>
-        <w:t xml:space="preserve"> </w:t>
-      </w:r>
+      <w:bookmarkStart w:id="14" w:name="_Toc229487146"/>
+      <w:bookmarkStart w:id="15" w:name="_Toc229510437"/>
+      <w:r>
+        <w:t>1</w:t>
+      </w:r>
+      <w:r>
+        <w:t>.</w:t>
+      </w:r>
+      <w:r>
+        <w:t>4.2</w:t>
+      </w:r>
+      <w:r>
+        <w:t xml:space="preserve"> Auto Configuration</w:t>
+      </w:r>
+      <w:bookmarkEnd w:id="14"/>
+      <w:bookmarkEnd w:id="15"/>
+    </w:p>
+    <w:p>
+      <w:pPr>
+        <w:pStyle w:val="0NoiDung"/>
+      </w:pPr>
+      <w:r>
+        <w:t xml:space="preserve">Spring Boot </w:t>
+      </w:r>
+      <w:proofErr w:type="spellStart"/>
+      <w:r>
+        <w:t>tự</w:t>
+      </w:r>
+      <w:proofErr w:type="spellEnd"/>
+      <w:r>
+        <w:t xml:space="preserve"> </w:t>
+      </w:r>
+      <w:proofErr w:type="spellStart"/>
+      <w:r>
+        <w:t>động</w:t>
+      </w:r>
+      <w:proofErr w:type="spellEnd"/>
+      <w:r>
+        <w:t xml:space="preserve"> </w:t>
+      </w:r>
+      <w:proofErr w:type="spellStart"/>
+      <w:r>
+        <w:t>cấu</w:t>
+      </w:r>
+      <w:proofErr w:type="spellEnd"/>
+      <w:r>
+        <w:t xml:space="preserve"> </w:t>
+      </w:r>
+      <w:proofErr w:type="spellStart"/>
+      <w:r>
+        <w:t>hình</w:t>
+      </w:r>
+      <w:proofErr w:type="spellEnd"/>
+      <w:r>
+        <w:t xml:space="preserve"> </w:t>
+      </w:r>
+      <w:proofErr w:type="spellStart"/>
+      <w:r>
+        <w:t>dựa</w:t>
+      </w:r>
+      <w:proofErr w:type="spellEnd"/>
+      <w:r>
+        <w:t xml:space="preserve"> </w:t>
+      </w:r>
+      <w:proofErr w:type="spellStart"/>
+      <w:r>
+        <w:t>trên</w:t>
+      </w:r>
+      <w:proofErr w:type="spellEnd"/>
+      <w:r>
+        <w:t xml:space="preserve"> dependency.</w:t>
+      </w:r>
+    </w:p>
+    <w:p>
+      <w:pPr>
+        <w:pStyle w:val="111TieuDe111"/>
+      </w:pPr>
+      <w:bookmarkStart w:id="16" w:name="_Toc229487147"/>
+      <w:bookmarkStart w:id="17" w:name="_Toc229510438"/>
+      <w:r>
+        <w:t>1.4.3 Embedded Server</w:t>
+      </w:r>
+      <w:bookmarkEnd w:id="16"/>
+      <w:bookmarkEnd w:id="17"/>
+    </w:p>
+    <w:p>
+      <w:pPr>
+        <w:pStyle w:val="0NoiDung"/>
+      </w:pPr>
+      <w:proofErr w:type="spellStart"/>
+      <w:r>
+        <w:t>Có</w:t>
+      </w:r>
+      <w:proofErr w:type="spellEnd"/>
+      <w:r>
+        <w:t xml:space="preserve"> </w:t>
+      </w:r>
+      <w:proofErr w:type="spellStart"/>
+      <w:r>
+        <w:t>sẵn</w:t>
+      </w:r>
+      <w:proofErr w:type="spellEnd"/>
+      <w:r>
+        <w:t xml:space="preserve">: </w:t>
+      </w:r>
+    </w:p>
+    <w:p>
+      <w:pPr>
+        <w:pStyle w:val="0NoiDung"/>
+      </w:pPr>
+      <w:r>
+        <w:t xml:space="preserve">Tomcat </w:t>
+      </w:r>
+    </w:p>
+    <w:p>
+      <w:pPr>
+        <w:pStyle w:val="0NoiDung"/>
+      </w:pPr>
+      <w:r>
+        <w:t xml:space="preserve">Jetty </w:t>
+      </w:r>
+    </w:p>
+    <w:p>
+      <w:pPr>
+        <w:pStyle w:val="0NoiDung"/>
+      </w:pPr>
+      <w:r>
+        <w:t xml:space="preserve">Undertow </w:t>
+      </w:r>
+    </w:p>
+    <w:p>
+      <w:pPr>
+        <w:pStyle w:val="0NoiDung"/>
+      </w:pPr>
+      <w:proofErr w:type="spellStart"/>
+      <w:r>
+        <w:t>Không</w:t>
+      </w:r>
+      <w:proofErr w:type="spellEnd"/>
+      <w:r>
+        <w:t xml:space="preserve"> </w:t>
+      </w:r>
+      <w:proofErr w:type="spellStart"/>
+      <w:r>
+        <w:t>cần</w:t>
+      </w:r>
+      <w:proofErr w:type="spellEnd"/>
+      <w:r>
+        <w:t xml:space="preserve"> deploy WAR </w:t>
+      </w:r>
+      <w:proofErr w:type="spellStart"/>
+      <w:r>
+        <w:t>thủ</w:t>
+      </w:r>
+      <w:proofErr w:type="spellEnd"/>
+      <w:r>
+        <w:t xml:space="preserve"> </w:t>
+      </w:r>
+      <w:proofErr w:type="spellStart"/>
+      <w:r>
+        <w:t>công</w:t>
+      </w:r>
+      <w:proofErr w:type="spellEnd"/>
+      <w:r>
+        <w:t>.</w:t>
+      </w:r>
+    </w:p>
+    <w:p>
+      <w:pPr>
+        <w:pStyle w:val="111TieuDe111"/>
+      </w:pPr>
+      <w:bookmarkStart w:id="18" w:name="_Toc229487148"/>
+      <w:bookmarkStart w:id="19" w:name="_Toc229510439"/>
+      <w:r>
+        <w:t>1</w:t>
+      </w:r>
+      <w:r>
+        <w:t>.</w:t>
+      </w:r>
+      <w:r>
+        <w:t>4.4</w:t>
+      </w:r>
+      <w:r>
+        <w:t xml:space="preserve"> </w:t>
+      </w:r>
+      <w:proofErr w:type="spellStart"/>
+      <w:r>
+        <w:t>Tích</w:t>
+      </w:r>
+      <w:proofErr w:type="spellEnd"/>
+      <w:r>
+        <w:t xml:space="preserve"> </w:t>
+      </w:r>
+      <w:proofErr w:type="spellStart"/>
+      <w:r>
+        <w:t>hợp</w:t>
+      </w:r>
+      <w:proofErr w:type="spellEnd"/>
+      <w:r>
+        <w:t xml:space="preserve"> </w:t>
+      </w:r>
+      <w:proofErr w:type="spellStart"/>
+      <w:r>
+        <w:t>mạnh</w:t>
+      </w:r>
+      <w:bookmarkEnd w:id="18"/>
+      <w:bookmarkEnd w:id="19"/>
+      <w:proofErr w:type="spellEnd"/>
+    </w:p>
+    <w:p>
+      <w:pPr>
+        <w:pStyle w:val="0NoiDung"/>
+      </w:pPr>
       <w:proofErr w:type="spellStart"/>
       <w:r>
         <w:t>Dễ</w:t>
@@ -5326,76 +5587,59 @@
       </w:r>
       <w:proofErr w:type="spellStart"/>
       <w:r>
-        <w:t>phát</w:t>
-      </w:r>
-      <w:proofErr w:type="spellEnd"/>
-      <w:r>
-        <w:t xml:space="preserve"> </w:t>
-      </w:r>
-      <w:proofErr w:type="spellStart"/>
-      <w:r>
-        <w:t>triển</w:t>
-      </w:r>
-      <w:bookmarkEnd w:id="13"/>
-      <w:bookmarkEnd w:id="14"/>
-      <w:proofErr w:type="spellEnd"/>
+        <w:t>tích</w:t>
+      </w:r>
+      <w:proofErr w:type="spellEnd"/>
+      <w:r>
+        <w:t xml:space="preserve"> </w:t>
+      </w:r>
+      <w:proofErr w:type="spellStart"/>
+      <w:r>
+        <w:t>hợp</w:t>
+      </w:r>
+      <w:proofErr w:type="spellEnd"/>
+      <w:r>
+        <w:t>:</w:t>
+      </w:r>
     </w:p>
     <w:p>
       <w:pPr>
         <w:pStyle w:val="0NoiDung"/>
       </w:pPr>
-      <w:proofErr w:type="spellStart"/>
-      <w:r>
-        <w:t>Cấu</w:t>
-      </w:r>
-      <w:proofErr w:type="spellEnd"/>
-      <w:r>
-        <w:t xml:space="preserve"> </w:t>
-      </w:r>
-      <w:proofErr w:type="spellStart"/>
-      <w:r>
-        <w:t>hình</w:t>
-      </w:r>
-      <w:proofErr w:type="spellEnd"/>
-      <w:r>
-        <w:t xml:space="preserve"> </w:t>
-      </w:r>
-      <w:proofErr w:type="spellStart"/>
-      <w:r>
-        <w:t>đơn</w:t>
-      </w:r>
-      <w:proofErr w:type="spellEnd"/>
-      <w:r>
-        <w:t xml:space="preserve"> </w:t>
-      </w:r>
-      <w:proofErr w:type="spellStart"/>
-      <w:r>
-        <w:t>giản</w:t>
-      </w:r>
-      <w:proofErr w:type="spellEnd"/>
-      <w:r>
-        <w:t xml:space="preserve"> </w:t>
+      <w:r>
+        <w:t xml:space="preserve">Database </w:t>
       </w:r>
     </w:p>
     <w:p>
       <w:pPr>
         <w:pStyle w:val="0NoiDung"/>
       </w:pPr>
-      <w:proofErr w:type="spellStart"/>
-      <w:r>
-        <w:t>Có</w:t>
-      </w:r>
-      <w:proofErr w:type="spellEnd"/>
-      <w:r>
-        <w:t xml:space="preserve"> starter dependencies</w:t>
+      <w:r>
+        <w:t xml:space="preserve">Security </w:t>
+      </w:r>
+    </w:p>
+    <w:p>
+      <w:pPr>
+        <w:pStyle w:val="0NoiDung"/>
+      </w:pPr>
+      <w:r>
+        <w:t xml:space="preserve">REST API </w:t>
+      </w:r>
+    </w:p>
+    <w:p>
+      <w:pPr>
+        <w:pStyle w:val="0NoiDung"/>
+      </w:pPr>
+      <w:r>
+        <w:t xml:space="preserve">JPA/Hibernate </w:t>
       </w:r>
     </w:p>
     <w:p>
       <w:pPr>
         <w:pStyle w:val="111TieuDe111"/>
       </w:pPr>
-      <w:bookmarkStart w:id="15" w:name="_Toc229487146"/>
-      <w:bookmarkStart w:id="16" w:name="_Toc229487212"/>
+      <w:bookmarkStart w:id="20" w:name="_Toc229487149"/>
+      <w:bookmarkStart w:id="21" w:name="_Toc229510440"/>
       <w:r>
         <w:t>1</w:t>
       </w:r>
@@ -5403,287 +5647,13 @@
         <w:t>.</w:t>
       </w:r>
       <w:r>
-        <w:t>4.2</w:t>
-      </w:r>
-      <w:r>
-        <w:t xml:space="preserve"> Auto Configuration</w:t>
-      </w:r>
-      <w:bookmarkEnd w:id="15"/>
-      <w:bookmarkEnd w:id="16"/>
-    </w:p>
-    <w:p>
-      <w:pPr>
-        <w:pStyle w:val="0NoiDung"/>
-      </w:pPr>
-      <w:r>
-        <w:t xml:space="preserve">Spring Boot </w:t>
-      </w:r>
-      <w:proofErr w:type="spellStart"/>
-      <w:r>
-        <w:t>tự</w:t>
-      </w:r>
-      <w:proofErr w:type="spellEnd"/>
-      <w:r>
-        <w:t xml:space="preserve"> </w:t>
-      </w:r>
-      <w:proofErr w:type="spellStart"/>
-      <w:r>
-        <w:t>động</w:t>
-      </w:r>
-      <w:proofErr w:type="spellEnd"/>
-      <w:r>
-        <w:t xml:space="preserve"> </w:t>
-      </w:r>
-      <w:proofErr w:type="spellStart"/>
-      <w:r>
-        <w:t>cấu</w:t>
-      </w:r>
-      <w:proofErr w:type="spellEnd"/>
-      <w:r>
-        <w:t xml:space="preserve"> </w:t>
-      </w:r>
-      <w:proofErr w:type="spellStart"/>
-      <w:r>
-        <w:t>hình</w:t>
-      </w:r>
-      <w:proofErr w:type="spellEnd"/>
-      <w:r>
-        <w:t xml:space="preserve"> </w:t>
-      </w:r>
-      <w:proofErr w:type="spellStart"/>
-      <w:r>
-        <w:t>dựa</w:t>
-      </w:r>
-      <w:proofErr w:type="spellEnd"/>
-      <w:r>
-        <w:t xml:space="preserve"> </w:t>
-      </w:r>
-      <w:proofErr w:type="spellStart"/>
-      <w:r>
-        <w:t>trên</w:t>
-      </w:r>
-      <w:proofErr w:type="spellEnd"/>
-      <w:r>
-        <w:t xml:space="preserve"> dependency.</w:t>
-      </w:r>
-    </w:p>
-    <w:p>
-      <w:pPr>
-        <w:pStyle w:val="111TieuDe111"/>
-      </w:pPr>
-      <w:bookmarkStart w:id="17" w:name="_Toc229487147"/>
-      <w:bookmarkStart w:id="18" w:name="_Toc229487213"/>
-      <w:r>
-        <w:t>1.4.3 Embedded Server</w:t>
-      </w:r>
-      <w:bookmarkEnd w:id="17"/>
-      <w:bookmarkEnd w:id="18"/>
-    </w:p>
-    <w:p>
-      <w:pPr>
-        <w:pStyle w:val="0NoiDung"/>
-      </w:pPr>
-      <w:proofErr w:type="spellStart"/>
-      <w:r>
-        <w:t>Có</w:t>
-      </w:r>
-      <w:proofErr w:type="spellEnd"/>
-      <w:r>
-        <w:t xml:space="preserve"> </w:t>
-      </w:r>
-      <w:proofErr w:type="spellStart"/>
-      <w:r>
-        <w:t>sẵn</w:t>
-      </w:r>
-      <w:proofErr w:type="spellEnd"/>
-      <w:r>
-        <w:t xml:space="preserve">: </w:t>
-      </w:r>
-    </w:p>
-    <w:p>
-      <w:pPr>
-        <w:pStyle w:val="0NoiDung"/>
-      </w:pPr>
-      <w:r>
-        <w:t xml:space="preserve">Tomcat </w:t>
-      </w:r>
-    </w:p>
-    <w:p>
-      <w:pPr>
-        <w:pStyle w:val="0NoiDung"/>
-      </w:pPr>
-      <w:r>
-        <w:t xml:space="preserve">Jetty </w:t>
-      </w:r>
-    </w:p>
-    <w:p>
-      <w:pPr>
-        <w:pStyle w:val="0NoiDung"/>
-      </w:pPr>
-      <w:r>
-        <w:t xml:space="preserve">Undertow </w:t>
-      </w:r>
-    </w:p>
-    <w:p>
-      <w:pPr>
-        <w:pStyle w:val="0NoiDung"/>
-      </w:pPr>
-      <w:proofErr w:type="spellStart"/>
-      <w:r>
-        <w:t>Không</w:t>
-      </w:r>
-      <w:proofErr w:type="spellEnd"/>
-      <w:r>
-        <w:t xml:space="preserve"> </w:t>
-      </w:r>
-      <w:proofErr w:type="spellStart"/>
-      <w:r>
-        <w:t>cần</w:t>
-      </w:r>
-      <w:proofErr w:type="spellEnd"/>
-      <w:r>
-        <w:t xml:space="preserve"> deploy WAR </w:t>
-      </w:r>
-      <w:proofErr w:type="spellStart"/>
-      <w:r>
-        <w:t>thủ</w:t>
-      </w:r>
-      <w:proofErr w:type="spellEnd"/>
-      <w:r>
-        <w:t xml:space="preserve"> </w:t>
-      </w:r>
-      <w:proofErr w:type="spellStart"/>
-      <w:r>
-        <w:t>công</w:t>
-      </w:r>
-      <w:proofErr w:type="spellEnd"/>
-      <w:r>
-        <w:t>.</w:t>
-      </w:r>
-    </w:p>
-    <w:p>
-      <w:pPr>
-        <w:pStyle w:val="111TieuDe111"/>
-      </w:pPr>
-      <w:bookmarkStart w:id="19" w:name="_Toc229487148"/>
-      <w:bookmarkStart w:id="20" w:name="_Toc229487214"/>
-      <w:r>
-        <w:t>1</w:t>
-      </w:r>
-      <w:r>
-        <w:t>.</w:t>
-      </w:r>
-      <w:r>
-        <w:t>4.4</w:t>
-      </w:r>
-      <w:r>
-        <w:t xml:space="preserve"> </w:t>
-      </w:r>
-      <w:proofErr w:type="spellStart"/>
-      <w:r>
-        <w:t>Tích</w:t>
-      </w:r>
-      <w:proofErr w:type="spellEnd"/>
-      <w:r>
-        <w:t xml:space="preserve"> </w:t>
-      </w:r>
-      <w:proofErr w:type="spellStart"/>
-      <w:r>
-        <w:t>hợp</w:t>
-      </w:r>
-      <w:proofErr w:type="spellEnd"/>
-      <w:r>
-        <w:t xml:space="preserve"> </w:t>
-      </w:r>
-      <w:proofErr w:type="spellStart"/>
-      <w:r>
-        <w:t>mạnh</w:t>
-      </w:r>
-      <w:bookmarkEnd w:id="19"/>
+        <w:t>4.5</w:t>
+      </w:r>
+      <w:r>
+        <w:t xml:space="preserve"> Production Ready</w:t>
+      </w:r>
       <w:bookmarkEnd w:id="20"/>
-      <w:proofErr w:type="spellEnd"/>
-    </w:p>
-    <w:p>
-      <w:pPr>
-        <w:pStyle w:val="0NoiDung"/>
-      </w:pPr>
-      <w:proofErr w:type="spellStart"/>
-      <w:r>
-        <w:t>Dễ</w:t>
-      </w:r>
-      <w:proofErr w:type="spellEnd"/>
-      <w:r>
-        <w:t xml:space="preserve"> </w:t>
-      </w:r>
-      <w:proofErr w:type="spellStart"/>
-      <w:r>
-        <w:t>tích</w:t>
-      </w:r>
-      <w:proofErr w:type="spellEnd"/>
-      <w:r>
-        <w:t xml:space="preserve"> </w:t>
-      </w:r>
-      <w:proofErr w:type="spellStart"/>
-      <w:r>
-        <w:t>hợp</w:t>
-      </w:r>
-      <w:proofErr w:type="spellEnd"/>
-      <w:r>
-        <w:t>:</w:t>
-      </w:r>
-    </w:p>
-    <w:p>
-      <w:pPr>
-        <w:pStyle w:val="0NoiDung"/>
-      </w:pPr>
-      <w:r>
-        <w:t xml:space="preserve">Database </w:t>
-      </w:r>
-    </w:p>
-    <w:p>
-      <w:pPr>
-        <w:pStyle w:val="0NoiDung"/>
-      </w:pPr>
-      <w:r>
-        <w:t xml:space="preserve">Security </w:t>
-      </w:r>
-    </w:p>
-    <w:p>
-      <w:pPr>
-        <w:pStyle w:val="0NoiDung"/>
-      </w:pPr>
-      <w:r>
-        <w:t xml:space="preserve">REST API </w:t>
-      </w:r>
-    </w:p>
-    <w:p>
-      <w:pPr>
-        <w:pStyle w:val="0NoiDung"/>
-      </w:pPr>
-      <w:r>
-        <w:t xml:space="preserve">JPA/Hibernate </w:t>
-      </w:r>
-    </w:p>
-    <w:p>
-      <w:pPr>
-        <w:pStyle w:val="111TieuDe111"/>
-      </w:pPr>
-      <w:bookmarkStart w:id="21" w:name="_Toc229487149"/>
-      <w:bookmarkStart w:id="22" w:name="_Toc229487215"/>
-      <w:r>
-        <w:t>1</w:t>
-      </w:r>
-      <w:r>
-        <w:t>.</w:t>
-      </w:r>
-      <w:r>
-        <w:t>4.5</w:t>
-      </w:r>
-      <w:r>
-        <w:t xml:space="preserve"> Production Ready</w:t>
-      </w:r>
       <w:bookmarkEnd w:id="21"/>
-      <w:bookmarkEnd w:id="22"/>
     </w:p>
     <w:p>
       <w:pPr>
@@ -5727,8 +5697,8 @@
       <w:pPr>
         <w:pStyle w:val="11TieuDe11"/>
       </w:pPr>
-      <w:bookmarkStart w:id="23" w:name="_Toc229487150"/>
-      <w:bookmarkStart w:id="24" w:name="_Toc229487216"/>
+      <w:bookmarkStart w:id="22" w:name="_Toc229487150"/>
+      <w:bookmarkStart w:id="23" w:name="_Toc229510441"/>
       <w:r>
         <w:t xml:space="preserve">1.5 </w:t>
       </w:r>
@@ -5759,58 +5729,480 @@
       <w:r>
         <w:t xml:space="preserve"> Spring Boot</w:t>
       </w:r>
+      <w:bookmarkEnd w:id="22"/>
       <w:bookmarkEnd w:id="23"/>
+    </w:p>
+    <w:p>
+      <w:pPr>
+        <w:pStyle w:val="111TieuDe111"/>
+      </w:pPr>
+      <w:bookmarkStart w:id="24" w:name="_Toc229487151"/>
+      <w:bookmarkStart w:id="25" w:name="_Toc229510442"/>
+      <w:r>
+        <w:t>1.</w:t>
+      </w:r>
+      <w:r>
+        <w:t>5.1</w:t>
+      </w:r>
+      <w:r>
+        <w:t xml:space="preserve"> </w:t>
+      </w:r>
+      <w:proofErr w:type="spellStart"/>
+      <w:r>
+        <w:t>Tốn</w:t>
+      </w:r>
+      <w:proofErr w:type="spellEnd"/>
+      <w:r>
+        <w:t xml:space="preserve"> </w:t>
+      </w:r>
+      <w:proofErr w:type="spellStart"/>
+      <w:r>
+        <w:t>tài</w:t>
+      </w:r>
+      <w:proofErr w:type="spellEnd"/>
+      <w:r>
+        <w:t xml:space="preserve"> </w:t>
+      </w:r>
+      <w:proofErr w:type="spellStart"/>
+      <w:r>
+        <w:t>nguyên</w:t>
+      </w:r>
       <w:bookmarkEnd w:id="24"/>
+      <w:bookmarkEnd w:id="25"/>
+      <w:proofErr w:type="spellEnd"/>
+    </w:p>
+    <w:p>
+      <w:pPr>
+        <w:pStyle w:val="0NoiDung"/>
+      </w:pPr>
+      <w:r>
+        <w:t xml:space="preserve">RAM </w:t>
+      </w:r>
+      <w:proofErr w:type="spellStart"/>
+      <w:r>
+        <w:t>cao</w:t>
+      </w:r>
+      <w:proofErr w:type="spellEnd"/>
+      <w:r>
+        <w:t xml:space="preserve"> </w:t>
+      </w:r>
+      <w:proofErr w:type="spellStart"/>
+      <w:r>
+        <w:t>hơn</w:t>
+      </w:r>
+      <w:proofErr w:type="spellEnd"/>
+      <w:r>
+        <w:t xml:space="preserve"> Java </w:t>
+      </w:r>
+      <w:proofErr w:type="spellStart"/>
+      <w:r>
+        <w:t>thuần</w:t>
+      </w:r>
+      <w:proofErr w:type="spellEnd"/>
+      <w:r>
+        <w:t xml:space="preserve"> </w:t>
+      </w:r>
+    </w:p>
+    <w:p>
+      <w:pPr>
+        <w:pStyle w:val="0NoiDung"/>
+      </w:pPr>
+      <w:r>
+        <w:t xml:space="preserve">Startup </w:t>
+      </w:r>
+      <w:proofErr w:type="spellStart"/>
+      <w:r>
+        <w:t>chậm</w:t>
+      </w:r>
+      <w:proofErr w:type="spellEnd"/>
+      <w:r>
+        <w:t xml:space="preserve"> </w:t>
+      </w:r>
+      <w:proofErr w:type="spellStart"/>
+      <w:r>
+        <w:t>hơn</w:t>
+      </w:r>
+      <w:proofErr w:type="spellEnd"/>
+      <w:r>
+        <w:t xml:space="preserve"> </w:t>
+      </w:r>
+      <w:proofErr w:type="spellStart"/>
+      <w:r>
+        <w:t>ứng</w:t>
+      </w:r>
+      <w:proofErr w:type="spellEnd"/>
+      <w:r>
+        <w:t xml:space="preserve"> </w:t>
+      </w:r>
+      <w:proofErr w:type="spellStart"/>
+      <w:r>
+        <w:t>dụng</w:t>
+      </w:r>
+      <w:proofErr w:type="spellEnd"/>
+      <w:r>
+        <w:t xml:space="preserve"> </w:t>
+      </w:r>
+      <w:proofErr w:type="spellStart"/>
+      <w:r>
+        <w:t>nhỏ</w:t>
+      </w:r>
+      <w:proofErr w:type="spellEnd"/>
+      <w:r>
+        <w:t xml:space="preserve"> </w:t>
+      </w:r>
     </w:p>
     <w:p>
       <w:pPr>
         <w:pStyle w:val="111TieuDe111"/>
       </w:pPr>
-      <w:bookmarkStart w:id="25" w:name="_Toc229487151"/>
-      <w:bookmarkStart w:id="26" w:name="_Toc229487217"/>
-      <w:r>
-        <w:t>1.</w:t>
-      </w:r>
-      <w:r>
-        <w:t>5.1</w:t>
-      </w:r>
-      <w:r>
-        <w:t xml:space="preserve"> </w:t>
-      </w:r>
-      <w:proofErr w:type="spellStart"/>
-      <w:r>
-        <w:t>Tốn</w:t>
-      </w:r>
-      <w:proofErr w:type="spellEnd"/>
-      <w:r>
-        <w:t xml:space="preserve"> </w:t>
-      </w:r>
-      <w:proofErr w:type="spellStart"/>
-      <w:r>
-        <w:t>tài</w:t>
-      </w:r>
-      <w:proofErr w:type="spellEnd"/>
-      <w:r>
-        <w:t xml:space="preserve"> </w:t>
-      </w:r>
-      <w:proofErr w:type="spellStart"/>
-      <w:r>
-        <w:t>nguyên</w:t>
-      </w:r>
-      <w:bookmarkEnd w:id="25"/>
+      <w:bookmarkStart w:id="26" w:name="_Toc229487152"/>
+      <w:bookmarkStart w:id="27" w:name="_Toc229510443"/>
+      <w:r>
+        <w:t xml:space="preserve">1.5.2 </w:t>
+      </w:r>
+      <w:proofErr w:type="spellStart"/>
+      <w:r>
+        <w:t>Khó</w:t>
+      </w:r>
+      <w:proofErr w:type="spellEnd"/>
+      <w:r>
+        <w:t xml:space="preserve"> </w:t>
+      </w:r>
+      <w:proofErr w:type="spellStart"/>
+      <w:r>
+        <w:t>hiểu</w:t>
+      </w:r>
+      <w:proofErr w:type="spellEnd"/>
+      <w:r>
+        <w:t xml:space="preserve"> Auto Configuration</w:t>
+      </w:r>
       <w:bookmarkEnd w:id="26"/>
-      <w:proofErr w:type="spellEnd"/>
+      <w:bookmarkEnd w:id="27"/>
     </w:p>
     <w:p>
       <w:pPr>
         <w:pStyle w:val="0NoiDung"/>
       </w:pPr>
-      <w:r>
-        <w:t xml:space="preserve">RAM </w:t>
-      </w:r>
-      <w:proofErr w:type="spellStart"/>
-      <w:r>
-        <w:t>cao</w:t>
+      <w:proofErr w:type="spellStart"/>
+      <w:r>
+        <w:t>Người</w:t>
+      </w:r>
+      <w:proofErr w:type="spellEnd"/>
+      <w:r>
+        <w:t xml:space="preserve"> </w:t>
+      </w:r>
+      <w:proofErr w:type="spellStart"/>
+      <w:r>
+        <w:t>mới</w:t>
+      </w:r>
+      <w:proofErr w:type="spellEnd"/>
+      <w:r>
+        <w:t xml:space="preserve"> </w:t>
+      </w:r>
+      <w:proofErr w:type="spellStart"/>
+      <w:r>
+        <w:t>khó</w:t>
+      </w:r>
+      <w:proofErr w:type="spellEnd"/>
+      <w:r>
+        <w:t xml:space="preserve"> debug </w:t>
+      </w:r>
+    </w:p>
+    <w:p>
+      <w:pPr>
+        <w:pStyle w:val="0NoiDung"/>
+      </w:pPr>
+      <w:proofErr w:type="spellStart"/>
+      <w:r>
+        <w:t>Khó</w:t>
+      </w:r>
+      <w:proofErr w:type="spellEnd"/>
+      <w:r>
+        <w:t xml:space="preserve"> </w:t>
+      </w:r>
+      <w:proofErr w:type="spellStart"/>
+      <w:r>
+        <w:t>biết</w:t>
+      </w:r>
+      <w:proofErr w:type="spellEnd"/>
+      <w:r>
+        <w:t xml:space="preserve"> bean </w:t>
+      </w:r>
+      <w:proofErr w:type="spellStart"/>
+      <w:r>
+        <w:t>được</w:t>
+      </w:r>
+      <w:proofErr w:type="spellEnd"/>
+      <w:r>
+        <w:t xml:space="preserve"> </w:t>
+      </w:r>
+      <w:proofErr w:type="spellStart"/>
+      <w:r>
+        <w:t>tạo</w:t>
+      </w:r>
+      <w:proofErr w:type="spellEnd"/>
+      <w:r>
+        <w:t xml:space="preserve"> ở </w:t>
+      </w:r>
+      <w:proofErr w:type="spellStart"/>
+      <w:r>
+        <w:t>đâu</w:t>
+      </w:r>
+      <w:proofErr w:type="spellEnd"/>
+      <w:r>
+        <w:t xml:space="preserve"> </w:t>
+      </w:r>
+    </w:p>
+    <w:p>
+      <w:pPr>
+        <w:pStyle w:val="111TieuDe111"/>
+      </w:pPr>
+      <w:bookmarkStart w:id="28" w:name="_Toc229487153"/>
+      <w:bookmarkStart w:id="29" w:name="_Toc229510444"/>
+      <w:r>
+        <w:t>1</w:t>
+      </w:r>
+      <w:r>
+        <w:t>.</w:t>
+      </w:r>
+      <w:r>
+        <w:t>5.3</w:t>
+      </w:r>
+      <w:r>
+        <w:t xml:space="preserve"> Dependency </w:t>
+      </w:r>
+      <w:proofErr w:type="spellStart"/>
+      <w:r>
+        <w:t>lớn</w:t>
+      </w:r>
+      <w:bookmarkEnd w:id="28"/>
+      <w:bookmarkEnd w:id="29"/>
+      <w:proofErr w:type="spellEnd"/>
+    </w:p>
+    <w:p>
+      <w:pPr>
+        <w:pStyle w:val="0NoiDung"/>
+      </w:pPr>
+      <w:r>
+        <w:t xml:space="preserve">Import starter </w:t>
+      </w:r>
+      <w:proofErr w:type="spellStart"/>
+      <w:r>
+        <w:t>có</w:t>
+      </w:r>
+      <w:proofErr w:type="spellEnd"/>
+      <w:r>
+        <w:t xml:space="preserve"> </w:t>
+      </w:r>
+      <w:proofErr w:type="spellStart"/>
+      <w:r>
+        <w:t>thể</w:t>
+      </w:r>
+      <w:proofErr w:type="spellEnd"/>
+      <w:r>
+        <w:t xml:space="preserve"> </w:t>
+      </w:r>
+      <w:proofErr w:type="spellStart"/>
+      <w:r>
+        <w:t>kéo</w:t>
+      </w:r>
+      <w:proofErr w:type="spellEnd"/>
+      <w:r>
+        <w:t xml:space="preserve"> </w:t>
+      </w:r>
+      <w:proofErr w:type="spellStart"/>
+      <w:r>
+        <w:t>nhiều</w:t>
+      </w:r>
+      <w:proofErr w:type="spellEnd"/>
+      <w:r>
+        <w:t xml:space="preserve"> </w:t>
+      </w:r>
+      <w:proofErr w:type="spellStart"/>
+      <w:r>
+        <w:t>thư</w:t>
+      </w:r>
+      <w:proofErr w:type="spellEnd"/>
+      <w:r>
+        <w:t xml:space="preserve"> </w:t>
+      </w:r>
+      <w:proofErr w:type="spellStart"/>
+      <w:r>
+        <w:t>viện</w:t>
+      </w:r>
+      <w:proofErr w:type="spellEnd"/>
+      <w:r>
+        <w:t xml:space="preserve"> </w:t>
+      </w:r>
+      <w:proofErr w:type="spellStart"/>
+      <w:r>
+        <w:t>không</w:t>
+      </w:r>
+      <w:proofErr w:type="spellEnd"/>
+      <w:r>
+        <w:t xml:space="preserve"> </w:t>
+      </w:r>
+      <w:proofErr w:type="spellStart"/>
+      <w:r>
+        <w:t>cần</w:t>
+      </w:r>
+      <w:proofErr w:type="spellEnd"/>
+      <w:r>
+        <w:t xml:space="preserve"> </w:t>
+      </w:r>
+      <w:proofErr w:type="spellStart"/>
+      <w:r>
+        <w:t>thiết</w:t>
+      </w:r>
+      <w:proofErr w:type="spellEnd"/>
+      <w:r>
+        <w:t xml:space="preserve"> </w:t>
+      </w:r>
+    </w:p>
+    <w:p>
+      <w:pPr>
+        <w:pStyle w:val="111TieuDe111"/>
+      </w:pPr>
+      <w:bookmarkStart w:id="30" w:name="_Toc229487154"/>
+      <w:bookmarkStart w:id="31" w:name="_Toc229510445"/>
+      <w:r>
+        <w:t xml:space="preserve">1.5.4 </w:t>
+      </w:r>
+      <w:proofErr w:type="spellStart"/>
+      <w:r>
+        <w:t>Không</w:t>
+      </w:r>
+      <w:proofErr w:type="spellEnd"/>
+      <w:r>
+        <w:t xml:space="preserve"> </w:t>
+      </w:r>
+      <w:proofErr w:type="spellStart"/>
+      <w:r>
+        <w:t>phù</w:t>
+      </w:r>
+      <w:proofErr w:type="spellEnd"/>
+      <w:r>
+        <w:t xml:space="preserve"> </w:t>
+      </w:r>
+      <w:proofErr w:type="spellStart"/>
+      <w:r>
+        <w:t>hợp</w:t>
+      </w:r>
+      <w:proofErr w:type="spellEnd"/>
+      <w:r>
+        <w:t xml:space="preserve"> </w:t>
+      </w:r>
+      <w:proofErr w:type="spellStart"/>
+      <w:r>
+        <w:t>ứng</w:t>
+      </w:r>
+      <w:proofErr w:type="spellEnd"/>
+      <w:r>
+        <w:t xml:space="preserve"> </w:t>
+      </w:r>
+      <w:proofErr w:type="spellStart"/>
+      <w:r>
+        <w:t>dụng</w:t>
+      </w:r>
+      <w:proofErr w:type="spellEnd"/>
+      <w:r>
+        <w:t xml:space="preserve"> </w:t>
+      </w:r>
+      <w:proofErr w:type="spellStart"/>
+      <w:r>
+        <w:t>quá</w:t>
+      </w:r>
+      <w:proofErr w:type="spellEnd"/>
+      <w:r>
+        <w:t xml:space="preserve"> </w:t>
+      </w:r>
+      <w:proofErr w:type="spellStart"/>
+      <w:r>
+        <w:t>nhỏ</w:t>
+      </w:r>
+      <w:bookmarkEnd w:id="30"/>
+      <w:bookmarkEnd w:id="31"/>
+      <w:proofErr w:type="spellEnd"/>
+    </w:p>
+    <w:p>
+      <w:pPr>
+        <w:pStyle w:val="0NoiDung"/>
+      </w:pPr>
+      <w:proofErr w:type="spellStart"/>
+      <w:r>
+        <w:t>Một</w:t>
+      </w:r>
+      <w:proofErr w:type="spellEnd"/>
+      <w:r>
+        <w:t xml:space="preserve"> </w:t>
+      </w:r>
+      <w:proofErr w:type="spellStart"/>
+      <w:r>
+        <w:t>số</w:t>
+      </w:r>
+      <w:proofErr w:type="spellEnd"/>
+      <w:r>
+        <w:t xml:space="preserve"> </w:t>
+      </w:r>
+      <w:proofErr w:type="spellStart"/>
+      <w:r>
+        <w:t>ứng</w:t>
+      </w:r>
+      <w:proofErr w:type="spellEnd"/>
+      <w:r>
+        <w:t xml:space="preserve"> </w:t>
+      </w:r>
+      <w:proofErr w:type="spellStart"/>
+      <w:r>
+        <w:t>dụng</w:t>
+      </w:r>
+      <w:proofErr w:type="spellEnd"/>
+      <w:r>
+        <w:t xml:space="preserve"> </w:t>
+      </w:r>
+      <w:proofErr w:type="spellStart"/>
+      <w:r>
+        <w:t>đơn</w:t>
+      </w:r>
+      <w:proofErr w:type="spellEnd"/>
+      <w:r>
+        <w:t xml:space="preserve"> </w:t>
+      </w:r>
+      <w:proofErr w:type="spellStart"/>
+      <w:r>
+        <w:t>giản</w:t>
+      </w:r>
+      <w:proofErr w:type="spellEnd"/>
+      <w:r>
+        <w:t xml:space="preserve"> </w:t>
+      </w:r>
+      <w:proofErr w:type="spellStart"/>
+      <w:r>
+        <w:t>dùng</w:t>
+      </w:r>
+      <w:proofErr w:type="spellEnd"/>
+      <w:r>
+        <w:t xml:space="preserve"> Java </w:t>
+      </w:r>
+      <w:proofErr w:type="spellStart"/>
+      <w:r>
+        <w:t>thuần</w:t>
+      </w:r>
+      <w:proofErr w:type="spellEnd"/>
+      <w:r>
+        <w:t xml:space="preserve"> </w:t>
+      </w:r>
+      <w:proofErr w:type="spellStart"/>
+      <w:r>
+        <w:t>sẽ</w:t>
+      </w:r>
+      <w:proofErr w:type="spellEnd"/>
+      <w:r>
+        <w:t xml:space="preserve"> </w:t>
+      </w:r>
+      <w:proofErr w:type="spellStart"/>
+      <w:r>
+        <w:t>nhẹ</w:t>
       </w:r>
       <w:proofErr w:type="spellEnd"/>
       <w:r>
@@ -5822,436 +6214,17 @@
       </w:r>
       <w:proofErr w:type="spellEnd"/>
       <w:r>
-        <w:t xml:space="preserve"> Java </w:t>
-      </w:r>
-      <w:proofErr w:type="spellStart"/>
-      <w:r>
-        <w:t>thuần</w:t>
-      </w:r>
-      <w:proofErr w:type="spellEnd"/>
-      <w:r>
-        <w:t xml:space="preserve"> </w:t>
-      </w:r>
-    </w:p>
-    <w:p>
-      <w:pPr>
-        <w:pStyle w:val="0NoiDung"/>
-      </w:pPr>
-      <w:r>
-        <w:t xml:space="preserve">Startup </w:t>
-      </w:r>
-      <w:proofErr w:type="spellStart"/>
-      <w:r>
-        <w:t>chậm</w:t>
-      </w:r>
-      <w:proofErr w:type="spellEnd"/>
-      <w:r>
-        <w:t xml:space="preserve"> </w:t>
-      </w:r>
-      <w:proofErr w:type="spellStart"/>
-      <w:r>
-        <w:t>hơn</w:t>
-      </w:r>
-      <w:proofErr w:type="spellEnd"/>
-      <w:r>
-        <w:t xml:space="preserve"> </w:t>
-      </w:r>
-      <w:proofErr w:type="spellStart"/>
-      <w:r>
-        <w:t>ứng</w:t>
-      </w:r>
-      <w:proofErr w:type="spellEnd"/>
-      <w:r>
-        <w:t xml:space="preserve"> </w:t>
-      </w:r>
-      <w:proofErr w:type="spellStart"/>
-      <w:r>
-        <w:t>dụng</w:t>
-      </w:r>
-      <w:proofErr w:type="spellEnd"/>
-      <w:r>
-        <w:t xml:space="preserve"> </w:t>
-      </w:r>
-      <w:proofErr w:type="spellStart"/>
-      <w:r>
-        <w:t>nhỏ</w:t>
-      </w:r>
-      <w:proofErr w:type="spellEnd"/>
-      <w:r>
-        <w:t xml:space="preserve"> </w:t>
-      </w:r>
-    </w:p>
-    <w:p>
-      <w:pPr>
-        <w:pStyle w:val="111TieuDe111"/>
-      </w:pPr>
-      <w:bookmarkStart w:id="27" w:name="_Toc229487152"/>
-      <w:bookmarkStart w:id="28" w:name="_Toc229487218"/>
-      <w:r>
-        <w:t xml:space="preserve">1.5.2 </w:t>
-      </w:r>
-      <w:proofErr w:type="spellStart"/>
-      <w:r>
-        <w:t>Khó</w:t>
-      </w:r>
-      <w:proofErr w:type="spellEnd"/>
-      <w:r>
-        <w:t xml:space="preserve"> </w:t>
-      </w:r>
-      <w:proofErr w:type="spellStart"/>
-      <w:r>
-        <w:t>hiểu</w:t>
-      </w:r>
-      <w:proofErr w:type="spellEnd"/>
-      <w:r>
-        <w:t xml:space="preserve"> Auto Configuration</w:t>
-      </w:r>
-      <w:bookmarkEnd w:id="27"/>
-      <w:bookmarkEnd w:id="28"/>
-    </w:p>
-    <w:p>
-      <w:pPr>
-        <w:pStyle w:val="0NoiDung"/>
-      </w:pPr>
-      <w:proofErr w:type="spellStart"/>
-      <w:r>
-        <w:t>Người</w:t>
-      </w:r>
-      <w:proofErr w:type="spellEnd"/>
-      <w:r>
-        <w:t xml:space="preserve"> </w:t>
-      </w:r>
-      <w:proofErr w:type="spellStart"/>
-      <w:r>
-        <w:t>mới</w:t>
-      </w:r>
-      <w:proofErr w:type="spellEnd"/>
-      <w:r>
-        <w:t xml:space="preserve"> </w:t>
-      </w:r>
-      <w:proofErr w:type="spellStart"/>
-      <w:r>
-        <w:t>khó</w:t>
-      </w:r>
-      <w:proofErr w:type="spellEnd"/>
-      <w:r>
-        <w:t xml:space="preserve"> debug </w:t>
-      </w:r>
-    </w:p>
-    <w:p>
-      <w:pPr>
-        <w:pStyle w:val="0NoiDung"/>
-      </w:pPr>
-      <w:proofErr w:type="spellStart"/>
-      <w:r>
-        <w:t>Khó</w:t>
-      </w:r>
-      <w:proofErr w:type="spellEnd"/>
-      <w:r>
-        <w:t xml:space="preserve"> </w:t>
-      </w:r>
-      <w:proofErr w:type="spellStart"/>
-      <w:r>
-        <w:t>biết</w:t>
-      </w:r>
-      <w:proofErr w:type="spellEnd"/>
-      <w:r>
-        <w:t xml:space="preserve"> bean </w:t>
-      </w:r>
-      <w:proofErr w:type="spellStart"/>
-      <w:r>
-        <w:t>được</w:t>
-      </w:r>
-      <w:proofErr w:type="spellEnd"/>
-      <w:r>
-        <w:t xml:space="preserve"> </w:t>
-      </w:r>
-      <w:proofErr w:type="spellStart"/>
-      <w:r>
-        <w:t>tạo</w:t>
-      </w:r>
-      <w:proofErr w:type="spellEnd"/>
-      <w:r>
-        <w:t xml:space="preserve"> ở </w:t>
-      </w:r>
-      <w:proofErr w:type="spellStart"/>
-      <w:r>
-        <w:t>đâu</w:t>
-      </w:r>
-      <w:proofErr w:type="spellEnd"/>
-      <w:r>
-        <w:t xml:space="preserve"> </w:t>
-      </w:r>
-    </w:p>
-    <w:p>
-      <w:pPr>
-        <w:pStyle w:val="111TieuDe111"/>
-      </w:pPr>
-      <w:bookmarkStart w:id="29" w:name="_Toc229487153"/>
-      <w:bookmarkStart w:id="30" w:name="_Toc229487219"/>
-      <w:r>
-        <w:t>1</w:t>
-      </w:r>
-      <w:r>
         <w:t>.</w:t>
       </w:r>
-      <w:r>
-        <w:t>5.3</w:t>
-      </w:r>
-      <w:r>
-        <w:t xml:space="preserve"> Dependency </w:t>
-      </w:r>
-      <w:proofErr w:type="spellStart"/>
-      <w:r>
-        <w:t>lớn</w:t>
-      </w:r>
-      <w:bookmarkEnd w:id="29"/>
-      <w:bookmarkEnd w:id="30"/>
-      <w:proofErr w:type="spellEnd"/>
-    </w:p>
-    <w:p>
-      <w:pPr>
-        <w:pStyle w:val="0NoiDung"/>
-      </w:pPr>
-      <w:r>
-        <w:t xml:space="preserve">Import starter </w:t>
-      </w:r>
-      <w:proofErr w:type="spellStart"/>
-      <w:r>
-        <w:t>có</w:t>
-      </w:r>
-      <w:proofErr w:type="spellEnd"/>
-      <w:r>
-        <w:t xml:space="preserve"> </w:t>
-      </w:r>
-      <w:proofErr w:type="spellStart"/>
-      <w:r>
-        <w:t>thể</w:t>
-      </w:r>
-      <w:proofErr w:type="spellEnd"/>
-      <w:r>
-        <w:t xml:space="preserve"> </w:t>
-      </w:r>
-      <w:proofErr w:type="spellStart"/>
-      <w:r>
-        <w:t>kéo</w:t>
-      </w:r>
-      <w:proofErr w:type="spellEnd"/>
-      <w:r>
-        <w:t xml:space="preserve"> </w:t>
-      </w:r>
-      <w:proofErr w:type="spellStart"/>
-      <w:r>
-        <w:t>nhiều</w:t>
-      </w:r>
-      <w:proofErr w:type="spellEnd"/>
-      <w:r>
-        <w:t xml:space="preserve"> </w:t>
-      </w:r>
-      <w:proofErr w:type="spellStart"/>
-      <w:r>
-        <w:t>thư</w:t>
-      </w:r>
-      <w:proofErr w:type="spellEnd"/>
-      <w:r>
-        <w:t xml:space="preserve"> </w:t>
-      </w:r>
-      <w:proofErr w:type="spellStart"/>
-      <w:r>
-        <w:t>viện</w:t>
-      </w:r>
-      <w:proofErr w:type="spellEnd"/>
-      <w:r>
-        <w:t xml:space="preserve"> </w:t>
-      </w:r>
-      <w:proofErr w:type="spellStart"/>
-      <w:r>
-        <w:t>không</w:t>
-      </w:r>
-      <w:proofErr w:type="spellEnd"/>
-      <w:r>
-        <w:t xml:space="preserve"> </w:t>
-      </w:r>
-      <w:proofErr w:type="spellStart"/>
-      <w:r>
-        <w:t>cần</w:t>
-      </w:r>
-      <w:proofErr w:type="spellEnd"/>
-      <w:r>
-        <w:t xml:space="preserve"> </w:t>
-      </w:r>
-      <w:proofErr w:type="spellStart"/>
-      <w:r>
-        <w:t>thiết</w:t>
-      </w:r>
-      <w:proofErr w:type="spellEnd"/>
-      <w:r>
-        <w:t xml:space="preserve"> </w:t>
-      </w:r>
-    </w:p>
-    <w:p>
-      <w:pPr>
-        <w:pStyle w:val="111TieuDe111"/>
-      </w:pPr>
-      <w:bookmarkStart w:id="31" w:name="_Toc229487154"/>
-      <w:bookmarkStart w:id="32" w:name="_Toc229487220"/>
-      <w:r>
-        <w:t xml:space="preserve">1.5.4 </w:t>
-      </w:r>
-      <w:proofErr w:type="spellStart"/>
-      <w:r>
-        <w:t>Không</w:t>
-      </w:r>
-      <w:proofErr w:type="spellEnd"/>
-      <w:r>
-        <w:t xml:space="preserve"> </w:t>
-      </w:r>
-      <w:proofErr w:type="spellStart"/>
-      <w:r>
-        <w:t>phù</w:t>
-      </w:r>
-      <w:proofErr w:type="spellEnd"/>
-      <w:r>
-        <w:t xml:space="preserve"> </w:t>
-      </w:r>
-      <w:proofErr w:type="spellStart"/>
-      <w:r>
-        <w:t>hợp</w:t>
-      </w:r>
-      <w:proofErr w:type="spellEnd"/>
-      <w:r>
-        <w:t xml:space="preserve"> </w:t>
-      </w:r>
-      <w:proofErr w:type="spellStart"/>
-      <w:r>
-        <w:t>ứng</w:t>
-      </w:r>
-      <w:proofErr w:type="spellEnd"/>
-      <w:r>
-        <w:t xml:space="preserve"> </w:t>
-      </w:r>
-      <w:proofErr w:type="spellStart"/>
-      <w:r>
-        <w:t>dụng</w:t>
-      </w:r>
-      <w:proofErr w:type="spellEnd"/>
-      <w:r>
-        <w:t xml:space="preserve"> </w:t>
-      </w:r>
-      <w:proofErr w:type="spellStart"/>
-      <w:r>
-        <w:t>quá</w:t>
-      </w:r>
-      <w:proofErr w:type="spellEnd"/>
-      <w:r>
-        <w:t xml:space="preserve"> </w:t>
-      </w:r>
-      <w:proofErr w:type="spellStart"/>
-      <w:r>
-        <w:t>nhỏ</w:t>
-      </w:r>
-      <w:bookmarkEnd w:id="31"/>
-      <w:bookmarkEnd w:id="32"/>
-      <w:proofErr w:type="spellEnd"/>
-    </w:p>
-    <w:p>
-      <w:pPr>
-        <w:pStyle w:val="0NoiDung"/>
-      </w:pPr>
-      <w:proofErr w:type="spellStart"/>
-      <w:r>
-        <w:t>Một</w:t>
-      </w:r>
-      <w:proofErr w:type="spellEnd"/>
-      <w:r>
-        <w:t xml:space="preserve"> </w:t>
-      </w:r>
-      <w:proofErr w:type="spellStart"/>
-      <w:r>
-        <w:t>số</w:t>
-      </w:r>
-      <w:proofErr w:type="spellEnd"/>
-      <w:r>
-        <w:t xml:space="preserve"> </w:t>
-      </w:r>
-      <w:proofErr w:type="spellStart"/>
-      <w:r>
-        <w:t>ứng</w:t>
-      </w:r>
-      <w:proofErr w:type="spellEnd"/>
-      <w:r>
-        <w:t xml:space="preserve"> </w:t>
-      </w:r>
-      <w:proofErr w:type="spellStart"/>
-      <w:r>
-        <w:t>dụng</w:t>
-      </w:r>
-      <w:proofErr w:type="spellEnd"/>
-      <w:r>
-        <w:t xml:space="preserve"> </w:t>
-      </w:r>
-      <w:proofErr w:type="spellStart"/>
-      <w:r>
-        <w:t>đơn</w:t>
-      </w:r>
-      <w:proofErr w:type="spellEnd"/>
-      <w:r>
-        <w:t xml:space="preserve"> </w:t>
-      </w:r>
-      <w:proofErr w:type="spellStart"/>
-      <w:r>
-        <w:t>giản</w:t>
-      </w:r>
-      <w:proofErr w:type="spellEnd"/>
-      <w:r>
-        <w:t xml:space="preserve"> </w:t>
-      </w:r>
-      <w:proofErr w:type="spellStart"/>
-      <w:r>
-        <w:t>dùng</w:t>
-      </w:r>
-      <w:proofErr w:type="spellEnd"/>
-      <w:r>
-        <w:t xml:space="preserve"> Java </w:t>
-      </w:r>
-      <w:proofErr w:type="spellStart"/>
-      <w:r>
-        <w:t>thuần</w:t>
-      </w:r>
-      <w:proofErr w:type="spellEnd"/>
-      <w:r>
-        <w:t xml:space="preserve"> </w:t>
-      </w:r>
-      <w:proofErr w:type="spellStart"/>
-      <w:r>
-        <w:t>sẽ</w:t>
-      </w:r>
-      <w:proofErr w:type="spellEnd"/>
-      <w:r>
-        <w:t xml:space="preserve"> </w:t>
-      </w:r>
-      <w:proofErr w:type="spellStart"/>
-      <w:r>
-        <w:t>nhẹ</w:t>
-      </w:r>
-      <w:proofErr w:type="spellEnd"/>
-      <w:r>
-        <w:t xml:space="preserve"> </w:t>
-      </w:r>
-      <w:proofErr w:type="spellStart"/>
-      <w:r>
-        <w:t>hơn</w:t>
-      </w:r>
-      <w:proofErr w:type="spellEnd"/>
-      <w:r>
-        <w:t>.</w:t>
-      </w:r>
     </w:p>
     <w:p>
       <w:pPr>
         <w:pStyle w:val="TieuDeHinh"/>
       </w:pPr>
       <w:r>
+        <w:rPr>
+          <w:noProof/>
+        </w:rPr>
         <w:drawing>
           <wp:inline distT="0" distB="0" distL="0" distR="0" wp14:anchorId="1AFDC0D6" wp14:editId="6AFE80CA">
             <wp:extent cx="5943600" cy="2949575"/>
@@ -6291,20 +6264,10 @@
     </w:p>
     <w:p>
       <w:pPr>
-        <w:spacing w:after="0" w:line="240" w:lineRule="auto"/>
-        <w:rPr>
-          <w:rFonts w:ascii="Times New Roman" w:eastAsia="Times New Roman" w:hAnsi="Times New Roman" w:cs="Times New Roman"/>
-          <w:sz w:val="24"/>
-          <w:szCs w:val="24"/>
-        </w:rPr>
-      </w:pPr>
-    </w:p>
-    <w:p>
-      <w:pPr>
         <w:pStyle w:val="TieuDeHinh"/>
       </w:pPr>
-      <w:bookmarkStart w:id="33" w:name="_Toc229487717"/>
-      <w:bookmarkStart w:id="34" w:name="_Toc229487771"/>
+      <w:bookmarkStart w:id="32" w:name="_Toc229487717"/>
+      <w:bookmarkStart w:id="33" w:name="_Toc229487771"/>
       <w:proofErr w:type="spellStart"/>
       <w:r>
         <w:t>Hình</w:t>
@@ -6333,34 +6296,177 @@
       <w:r>
         <w:t>tả</w:t>
       </w:r>
+      <w:bookmarkEnd w:id="32"/>
       <w:bookmarkEnd w:id="33"/>
+      <w:proofErr w:type="spellEnd"/>
+    </w:p>
+    <w:p>
+      <w:pPr>
+        <w:pStyle w:val="1TieuDe1"/>
+      </w:pPr>
+      <w:bookmarkStart w:id="34" w:name="_Toc229487155"/>
+      <w:bookmarkStart w:id="35" w:name="_Toc229510446"/>
+      <w:r>
+        <w:t xml:space="preserve">2. Các </w:t>
+      </w:r>
+      <w:proofErr w:type="spellStart"/>
+      <w:r>
+        <w:t>thành</w:t>
+      </w:r>
+      <w:proofErr w:type="spellEnd"/>
+      <w:r>
+        <w:t xml:space="preserve"> </w:t>
+      </w:r>
+      <w:proofErr w:type="spellStart"/>
+      <w:r>
+        <w:t>phần</w:t>
+      </w:r>
+      <w:proofErr w:type="spellEnd"/>
+      <w:r>
+        <w:t xml:space="preserve"> </w:t>
+      </w:r>
+      <w:proofErr w:type="spellStart"/>
+      <w:r>
+        <w:t>trong</w:t>
+      </w:r>
+      <w:proofErr w:type="spellEnd"/>
+      <w:r>
+        <w:t xml:space="preserve"> Spring Boot</w:t>
+      </w:r>
       <w:bookmarkEnd w:id="34"/>
-      <w:proofErr w:type="spellEnd"/>
-    </w:p>
-    <w:p>
-      <w:pPr>
-        <w:pStyle w:val="1TieuDe1"/>
-      </w:pPr>
-      <w:bookmarkStart w:id="35" w:name="_Toc229487155"/>
-      <w:bookmarkStart w:id="36" w:name="_Toc229487221"/>
-      <w:r>
-        <w:t xml:space="preserve">2. Các </w:t>
-      </w:r>
-      <w:proofErr w:type="spellStart"/>
-      <w:r>
-        <w:t>thành</w:t>
-      </w:r>
-      <w:proofErr w:type="spellEnd"/>
-      <w:r>
-        <w:t xml:space="preserve"> </w:t>
-      </w:r>
-      <w:proofErr w:type="spellStart"/>
-      <w:r>
-        <w:t>phần</w:t>
-      </w:r>
-      <w:proofErr w:type="spellEnd"/>
-      <w:r>
-        <w:t xml:space="preserve"> </w:t>
+      <w:bookmarkEnd w:id="35"/>
+    </w:p>
+    <w:p>
+      <w:pPr>
+        <w:pStyle w:val="11TieuDe11"/>
+      </w:pPr>
+      <w:bookmarkStart w:id="36" w:name="_Toc229487156"/>
+      <w:bookmarkStart w:id="37" w:name="_Toc229510447"/>
+      <w:r>
+        <w:t>2</w:t>
+      </w:r>
+      <w:r>
+        <w:t>.</w:t>
+      </w:r>
+      <w:r>
+        <w:t>1</w:t>
+      </w:r>
+      <w:r>
+        <w:t xml:space="preserve"> Spring Boot Starters</w:t>
+      </w:r>
+      <w:bookmarkEnd w:id="36"/>
+      <w:bookmarkEnd w:id="37"/>
+    </w:p>
+    <w:p>
+      <w:pPr>
+        <w:pStyle w:val="0NoiDung"/>
+      </w:pPr>
+      <w:r>
+        <w:lastRenderedPageBreak/>
+        <w:t xml:space="preserve">Các dependency </w:t>
+      </w:r>
+      <w:proofErr w:type="spellStart"/>
+      <w:r>
+        <w:t>được</w:t>
+      </w:r>
+      <w:proofErr w:type="spellEnd"/>
+      <w:r>
+        <w:t xml:space="preserve"> </w:t>
+      </w:r>
+      <w:proofErr w:type="spellStart"/>
+      <w:r>
+        <w:t>đóng</w:t>
+      </w:r>
+      <w:proofErr w:type="spellEnd"/>
+      <w:r>
+        <w:t xml:space="preserve"> </w:t>
+      </w:r>
+      <w:proofErr w:type="spellStart"/>
+      <w:r>
+        <w:t>gói</w:t>
+      </w:r>
+      <w:proofErr w:type="spellEnd"/>
+      <w:r>
+        <w:t xml:space="preserve"> </w:t>
+      </w:r>
+      <w:proofErr w:type="spellStart"/>
+      <w:r>
+        <w:t>sẵn</w:t>
+      </w:r>
+      <w:proofErr w:type="spellEnd"/>
+      <w:r>
+        <w:t>.</w:t>
+      </w:r>
+    </w:p>
+    <w:p>
+      <w:pPr>
+        <w:pStyle w:val="11TieuDe11"/>
+      </w:pPr>
+      <w:bookmarkStart w:id="38" w:name="_Toc229487157"/>
+      <w:bookmarkStart w:id="39" w:name="_Toc229510448"/>
+      <w:r>
+        <w:t>2.</w:t>
+      </w:r>
+      <w:r>
+        <w:t>2</w:t>
+      </w:r>
+      <w:r>
+        <w:t xml:space="preserve"> Auto Configuration</w:t>
+      </w:r>
+      <w:bookmarkEnd w:id="38"/>
+      <w:bookmarkEnd w:id="39"/>
+    </w:p>
+    <w:p>
+      <w:pPr>
+        <w:pStyle w:val="0NoiDung"/>
+      </w:pPr>
+      <w:proofErr w:type="spellStart"/>
+      <w:r>
+        <w:t>Tự</w:t>
+      </w:r>
+      <w:proofErr w:type="spellEnd"/>
+      <w:r>
+        <w:t xml:space="preserve"> </w:t>
+      </w:r>
+      <w:proofErr w:type="spellStart"/>
+      <w:r>
+        <w:t>động</w:t>
+      </w:r>
+      <w:proofErr w:type="spellEnd"/>
+      <w:r>
+        <w:t xml:space="preserve"> </w:t>
+      </w:r>
+      <w:proofErr w:type="spellStart"/>
+      <w:r>
+        <w:t>cấu</w:t>
+      </w:r>
+      <w:proofErr w:type="spellEnd"/>
+      <w:r>
+        <w:t xml:space="preserve"> </w:t>
+      </w:r>
+      <w:proofErr w:type="spellStart"/>
+      <w:r>
+        <w:t>hình</w:t>
+      </w:r>
+      <w:proofErr w:type="spellEnd"/>
+      <w:r>
+        <w:t xml:space="preserve"> </w:t>
+      </w:r>
+      <w:proofErr w:type="spellStart"/>
+      <w:r>
+        <w:t>dựa</w:t>
+      </w:r>
+      <w:proofErr w:type="spellEnd"/>
+      <w:r>
+        <w:t xml:space="preserve"> </w:t>
+      </w:r>
+      <w:proofErr w:type="spellStart"/>
+      <w:r>
+        <w:t>trên</w:t>
+      </w:r>
+      <w:proofErr w:type="spellEnd"/>
+      <w:r>
+        <w:t xml:space="preserve"> dependency </w:t>
       </w:r>
       <w:proofErr w:type="spellStart"/>
       <w:r>
@@ -6368,158 +6474,206 @@
       </w:r>
       <w:proofErr w:type="spellEnd"/>
       <w:r>
-        <w:t xml:space="preserve"> Spring Boot</w:t>
-      </w:r>
-      <w:bookmarkEnd w:id="35"/>
-      <w:bookmarkEnd w:id="36"/>
+        <w:t xml:space="preserve"> project.</w:t>
+      </w:r>
     </w:p>
     <w:p>
       <w:pPr>
         <w:pStyle w:val="11TieuDe11"/>
       </w:pPr>
-      <w:bookmarkStart w:id="37" w:name="_Toc229487156"/>
-      <w:bookmarkStart w:id="38" w:name="_Toc229487222"/>
-      <w:r>
-        <w:lastRenderedPageBreak/>
+      <w:bookmarkStart w:id="40" w:name="_Toc229487158"/>
+      <w:bookmarkStart w:id="41" w:name="_Toc229510449"/>
+      <w:r>
         <w:t>2</w:t>
       </w:r>
       <w:r>
         <w:t>.</w:t>
       </w:r>
       <w:r>
-        <w:t>1</w:t>
-      </w:r>
-      <w:r>
-        <w:t xml:space="preserve"> Spring Boot Starters</w:t>
-      </w:r>
-      <w:bookmarkEnd w:id="37"/>
-      <w:bookmarkEnd w:id="38"/>
+        <w:t>3</w:t>
+      </w:r>
+      <w:r>
+        <w:t xml:space="preserve"> Spring Boot CLI</w:t>
+      </w:r>
+      <w:bookmarkEnd w:id="40"/>
+      <w:bookmarkEnd w:id="41"/>
     </w:p>
     <w:p>
       <w:pPr>
         <w:pStyle w:val="0NoiDung"/>
       </w:pPr>
       <w:r>
-        <w:t xml:space="preserve">Các dependency </w:t>
-      </w:r>
-      <w:proofErr w:type="spellStart"/>
-      <w:r>
-        <w:t>được</w:t>
-      </w:r>
-      <w:proofErr w:type="spellEnd"/>
-      <w:r>
-        <w:t xml:space="preserve"> </w:t>
-      </w:r>
-      <w:proofErr w:type="spellStart"/>
-      <w:r>
-        <w:t>đóng</w:t>
-      </w:r>
-      <w:proofErr w:type="spellEnd"/>
-      <w:r>
-        <w:t xml:space="preserve"> </w:t>
-      </w:r>
-      <w:proofErr w:type="spellStart"/>
-      <w:r>
-        <w:t>gói</w:t>
-      </w:r>
-      <w:proofErr w:type="spellEnd"/>
-      <w:r>
-        <w:t xml:space="preserve"> </w:t>
-      </w:r>
-      <w:proofErr w:type="spellStart"/>
-      <w:r>
-        <w:t>sẵn</w:t>
-      </w:r>
-      <w:proofErr w:type="spellEnd"/>
+        <w:t xml:space="preserve">Công </w:t>
+      </w:r>
+      <w:proofErr w:type="spellStart"/>
+      <w:r>
+        <w:t>cụ</w:t>
+      </w:r>
+      <w:proofErr w:type="spellEnd"/>
+      <w:r>
+        <w:t xml:space="preserve"> </w:t>
+      </w:r>
+      <w:proofErr w:type="spellStart"/>
+      <w:r>
+        <w:t>chạy</w:t>
+      </w:r>
+      <w:proofErr w:type="spellEnd"/>
+      <w:r>
+        <w:t xml:space="preserve"> Spring Boot </w:t>
+      </w:r>
+      <w:proofErr w:type="spellStart"/>
+      <w:r>
+        <w:t>bằng</w:t>
+      </w:r>
+      <w:proofErr w:type="spellEnd"/>
+      <w:r>
+        <w:t xml:space="preserve"> command line.</w:t>
+      </w:r>
+    </w:p>
+    <w:p>
+      <w:pPr>
+        <w:pStyle w:val="11TieuDe11"/>
+      </w:pPr>
+      <w:bookmarkStart w:id="42" w:name="_Toc229487159"/>
+      <w:bookmarkStart w:id="43" w:name="_Toc229510450"/>
+      <w:r>
+        <w:t>2</w:t>
+      </w:r>
       <w:r>
         <w:t>.</w:t>
       </w:r>
+      <w:r>
+        <w:t>4</w:t>
+      </w:r>
+      <w:r>
+        <w:t xml:space="preserve"> Actuator</w:t>
+      </w:r>
+      <w:bookmarkEnd w:id="42"/>
+      <w:bookmarkEnd w:id="43"/>
+    </w:p>
+    <w:p>
+      <w:pPr>
+        <w:pStyle w:val="0NoiDung"/>
+      </w:pPr>
+      <w:r>
+        <w:t xml:space="preserve">Spring Boot Actuator </w:t>
+      </w:r>
+      <w:proofErr w:type="spellStart"/>
+      <w:r>
+        <w:t>hỗ</w:t>
+      </w:r>
+      <w:proofErr w:type="spellEnd"/>
+      <w:r>
+        <w:t xml:space="preserve"> </w:t>
+      </w:r>
+      <w:proofErr w:type="spellStart"/>
+      <w:r>
+        <w:t>trợ</w:t>
+      </w:r>
+      <w:proofErr w:type="spellEnd"/>
+      <w:r>
+        <w:t>:</w:t>
+      </w:r>
+    </w:p>
+    <w:p>
+      <w:pPr>
+        <w:pStyle w:val="0NoiDung"/>
+      </w:pPr>
+      <w:r>
+        <w:t xml:space="preserve">Monitoring </w:t>
+      </w:r>
+    </w:p>
+    <w:p>
+      <w:pPr>
+        <w:pStyle w:val="0NoiDung"/>
+      </w:pPr>
+      <w:r>
+        <w:t xml:space="preserve">Metrics </w:t>
+      </w:r>
+    </w:p>
+    <w:p>
+      <w:pPr>
+        <w:pStyle w:val="0NoiDung"/>
+      </w:pPr>
+      <w:r>
+        <w:t xml:space="preserve">Health check </w:t>
+      </w:r>
+    </w:p>
+    <w:p>
+      <w:pPr>
+        <w:pStyle w:val="0NoiDung"/>
+      </w:pPr>
+      <w:r>
+        <w:t>Application info</w:t>
+      </w:r>
     </w:p>
     <w:p>
       <w:pPr>
         <w:pStyle w:val="11TieuDe11"/>
       </w:pPr>
-      <w:bookmarkStart w:id="39" w:name="_Toc229487157"/>
-      <w:bookmarkStart w:id="40" w:name="_Toc229487223"/>
-      <w:r>
-        <w:t>2.</w:t>
-      </w:r>
+      <w:bookmarkStart w:id="44" w:name="_Toc229487160"/>
+      <w:bookmarkStart w:id="45" w:name="_Toc229510451"/>
       <w:r>
         <w:t>2</w:t>
       </w:r>
       <w:r>
-        <w:t xml:space="preserve"> Auto Configuration</w:t>
-      </w:r>
-      <w:bookmarkEnd w:id="39"/>
-      <w:bookmarkEnd w:id="40"/>
+        <w:t>.</w:t>
+      </w:r>
+      <w:r>
+        <w:t>5</w:t>
+      </w:r>
+      <w:r>
+        <w:t xml:space="preserve"> Embedded Server</w:t>
+      </w:r>
+      <w:bookmarkEnd w:id="44"/>
+      <w:bookmarkEnd w:id="45"/>
     </w:p>
     <w:p>
       <w:pPr>
         <w:pStyle w:val="0NoiDung"/>
       </w:pPr>
-      <w:proofErr w:type="spellStart"/>
-      <w:r>
-        <w:t>Tự</w:t>
-      </w:r>
-      <w:proofErr w:type="spellEnd"/>
-      <w:r>
-        <w:t xml:space="preserve"> </w:t>
-      </w:r>
-      <w:proofErr w:type="spellStart"/>
-      <w:r>
-        <w:t>động</w:t>
-      </w:r>
-      <w:proofErr w:type="spellEnd"/>
-      <w:r>
-        <w:t xml:space="preserve"> </w:t>
-      </w:r>
-      <w:proofErr w:type="spellStart"/>
-      <w:r>
-        <w:t>cấu</w:t>
-      </w:r>
-      <w:proofErr w:type="spellEnd"/>
-      <w:r>
-        <w:t xml:space="preserve"> </w:t>
-      </w:r>
-      <w:proofErr w:type="spellStart"/>
-      <w:r>
-        <w:t>hình</w:t>
-      </w:r>
-      <w:proofErr w:type="spellEnd"/>
-      <w:r>
-        <w:t xml:space="preserve"> </w:t>
-      </w:r>
-      <w:proofErr w:type="spellStart"/>
-      <w:r>
-        <w:t>dựa</w:t>
-      </w:r>
-      <w:proofErr w:type="spellEnd"/>
-      <w:r>
-        <w:t xml:space="preserve"> </w:t>
-      </w:r>
-      <w:proofErr w:type="spellStart"/>
-      <w:r>
-        <w:t>trên</w:t>
-      </w:r>
-      <w:proofErr w:type="spellEnd"/>
-      <w:r>
-        <w:t xml:space="preserve"> dependency </w:t>
-      </w:r>
-      <w:proofErr w:type="spellStart"/>
-      <w:r>
-        <w:t>trong</w:t>
-      </w:r>
-      <w:proofErr w:type="spellEnd"/>
-      <w:r>
-        <w:t xml:space="preserve"> project.</w:t>
+      <w:r>
+        <w:t xml:space="preserve">Server </w:t>
+      </w:r>
+      <w:proofErr w:type="spellStart"/>
+      <w:r>
+        <w:t>nhúng</w:t>
+      </w:r>
+      <w:proofErr w:type="spellEnd"/>
+      <w:r>
+        <w:t>:</w:t>
+      </w:r>
+    </w:p>
+    <w:p>
+      <w:pPr>
+        <w:pStyle w:val="0NoiDung"/>
+      </w:pPr>
+      <w:r>
+        <w:t xml:space="preserve">Tomcat </w:t>
+      </w:r>
+    </w:p>
+    <w:p>
+      <w:pPr>
+        <w:pStyle w:val="0NoiDung"/>
+      </w:pPr>
+      <w:r>
+        <w:t xml:space="preserve">Jetty </w:t>
+      </w:r>
+    </w:p>
+    <w:p>
+      <w:pPr>
+        <w:pStyle w:val="0NoiDung"/>
+      </w:pPr>
+      <w:r>
+        <w:t>Undertow</w:t>
       </w:r>
     </w:p>
     <w:p>
       <w:pPr>
         <w:pStyle w:val="11TieuDe11"/>
       </w:pPr>
-      <w:bookmarkStart w:id="41" w:name="_Toc229487158"/>
-      <w:bookmarkStart w:id="42" w:name="_Toc229487224"/>
+      <w:bookmarkStart w:id="46" w:name="_Toc229487161"/>
+      <w:bookmarkStart w:id="47" w:name="_Toc229510452"/>
       <w:r>
         <w:t>2</w:t>
       </w:r>
@@ -6527,233 +6681,19 @@
         <w:t>.</w:t>
       </w:r>
       <w:r>
-        <w:t>3</w:t>
-      </w:r>
-      <w:r>
-        <w:t xml:space="preserve"> Spring Boot CLI</w:t>
-      </w:r>
-      <w:bookmarkEnd w:id="41"/>
-      <w:bookmarkEnd w:id="42"/>
-    </w:p>
-    <w:p>
-      <w:pPr>
-        <w:pStyle w:val="0NoiDung"/>
-      </w:pPr>
-      <w:r>
-        <w:t xml:space="preserve">Công </w:t>
-      </w:r>
-      <w:proofErr w:type="spellStart"/>
-      <w:r>
-        <w:t>cụ</w:t>
-      </w:r>
-      <w:proofErr w:type="spellEnd"/>
-      <w:r>
-        <w:t xml:space="preserve"> </w:t>
-      </w:r>
-      <w:proofErr w:type="spellStart"/>
-      <w:r>
-        <w:t>chạy</w:t>
-      </w:r>
-      <w:proofErr w:type="spellEnd"/>
-      <w:r>
-        <w:t xml:space="preserve"> Spring Boot </w:t>
-      </w:r>
-      <w:proofErr w:type="spellStart"/>
-      <w:r>
-        <w:t>bằng</w:t>
-      </w:r>
-      <w:proofErr w:type="spellEnd"/>
-      <w:r>
-        <w:t xml:space="preserve"> command line.</w:t>
-      </w:r>
-    </w:p>
-    <w:p>
-      <w:pPr>
-        <w:pStyle w:val="11TieuDe11"/>
-      </w:pPr>
-      <w:bookmarkStart w:id="43" w:name="_Toc229487159"/>
-      <w:bookmarkStart w:id="44" w:name="_Toc229487225"/>
-      <w:r>
-        <w:t>2</w:t>
-      </w:r>
-      <w:r>
-        <w:t>.</w:t>
-      </w:r>
-      <w:r>
-        <w:t>4</w:t>
-      </w:r>
-      <w:r>
-        <w:t xml:space="preserve"> Actuator</w:t>
-      </w:r>
-      <w:bookmarkEnd w:id="43"/>
-      <w:bookmarkEnd w:id="44"/>
-    </w:p>
-    <w:p>
-      <w:pPr>
-        <w:pStyle w:val="0NoiDung"/>
-      </w:pPr>
-      <w:r>
-        <w:t xml:space="preserve">Spring Boot Actuator </w:t>
-      </w:r>
-      <w:proofErr w:type="spellStart"/>
-      <w:r>
-        <w:t>hỗ</w:t>
-      </w:r>
-      <w:proofErr w:type="spellEnd"/>
-      <w:r>
-        <w:t xml:space="preserve"> </w:t>
-      </w:r>
-      <w:proofErr w:type="spellStart"/>
-      <w:r>
-        <w:t>trợ</w:t>
-      </w:r>
-      <w:proofErr w:type="spellEnd"/>
-      <w:r>
-        <w:t>:</w:t>
-      </w:r>
-    </w:p>
-    <w:p>
-      <w:pPr>
-        <w:pStyle w:val="0NoiDung"/>
-      </w:pPr>
-      <w:r>
-        <w:t xml:space="preserve">Monitoring </w:t>
-      </w:r>
-    </w:p>
-    <w:p>
-      <w:pPr>
-        <w:pStyle w:val="0NoiDung"/>
-      </w:pPr>
-      <w:r>
-        <w:t xml:space="preserve">Metrics </w:t>
-      </w:r>
-    </w:p>
-    <w:p>
-      <w:pPr>
-        <w:pStyle w:val="0NoiDung"/>
-      </w:pPr>
-      <w:r>
-        <w:t xml:space="preserve">Health check </w:t>
-      </w:r>
-    </w:p>
-    <w:p>
-      <w:pPr>
-        <w:pStyle w:val="0NoiDung"/>
-      </w:pPr>
-      <w:r>
-        <w:t>Application info</w:t>
-      </w:r>
-    </w:p>
-    <w:p>
-      <w:pPr>
-        <w:pStyle w:val="11TieuDe11"/>
-      </w:pPr>
-      <w:bookmarkStart w:id="45" w:name="_Toc229487160"/>
-      <w:bookmarkStart w:id="46" w:name="_Toc229487226"/>
-      <w:r>
-        <w:t>2</w:t>
-      </w:r>
-      <w:r>
-        <w:t>.</w:t>
-      </w:r>
-      <w:r>
-        <w:t>5</w:t>
-      </w:r>
-      <w:r>
-        <w:t xml:space="preserve"> Embedded Server</w:t>
-      </w:r>
-      <w:bookmarkEnd w:id="45"/>
+        <w:t>6</w:t>
+      </w:r>
+      <w:r>
+        <w:t xml:space="preserve"> Spring Initializ</w:t>
+      </w:r>
+      <w:r>
+        <w:t>e</w:t>
+      </w:r>
+      <w:r>
+        <w:t>r</w:t>
+      </w:r>
       <w:bookmarkEnd w:id="46"/>
-    </w:p>
-    <w:p>
-      <w:pPr>
-        <w:pStyle w:val="0NoiDung"/>
-      </w:pPr>
-      <w:r>
-        <w:t xml:space="preserve">Server </w:t>
-      </w:r>
-      <w:proofErr w:type="spellStart"/>
-      <w:r>
-        <w:t>nhúng</w:t>
-      </w:r>
-      <w:proofErr w:type="spellEnd"/>
-      <w:r>
-        <w:t>:</w:t>
-      </w:r>
-    </w:p>
-    <w:p>
-      <w:pPr>
-        <w:pStyle w:val="0NoiDung"/>
-      </w:pPr>
-      <w:r>
-        <w:t xml:space="preserve">Tomcat </w:t>
-      </w:r>
-    </w:p>
-    <w:p>
-      <w:pPr>
-        <w:pStyle w:val="0NoiDung"/>
-      </w:pPr>
-      <w:r>
-        <w:t xml:space="preserve">Jetty </w:t>
-      </w:r>
-    </w:p>
-    <w:p>
-      <w:pPr>
-        <w:pStyle w:val="0NoiDung"/>
-      </w:pPr>
-      <w:r>
-        <w:t>Undertow</w:t>
-      </w:r>
-    </w:p>
-    <w:p>
-      <w:pPr>
-        <w:pStyle w:val="11TieuDe11"/>
-      </w:pPr>
-      <w:bookmarkStart w:id="47" w:name="_Toc229487161"/>
-      <w:bookmarkStart w:id="48" w:name="_Toc229487227"/>
-      <w:r>
-        <w:t>2</w:t>
-      </w:r>
-      <w:r>
-        <w:t>.</w:t>
-      </w:r>
-      <w:r>
-        <w:t>6</w:t>
-      </w:r>
-      <w:r>
-        <w:t xml:space="preserve"> Spring Initializ</w:t>
-      </w:r>
-      <w:r>
-        <w:t>e</w:t>
-      </w:r>
-      <w:r>
-        <w:t>r</w:t>
-      </w:r>
       <w:bookmarkEnd w:id="47"/>
-      <w:bookmarkEnd w:id="48"/>
-    </w:p>
-    <w:p>
-      <w:pPr>
-        <w:pStyle w:val="0NoiDung"/>
-      </w:pPr>
-      <w:hyperlink r:id="rId9" w:tgtFrame="_new" w:history="1">
-        <w:r>
-          <w:rPr>
-            <w:color w:val="0000FF"/>
-            <w:u w:val="single"/>
-          </w:rPr>
-          <w:t xml:space="preserve">Spring </w:t>
-        </w:r>
-        <w:proofErr w:type="spellStart"/>
-        <w:r>
-          <w:rPr>
-            <w:color w:val="0000FF"/>
-            <w:u w:val="single"/>
-          </w:rPr>
-          <w:t>Initializr</w:t>
-        </w:r>
-        <w:proofErr w:type="spellEnd"/>
-      </w:hyperlink>
     </w:p>
     <w:p>
       <w:pPr>
@@ -6823,8 +6763,8 @@
       <w:pPr>
         <w:pStyle w:val="11TieuDe11"/>
       </w:pPr>
-      <w:bookmarkStart w:id="49" w:name="_Toc229487162"/>
-      <w:bookmarkStart w:id="50" w:name="_Toc229487228"/>
+      <w:bookmarkStart w:id="48" w:name="_Toc229487162"/>
+      <w:bookmarkStart w:id="49" w:name="_Toc229510453"/>
       <w:r>
         <w:t>2.7</w:t>
       </w:r>
@@ -6839,8 +6779,8 @@
       <w:r>
         <w:t xml:space="preserve"> Spring Boot</w:t>
       </w:r>
+      <w:bookmarkEnd w:id="48"/>
       <w:bookmarkEnd w:id="49"/>
-      <w:bookmarkEnd w:id="50"/>
     </w:p>
     <w:p>
       <w:pPr>
@@ -7035,7 +6975,6 @@
                 <w:sz w:val="20"/>
                 <w:szCs w:val="20"/>
               </w:rPr>
-              <w:lastRenderedPageBreak/>
               <w:t>@Controller</w:t>
             </w:r>
           </w:p>
@@ -7089,6 +7028,7 @@
                 <w:sz w:val="20"/>
                 <w:szCs w:val="20"/>
               </w:rPr>
+              <w:lastRenderedPageBreak/>
               <w:t>@RestController</w:t>
             </w:r>
           </w:p>
@@ -7317,8 +7257,8 @@
       <w:pPr>
         <w:pStyle w:val="1TieuDe1"/>
       </w:pPr>
-      <w:bookmarkStart w:id="51" w:name="_Toc229487163"/>
-      <w:bookmarkStart w:id="52" w:name="_Toc229487229"/>
+      <w:bookmarkStart w:id="50" w:name="_Toc229487163"/>
+      <w:bookmarkStart w:id="51" w:name="_Toc229510454"/>
       <w:r>
         <w:t xml:space="preserve">3. </w:t>
       </w:r>
@@ -7374,119 +7314,341 @@
       <w:r>
         <w:t>bản</w:t>
       </w:r>
+      <w:bookmarkEnd w:id="50"/>
       <w:bookmarkEnd w:id="51"/>
+      <w:proofErr w:type="spellEnd"/>
+    </w:p>
+    <w:p>
+      <w:pPr>
+        <w:pStyle w:val="11TieuDe11"/>
+      </w:pPr>
+      <w:bookmarkStart w:id="52" w:name="_Toc229487164"/>
+      <w:bookmarkStart w:id="53" w:name="_Toc229510455"/>
+      <w:r>
+        <w:t xml:space="preserve">3.1 </w:t>
+      </w:r>
+      <w:r>
+        <w:t xml:space="preserve">Git </w:t>
+      </w:r>
+      <w:proofErr w:type="spellStart"/>
+      <w:r>
+        <w:t>là</w:t>
+      </w:r>
+      <w:proofErr w:type="spellEnd"/>
+      <w:r>
+        <w:t xml:space="preserve"> </w:t>
+      </w:r>
+      <w:proofErr w:type="spellStart"/>
+      <w:r>
+        <w:t>gì</w:t>
+      </w:r>
+      <w:proofErr w:type="spellEnd"/>
+      <w:r>
+        <w:t>?</w:t>
+      </w:r>
       <w:bookmarkEnd w:id="52"/>
-      <w:proofErr w:type="spellEnd"/>
+      <w:bookmarkEnd w:id="53"/>
+    </w:p>
+    <w:p>
+      <w:pPr>
+        <w:pStyle w:val="0NoiDung"/>
+      </w:pPr>
+      <w:r>
+        <w:t xml:space="preserve">Git </w:t>
+      </w:r>
+      <w:proofErr w:type="spellStart"/>
+      <w:r>
+        <w:t>là</w:t>
+      </w:r>
+      <w:proofErr w:type="spellEnd"/>
+      <w:r>
+        <w:t xml:space="preserve"> </w:t>
+      </w:r>
+      <w:proofErr w:type="spellStart"/>
+      <w:r>
+        <w:t>hệ</w:t>
+      </w:r>
+      <w:proofErr w:type="spellEnd"/>
+      <w:r>
+        <w:t xml:space="preserve"> </w:t>
+      </w:r>
+      <w:proofErr w:type="spellStart"/>
+      <w:r>
+        <w:t>thống</w:t>
+      </w:r>
+      <w:proofErr w:type="spellEnd"/>
+      <w:r>
+        <w:t xml:space="preserve"> </w:t>
+      </w:r>
+      <w:proofErr w:type="spellStart"/>
+      <w:r>
+        <w:t>quản</w:t>
+      </w:r>
+      <w:proofErr w:type="spellEnd"/>
+      <w:r>
+        <w:t xml:space="preserve"> </w:t>
+      </w:r>
+      <w:proofErr w:type="spellStart"/>
+      <w:r>
+        <w:t>lý</w:t>
+      </w:r>
+      <w:proofErr w:type="spellEnd"/>
+      <w:r>
+        <w:t xml:space="preserve"> </w:t>
+      </w:r>
+      <w:proofErr w:type="spellStart"/>
+      <w:r>
+        <w:t>phiên</w:t>
+      </w:r>
+      <w:proofErr w:type="spellEnd"/>
+      <w:r>
+        <w:t xml:space="preserve"> </w:t>
+      </w:r>
+      <w:proofErr w:type="spellStart"/>
+      <w:r>
+        <w:t>bản</w:t>
+      </w:r>
+      <w:proofErr w:type="spellEnd"/>
+      <w:r>
+        <w:t xml:space="preserve"> </w:t>
+      </w:r>
+      <w:proofErr w:type="spellStart"/>
+      <w:r>
+        <w:t>phân</w:t>
+      </w:r>
+      <w:proofErr w:type="spellEnd"/>
+      <w:r>
+        <w:t xml:space="preserve"> </w:t>
+      </w:r>
+      <w:proofErr w:type="spellStart"/>
+      <w:r>
+        <w:t>tán</w:t>
+      </w:r>
+      <w:proofErr w:type="spellEnd"/>
+      <w:r>
+        <w:t xml:space="preserve"> (Distributed Version Control System).</w:t>
+      </w:r>
+    </w:p>
+    <w:p>
+      <w:pPr>
+        <w:pStyle w:val="0NoiDung"/>
+      </w:pPr>
+      <w:r>
+        <w:t xml:space="preserve">Git </w:t>
+      </w:r>
+      <w:proofErr w:type="spellStart"/>
+      <w:r>
+        <w:t>giúp</w:t>
+      </w:r>
+      <w:proofErr w:type="spellEnd"/>
+      <w:r>
+        <w:t>:</w:t>
+      </w:r>
+    </w:p>
+    <w:p>
+      <w:pPr>
+        <w:pStyle w:val="0NoiDung"/>
+      </w:pPr>
+      <w:r>
+        <w:t xml:space="preserve">Quản </w:t>
+      </w:r>
+      <w:proofErr w:type="spellStart"/>
+      <w:r>
+        <w:t>lý</w:t>
+      </w:r>
+      <w:proofErr w:type="spellEnd"/>
+      <w:r>
+        <w:t xml:space="preserve"> source code </w:t>
+      </w:r>
+    </w:p>
+    <w:p>
+      <w:pPr>
+        <w:pStyle w:val="0NoiDung"/>
+      </w:pPr>
+      <w:r>
+        <w:t xml:space="preserve">Theo </w:t>
+      </w:r>
+      <w:proofErr w:type="spellStart"/>
+      <w:r>
+        <w:t>dõi</w:t>
+      </w:r>
+      <w:proofErr w:type="spellEnd"/>
+      <w:r>
+        <w:t xml:space="preserve"> </w:t>
+      </w:r>
+      <w:proofErr w:type="spellStart"/>
+      <w:r>
+        <w:t>lịch</w:t>
+      </w:r>
+      <w:proofErr w:type="spellEnd"/>
+      <w:r>
+        <w:t xml:space="preserve"> </w:t>
+      </w:r>
+      <w:proofErr w:type="spellStart"/>
+      <w:r>
+        <w:t>sử</w:t>
+      </w:r>
+      <w:proofErr w:type="spellEnd"/>
+      <w:r>
+        <w:t xml:space="preserve"> </w:t>
+      </w:r>
+      <w:proofErr w:type="spellStart"/>
+      <w:r>
+        <w:t>thay</w:t>
+      </w:r>
+      <w:proofErr w:type="spellEnd"/>
+      <w:r>
+        <w:t xml:space="preserve"> </w:t>
+      </w:r>
+      <w:proofErr w:type="spellStart"/>
+      <w:r>
+        <w:t>đổi</w:t>
+      </w:r>
+      <w:proofErr w:type="spellEnd"/>
+      <w:r>
+        <w:t xml:space="preserve"> </w:t>
+      </w:r>
+    </w:p>
+    <w:p>
+      <w:pPr>
+        <w:pStyle w:val="0NoiDung"/>
+      </w:pPr>
+      <w:proofErr w:type="spellStart"/>
+      <w:r>
+        <w:t>Làm</w:t>
+      </w:r>
+      <w:proofErr w:type="spellEnd"/>
+      <w:r>
+        <w:t xml:space="preserve"> </w:t>
+      </w:r>
+      <w:proofErr w:type="spellStart"/>
+      <w:r>
+        <w:t>việc</w:t>
+      </w:r>
+      <w:proofErr w:type="spellEnd"/>
+      <w:r>
+        <w:t xml:space="preserve"> </w:t>
+      </w:r>
+      <w:proofErr w:type="spellStart"/>
+      <w:r>
+        <w:t>nhóm</w:t>
+      </w:r>
+      <w:proofErr w:type="spellEnd"/>
+      <w:r>
+        <w:t xml:space="preserve"> </w:t>
+      </w:r>
+    </w:p>
+    <w:p>
+      <w:pPr>
+        <w:pStyle w:val="0NoiDung"/>
+      </w:pPr>
+      <w:proofErr w:type="spellStart"/>
+      <w:r>
+        <w:t>Khôi</w:t>
+      </w:r>
+      <w:proofErr w:type="spellEnd"/>
+      <w:r>
+        <w:t xml:space="preserve"> </w:t>
+      </w:r>
+      <w:proofErr w:type="spellStart"/>
+      <w:r>
+        <w:t>phục</w:t>
+      </w:r>
+      <w:proofErr w:type="spellEnd"/>
+      <w:r>
+        <w:t xml:space="preserve"> code </w:t>
+      </w:r>
+      <w:proofErr w:type="spellStart"/>
+      <w:r>
+        <w:t>cũ</w:t>
+      </w:r>
+      <w:proofErr w:type="spellEnd"/>
+      <w:r>
+        <w:t xml:space="preserve"> </w:t>
+      </w:r>
     </w:p>
     <w:p>
       <w:pPr>
         <w:pStyle w:val="11TieuDe11"/>
       </w:pPr>
-      <w:bookmarkStart w:id="53" w:name="_Toc229487164"/>
-      <w:bookmarkStart w:id="54" w:name="_Toc229487230"/>
-      <w:r>
-        <w:t xml:space="preserve">3.1 </w:t>
-      </w:r>
+      <w:bookmarkStart w:id="54" w:name="_Toc229487165"/>
+      <w:bookmarkStart w:id="55" w:name="_Toc229510456"/>
+      <w:r>
+        <w:t xml:space="preserve">3.2 </w:t>
+      </w:r>
+      <w:proofErr w:type="spellStart"/>
+      <w:r>
+        <w:t>Mô</w:t>
+      </w:r>
+      <w:proofErr w:type="spellEnd"/>
+      <w:r>
+        <w:t xml:space="preserve"> </w:t>
+      </w:r>
+      <w:proofErr w:type="spellStart"/>
+      <w:r>
+        <w:t>hình</w:t>
+      </w:r>
+      <w:proofErr w:type="spellEnd"/>
+      <w:r>
+        <w:t xml:space="preserve"> </w:t>
+      </w:r>
+      <w:proofErr w:type="spellStart"/>
+      <w:r>
+        <w:t>hoạt</w:t>
+      </w:r>
+      <w:proofErr w:type="spellEnd"/>
+      <w:r>
+        <w:t xml:space="preserve"> </w:t>
+      </w:r>
+      <w:proofErr w:type="spellStart"/>
+      <w:r>
+        <w:t>động</w:t>
+      </w:r>
+      <w:proofErr w:type="spellEnd"/>
+      <w:r>
+        <w:t xml:space="preserve"> Git</w:t>
+      </w:r>
+      <w:bookmarkEnd w:id="54"/>
+      <w:bookmarkEnd w:id="55"/>
+    </w:p>
+    <w:p>
+      <w:pPr>
+        <w:pStyle w:val="0NoiDung"/>
+      </w:pPr>
       <w:r>
         <w:t xml:space="preserve">Git </w:t>
       </w:r>
       <w:proofErr w:type="spellStart"/>
       <w:r>
-        <w:t>là</w:t>
-      </w:r>
-      <w:proofErr w:type="spellEnd"/>
-      <w:r>
-        <w:t xml:space="preserve"> </w:t>
-      </w:r>
-      <w:proofErr w:type="spellStart"/>
-      <w:r>
-        <w:t>gì</w:t>
-      </w:r>
-      <w:proofErr w:type="spellEnd"/>
-      <w:r>
-        <w:t>?</w:t>
-      </w:r>
-      <w:bookmarkEnd w:id="53"/>
-      <w:bookmarkEnd w:id="54"/>
+        <w:t>có</w:t>
+      </w:r>
+      <w:proofErr w:type="spellEnd"/>
+      <w:r>
+        <w:t xml:space="preserve"> 3 </w:t>
+      </w:r>
+      <w:proofErr w:type="spellStart"/>
+      <w:r>
+        <w:t>vùng</w:t>
+      </w:r>
+      <w:proofErr w:type="spellEnd"/>
+      <w:r>
+        <w:t xml:space="preserve"> </w:t>
+      </w:r>
+      <w:proofErr w:type="spellStart"/>
+      <w:r>
+        <w:t>chính</w:t>
+      </w:r>
+      <w:proofErr w:type="spellEnd"/>
+      <w:r>
+        <w:t>:</w:t>
+      </w:r>
     </w:p>
     <w:p>
       <w:pPr>
         <w:pStyle w:val="0NoiDung"/>
       </w:pPr>
       <w:r>
-        <w:t xml:space="preserve">Git </w:t>
-      </w:r>
-      <w:proofErr w:type="spellStart"/>
-      <w:r>
-        <w:t>là</w:t>
-      </w:r>
-      <w:proofErr w:type="spellEnd"/>
-      <w:r>
-        <w:t xml:space="preserve"> </w:t>
-      </w:r>
-      <w:proofErr w:type="spellStart"/>
-      <w:r>
-        <w:t>hệ</w:t>
-      </w:r>
-      <w:proofErr w:type="spellEnd"/>
-      <w:r>
-        <w:t xml:space="preserve"> </w:t>
-      </w:r>
-      <w:proofErr w:type="spellStart"/>
-      <w:r>
-        <w:t>thống</w:t>
-      </w:r>
-      <w:proofErr w:type="spellEnd"/>
-      <w:r>
-        <w:t xml:space="preserve"> </w:t>
-      </w:r>
-      <w:proofErr w:type="spellStart"/>
-      <w:r>
-        <w:t>quản</w:t>
-      </w:r>
-      <w:proofErr w:type="spellEnd"/>
-      <w:r>
-        <w:t xml:space="preserve"> </w:t>
-      </w:r>
-      <w:proofErr w:type="spellStart"/>
-      <w:r>
-        <w:t>lý</w:t>
-      </w:r>
-      <w:proofErr w:type="spellEnd"/>
-      <w:r>
-        <w:t xml:space="preserve"> </w:t>
-      </w:r>
-      <w:proofErr w:type="spellStart"/>
-      <w:r>
-        <w:t>phiên</w:t>
-      </w:r>
-      <w:proofErr w:type="spellEnd"/>
-      <w:r>
-        <w:t xml:space="preserve"> </w:t>
-      </w:r>
-      <w:proofErr w:type="spellStart"/>
-      <w:r>
-        <w:t>bản</w:t>
-      </w:r>
-      <w:proofErr w:type="spellEnd"/>
-      <w:r>
-        <w:t xml:space="preserve"> </w:t>
-      </w:r>
-      <w:proofErr w:type="spellStart"/>
-      <w:r>
-        <w:t>phân</w:t>
-      </w:r>
-      <w:proofErr w:type="spellEnd"/>
-      <w:r>
-        <w:t xml:space="preserve"> </w:t>
-      </w:r>
-      <w:proofErr w:type="spellStart"/>
-      <w:r>
-        <w:t>tán</w:t>
-      </w:r>
-      <w:proofErr w:type="spellEnd"/>
-      <w:r>
-        <w:t xml:space="preserve"> (Distributed Version Control System).</w:t>
+        <w:t xml:space="preserve">Working Directory </w:t>
       </w:r>
     </w:p>
     <w:p>
@@ -7494,15 +7656,7 @@
         <w:pStyle w:val="0NoiDung"/>
       </w:pPr>
       <w:r>
-        <w:t xml:space="preserve">Git </w:t>
-      </w:r>
-      <w:proofErr w:type="spellStart"/>
-      <w:r>
-        <w:t>giúp</w:t>
-      </w:r>
-      <w:proofErr w:type="spellEnd"/>
-      <w:r>
-        <w:t>:</w:t>
+        <w:t xml:space="preserve">Staging Area </w:t>
       </w:r>
     </w:p>
     <w:p>
@@ -7510,233 +7664,23 @@
         <w:pStyle w:val="0NoiDung"/>
       </w:pPr>
       <w:r>
-        <w:t xml:space="preserve">Quản </w:t>
-      </w:r>
-      <w:proofErr w:type="spellStart"/>
-      <w:r>
-        <w:t>lý</w:t>
-      </w:r>
-      <w:proofErr w:type="spellEnd"/>
-      <w:r>
-        <w:t xml:space="preserve"> source code </w:t>
+        <w:t>Repository</w:t>
       </w:r>
     </w:p>
     <w:p>
       <w:pPr>
         <w:pStyle w:val="0NoiDung"/>
       </w:pPr>
-      <w:r>
-        <w:t xml:space="preserve">Theo </w:t>
-      </w:r>
-      <w:proofErr w:type="spellStart"/>
-      <w:r>
-        <w:t>dõi</w:t>
-      </w:r>
-      <w:proofErr w:type="spellEnd"/>
-      <w:r>
-        <w:t xml:space="preserve"> </w:t>
-      </w:r>
-      <w:proofErr w:type="spellStart"/>
-      <w:r>
-        <w:t>lịch</w:t>
-      </w:r>
-      <w:proofErr w:type="spellEnd"/>
-      <w:r>
-        <w:t xml:space="preserve"> </w:t>
-      </w:r>
-      <w:proofErr w:type="spellStart"/>
-      <w:r>
-        <w:t>sử</w:t>
-      </w:r>
-      <w:proofErr w:type="spellEnd"/>
-      <w:r>
-        <w:t xml:space="preserve"> </w:t>
-      </w:r>
-      <w:proofErr w:type="spellStart"/>
-      <w:r>
-        <w:t>thay</w:t>
-      </w:r>
-      <w:proofErr w:type="spellEnd"/>
-      <w:r>
-        <w:t xml:space="preserve"> </w:t>
-      </w:r>
-      <w:proofErr w:type="spellStart"/>
-      <w:r>
-        <w:t>đổi</w:t>
-      </w:r>
-      <w:proofErr w:type="spellEnd"/>
-      <w:r>
-        <w:t xml:space="preserve"> </w:t>
-      </w:r>
-    </w:p>
-    <w:p>
-      <w:pPr>
-        <w:pStyle w:val="0NoiDung"/>
-      </w:pPr>
-      <w:proofErr w:type="spellStart"/>
-      <w:r>
-        <w:t>Làm</w:t>
-      </w:r>
-      <w:proofErr w:type="spellEnd"/>
-      <w:r>
-        <w:t xml:space="preserve"> </w:t>
-      </w:r>
-      <w:proofErr w:type="spellStart"/>
-      <w:r>
-        <w:t>việc</w:t>
-      </w:r>
-      <w:proofErr w:type="spellEnd"/>
-      <w:r>
-        <w:t xml:space="preserve"> </w:t>
-      </w:r>
-      <w:proofErr w:type="spellStart"/>
-      <w:r>
-        <w:t>nhóm</w:t>
-      </w:r>
-      <w:proofErr w:type="spellEnd"/>
-      <w:r>
-        <w:t xml:space="preserve"> </w:t>
-      </w:r>
-    </w:p>
-    <w:p>
-      <w:pPr>
-        <w:pStyle w:val="0NoiDung"/>
-      </w:pPr>
-      <w:proofErr w:type="spellStart"/>
-      <w:r>
-        <w:t>Khôi</w:t>
-      </w:r>
-      <w:proofErr w:type="spellEnd"/>
-      <w:r>
-        <w:t xml:space="preserve"> </w:t>
-      </w:r>
-      <w:proofErr w:type="spellStart"/>
-      <w:r>
-        <w:t>phục</w:t>
-      </w:r>
-      <w:proofErr w:type="spellEnd"/>
-      <w:r>
-        <w:t xml:space="preserve"> code </w:t>
-      </w:r>
-      <w:proofErr w:type="spellStart"/>
-      <w:r>
-        <w:t>cũ</w:t>
-      </w:r>
-      <w:proofErr w:type="spellEnd"/>
-      <w:r>
-        <w:t xml:space="preserve"> </w:t>
-      </w:r>
-    </w:p>
-    <w:p>
-      <w:pPr>
-        <w:pStyle w:val="11TieuDe11"/>
-      </w:pPr>
-      <w:bookmarkStart w:id="55" w:name="_Toc229487165"/>
-      <w:bookmarkStart w:id="56" w:name="_Toc229487231"/>
-      <w:r>
-        <w:t xml:space="preserve">3.2 </w:t>
-      </w:r>
-      <w:proofErr w:type="spellStart"/>
-      <w:r>
-        <w:t>Mô</w:t>
-      </w:r>
-      <w:proofErr w:type="spellEnd"/>
-      <w:r>
-        <w:t xml:space="preserve"> </w:t>
-      </w:r>
-      <w:proofErr w:type="spellStart"/>
-      <w:r>
-        <w:t>hình</w:t>
-      </w:r>
-      <w:proofErr w:type="spellEnd"/>
-      <w:r>
-        <w:t xml:space="preserve"> </w:t>
-      </w:r>
-      <w:proofErr w:type="spellStart"/>
-      <w:r>
-        <w:t>hoạt</w:t>
-      </w:r>
-      <w:proofErr w:type="spellEnd"/>
-      <w:r>
-        <w:t xml:space="preserve"> </w:t>
-      </w:r>
-      <w:proofErr w:type="spellStart"/>
-      <w:r>
-        <w:t>động</w:t>
-      </w:r>
-      <w:proofErr w:type="spellEnd"/>
-      <w:r>
-        <w:t xml:space="preserve"> Git</w:t>
-      </w:r>
-      <w:bookmarkEnd w:id="55"/>
-      <w:bookmarkEnd w:id="56"/>
-    </w:p>
-    <w:p>
-      <w:pPr>
-        <w:pStyle w:val="0NoiDung"/>
-      </w:pPr>
-      <w:r>
-        <w:t xml:space="preserve">Git </w:t>
-      </w:r>
-      <w:proofErr w:type="spellStart"/>
-      <w:r>
-        <w:t>có</w:t>
-      </w:r>
-      <w:proofErr w:type="spellEnd"/>
-      <w:r>
-        <w:t xml:space="preserve"> 3 </w:t>
-      </w:r>
-      <w:proofErr w:type="spellStart"/>
-      <w:r>
-        <w:t>vùng</w:t>
-      </w:r>
-      <w:proofErr w:type="spellEnd"/>
-      <w:r>
-        <w:t xml:space="preserve"> </w:t>
-      </w:r>
-      <w:proofErr w:type="spellStart"/>
-      <w:r>
-        <w:t>chính</w:t>
-      </w:r>
-      <w:proofErr w:type="spellEnd"/>
-      <w:r>
-        <w:t>:</w:t>
-      </w:r>
-    </w:p>
-    <w:p>
-      <w:pPr>
-        <w:pStyle w:val="0NoiDung"/>
-      </w:pPr>
-      <w:r>
-        <w:t xml:space="preserve">Working Directory </w:t>
-      </w:r>
-    </w:p>
-    <w:p>
-      <w:pPr>
-        <w:pStyle w:val="0NoiDung"/>
-      </w:pPr>
-      <w:r>
-        <w:t xml:space="preserve">Staging Area </w:t>
-      </w:r>
-    </w:p>
-    <w:p>
-      <w:pPr>
-        <w:pStyle w:val="0NoiDung"/>
-      </w:pPr>
-      <w:r>
-        <w:t>Repository</w:t>
-      </w:r>
-    </w:p>
-    <w:p>
-      <w:pPr>
-        <w:pStyle w:val="0NoiDung"/>
-      </w:pPr>
     </w:p>
     <w:p>
       <w:pPr>
         <w:pStyle w:val="TieuDeHinh"/>
-      </w:pPr>
-      <w:r>
+        <w:keepNext/>
+      </w:pPr>
+      <w:r>
+        <w:rPr>
+          <w:noProof/>
+        </w:rPr>
         <w:lastRenderedPageBreak/>
         <w:drawing>
           <wp:inline distT="0" distB="0" distL="0" distR="0" wp14:anchorId="63643435" wp14:editId="6CF78B95">
@@ -7754,7 +7698,7 @@
                     <pic:cNvPicPr/>
                   </pic:nvPicPr>
                   <pic:blipFill>
-                    <a:blip r:embed="rId10"/>
+                    <a:blip r:embed="rId9"/>
                     <a:stretch>
                       <a:fillRect/>
                     </a:stretch>
@@ -7779,8 +7723,8 @@
       <w:pPr>
         <w:pStyle w:val="TieuDeHinh"/>
       </w:pPr>
-      <w:bookmarkStart w:id="57" w:name="_Toc229487719"/>
-      <w:bookmarkStart w:id="58" w:name="_Toc229487773"/>
+      <w:bookmarkStart w:id="56" w:name="_Toc229487719"/>
+      <w:bookmarkStart w:id="57" w:name="_Toc229487773"/>
       <w:proofErr w:type="spellStart"/>
       <w:r>
         <w:t>Hình</w:t>
@@ -7801,63 +7745,113 @@
       <w:r>
         <w:t>quả</w:t>
       </w:r>
+      <w:bookmarkEnd w:id="56"/>
       <w:bookmarkEnd w:id="57"/>
+      <w:proofErr w:type="spellEnd"/>
+    </w:p>
+    <w:p>
+      <w:pPr>
+        <w:pStyle w:val="11TieuDe11"/>
+      </w:pPr>
+      <w:bookmarkStart w:id="58" w:name="_Toc229487166"/>
+      <w:bookmarkStart w:id="59" w:name="_Toc229510457"/>
+      <w:r>
+        <w:t xml:space="preserve">3.3 </w:t>
+      </w:r>
+      <w:r>
+        <w:t xml:space="preserve">Các </w:t>
+      </w:r>
+      <w:proofErr w:type="spellStart"/>
+      <w:r>
+        <w:t>lệnh</w:t>
+      </w:r>
+      <w:proofErr w:type="spellEnd"/>
+      <w:r>
+        <w:t xml:space="preserve"> </w:t>
+      </w:r>
+      <w:proofErr w:type="spellStart"/>
+      <w:r>
+        <w:t>cơ</w:t>
+      </w:r>
+      <w:proofErr w:type="spellEnd"/>
+      <w:r>
+        <w:t xml:space="preserve"> </w:t>
+      </w:r>
+      <w:proofErr w:type="spellStart"/>
+      <w:r>
+        <w:t>bản</w:t>
+      </w:r>
+      <w:proofErr w:type="spellEnd"/>
+      <w:r>
+        <w:t xml:space="preserve"> </w:t>
+      </w:r>
+      <w:proofErr w:type="spellStart"/>
+      <w:r>
+        <w:t>trong</w:t>
+      </w:r>
+      <w:proofErr w:type="spellEnd"/>
+      <w:r>
+        <w:t xml:space="preserve"> Git</w:t>
+      </w:r>
       <w:bookmarkEnd w:id="58"/>
-      <w:proofErr w:type="spellEnd"/>
-    </w:p>
-    <w:p>
-      <w:pPr>
-        <w:pStyle w:val="11TieuDe11"/>
-      </w:pPr>
-      <w:bookmarkStart w:id="59" w:name="_Toc229487166"/>
-      <w:bookmarkStart w:id="60" w:name="_Toc229487232"/>
-      <w:r>
-        <w:t xml:space="preserve">3.3 </w:t>
-      </w:r>
-      <w:r>
-        <w:t xml:space="preserve">Các </w:t>
-      </w:r>
-      <w:proofErr w:type="spellStart"/>
-      <w:r>
-        <w:t>lệnh</w:t>
-      </w:r>
-      <w:proofErr w:type="spellEnd"/>
-      <w:r>
-        <w:t xml:space="preserve"> </w:t>
-      </w:r>
-      <w:proofErr w:type="spellStart"/>
-      <w:r>
-        <w:t>cơ</w:t>
-      </w:r>
-      <w:proofErr w:type="spellEnd"/>
-      <w:r>
-        <w:t xml:space="preserve"> </w:t>
-      </w:r>
-      <w:proofErr w:type="spellStart"/>
-      <w:r>
-        <w:t>bản</w:t>
-      </w:r>
-      <w:proofErr w:type="spellEnd"/>
-      <w:r>
-        <w:t xml:space="preserve"> </w:t>
-      </w:r>
-      <w:proofErr w:type="spellStart"/>
-      <w:r>
-        <w:t>trong</w:t>
-      </w:r>
-      <w:proofErr w:type="spellEnd"/>
-      <w:r>
-        <w:t xml:space="preserve"> Git</w:t>
-      </w:r>
       <w:bookmarkEnd w:id="59"/>
+    </w:p>
+    <w:p>
+      <w:pPr>
+        <w:pStyle w:val="111TieuDe111"/>
+      </w:pPr>
+      <w:bookmarkStart w:id="60" w:name="_Toc229487167"/>
+      <w:bookmarkStart w:id="61" w:name="_Toc229510458"/>
+      <w:r>
+        <w:t>3</w:t>
+      </w:r>
+      <w:r>
+        <w:t>.</w:t>
+      </w:r>
+      <w:r>
+        <w:t>3.1</w:t>
+      </w:r>
+      <w:r>
+        <w:t xml:space="preserve"> </w:t>
+      </w:r>
+      <w:proofErr w:type="spellStart"/>
+      <w:r>
+        <w:t>Khởi</w:t>
+      </w:r>
+      <w:proofErr w:type="spellEnd"/>
+      <w:r>
+        <w:t xml:space="preserve"> </w:t>
+      </w:r>
+      <w:proofErr w:type="spellStart"/>
+      <w:r>
+        <w:t>tạo</w:t>
+      </w:r>
+      <w:proofErr w:type="spellEnd"/>
+      <w:r>
+        <w:t xml:space="preserve"> repository</w:t>
+      </w:r>
       <w:bookmarkEnd w:id="60"/>
+      <w:bookmarkEnd w:id="61"/>
+    </w:p>
+    <w:p>
+      <w:pPr>
+        <w:pStyle w:val="0NoiDung"/>
+      </w:pPr>
+      <w:r>
+        <w:t xml:space="preserve">git </w:t>
+      </w:r>
+      <w:proofErr w:type="spellStart"/>
+      <w:r>
+        <w:t>init</w:t>
+      </w:r>
+      <w:proofErr w:type="spellEnd"/>
     </w:p>
     <w:p>
       <w:pPr>
         <w:pStyle w:val="111TieuDe111"/>
       </w:pPr>
-      <w:bookmarkStart w:id="61" w:name="_Toc229487167"/>
-      <w:bookmarkStart w:id="62" w:name="_Toc229487233"/>
+      <w:bookmarkStart w:id="62" w:name="_Toc229487168"/>
+      <w:bookmarkStart w:id="63" w:name="_Toc229510459"/>
       <w:r>
         <w:t>3</w:t>
       </w:r>
@@ -7865,335 +7859,285 @@
         <w:t>.</w:t>
       </w:r>
       <w:r>
-        <w:t>3.1</w:t>
-      </w:r>
-      <w:r>
-        <w:t xml:space="preserve"> </w:t>
-      </w:r>
-      <w:proofErr w:type="spellStart"/>
-      <w:r>
-        <w:t>Khởi</w:t>
-      </w:r>
-      <w:proofErr w:type="spellEnd"/>
-      <w:r>
-        <w:t xml:space="preserve"> </w:t>
-      </w:r>
-      <w:proofErr w:type="spellStart"/>
-      <w:r>
-        <w:t>tạo</w:t>
-      </w:r>
-      <w:proofErr w:type="spellEnd"/>
-      <w:r>
-        <w:t xml:space="preserve"> repository</w:t>
-      </w:r>
-      <w:bookmarkEnd w:id="61"/>
+        <w:t>3.2</w:t>
+      </w:r>
+      <w:r>
+        <w:t xml:space="preserve"> </w:t>
+      </w:r>
+      <w:proofErr w:type="spellStart"/>
+      <w:r>
+        <w:t>Kiểm</w:t>
+      </w:r>
+      <w:proofErr w:type="spellEnd"/>
+      <w:r>
+        <w:t xml:space="preserve"> </w:t>
+      </w:r>
+      <w:proofErr w:type="spellStart"/>
+      <w:r>
+        <w:t>tra</w:t>
+      </w:r>
+      <w:proofErr w:type="spellEnd"/>
+      <w:r>
+        <w:t xml:space="preserve"> </w:t>
+      </w:r>
+      <w:proofErr w:type="spellStart"/>
+      <w:r>
+        <w:t>trạng</w:t>
+      </w:r>
+      <w:proofErr w:type="spellEnd"/>
+      <w:r>
+        <w:t xml:space="preserve"> </w:t>
+      </w:r>
+      <w:proofErr w:type="spellStart"/>
+      <w:r>
+        <w:t>thái</w:t>
+      </w:r>
       <w:bookmarkEnd w:id="62"/>
+      <w:bookmarkEnd w:id="63"/>
+      <w:proofErr w:type="spellEnd"/>
     </w:p>
     <w:p>
       <w:pPr>
         <w:pStyle w:val="0NoiDung"/>
       </w:pPr>
       <w:r>
+        <w:t>git status</w:t>
+      </w:r>
+    </w:p>
+    <w:p>
+      <w:pPr>
+        <w:pStyle w:val="111TieuDe111"/>
+      </w:pPr>
+      <w:bookmarkStart w:id="64" w:name="_Toc229487169"/>
+      <w:bookmarkStart w:id="65" w:name="_Toc229510460"/>
+      <w:r>
+        <w:t>3.</w:t>
+      </w:r>
+      <w:r>
+        <w:t>3.3</w:t>
+      </w:r>
+      <w:r>
+        <w:t xml:space="preserve"> </w:t>
+      </w:r>
+      <w:proofErr w:type="spellStart"/>
+      <w:r>
+        <w:t>Thêm</w:t>
+      </w:r>
+      <w:proofErr w:type="spellEnd"/>
+      <w:r>
+        <w:t xml:space="preserve"> file </w:t>
+      </w:r>
+      <w:proofErr w:type="spellStart"/>
+      <w:r>
+        <w:t>vào</w:t>
+      </w:r>
+      <w:proofErr w:type="spellEnd"/>
+      <w:r>
+        <w:t xml:space="preserve"> staging</w:t>
+      </w:r>
+      <w:bookmarkEnd w:id="64"/>
+      <w:bookmarkEnd w:id="65"/>
+    </w:p>
+    <w:p>
+      <w:pPr>
+        <w:pStyle w:val="0NoiDung"/>
+      </w:pPr>
+      <w:r>
+        <w:t xml:space="preserve">git add </w:t>
+      </w:r>
+      <w:proofErr w:type="spellStart"/>
+      <w:r>
+        <w:t>tenfile</w:t>
+      </w:r>
+      <w:proofErr w:type="spellEnd"/>
+    </w:p>
+    <w:p>
+      <w:pPr>
+        <w:pStyle w:val="0NoiDung"/>
+      </w:pPr>
+      <w:proofErr w:type="spellStart"/>
+      <w:r>
+        <w:t>Thêm</w:t>
+      </w:r>
+      <w:proofErr w:type="spellEnd"/>
+      <w:r>
+        <w:t xml:space="preserve"> </w:t>
+      </w:r>
+      <w:proofErr w:type="spellStart"/>
+      <w:r>
+        <w:t>tất</w:t>
+      </w:r>
+      <w:proofErr w:type="spellEnd"/>
+      <w:r>
+        <w:t xml:space="preserve"> </w:t>
+      </w:r>
+      <w:proofErr w:type="spellStart"/>
+      <w:r>
+        <w:t>cả</w:t>
+      </w:r>
+      <w:proofErr w:type="spellEnd"/>
+      <w:r>
+        <w:t>:</w:t>
+      </w:r>
+    </w:p>
+    <w:p>
+      <w:pPr>
+        <w:pStyle w:val="0NoiDung"/>
+      </w:pPr>
+      <w:r>
         <w:t xml:space="preserve">git </w:t>
       </w:r>
-      <w:proofErr w:type="spellStart"/>
-      <w:r>
-        <w:t>init</w:t>
-      </w:r>
-      <w:proofErr w:type="spellEnd"/>
+      <w:proofErr w:type="gramStart"/>
+      <w:r>
+        <w:t>add .</w:t>
+      </w:r>
+      <w:proofErr w:type="gramEnd"/>
     </w:p>
     <w:p>
       <w:pPr>
         <w:pStyle w:val="111TieuDe111"/>
       </w:pPr>
-      <w:bookmarkStart w:id="63" w:name="_Toc229487168"/>
-      <w:bookmarkStart w:id="64" w:name="_Toc229487234"/>
-      <w:r>
-        <w:t>3</w:t>
-      </w:r>
-      <w:r>
-        <w:t>.</w:t>
-      </w:r>
-      <w:r>
-        <w:t>3.2</w:t>
-      </w:r>
-      <w:r>
-        <w:t xml:space="preserve"> </w:t>
-      </w:r>
-      <w:proofErr w:type="spellStart"/>
-      <w:r>
-        <w:t>Kiểm</w:t>
-      </w:r>
-      <w:proofErr w:type="spellEnd"/>
-      <w:r>
-        <w:t xml:space="preserve"> </w:t>
-      </w:r>
-      <w:proofErr w:type="spellStart"/>
-      <w:r>
-        <w:t>tra</w:t>
-      </w:r>
-      <w:proofErr w:type="spellEnd"/>
-      <w:r>
-        <w:t xml:space="preserve"> </w:t>
-      </w:r>
-      <w:proofErr w:type="spellStart"/>
-      <w:r>
-        <w:t>trạng</w:t>
-      </w:r>
-      <w:proofErr w:type="spellEnd"/>
-      <w:r>
-        <w:t xml:space="preserve"> </w:t>
-      </w:r>
-      <w:proofErr w:type="spellStart"/>
-      <w:r>
-        <w:t>thái</w:t>
-      </w:r>
-      <w:bookmarkEnd w:id="63"/>
-      <w:bookmarkEnd w:id="64"/>
-      <w:proofErr w:type="spellEnd"/>
+      <w:bookmarkStart w:id="66" w:name="_Toc229487170"/>
+      <w:bookmarkStart w:id="67" w:name="_Toc229510461"/>
+      <w:r>
+        <w:t>3.3.4</w:t>
+      </w:r>
+      <w:r>
+        <w:t xml:space="preserve"> Commit code</w:t>
+      </w:r>
+      <w:bookmarkEnd w:id="66"/>
+      <w:bookmarkEnd w:id="67"/>
     </w:p>
     <w:p>
       <w:pPr>
         <w:pStyle w:val="0NoiDung"/>
       </w:pPr>
       <w:r>
-        <w:t>git status</w:t>
+        <w:t>git commit -m "Noi dung commit"</w:t>
       </w:r>
     </w:p>
     <w:p>
       <w:pPr>
         <w:pStyle w:val="111TieuDe111"/>
       </w:pPr>
-      <w:bookmarkStart w:id="65" w:name="_Toc229487169"/>
-      <w:bookmarkStart w:id="66" w:name="_Toc229487235"/>
-      <w:r>
-        <w:t>3.</w:t>
-      </w:r>
-      <w:r>
-        <w:t>3.3</w:t>
-      </w:r>
-      <w:r>
-        <w:t xml:space="preserve"> </w:t>
-      </w:r>
-      <w:proofErr w:type="spellStart"/>
-      <w:r>
-        <w:t>Thêm</w:t>
-      </w:r>
-      <w:proofErr w:type="spellEnd"/>
-      <w:r>
-        <w:t xml:space="preserve"> file </w:t>
-      </w:r>
-      <w:proofErr w:type="spellStart"/>
-      <w:r>
-        <w:t>vào</w:t>
-      </w:r>
-      <w:proofErr w:type="spellEnd"/>
-      <w:r>
-        <w:t xml:space="preserve"> staging</w:t>
-      </w:r>
-      <w:bookmarkEnd w:id="65"/>
-      <w:bookmarkEnd w:id="66"/>
+      <w:bookmarkStart w:id="68" w:name="_Toc229487171"/>
+      <w:bookmarkStart w:id="69" w:name="_Toc229510462"/>
+      <w:r>
+        <w:t>3.3.</w:t>
+      </w:r>
+      <w:r>
+        <w:t>5</w:t>
+      </w:r>
+      <w:r>
+        <w:t xml:space="preserve"> </w:t>
+      </w:r>
+      <w:r>
+        <w:t xml:space="preserve">Xem </w:t>
+      </w:r>
+      <w:proofErr w:type="spellStart"/>
+      <w:r>
+        <w:t>lịch</w:t>
+      </w:r>
+      <w:proofErr w:type="spellEnd"/>
+      <w:r>
+        <w:t xml:space="preserve"> </w:t>
+      </w:r>
+      <w:proofErr w:type="spellStart"/>
+      <w:r>
+        <w:t>sử</w:t>
+      </w:r>
+      <w:proofErr w:type="spellEnd"/>
+      <w:r>
+        <w:t xml:space="preserve"> commit</w:t>
+      </w:r>
+      <w:bookmarkEnd w:id="68"/>
+      <w:bookmarkEnd w:id="69"/>
     </w:p>
     <w:p>
       <w:pPr>
         <w:pStyle w:val="0NoiDung"/>
       </w:pPr>
       <w:r>
-        <w:t xml:space="preserve">git add </w:t>
-      </w:r>
-      <w:proofErr w:type="spellStart"/>
-      <w:r>
-        <w:t>tenfile</w:t>
-      </w:r>
-      <w:proofErr w:type="spellEnd"/>
+        <w:t>git log</w:t>
+      </w:r>
+    </w:p>
+    <w:p>
+      <w:pPr>
+        <w:pStyle w:val="111TieuDe111"/>
+      </w:pPr>
+      <w:bookmarkStart w:id="70" w:name="_Toc229487172"/>
+      <w:bookmarkStart w:id="71" w:name="_Toc229510463"/>
+      <w:r>
+        <w:t>3.3.6</w:t>
+      </w:r>
+      <w:r>
+        <w:t xml:space="preserve"> </w:t>
+      </w:r>
+      <w:proofErr w:type="spellStart"/>
+      <w:r>
+        <w:t>Kết</w:t>
+      </w:r>
+      <w:proofErr w:type="spellEnd"/>
+      <w:r>
+        <w:t xml:space="preserve"> </w:t>
+      </w:r>
+      <w:proofErr w:type="spellStart"/>
+      <w:r>
+        <w:t>nối</w:t>
+      </w:r>
+      <w:proofErr w:type="spellEnd"/>
+      <w:r>
+        <w:t xml:space="preserve"> GitHub repository</w:t>
+      </w:r>
+      <w:bookmarkEnd w:id="70"/>
+      <w:bookmarkEnd w:id="71"/>
     </w:p>
     <w:p>
       <w:pPr>
         <w:pStyle w:val="0NoiDung"/>
       </w:pPr>
-      <w:proofErr w:type="spellStart"/>
-      <w:r>
-        <w:t>Thêm</w:t>
-      </w:r>
-      <w:proofErr w:type="spellEnd"/>
-      <w:r>
-        <w:t xml:space="preserve"> </w:t>
-      </w:r>
-      <w:proofErr w:type="spellStart"/>
-      <w:r>
-        <w:t>tất</w:t>
-      </w:r>
-      <w:proofErr w:type="spellEnd"/>
-      <w:r>
-        <w:t xml:space="preserve"> </w:t>
-      </w:r>
-      <w:proofErr w:type="spellStart"/>
-      <w:r>
-        <w:t>cả</w:t>
-      </w:r>
-      <w:proofErr w:type="spellEnd"/>
-      <w:r>
-        <w:t>:</w:t>
-      </w:r>
-    </w:p>
-    <w:p>
-      <w:pPr>
-        <w:pStyle w:val="0NoiDung"/>
-      </w:pPr>
-      <w:r>
-        <w:t xml:space="preserve">git </w:t>
-      </w:r>
-      <w:proofErr w:type="gramStart"/>
-      <w:r>
-        <w:t>add .</w:t>
-      </w:r>
-      <w:proofErr w:type="gramEnd"/>
+      <w:r>
+        <w:t>git remote add origin &lt;</w:t>
+      </w:r>
+      <w:proofErr w:type="spellStart"/>
+      <w:r>
+        <w:t>url</w:t>
+      </w:r>
+      <w:proofErr w:type="spellEnd"/>
+      <w:r>
+        <w:t>&gt;</w:t>
+      </w:r>
     </w:p>
     <w:p>
       <w:pPr>
         <w:pStyle w:val="111TieuDe111"/>
       </w:pPr>
-      <w:bookmarkStart w:id="67" w:name="_Toc229487170"/>
-      <w:bookmarkStart w:id="68" w:name="_Toc229487236"/>
-      <w:r>
-        <w:t>3.3.4</w:t>
-      </w:r>
-      <w:r>
-        <w:t xml:space="preserve"> Commit code</w:t>
-      </w:r>
-      <w:bookmarkEnd w:id="67"/>
-      <w:bookmarkEnd w:id="68"/>
-    </w:p>
-    <w:p>
-      <w:pPr>
-        <w:pStyle w:val="0NoiDung"/>
-      </w:pPr>
-      <w:r>
-        <w:t>git commit -m "Noi dung commit"</w:t>
-      </w:r>
-    </w:p>
-    <w:p>
-      <w:pPr>
-        <w:pStyle w:val="111TieuDe111"/>
-      </w:pPr>
-      <w:bookmarkStart w:id="69" w:name="_Toc229487171"/>
-      <w:bookmarkStart w:id="70" w:name="_Toc229487237"/>
-      <w:r>
-        <w:t>3.3.</w:t>
-      </w:r>
-      <w:r>
-        <w:t>5</w:t>
-      </w:r>
-      <w:r>
-        <w:t xml:space="preserve"> </w:t>
-      </w:r>
-      <w:r>
-        <w:t xml:space="preserve">Xem </w:t>
-      </w:r>
-      <w:proofErr w:type="spellStart"/>
-      <w:r>
-        <w:t>lịch</w:t>
-      </w:r>
-      <w:proofErr w:type="spellEnd"/>
-      <w:r>
-        <w:t xml:space="preserve"> </w:t>
-      </w:r>
-      <w:proofErr w:type="spellStart"/>
-      <w:r>
-        <w:t>sử</w:t>
-      </w:r>
-      <w:proofErr w:type="spellEnd"/>
-      <w:r>
-        <w:t xml:space="preserve"> commit</w:t>
-      </w:r>
-      <w:bookmarkEnd w:id="69"/>
-      <w:bookmarkEnd w:id="70"/>
-    </w:p>
-    <w:p>
-      <w:pPr>
-        <w:pStyle w:val="0NoiDung"/>
-      </w:pPr>
-      <w:r>
-        <w:t>git log</w:t>
-      </w:r>
-    </w:p>
-    <w:p>
-      <w:pPr>
-        <w:pStyle w:val="111TieuDe111"/>
-      </w:pPr>
-      <w:bookmarkStart w:id="71" w:name="_Toc229487172"/>
-      <w:bookmarkStart w:id="72" w:name="_Toc229487238"/>
-      <w:r>
-        <w:t>3.3.6</w:t>
-      </w:r>
-      <w:r>
-        <w:t xml:space="preserve"> </w:t>
-      </w:r>
-      <w:proofErr w:type="spellStart"/>
-      <w:r>
-        <w:t>Kết</w:t>
-      </w:r>
-      <w:proofErr w:type="spellEnd"/>
-      <w:r>
-        <w:t xml:space="preserve"> </w:t>
-      </w:r>
-      <w:proofErr w:type="spellStart"/>
-      <w:r>
-        <w:t>nối</w:t>
-      </w:r>
-      <w:proofErr w:type="spellEnd"/>
-      <w:r>
-        <w:t xml:space="preserve"> GitHub repository</w:t>
-      </w:r>
-      <w:bookmarkEnd w:id="71"/>
+      <w:bookmarkStart w:id="72" w:name="_Toc229487173"/>
+      <w:bookmarkStart w:id="73" w:name="_Toc229510464"/>
+      <w:r>
+        <w:t>3.3.7</w:t>
+      </w:r>
+      <w:r>
+        <w:t xml:space="preserve"> </w:t>
+      </w:r>
+      <w:proofErr w:type="spellStart"/>
+      <w:r>
+        <w:t>Đẩy</w:t>
+      </w:r>
+      <w:proofErr w:type="spellEnd"/>
+      <w:r>
+        <w:t xml:space="preserve"> code </w:t>
+      </w:r>
+      <w:proofErr w:type="spellStart"/>
+      <w:r>
+        <w:t>lên</w:t>
+      </w:r>
+      <w:proofErr w:type="spellEnd"/>
+      <w:r>
+        <w:t xml:space="preserve"> GitHub</w:t>
+      </w:r>
       <w:bookmarkEnd w:id="72"/>
-    </w:p>
-    <w:p>
-      <w:pPr>
-        <w:pStyle w:val="0NoiDung"/>
-      </w:pPr>
-      <w:r>
-        <w:t>git remote add origin &lt;</w:t>
-      </w:r>
-      <w:proofErr w:type="spellStart"/>
-      <w:r>
-        <w:t>url</w:t>
-      </w:r>
-      <w:proofErr w:type="spellEnd"/>
-      <w:r>
-        <w:t>&gt;</w:t>
-      </w:r>
-    </w:p>
-    <w:p>
-      <w:pPr>
-        <w:pStyle w:val="111TieuDe111"/>
-      </w:pPr>
-      <w:bookmarkStart w:id="73" w:name="_Toc229487173"/>
-      <w:bookmarkStart w:id="74" w:name="_Toc229487239"/>
-      <w:r>
-        <w:t>3.3.7</w:t>
-      </w:r>
-      <w:r>
-        <w:t xml:space="preserve"> </w:t>
-      </w:r>
-      <w:proofErr w:type="spellStart"/>
-      <w:r>
-        <w:t>Đẩy</w:t>
-      </w:r>
-      <w:proofErr w:type="spellEnd"/>
-      <w:r>
-        <w:t xml:space="preserve"> code </w:t>
-      </w:r>
-      <w:proofErr w:type="spellStart"/>
-      <w:r>
-        <w:t>lên</w:t>
-      </w:r>
-      <w:proofErr w:type="spellEnd"/>
-      <w:r>
-        <w:t xml:space="preserve"> GitHub</w:t>
-      </w:r>
       <w:bookmarkEnd w:id="73"/>
-      <w:bookmarkEnd w:id="74"/>
     </w:p>
     <w:p>
       <w:pPr>
@@ -8236,8 +8180,8 @@
       <w:pPr>
         <w:pStyle w:val="111TieuDe111"/>
       </w:pPr>
-      <w:bookmarkStart w:id="75" w:name="_Toc229487174"/>
-      <w:bookmarkStart w:id="76" w:name="_Toc229487240"/>
+      <w:bookmarkStart w:id="74" w:name="_Toc229487174"/>
+      <w:bookmarkStart w:id="75" w:name="_Toc229510465"/>
       <w:r>
         <w:t>3.3.</w:t>
       </w:r>
@@ -8264,8 +8208,8 @@
       <w:r>
         <w:t>nhất</w:t>
       </w:r>
+      <w:bookmarkEnd w:id="74"/>
       <w:bookmarkEnd w:id="75"/>
-      <w:bookmarkEnd w:id="76"/>
       <w:proofErr w:type="spellEnd"/>
     </w:p>
     <w:p>
@@ -8290,8 +8234,8 @@
       <w:pPr>
         <w:pStyle w:val="111TieuDe111"/>
       </w:pPr>
-      <w:bookmarkStart w:id="77" w:name="_Toc229487175"/>
-      <w:bookmarkStart w:id="78" w:name="_Toc229487241"/>
+      <w:bookmarkStart w:id="76" w:name="_Toc229487175"/>
+      <w:bookmarkStart w:id="77" w:name="_Toc229510466"/>
       <w:r>
         <w:t>3.3</w:t>
       </w:r>
@@ -8316,8 +8260,8 @@
       <w:r>
         <w:t>mới</w:t>
       </w:r>
+      <w:bookmarkEnd w:id="76"/>
       <w:bookmarkEnd w:id="77"/>
-      <w:bookmarkEnd w:id="78"/>
       <w:proofErr w:type="spellEnd"/>
     </w:p>
     <w:p>
@@ -8342,8 +8286,8 @@
       <w:pPr>
         <w:pStyle w:val="111TieuDe111"/>
       </w:pPr>
-      <w:bookmarkStart w:id="79" w:name="_Toc229487176"/>
-      <w:bookmarkStart w:id="80" w:name="_Toc229487242"/>
+      <w:bookmarkStart w:id="78" w:name="_Toc229487176"/>
+      <w:bookmarkStart w:id="79" w:name="_Toc229510467"/>
       <w:r>
         <w:t>3.3.11</w:t>
       </w:r>
@@ -8358,8 +8302,8 @@
       <w:r>
         <w:t xml:space="preserve"> branch</w:t>
       </w:r>
+      <w:bookmarkEnd w:id="78"/>
       <w:bookmarkEnd w:id="79"/>
-      <w:bookmarkEnd w:id="80"/>
     </w:p>
     <w:p>
       <w:pPr>
@@ -8404,8 +8348,8 @@
       <w:pPr>
         <w:pStyle w:val="111TieuDe111"/>
       </w:pPr>
-      <w:bookmarkStart w:id="81" w:name="_Toc229487177"/>
-      <w:bookmarkStart w:id="82" w:name="_Toc229487243"/>
+      <w:bookmarkStart w:id="80" w:name="_Toc229487177"/>
+      <w:bookmarkStart w:id="81" w:name="_Toc229510468"/>
       <w:r>
         <w:t>3.3.12</w:t>
       </w:r>
@@ -8420,8 +8364,8 @@
       <w:r>
         <w:t xml:space="preserve"> branch</w:t>
       </w:r>
+      <w:bookmarkEnd w:id="80"/>
       <w:bookmarkEnd w:id="81"/>
-      <w:bookmarkEnd w:id="82"/>
     </w:p>
     <w:p>
       <w:pPr>
@@ -8445,8 +8389,8 @@
       <w:pPr>
         <w:pStyle w:val="111TieuDe111"/>
       </w:pPr>
-      <w:bookmarkStart w:id="83" w:name="_Toc229487178"/>
-      <w:bookmarkStart w:id="84" w:name="_Toc229487244"/>
+      <w:bookmarkStart w:id="82" w:name="_Toc229487178"/>
+      <w:bookmarkStart w:id="83" w:name="_Toc229510469"/>
       <w:r>
         <w:t>3.3.</w:t>
       </w:r>
@@ -8461,52 +8405,52 @@
       <w:r>
         <w:t xml:space="preserve"> branch</w:t>
       </w:r>
+      <w:bookmarkEnd w:id="82"/>
       <w:bookmarkEnd w:id="83"/>
+    </w:p>
+    <w:p>
+      <w:pPr>
+        <w:pStyle w:val="0NoiDung"/>
+      </w:pPr>
+      <w:r>
+        <w:t>git branch -d ten-branch</w:t>
+      </w:r>
+    </w:p>
+    <w:p>
+      <w:pPr>
+        <w:pStyle w:val="11TieuDe11"/>
+      </w:pPr>
+      <w:bookmarkStart w:id="84" w:name="_Toc229487179"/>
+      <w:bookmarkStart w:id="85" w:name="_Toc229510470"/>
+      <w:r>
+        <w:t xml:space="preserve">3.4 </w:t>
+      </w:r>
+      <w:proofErr w:type="spellStart"/>
+      <w:r>
+        <w:t>Ưu</w:t>
+      </w:r>
+      <w:proofErr w:type="spellEnd"/>
+      <w:r>
+        <w:t xml:space="preserve"> </w:t>
+      </w:r>
+      <w:proofErr w:type="spellStart"/>
+      <w:r>
+        <w:t>điểm</w:t>
+      </w:r>
+      <w:proofErr w:type="spellEnd"/>
+      <w:r>
+        <w:t xml:space="preserve"> </w:t>
+      </w:r>
+      <w:proofErr w:type="spellStart"/>
+      <w:r>
+        <w:t>của</w:t>
+      </w:r>
+      <w:proofErr w:type="spellEnd"/>
+      <w:r>
+        <w:t xml:space="preserve"> Git</w:t>
+      </w:r>
       <w:bookmarkEnd w:id="84"/>
-    </w:p>
-    <w:p>
-      <w:pPr>
-        <w:pStyle w:val="0NoiDung"/>
-      </w:pPr>
-      <w:r>
-        <w:t>git branch -d ten-branch</w:t>
-      </w:r>
-    </w:p>
-    <w:p>
-      <w:pPr>
-        <w:pStyle w:val="11TieuDe11"/>
-      </w:pPr>
-      <w:bookmarkStart w:id="85" w:name="_Toc229487179"/>
-      <w:bookmarkStart w:id="86" w:name="_Toc229487245"/>
-      <w:r>
-        <w:t xml:space="preserve">3.4 </w:t>
-      </w:r>
-      <w:proofErr w:type="spellStart"/>
-      <w:r>
-        <w:t>Ưu</w:t>
-      </w:r>
-      <w:proofErr w:type="spellEnd"/>
-      <w:r>
-        <w:t xml:space="preserve"> </w:t>
-      </w:r>
-      <w:proofErr w:type="spellStart"/>
-      <w:r>
-        <w:t>điểm</w:t>
-      </w:r>
-      <w:proofErr w:type="spellEnd"/>
-      <w:r>
-        <w:t xml:space="preserve"> </w:t>
-      </w:r>
-      <w:proofErr w:type="spellStart"/>
-      <w:r>
-        <w:t>của</w:t>
-      </w:r>
-      <w:proofErr w:type="spellEnd"/>
-      <w:r>
-        <w:t xml:space="preserve"> Git</w:t>
-      </w:r>
       <w:bookmarkEnd w:id="85"/>
-      <w:bookmarkEnd w:id="86"/>
     </w:p>
     <w:p>
       <w:pPr>
@@ -8702,8 +8646,8 @@
       <w:pPr>
         <w:pStyle w:val="11TieuDe11"/>
       </w:pPr>
-      <w:bookmarkStart w:id="87" w:name="_Toc229487180"/>
-      <w:bookmarkStart w:id="88" w:name="_Toc229487246"/>
+      <w:bookmarkStart w:id="86" w:name="_Toc229487180"/>
+      <w:bookmarkStart w:id="87" w:name="_Toc229510471"/>
       <w:r>
         <w:t xml:space="preserve">3.5 </w:t>
       </w:r>
@@ -8731,8 +8675,8 @@
       <w:r>
         <w:t xml:space="preserve"> Git</w:t>
       </w:r>
+      <w:bookmarkEnd w:id="86"/>
       <w:bookmarkEnd w:id="87"/>
-      <w:bookmarkEnd w:id="88"/>
     </w:p>
     <w:p>
       <w:pPr>
@@ -8873,8 +8817,8 @@
       </w:pPr>
     </w:p>
     <w:sectPr>
-      <w:headerReference w:type="default" r:id="rId11"/>
-      <w:footerReference w:type="default" r:id="rId12"/>
+      <w:headerReference w:type="default" r:id="rId10"/>
+      <w:footerReference w:type="default" r:id="rId11"/>
       <w:pgSz w:w="12240" w:h="15840"/>
       <w:pgMar w:top="1440" w:right="1440" w:bottom="1440" w:left="1440" w:header="720" w:footer="720" w:gutter="0"/>
       <w:cols w:space="720"/>
@@ -9002,6 +8946,9 @@
   <w:p>
     <w:pPr>
       <w:pStyle w:val="Header"/>
+      <w:pBdr>
+        <w:bottom w:val="single" w:sz="4" w:space="1" w:color="auto"/>
+      </w:pBdr>
     </w:pPr>
     <w:proofErr w:type="spellStart"/>
     <w:r>
@@ -12171,6 +12118,7 @@
     <w:lsdException w:name="HTML Sample" w:semiHidden="1" w:unhideWhenUsed="1"/>
     <w:lsdException w:name="HTML Typewriter" w:semiHidden="1" w:unhideWhenUsed="1"/>
     <w:lsdException w:name="HTML Variable" w:semiHidden="1" w:unhideWhenUsed="1"/>
+    <w:lsdException w:name="Normal Table" w:semiHidden="1" w:unhideWhenUsed="1"/>
     <w:lsdException w:name="annotation subject" w:semiHidden="1" w:unhideWhenUsed="1"/>
     <w:lsdException w:name="No List" w:semiHidden="1" w:unhideWhenUsed="1"/>
     <w:lsdException w:name="Outline List 1" w:semiHidden="1" w:unhideWhenUsed="1"/>
@@ -12213,8 +12161,11 @@
     <w:lsdException w:name="Table Contemporary" w:semiHidden="1" w:unhideWhenUsed="1"/>
     <w:lsdException w:name="Table Elegant" w:semiHidden="1" w:unhideWhenUsed="1"/>
     <w:lsdException w:name="Table Professional" w:semiHidden="1" w:unhideWhenUsed="1"/>
+    <w:lsdException w:name="Table Subtle 1" w:semiHidden="1" w:unhideWhenUsed="1"/>
     <w:lsdException w:name="Table Subtle 2" w:semiHidden="1" w:unhideWhenUsed="1"/>
     <w:lsdException w:name="Table Web 1" w:semiHidden="1" w:unhideWhenUsed="1"/>
+    <w:lsdException w:name="Table Web 2" w:semiHidden="1" w:unhideWhenUsed="1"/>
+    <w:lsdException w:name="Table Web 3" w:semiHidden="1" w:unhideWhenUsed="1"/>
     <w:lsdException w:name="Balloon Text" w:semiHidden="1" w:unhideWhenUsed="1"/>
     <w:lsdException w:name="Table Grid" w:uiPriority="39"/>
     <w:lsdException w:name="Table Theme" w:semiHidden="1" w:unhideWhenUsed="1"/>
@@ -12851,6 +12802,25 @@
     <w:uiPriority w:val="99"/>
     <w:rsid w:val="00100F22"/>
   </w:style>
+  <w:style w:type="paragraph" w:styleId="Caption">
+    <w:name w:val="caption"/>
+    <w:basedOn w:val="Normal"/>
+    <w:next w:val="Normal"/>
+    <w:uiPriority w:val="35"/>
+    <w:unhideWhenUsed/>
+    <w:qFormat/>
+    <w:rsid w:val="005E4FB6"/>
+    <w:pPr>
+      <w:spacing w:after="200" w:line="240" w:lineRule="auto"/>
+    </w:pPr>
+    <w:rPr>
+      <w:i/>
+      <w:iCs/>
+      <w:color w:val="44546A" w:themeColor="text2"/>
+      <w:sz w:val="18"/>
+      <w:szCs w:val="18"/>
+    </w:rPr>
+  </w:style>
 </w:styles>
 </file>
 
